--- a/06-学生侧材料/讲义/2-结构化学/结构表征与波谱桥-超级充实版（自学完整）.docx
+++ b/06-学生侧材料/讲义/2-结构化学/结构表征与波谱桥-超级充实版（自学完整）.docx
@@ -22314,11 +22314,22 @@
     </w:p>
     <w:p>
       <w:pPr>
-        <w:numPr>
-          <w:ilvl w:val="0"/>
-          <w:numId w:val="1016"/>
-        </w:numPr>
+        <w:pStyle w:val="FirstParagraph"/>
       </w:pPr>
+      <w:r>
+        <w:rPr>
+          <w:rFonts w:ascii="Times New Roman" w:hAnsi="Times New Roman" w:eastAsia="Times New Roman" w:cs="Times New Roman"/>
+          <w:b/>
+          <w:bCs/>
+        </w:rPr>
+        <w:t xml:space="preserve">1.</w:t>
+      </w:r>
+      <w:r>
+        <w:rPr>
+          <w:rFonts w:ascii="Times New Roman" w:hAnsi="Times New Roman" w:eastAsia="Times New Roman" w:cs="Times New Roman"/>
+        </w:rPr>
+        <w:t xml:space="preserve"> </w:t>
+      </w:r>
       <w:r>
         <w:rPr>
           <w:rFonts w:hint="eastAsia" w:ascii="Times New Roman" w:hAnsi="Times New Roman" w:eastAsia="FangSong" w:cs="Times New Roman"/>
@@ -22334,11 +22345,22 @@
     </w:p>
     <w:p>
       <w:pPr>
-        <w:numPr>
-          <w:ilvl w:val="0"/>
-          <w:numId w:val="1016"/>
-        </w:numPr>
+        <w:pStyle w:val="BodyText"/>
       </w:pPr>
+      <w:r>
+        <w:rPr>
+          <w:rFonts w:ascii="Times New Roman" w:hAnsi="Times New Roman" w:eastAsia="Times New Roman" w:cs="Times New Roman"/>
+          <w:b/>
+          <w:bCs/>
+        </w:rPr>
+        <w:t xml:space="preserve">2.</w:t>
+      </w:r>
+      <w:r>
+        <w:rPr>
+          <w:rFonts w:ascii="Times New Roman" w:hAnsi="Times New Roman" w:eastAsia="Times New Roman" w:cs="Times New Roman"/>
+        </w:rPr>
+        <w:t xml:space="preserve"> </w:t>
+      </w:r>
       <w:r>
         <w:rPr>
           <w:rFonts w:hint="eastAsia" w:ascii="Times New Roman" w:hAnsi="Times New Roman" w:eastAsia="FangSong" w:cs="Times New Roman"/>
@@ -22366,11 +22388,22 @@
     </w:p>
     <w:p>
       <w:pPr>
-        <w:numPr>
-          <w:ilvl w:val="0"/>
-          <w:numId w:val="1016"/>
-        </w:numPr>
+        <w:pStyle w:val="BodyText"/>
       </w:pPr>
+      <w:r>
+        <w:rPr>
+          <w:rFonts w:ascii="Times New Roman" w:hAnsi="Times New Roman" w:eastAsia="Times New Roman" w:cs="Times New Roman"/>
+          <w:b/>
+          <w:bCs/>
+        </w:rPr>
+        <w:t xml:space="preserve">3.</w:t>
+      </w:r>
+      <w:r>
+        <w:rPr>
+          <w:rFonts w:ascii="Times New Roman" w:hAnsi="Times New Roman" w:eastAsia="Times New Roman" w:cs="Times New Roman"/>
+        </w:rPr>
+        <w:t xml:space="preserve"> </w:t>
+      </w:r>
       <w:r>
         <w:rPr>
           <w:rFonts w:hint="eastAsia" w:ascii="Times New Roman" w:hAnsi="Times New Roman" w:eastAsia="FangSong" w:cs="Times New Roman"/>
@@ -22398,11 +22431,22 @@
     </w:p>
     <w:p>
       <w:pPr>
-        <w:numPr>
-          <w:ilvl w:val="0"/>
-          <w:numId w:val="1016"/>
-        </w:numPr>
+        <w:pStyle w:val="BodyText"/>
       </w:pPr>
+      <w:r>
+        <w:rPr>
+          <w:rFonts w:ascii="Times New Roman" w:hAnsi="Times New Roman" w:eastAsia="Times New Roman" w:cs="Times New Roman"/>
+          <w:b/>
+          <w:bCs/>
+        </w:rPr>
+        <w:t xml:space="preserve">4.</w:t>
+      </w:r>
+      <w:r>
+        <w:rPr>
+          <w:rFonts w:ascii="Times New Roman" w:hAnsi="Times New Roman" w:eastAsia="Times New Roman" w:cs="Times New Roman"/>
+        </w:rPr>
+        <w:t xml:space="preserve"> </w:t>
+      </w:r>
       <w:r>
         <w:rPr>
           <w:rFonts w:hint="eastAsia" w:ascii="Times New Roman" w:hAnsi="Times New Roman" w:eastAsia="FangSong" w:cs="Times New Roman"/>
@@ -22562,11 +22606,22 @@
     </w:p>
     <w:p>
       <w:pPr>
-        <w:numPr>
-          <w:ilvl w:val="0"/>
-          <w:numId w:val="1016"/>
-        </w:numPr>
+        <w:pStyle w:val="BodyText"/>
       </w:pPr>
+      <w:r>
+        <w:rPr>
+          <w:rFonts w:ascii="Times New Roman" w:hAnsi="Times New Roman" w:eastAsia="Times New Roman" w:cs="Times New Roman"/>
+          <w:b/>
+          <w:bCs/>
+        </w:rPr>
+        <w:t xml:space="preserve">5.</w:t>
+      </w:r>
+      <w:r>
+        <w:rPr>
+          <w:rFonts w:ascii="Times New Roman" w:hAnsi="Times New Roman" w:eastAsia="Times New Roman" w:cs="Times New Roman"/>
+        </w:rPr>
+        <w:t xml:space="preserve"> </w:t>
+      </w:r>
       <w:r>
         <w:rPr>
           <w:rFonts w:hint="eastAsia" w:ascii="Times New Roman" w:hAnsi="Times New Roman" w:eastAsia="FangSong" w:cs="Times New Roman"/>
@@ -22706,11 +22761,22 @@
     </w:p>
     <w:p>
       <w:pPr>
-        <w:numPr>
-          <w:ilvl w:val="0"/>
-          <w:numId w:val="1016"/>
-        </w:numPr>
+        <w:pStyle w:val="BodyText"/>
       </w:pPr>
+      <w:r>
+        <w:rPr>
+          <w:rFonts w:ascii="Times New Roman" w:hAnsi="Times New Roman" w:eastAsia="Times New Roman" w:cs="Times New Roman"/>
+          <w:b/>
+          <w:bCs/>
+        </w:rPr>
+        <w:t xml:space="preserve">6.</w:t>
+      </w:r>
+      <w:r>
+        <w:rPr>
+          <w:rFonts w:ascii="Times New Roman" w:hAnsi="Times New Roman" w:eastAsia="Times New Roman" w:cs="Times New Roman"/>
+        </w:rPr>
+        <w:t xml:space="preserve"> </w:t>
+      </w:r>
       <w:r>
         <w:rPr>
           <w:rFonts w:hint="eastAsia" w:ascii="Times New Roman" w:hAnsi="Times New Roman" w:eastAsia="FangSong" w:cs="Times New Roman"/>
@@ -22808,11 +22874,22 @@
     </w:p>
     <w:p>
       <w:pPr>
-        <w:numPr>
-          <w:ilvl w:val="0"/>
-          <w:numId w:val="1016"/>
-        </w:numPr>
+        <w:pStyle w:val="BodyText"/>
       </w:pPr>
+      <w:r>
+        <w:rPr>
+          <w:rFonts w:ascii="Times New Roman" w:hAnsi="Times New Roman" w:eastAsia="Times New Roman" w:cs="Times New Roman"/>
+          <w:b/>
+          <w:bCs/>
+        </w:rPr>
+        <w:t xml:space="preserve">7.</w:t>
+      </w:r>
+      <w:r>
+        <w:rPr>
+          <w:rFonts w:ascii="Times New Roman" w:hAnsi="Times New Roman" w:eastAsia="Times New Roman" w:cs="Times New Roman"/>
+        </w:rPr>
+        <w:t xml:space="preserve"> </w:t>
+      </w:r>
       <w:r>
         <w:rPr>
           <w:rFonts w:hint="eastAsia" w:ascii="Times New Roman" w:hAnsi="Times New Roman" w:eastAsia="FangSong" w:cs="Times New Roman"/>
@@ -22852,11 +22929,22 @@
     </w:p>
     <w:p>
       <w:pPr>
-        <w:numPr>
-          <w:ilvl w:val="0"/>
-          <w:numId w:val="1016"/>
-        </w:numPr>
+        <w:pStyle w:val="BodyText"/>
       </w:pPr>
+      <w:r>
+        <w:rPr>
+          <w:rFonts w:ascii="Times New Roman" w:hAnsi="Times New Roman" w:eastAsia="Times New Roman" w:cs="Times New Roman"/>
+          <w:b/>
+          <w:bCs/>
+        </w:rPr>
+        <w:t xml:space="preserve">8.</w:t>
+      </w:r>
+      <w:r>
+        <w:rPr>
+          <w:rFonts w:ascii="Times New Roman" w:hAnsi="Times New Roman" w:eastAsia="Times New Roman" w:cs="Times New Roman"/>
+        </w:rPr>
+        <w:t xml:space="preserve"> </w:t>
+      </w:r>
       <w:r>
         <w:rPr>
           <w:rFonts w:hint="eastAsia" w:ascii="Times New Roman" w:hAnsi="Times New Roman" w:eastAsia="FangSong" w:cs="Times New Roman"/>
@@ -22957,11 +23045,22 @@
     </w:p>
     <w:p>
       <w:pPr>
-        <w:numPr>
-          <w:ilvl w:val="0"/>
-          <w:numId w:val="1016"/>
-        </w:numPr>
+        <w:pStyle w:val="BodyText"/>
       </w:pPr>
+      <w:r>
+        <w:rPr>
+          <w:rFonts w:ascii="Times New Roman" w:hAnsi="Times New Roman" w:eastAsia="Times New Roman" w:cs="Times New Roman"/>
+          <w:b/>
+          <w:bCs/>
+        </w:rPr>
+        <w:t xml:space="preserve">9.</w:t>
+      </w:r>
+      <w:r>
+        <w:rPr>
+          <w:rFonts w:ascii="Times New Roman" w:hAnsi="Times New Roman" w:eastAsia="Times New Roman" w:cs="Times New Roman"/>
+        </w:rPr>
+        <w:t xml:space="preserve"> </w:t>
+      </w:r>
       <w:r>
         <w:rPr>
           <w:rFonts w:hint="eastAsia" w:ascii="Times New Roman" w:hAnsi="Times New Roman" w:eastAsia="FangSong" w:cs="Times New Roman"/>
@@ -22989,11 +23088,22 @@
     </w:p>
     <w:p>
       <w:pPr>
-        <w:numPr>
-          <w:ilvl w:val="0"/>
-          <w:numId w:val="1016"/>
-        </w:numPr>
+        <w:pStyle w:val="BodyText"/>
       </w:pPr>
+      <w:r>
+        <w:rPr>
+          <w:rFonts w:ascii="Times New Roman" w:hAnsi="Times New Roman" w:eastAsia="Times New Roman" w:cs="Times New Roman"/>
+          <w:b/>
+          <w:bCs/>
+        </w:rPr>
+        <w:t xml:space="preserve">10.</w:t>
+      </w:r>
+      <w:r>
+        <w:rPr>
+          <w:rFonts w:ascii="Times New Roman" w:hAnsi="Times New Roman" w:eastAsia="Times New Roman" w:cs="Times New Roman"/>
+        </w:rPr>
+        <w:t xml:space="preserve"> </w:t>
+      </w:r>
       <w:r>
         <w:rPr>
           <w:rFonts w:hint="eastAsia" w:ascii="Times New Roman" w:hAnsi="Times New Roman" w:eastAsia="FangSong" w:cs="Times New Roman"/>
@@ -23089,11 +23199,22 @@
     </w:p>
     <w:p>
       <w:pPr>
-        <w:numPr>
-          <w:ilvl w:val="0"/>
-          <w:numId w:val="1017"/>
-        </w:numPr>
+        <w:pStyle w:val="FirstParagraph"/>
       </w:pPr>
+      <w:r>
+        <w:rPr>
+          <w:rFonts w:ascii="Times New Roman" w:hAnsi="Times New Roman" w:eastAsia="Times New Roman" w:cs="Times New Roman"/>
+          <w:b/>
+          <w:bCs/>
+        </w:rPr>
+        <w:t xml:space="preserve">11.</w:t>
+      </w:r>
+      <w:r>
+        <w:rPr>
+          <w:rFonts w:ascii="Times New Roman" w:hAnsi="Times New Roman" w:eastAsia="Times New Roman" w:cs="Times New Roman"/>
+        </w:rPr>
+        <w:t xml:space="preserve"> </w:t>
+      </w:r>
       <w:r>
         <w:rPr>
           <w:rFonts w:hint="eastAsia" w:ascii="Times New Roman" w:hAnsi="Times New Roman" w:eastAsia="FangSong" w:cs="Times New Roman"/>
@@ -23221,11 +23342,22 @@
     </w:p>
     <w:p>
       <w:pPr>
-        <w:numPr>
-          <w:ilvl w:val="0"/>
-          <w:numId w:val="1017"/>
-        </w:numPr>
+        <w:pStyle w:val="BodyText"/>
       </w:pPr>
+      <w:r>
+        <w:rPr>
+          <w:rFonts w:ascii="Times New Roman" w:hAnsi="Times New Roman" w:eastAsia="Times New Roman" w:cs="Times New Roman"/>
+          <w:b/>
+          <w:bCs/>
+        </w:rPr>
+        <w:t xml:space="preserve">12.</w:t>
+      </w:r>
+      <w:r>
+        <w:rPr>
+          <w:rFonts w:ascii="Times New Roman" w:hAnsi="Times New Roman" w:eastAsia="Times New Roman" w:cs="Times New Roman"/>
+        </w:rPr>
+        <w:t xml:space="preserve"> </w:t>
+      </w:r>
       <w:r>
         <w:rPr>
           <w:rFonts w:hint="eastAsia" w:ascii="Times New Roman" w:hAnsi="Times New Roman" w:eastAsia="FangSong" w:cs="Times New Roman"/>
@@ -23297,11 +23429,22 @@
     </w:p>
     <w:p>
       <w:pPr>
-        <w:numPr>
-          <w:ilvl w:val="0"/>
-          <w:numId w:val="1017"/>
-        </w:numPr>
+        <w:pStyle w:val="BodyText"/>
       </w:pPr>
+      <w:r>
+        <w:rPr>
+          <w:rFonts w:ascii="Times New Roman" w:hAnsi="Times New Roman" w:eastAsia="Times New Roman" w:cs="Times New Roman"/>
+          <w:b/>
+          <w:bCs/>
+        </w:rPr>
+        <w:t xml:space="preserve">13.</w:t>
+      </w:r>
+      <w:r>
+        <w:rPr>
+          <w:rFonts w:ascii="Times New Roman" w:hAnsi="Times New Roman" w:eastAsia="Times New Roman" w:cs="Times New Roman"/>
+        </w:rPr>
+        <w:t xml:space="preserve"> </w:t>
+      </w:r>
       <w:r>
         <w:rPr>
           <w:rFonts w:hint="eastAsia" w:ascii="Times New Roman" w:hAnsi="Times New Roman" w:eastAsia="FangSong" w:cs="Times New Roman"/>
@@ -23442,11 +23585,22 @@
     </w:p>
     <w:p>
       <w:pPr>
-        <w:numPr>
-          <w:ilvl w:val="0"/>
-          <w:numId w:val="1017"/>
-        </w:numPr>
+        <w:pStyle w:val="BodyText"/>
       </w:pPr>
+      <w:r>
+        <w:rPr>
+          <w:rFonts w:ascii="Times New Roman" w:hAnsi="Times New Roman" w:eastAsia="Times New Roman" w:cs="Times New Roman"/>
+          <w:b/>
+          <w:bCs/>
+        </w:rPr>
+        <w:t xml:space="preserve">14.</w:t>
+      </w:r>
+      <w:r>
+        <w:rPr>
+          <w:rFonts w:ascii="Times New Roman" w:hAnsi="Times New Roman" w:eastAsia="Times New Roman" w:cs="Times New Roman"/>
+        </w:rPr>
+        <w:t xml:space="preserve"> </w:t>
+      </w:r>
       <w:r>
         <w:rPr>
           <w:rFonts w:hint="eastAsia" w:ascii="Times New Roman" w:hAnsi="Times New Roman" w:eastAsia="FangSong" w:cs="Times New Roman"/>
@@ -23542,11 +23696,22 @@
     </w:p>
     <w:p>
       <w:pPr>
-        <w:numPr>
-          <w:ilvl w:val="0"/>
-          <w:numId w:val="1017"/>
-        </w:numPr>
+        <w:pStyle w:val="BodyText"/>
       </w:pPr>
+      <w:r>
+        <w:rPr>
+          <w:rFonts w:ascii="Times New Roman" w:hAnsi="Times New Roman" w:eastAsia="Times New Roman" w:cs="Times New Roman"/>
+          <w:b/>
+          <w:bCs/>
+        </w:rPr>
+        <w:t xml:space="preserve">15.</w:t>
+      </w:r>
+      <w:r>
+        <w:rPr>
+          <w:rFonts w:ascii="Times New Roman" w:hAnsi="Times New Roman" w:eastAsia="Times New Roman" w:cs="Times New Roman"/>
+        </w:rPr>
+        <w:t xml:space="preserve"> </w:t>
+      </w:r>
       <w:r>
         <w:rPr>
           <w:rFonts w:hint="eastAsia" w:ascii="Times New Roman" w:hAnsi="Times New Roman" w:eastAsia="FangSong" w:cs="Times New Roman"/>
@@ -23681,11 +23846,22 @@
     </w:p>
     <w:p>
       <w:pPr>
-        <w:numPr>
-          <w:ilvl w:val="0"/>
-          <w:numId w:val="1017"/>
-        </w:numPr>
+        <w:pStyle w:val="BodyText"/>
       </w:pPr>
+      <w:r>
+        <w:rPr>
+          <w:rFonts w:ascii="Times New Roman" w:hAnsi="Times New Roman" w:eastAsia="Times New Roman" w:cs="Times New Roman"/>
+          <w:b/>
+          <w:bCs/>
+        </w:rPr>
+        <w:t xml:space="preserve">16.</w:t>
+      </w:r>
+      <w:r>
+        <w:rPr>
+          <w:rFonts w:ascii="Times New Roman" w:hAnsi="Times New Roman" w:eastAsia="Times New Roman" w:cs="Times New Roman"/>
+        </w:rPr>
+        <w:t xml:space="preserve"> </w:t>
+      </w:r>
       <w:r>
         <w:rPr>
           <w:rFonts w:hint="eastAsia" w:ascii="Times New Roman" w:hAnsi="Times New Roman" w:eastAsia="FangSong" w:cs="Times New Roman"/>
@@ -23773,11 +23949,22 @@
     </w:p>
     <w:p>
       <w:pPr>
-        <w:numPr>
-          <w:ilvl w:val="0"/>
-          <w:numId w:val="1017"/>
-        </w:numPr>
+        <w:pStyle w:val="BodyText"/>
       </w:pPr>
+      <w:r>
+        <w:rPr>
+          <w:rFonts w:ascii="Times New Roman" w:hAnsi="Times New Roman" w:eastAsia="Times New Roman" w:cs="Times New Roman"/>
+          <w:b/>
+          <w:bCs/>
+        </w:rPr>
+        <w:t xml:space="preserve">17.</w:t>
+      </w:r>
+      <w:r>
+        <w:rPr>
+          <w:rFonts w:ascii="Times New Roman" w:hAnsi="Times New Roman" w:eastAsia="Times New Roman" w:cs="Times New Roman"/>
+        </w:rPr>
+        <w:t xml:space="preserve"> </w:t>
+      </w:r>
       <w:r>
         <w:rPr>
           <w:rFonts w:hint="eastAsia" w:ascii="Times New Roman" w:hAnsi="Times New Roman" w:eastAsia="FangSong" w:cs="Times New Roman"/>
@@ -24123,11 +24310,22 @@
     </w:p>
     <w:p>
       <w:pPr>
-        <w:numPr>
-          <w:ilvl w:val="0"/>
-          <w:numId w:val="1017"/>
-        </w:numPr>
+        <w:pStyle w:val="BodyText"/>
       </w:pPr>
+      <w:r>
+        <w:rPr>
+          <w:rFonts w:ascii="Times New Roman" w:hAnsi="Times New Roman" w:eastAsia="Times New Roman" w:cs="Times New Roman"/>
+          <w:b/>
+          <w:bCs/>
+        </w:rPr>
+        <w:t xml:space="preserve">18.</w:t>
+      </w:r>
+      <w:r>
+        <w:rPr>
+          <w:rFonts w:ascii="Times New Roman" w:hAnsi="Times New Roman" w:eastAsia="Times New Roman" w:cs="Times New Roman"/>
+        </w:rPr>
+        <w:t xml:space="preserve"> </w:t>
+      </w:r>
       <w:r>
         <w:rPr>
           <w:rFonts w:hint="eastAsia" w:ascii="Times New Roman" w:hAnsi="Times New Roman" w:eastAsia="FangSong" w:cs="Times New Roman"/>
@@ -24215,11 +24413,22 @@
     </w:p>
     <w:p>
       <w:pPr>
-        <w:numPr>
-          <w:ilvl w:val="0"/>
-          <w:numId w:val="1017"/>
-        </w:numPr>
+        <w:pStyle w:val="BodyText"/>
       </w:pPr>
+      <w:r>
+        <w:rPr>
+          <w:rFonts w:ascii="Times New Roman" w:hAnsi="Times New Roman" w:eastAsia="Times New Roman" w:cs="Times New Roman"/>
+          <w:b/>
+          <w:bCs/>
+        </w:rPr>
+        <w:t xml:space="preserve">19.</w:t>
+      </w:r>
+      <w:r>
+        <w:rPr>
+          <w:rFonts w:ascii="Times New Roman" w:hAnsi="Times New Roman" w:eastAsia="Times New Roman" w:cs="Times New Roman"/>
+        </w:rPr>
+        <w:t xml:space="preserve"> </w:t>
+      </w:r>
       <w:r>
         <w:rPr>
           <w:rFonts w:hint="eastAsia" w:ascii="Times New Roman" w:hAnsi="Times New Roman" w:eastAsia="FangSong" w:cs="Times New Roman"/>
@@ -24443,11 +24652,22 @@
     </w:p>
     <w:p>
       <w:pPr>
-        <w:numPr>
-          <w:ilvl w:val="0"/>
-          <w:numId w:val="1018"/>
-        </w:numPr>
+        <w:pStyle w:val="FirstParagraph"/>
       </w:pPr>
+      <w:r>
+        <w:rPr>
+          <w:rFonts w:ascii="Times New Roman" w:hAnsi="Times New Roman" w:eastAsia="Times New Roman" w:cs="Times New Roman"/>
+          <w:b/>
+          <w:bCs/>
+        </w:rPr>
+        <w:t xml:space="preserve">20.</w:t>
+      </w:r>
+      <w:r>
+        <w:rPr>
+          <w:rFonts w:ascii="Times New Roman" w:hAnsi="Times New Roman" w:eastAsia="Times New Roman" w:cs="Times New Roman"/>
+        </w:rPr>
+        <w:t xml:space="preserve"> </w:t>
+      </w:r>
       <w:r>
         <w:rPr>
           <w:rFonts w:hint="eastAsia" w:ascii="Times New Roman" w:hAnsi="Times New Roman" w:eastAsia="FangSong" w:cs="Times New Roman"/>
@@ -24532,11 +24752,22 @@
     </w:p>
     <w:p>
       <w:pPr>
-        <w:numPr>
-          <w:ilvl w:val="0"/>
-          <w:numId w:val="1018"/>
-        </w:numPr>
+        <w:pStyle w:val="BodyText"/>
       </w:pPr>
+      <w:r>
+        <w:rPr>
+          <w:rFonts w:ascii="Times New Roman" w:hAnsi="Times New Roman" w:eastAsia="Times New Roman" w:cs="Times New Roman"/>
+          <w:b/>
+          <w:bCs/>
+        </w:rPr>
+        <w:t xml:space="preserve">21.</w:t>
+      </w:r>
+      <w:r>
+        <w:rPr>
+          <w:rFonts w:ascii="Times New Roman" w:hAnsi="Times New Roman" w:eastAsia="Times New Roman" w:cs="Times New Roman"/>
+        </w:rPr>
+        <w:t xml:space="preserve"> </w:t>
+      </w:r>
       <w:r>
         <w:rPr>
           <w:rFonts w:hint="eastAsia" w:ascii="Times New Roman" w:hAnsi="Times New Roman" w:eastAsia="FangSong" w:cs="Times New Roman"/>
@@ -24744,11 +24975,22 @@
     </w:p>
     <w:p>
       <w:pPr>
-        <w:numPr>
-          <w:ilvl w:val="0"/>
-          <w:numId w:val="1018"/>
-        </w:numPr>
+        <w:pStyle w:val="BodyText"/>
       </w:pPr>
+      <w:r>
+        <w:rPr>
+          <w:rFonts w:ascii="Times New Roman" w:hAnsi="Times New Roman" w:eastAsia="Times New Roman" w:cs="Times New Roman"/>
+          <w:b/>
+          <w:bCs/>
+        </w:rPr>
+        <w:t xml:space="preserve">22.</w:t>
+      </w:r>
+      <w:r>
+        <w:rPr>
+          <w:rFonts w:ascii="Times New Roman" w:hAnsi="Times New Roman" w:eastAsia="Times New Roman" w:cs="Times New Roman"/>
+        </w:rPr>
+        <w:t xml:space="preserve"> </w:t>
+      </w:r>
       <w:r>
         <w:rPr>
           <w:rFonts w:hint="eastAsia" w:ascii="Times New Roman" w:hAnsi="Times New Roman" w:eastAsia="FangSong" w:cs="Times New Roman"/>
@@ -24862,11 +25104,22 @@
     </w:p>
     <w:p>
       <w:pPr>
-        <w:numPr>
-          <w:ilvl w:val="0"/>
-          <w:numId w:val="1018"/>
-        </w:numPr>
+        <w:pStyle w:val="BodyText"/>
       </w:pPr>
+      <w:r>
+        <w:rPr>
+          <w:rFonts w:ascii="Times New Roman" w:hAnsi="Times New Roman" w:eastAsia="Times New Roman" w:cs="Times New Roman"/>
+          <w:b/>
+          <w:bCs/>
+        </w:rPr>
+        <w:t xml:space="preserve">23.</w:t>
+      </w:r>
+      <w:r>
+        <w:rPr>
+          <w:rFonts w:ascii="Times New Roman" w:hAnsi="Times New Roman" w:eastAsia="Times New Roman" w:cs="Times New Roman"/>
+        </w:rPr>
+        <w:t xml:space="preserve"> </w:t>
+      </w:r>
       <w:r>
         <w:rPr>
           <w:rFonts w:hint="eastAsia" w:ascii="Times New Roman" w:hAnsi="Times New Roman" w:eastAsia="FangSong" w:cs="Times New Roman"/>
@@ -25028,11 +25281,22 @@
     </w:p>
     <w:p>
       <w:pPr>
-        <w:numPr>
-          <w:ilvl w:val="0"/>
-          <w:numId w:val="1018"/>
-        </w:numPr>
+        <w:pStyle w:val="BodyText"/>
       </w:pPr>
+      <w:r>
+        <w:rPr>
+          <w:rFonts w:ascii="Times New Roman" w:hAnsi="Times New Roman" w:eastAsia="Times New Roman" w:cs="Times New Roman"/>
+          <w:b/>
+          <w:bCs/>
+        </w:rPr>
+        <w:t xml:space="preserve">24.</w:t>
+      </w:r>
+      <w:r>
+        <w:rPr>
+          <w:rFonts w:ascii="Times New Roman" w:hAnsi="Times New Roman" w:eastAsia="Times New Roman" w:cs="Times New Roman"/>
+        </w:rPr>
+        <w:t xml:space="preserve"> </w:t>
+      </w:r>
       <w:r>
         <w:rPr>
           <w:rFonts w:hint="eastAsia" w:ascii="Times New Roman" w:hAnsi="Times New Roman" w:eastAsia="FangSong" w:cs="Times New Roman"/>
@@ -25144,11 +25408,22 @@
     </w:p>
     <w:p>
       <w:pPr>
-        <w:numPr>
-          <w:ilvl w:val="0"/>
-          <w:numId w:val="1018"/>
-        </w:numPr>
+        <w:pStyle w:val="BodyText"/>
       </w:pPr>
+      <w:r>
+        <w:rPr>
+          <w:rFonts w:ascii="Times New Roman" w:hAnsi="Times New Roman" w:eastAsia="Times New Roman" w:cs="Times New Roman"/>
+          <w:b/>
+          <w:bCs/>
+        </w:rPr>
+        <w:t xml:space="preserve">25.</w:t>
+      </w:r>
+      <w:r>
+        <w:rPr>
+          <w:rFonts w:ascii="Times New Roman" w:hAnsi="Times New Roman" w:eastAsia="Times New Roman" w:cs="Times New Roman"/>
+        </w:rPr>
+        <w:t xml:space="preserve"> </w:t>
+      </w:r>
       <w:r>
         <w:rPr>
           <w:rFonts w:hint="eastAsia" w:ascii="Times New Roman" w:hAnsi="Times New Roman" w:eastAsia="FangSong" w:cs="Times New Roman"/>
@@ -25331,12 +25606,22 @@
     </w:p>
     <w:p>
       <w:pPr>
-        <w:pStyle w:val="Compact"/>
-        <w:numPr>
-          <w:ilvl w:val="0"/>
-          <w:numId w:val="1019"/>
-        </w:numPr>
+        <w:pStyle w:val="FirstParagraph"/>
       </w:pPr>
+      <w:r>
+        <w:rPr>
+          <w:rFonts w:ascii="Times New Roman" w:hAnsi="Times New Roman" w:eastAsia="Times New Roman" w:cs="Times New Roman"/>
+          <w:b/>
+          <w:bCs/>
+        </w:rPr>
+        <w:t xml:space="preserve">1.</w:t>
+      </w:r>
+      <w:r>
+        <w:rPr>
+          <w:rFonts w:ascii="Times New Roman" w:hAnsi="Times New Roman" w:eastAsia="Times New Roman" w:cs="Times New Roman"/>
+        </w:rPr>
+        <w:t xml:space="preserve"> </w:t>
+      </w:r>
       <w:r>
         <w:rPr>
           <w:rFonts w:hint="eastAsia" w:ascii="Times New Roman" w:hAnsi="Times New Roman" w:eastAsia="FangSong" w:cs="Times New Roman"/>
@@ -25548,15 +25833,26 @@
         </w:rPr>
         <w:t>。</w:t>
       </w:r>
-    </w:p>
-    <w:p>
-      <w:pPr>
-        <w:pStyle w:val="Compact"/>
-        <w:numPr>
-          <w:ilvl w:val="0"/>
-          <w:numId w:val="1019"/>
-        </w:numPr>
-      </w:pPr>
+      <w:r>
+        <w:rPr>
+          <w:rFonts w:ascii="Times New Roman" w:hAnsi="Times New Roman" w:eastAsia="Times New Roman" w:cs="Times New Roman"/>
+        </w:rPr>
+        <w:t xml:space="preserve"> </w:t>
+      </w:r>
+      <w:r>
+        <w:rPr>
+          <w:rFonts w:ascii="Times New Roman" w:hAnsi="Times New Roman" w:eastAsia="Times New Roman" w:cs="Times New Roman"/>
+          <w:b/>
+          <w:bCs/>
+        </w:rPr>
+        <w:t xml:space="preserve">2.</w:t>
+      </w:r>
+      <w:r>
+        <w:rPr>
+          <w:rFonts w:ascii="Times New Roman" w:hAnsi="Times New Roman" w:eastAsia="Times New Roman" w:cs="Times New Roman"/>
+        </w:rPr>
+        <w:t xml:space="preserve"> </w:t>
+      </w:r>
       <w:r>
         <w:rPr>
           <w:rFonts w:hint="eastAsia" w:ascii="Times New Roman" w:hAnsi="Times New Roman" w:eastAsia="FangSong" w:cs="Times New Roman"/>
@@ -25641,15 +25937,26 @@
         </w:rPr>
         <w:t>。</w:t>
       </w:r>
-    </w:p>
-    <w:p>
-      <w:pPr>
-        <w:pStyle w:val="Compact"/>
-        <w:numPr>
-          <w:ilvl w:val="0"/>
-          <w:numId w:val="1019"/>
-        </w:numPr>
-      </w:pPr>
+      <w:r>
+        <w:rPr>
+          <w:rFonts w:ascii="Times New Roman" w:hAnsi="Times New Roman" w:eastAsia="Times New Roman" w:cs="Times New Roman"/>
+        </w:rPr>
+        <w:t xml:space="preserve"> </w:t>
+      </w:r>
+      <w:r>
+        <w:rPr>
+          <w:rFonts w:ascii="Times New Roman" w:hAnsi="Times New Roman" w:eastAsia="Times New Roman" w:cs="Times New Roman"/>
+          <w:b/>
+          <w:bCs/>
+        </w:rPr>
+        <w:t xml:space="preserve">3.</w:t>
+      </w:r>
+      <w:r>
+        <w:rPr>
+          <w:rFonts w:ascii="Times New Roman" w:hAnsi="Times New Roman" w:eastAsia="Times New Roman" w:cs="Times New Roman"/>
+        </w:rPr>
+        <w:t xml:space="preserve"> </w:t>
+      </w:r>
       <w:r>
         <w:rPr>
           <w:rFonts w:hint="eastAsia" w:ascii="Times New Roman" w:hAnsi="Times New Roman" w:eastAsia="FangSong" w:cs="Times New Roman"/>
@@ -25754,15 +26061,26 @@
         </w:rPr>
         <w:t xml:space="preserve">。</w:t>
       </w:r>
-    </w:p>
-    <w:p>
-      <w:pPr>
-        <w:pStyle w:val="Compact"/>
-        <w:numPr>
-          <w:ilvl w:val="0"/>
-          <w:numId w:val="1019"/>
-        </w:numPr>
-      </w:pPr>
+      <w:r>
+        <w:rPr>
+          <w:rFonts w:ascii="Times New Roman" w:hAnsi="Times New Roman" w:eastAsia="Times New Roman" w:cs="Times New Roman"/>
+        </w:rPr>
+        <w:t xml:space="preserve"> </w:t>
+      </w:r>
+      <w:r>
+        <w:rPr>
+          <w:rFonts w:ascii="Times New Roman" w:hAnsi="Times New Roman" w:eastAsia="Times New Roman" w:cs="Times New Roman"/>
+          <w:b/>
+          <w:bCs/>
+        </w:rPr>
+        <w:t xml:space="preserve">4.</w:t>
+      </w:r>
+      <w:r>
+        <w:rPr>
+          <w:rFonts w:ascii="Times New Roman" w:hAnsi="Times New Roman" w:eastAsia="Times New Roman" w:cs="Times New Roman"/>
+        </w:rPr>
+        <w:t xml:space="preserve"> </w:t>
+      </w:r>
       <w:r>
         <w:rPr>
           <w:rFonts w:hint="eastAsia" w:ascii="Times New Roman" w:hAnsi="Times New Roman" w:eastAsia="FangSong" w:cs="Times New Roman"/>
@@ -25965,15 +26283,26 @@
         </w:rPr>
         <w:t xml:space="preserve">。</w:t>
       </w:r>
-    </w:p>
-    <w:p>
-      <w:pPr>
-        <w:pStyle w:val="Compact"/>
-        <w:numPr>
-          <w:ilvl w:val="0"/>
-          <w:numId w:val="1019"/>
-        </w:numPr>
-      </w:pPr>
+      <w:r>
+        <w:rPr>
+          <w:rFonts w:ascii="Times New Roman" w:hAnsi="Times New Roman" w:eastAsia="Times New Roman" w:cs="Times New Roman"/>
+        </w:rPr>
+        <w:t xml:space="preserve"> </w:t>
+      </w:r>
+      <w:r>
+        <w:rPr>
+          <w:rFonts w:ascii="Times New Roman" w:hAnsi="Times New Roman" w:eastAsia="Times New Roman" w:cs="Times New Roman"/>
+          <w:b/>
+          <w:bCs/>
+        </w:rPr>
+        <w:t xml:space="preserve">5.</w:t>
+      </w:r>
+      <w:r>
+        <w:rPr>
+          <w:rFonts w:ascii="Times New Roman" w:hAnsi="Times New Roman" w:eastAsia="Times New Roman" w:cs="Times New Roman"/>
+        </w:rPr>
+        <w:t xml:space="preserve"> </w:t>
+      </w:r>
       <w:r>
         <w:rPr>
           <w:rFonts w:hint="eastAsia" w:ascii="Times New Roman" w:hAnsi="Times New Roman" w:eastAsia="FangSong" w:cs="Times New Roman"/>
@@ -26306,15 +26635,26 @@
         </w:rPr>
         <w:t xml:space="preserve">。</w:t>
       </w:r>
-    </w:p>
-    <w:p>
-      <w:pPr>
-        <w:pStyle w:val="Compact"/>
-        <w:numPr>
-          <w:ilvl w:val="0"/>
-          <w:numId w:val="1019"/>
-        </w:numPr>
-      </w:pPr>
+      <w:r>
+        <w:rPr>
+          <w:rFonts w:ascii="Times New Roman" w:hAnsi="Times New Roman" w:eastAsia="Times New Roman" w:cs="Times New Roman"/>
+        </w:rPr>
+        <w:t xml:space="preserve"> </w:t>
+      </w:r>
+      <w:r>
+        <w:rPr>
+          <w:rFonts w:ascii="Times New Roman" w:hAnsi="Times New Roman" w:eastAsia="Times New Roman" w:cs="Times New Roman"/>
+          <w:b/>
+          <w:bCs/>
+        </w:rPr>
+        <w:t xml:space="preserve">6.</w:t>
+      </w:r>
+      <w:r>
+        <w:rPr>
+          <w:rFonts w:ascii="Times New Roman" w:hAnsi="Times New Roman" w:eastAsia="Times New Roman" w:cs="Times New Roman"/>
+        </w:rPr>
+        <w:t xml:space="preserve"> </w:t>
+      </w:r>
       <w:r>
         <w:rPr>
           <w:rFonts w:hint="eastAsia" w:ascii="Times New Roman" w:hAnsi="Times New Roman" w:eastAsia="FangSong" w:cs="Times New Roman"/>
@@ -26538,15 +26878,26 @@
         </w:rPr>
         <w:t>。</w:t>
       </w:r>
-    </w:p>
-    <w:p>
-      <w:pPr>
-        <w:pStyle w:val="Compact"/>
-        <w:numPr>
-          <w:ilvl w:val="0"/>
-          <w:numId w:val="1019"/>
-        </w:numPr>
-      </w:pPr>
+      <w:r>
+        <w:rPr>
+          <w:rFonts w:ascii="Times New Roman" w:hAnsi="Times New Roman" w:eastAsia="Times New Roman" w:cs="Times New Roman"/>
+        </w:rPr>
+        <w:t xml:space="preserve"> </w:t>
+      </w:r>
+      <w:r>
+        <w:rPr>
+          <w:rFonts w:ascii="Times New Roman" w:hAnsi="Times New Roman" w:eastAsia="Times New Roman" w:cs="Times New Roman"/>
+          <w:b/>
+          <w:bCs/>
+        </w:rPr>
+        <w:t xml:space="preserve">7.</w:t>
+      </w:r>
+      <w:r>
+        <w:rPr>
+          <w:rFonts w:ascii="Times New Roman" w:hAnsi="Times New Roman" w:eastAsia="Times New Roman" w:cs="Times New Roman"/>
+        </w:rPr>
+        <w:t xml:space="preserve"> </w:t>
+      </w:r>
       <w:r>
         <w:rPr>
           <w:rFonts w:hint="eastAsia" w:ascii="Times New Roman" w:hAnsi="Times New Roman" w:eastAsia="FangSong" w:cs="Times New Roman"/>
@@ -26641,15 +26992,26 @@
         </w:rPr>
         <w:t>）。</w:t>
       </w:r>
-    </w:p>
-    <w:p>
-      <w:pPr>
-        <w:pStyle w:val="Compact"/>
-        <w:numPr>
-          <w:ilvl w:val="0"/>
-          <w:numId w:val="1019"/>
-        </w:numPr>
-      </w:pPr>
+      <w:r>
+        <w:rPr>
+          <w:rFonts w:ascii="Times New Roman" w:hAnsi="Times New Roman" w:eastAsia="Times New Roman" w:cs="Times New Roman"/>
+        </w:rPr>
+        <w:t xml:space="preserve"> </w:t>
+      </w:r>
+      <w:r>
+        <w:rPr>
+          <w:rFonts w:ascii="Times New Roman" w:hAnsi="Times New Roman" w:eastAsia="Times New Roman" w:cs="Times New Roman"/>
+          <w:b/>
+          <w:bCs/>
+        </w:rPr>
+        <w:t xml:space="preserve">8.</w:t>
+      </w:r>
+      <w:r>
+        <w:rPr>
+          <w:rFonts w:ascii="Times New Roman" w:hAnsi="Times New Roman" w:eastAsia="Times New Roman" w:cs="Times New Roman"/>
+        </w:rPr>
+        <w:t xml:space="preserve"> </w:t>
+      </w:r>
       <m:oMath>
         <m:r>
           <m:t>ε</m:t>
@@ -26789,15 +27151,26 @@
         </w:rPr>
         <w:t>）。</w:t>
       </w:r>
-    </w:p>
-    <w:p>
-      <w:pPr>
-        <w:pStyle w:val="Compact"/>
-        <w:numPr>
-          <w:ilvl w:val="0"/>
-          <w:numId w:val="1019"/>
-        </w:numPr>
-      </w:pPr>
+      <w:r>
+        <w:rPr>
+          <w:rFonts w:ascii="Times New Roman" w:hAnsi="Times New Roman" w:eastAsia="Times New Roman" w:cs="Times New Roman"/>
+        </w:rPr>
+        <w:t xml:space="preserve"> </w:t>
+      </w:r>
+      <w:r>
+        <w:rPr>
+          <w:rFonts w:ascii="Times New Roman" w:hAnsi="Times New Roman" w:eastAsia="Times New Roman" w:cs="Times New Roman"/>
+          <w:b/>
+          <w:bCs/>
+        </w:rPr>
+        <w:t xml:space="preserve">9.</w:t>
+      </w:r>
+      <w:r>
+        <w:rPr>
+          <w:rFonts w:ascii="Times New Roman" w:hAnsi="Times New Roman" w:eastAsia="Times New Roman" w:cs="Times New Roman"/>
+        </w:rPr>
+        <w:t xml:space="preserve"> </w:t>
+      </w:r>
       <w:r>
         <w:rPr>
           <w:rFonts w:hint="eastAsia" w:ascii="Times New Roman" w:hAnsi="Times New Roman" w:eastAsia="FangSong" w:cs="Times New Roman"/>
@@ -26890,15 +27263,26 @@
         </w:rPr>
         <w:t>。</w:t>
       </w:r>
-    </w:p>
-    <w:p>
-      <w:pPr>
-        <w:pStyle w:val="Compact"/>
-        <w:numPr>
-          <w:ilvl w:val="0"/>
-          <w:numId w:val="1019"/>
-        </w:numPr>
-      </w:pPr>
+      <w:r>
+        <w:rPr>
+          <w:rFonts w:ascii="Times New Roman" w:hAnsi="Times New Roman" w:eastAsia="Times New Roman" w:cs="Times New Roman"/>
+        </w:rPr>
+        <w:t xml:space="preserve"> </w:t>
+      </w:r>
+      <w:r>
+        <w:rPr>
+          <w:rFonts w:ascii="Times New Roman" w:hAnsi="Times New Roman" w:eastAsia="Times New Roman" w:cs="Times New Roman"/>
+          <w:b/>
+          <w:bCs/>
+        </w:rPr>
+        <w:t xml:space="preserve">10.</w:t>
+      </w:r>
+      <w:r>
+        <w:rPr>
+          <w:rFonts w:ascii="Times New Roman" w:hAnsi="Times New Roman" w:eastAsia="Times New Roman" w:cs="Times New Roman"/>
+        </w:rPr>
+        <w:t xml:space="preserve"> </w:t>
+      </w:r>
       <w:r>
         <w:rPr>
           <w:rFonts w:hint="eastAsia" w:ascii="Times New Roman" w:hAnsi="Times New Roman" w:eastAsia="FangSong" w:cs="Times New Roman"/>
@@ -27037,15 +27421,26 @@
         </w:rPr>
         <w:t>。</w:t>
       </w:r>
-    </w:p>
-    <w:p>
-      <w:pPr>
-        <w:pStyle w:val="Compact"/>
-        <w:numPr>
-          <w:ilvl w:val="0"/>
-          <w:numId w:val="1019"/>
-        </w:numPr>
-      </w:pPr>
+      <w:r>
+        <w:rPr>
+          <w:rFonts w:ascii="Times New Roman" w:hAnsi="Times New Roman" w:eastAsia="Times New Roman" w:cs="Times New Roman"/>
+        </w:rPr>
+        <w:t xml:space="preserve"> </w:t>
+      </w:r>
+      <w:r>
+        <w:rPr>
+          <w:rFonts w:ascii="Times New Roman" w:hAnsi="Times New Roman" w:eastAsia="Times New Roman" w:cs="Times New Roman"/>
+          <w:b/>
+          <w:bCs/>
+        </w:rPr>
+        <w:t xml:space="preserve">11.</w:t>
+      </w:r>
+      <w:r>
+        <w:rPr>
+          <w:rFonts w:ascii="Times New Roman" w:hAnsi="Times New Roman" w:eastAsia="Times New Roman" w:cs="Times New Roman"/>
+        </w:rPr>
+        <w:t xml:space="preserve"> </w:t>
+      </w:r>
       <w:r>
         <w:rPr>
           <w:rFonts w:hint="eastAsia" w:ascii="Times New Roman" w:hAnsi="Times New Roman" w:eastAsia="FangSong" w:cs="Times New Roman"/>
@@ -27333,15 +27728,26 @@
         </w:rPr>
         <w:t>。</w:t>
       </w:r>
-    </w:p>
-    <w:p>
-      <w:pPr>
-        <w:pStyle w:val="Compact"/>
-        <w:numPr>
-          <w:ilvl w:val="0"/>
-          <w:numId w:val="1019"/>
-        </w:numPr>
-      </w:pPr>
+      <w:r>
+        <w:rPr>
+          <w:rFonts w:ascii="Times New Roman" w:hAnsi="Times New Roman" w:eastAsia="Times New Roman" w:cs="Times New Roman"/>
+        </w:rPr>
+        <w:t xml:space="preserve"> </w:t>
+      </w:r>
+      <w:r>
+        <w:rPr>
+          <w:rFonts w:ascii="Times New Roman" w:hAnsi="Times New Roman" w:eastAsia="Times New Roman" w:cs="Times New Roman"/>
+          <w:b/>
+          <w:bCs/>
+        </w:rPr>
+        <w:t xml:space="preserve">12.</w:t>
+      </w:r>
+      <w:r>
+        <w:rPr>
+          <w:rFonts w:ascii="Times New Roman" w:hAnsi="Times New Roman" w:eastAsia="Times New Roman" w:cs="Times New Roman"/>
+        </w:rPr>
+        <w:t xml:space="preserve"> </w:t>
+      </w:r>
       <m:oMath>
         <m:sSub>
           <m:e>
@@ -28176,15 +28582,26 @@
         </w:rPr>
         <w:t>）。</w:t>
       </w:r>
-    </w:p>
-    <w:p>
-      <w:pPr>
-        <w:pStyle w:val="Compact"/>
-        <w:numPr>
-          <w:ilvl w:val="0"/>
-          <w:numId w:val="1019"/>
-        </w:numPr>
-      </w:pPr>
+      <w:r>
+        <w:rPr>
+          <w:rFonts w:ascii="Times New Roman" w:hAnsi="Times New Roman" w:eastAsia="Times New Roman" w:cs="Times New Roman"/>
+        </w:rPr>
+        <w:t xml:space="preserve"> </w:t>
+      </w:r>
+      <w:r>
+        <w:rPr>
+          <w:rFonts w:ascii="Times New Roman" w:hAnsi="Times New Roman" w:eastAsia="Times New Roman" w:cs="Times New Roman"/>
+          <w:b/>
+          <w:bCs/>
+        </w:rPr>
+        <w:t xml:space="preserve">13.</w:t>
+      </w:r>
+      <w:r>
+        <w:rPr>
+          <w:rFonts w:ascii="Times New Roman" w:hAnsi="Times New Roman" w:eastAsia="Times New Roman" w:cs="Times New Roman"/>
+        </w:rPr>
+        <w:t xml:space="preserve"> </w:t>
+      </w:r>
       <m:oMath>
         <m:sSub>
           <m:e>
@@ -28701,15 +29118,26 @@
         </w:rPr>
         <w:t>。</w:t>
       </w:r>
-    </w:p>
-    <w:p>
-      <w:pPr>
-        <w:pStyle w:val="Compact"/>
-        <w:numPr>
-          <w:ilvl w:val="0"/>
-          <w:numId w:val="1019"/>
-        </w:numPr>
-      </w:pPr>
+      <w:r>
+        <w:rPr>
+          <w:rFonts w:ascii="Times New Roman" w:hAnsi="Times New Roman" w:eastAsia="Times New Roman" w:cs="Times New Roman"/>
+        </w:rPr>
+        <w:t xml:space="preserve"> </w:t>
+      </w:r>
+      <w:r>
+        <w:rPr>
+          <w:rFonts w:ascii="Times New Roman" w:hAnsi="Times New Roman" w:eastAsia="Times New Roman" w:cs="Times New Roman"/>
+          <w:b/>
+          <w:bCs/>
+        </w:rPr>
+        <w:t xml:space="preserve">14.</w:t>
+      </w:r>
+      <w:r>
+        <w:rPr>
+          <w:rFonts w:ascii="Times New Roman" w:hAnsi="Times New Roman" w:eastAsia="Times New Roman" w:cs="Times New Roman"/>
+        </w:rPr>
+        <w:t xml:space="preserve"> </w:t>
+      </w:r>
       <w:r>
         <w:rPr>
           <w:rFonts w:ascii="Times New Roman" w:hAnsi="Times New Roman" w:eastAsia="Times New Roman" w:cs="Times New Roman"/>
@@ -28934,15 +29362,26 @@
         </w:rPr>
         <w:t xml:space="preserve">。</w:t>
       </w:r>
-    </w:p>
-    <w:p>
-      <w:pPr>
-        <w:pStyle w:val="Compact"/>
-        <w:numPr>
-          <w:ilvl w:val="0"/>
-          <w:numId w:val="1019"/>
-        </w:numPr>
-      </w:pPr>
+      <w:r>
+        <w:rPr>
+          <w:rFonts w:ascii="Times New Roman" w:hAnsi="Times New Roman" w:eastAsia="Times New Roman" w:cs="Times New Roman"/>
+        </w:rPr>
+        <w:t xml:space="preserve"> </w:t>
+      </w:r>
+      <w:r>
+        <w:rPr>
+          <w:rFonts w:ascii="Times New Roman" w:hAnsi="Times New Roman" w:eastAsia="Times New Roman" w:cs="Times New Roman"/>
+          <w:b/>
+          <w:bCs/>
+        </w:rPr>
+        <w:t xml:space="preserve">15.</w:t>
+      </w:r>
+      <w:r>
+        <w:rPr>
+          <w:rFonts w:ascii="Times New Roman" w:hAnsi="Times New Roman" w:eastAsia="Times New Roman" w:cs="Times New Roman"/>
+        </w:rPr>
+        <w:t xml:space="preserve"> </w:t>
+      </w:r>
       <w:r>
         <w:rPr>
           <w:rFonts w:hint="eastAsia" w:ascii="Times New Roman" w:hAnsi="Times New Roman" w:eastAsia="FangSong" w:cs="Times New Roman"/>
@@ -29196,15 +29635,26 @@
         </w:rPr>
         <w:t>。</w:t>
       </w:r>
-    </w:p>
-    <w:p>
-      <w:pPr>
-        <w:pStyle w:val="Compact"/>
-        <w:numPr>
-          <w:ilvl w:val="0"/>
-          <w:numId w:val="1019"/>
-        </w:numPr>
-      </w:pPr>
+      <w:r>
+        <w:rPr>
+          <w:rFonts w:ascii="Times New Roman" w:hAnsi="Times New Roman" w:eastAsia="Times New Roman" w:cs="Times New Roman"/>
+        </w:rPr>
+        <w:t xml:space="preserve"> </w:t>
+      </w:r>
+      <w:r>
+        <w:rPr>
+          <w:rFonts w:ascii="Times New Roman" w:hAnsi="Times New Roman" w:eastAsia="Times New Roman" w:cs="Times New Roman"/>
+          <w:b/>
+          <w:bCs/>
+        </w:rPr>
+        <w:t xml:space="preserve">16.</w:t>
+      </w:r>
+      <w:r>
+        <w:rPr>
+          <w:rFonts w:ascii="Times New Roman" w:hAnsi="Times New Roman" w:eastAsia="Times New Roman" w:cs="Times New Roman"/>
+        </w:rPr>
+        <w:t xml:space="preserve"> </w:t>
+      </w:r>
       <w:r>
         <w:rPr>
           <w:rFonts w:hint="eastAsia" w:ascii="Times New Roman" w:hAnsi="Times New Roman" w:eastAsia="FangSong" w:cs="Times New Roman"/>
@@ -29395,15 +29845,26 @@
         </w:rPr>
         <w:t>。</w:t>
       </w:r>
-    </w:p>
-    <w:p>
-      <w:pPr>
-        <w:pStyle w:val="Compact"/>
-        <w:numPr>
-          <w:ilvl w:val="0"/>
-          <w:numId w:val="1019"/>
-        </w:numPr>
-      </w:pPr>
+      <w:r>
+        <w:rPr>
+          <w:rFonts w:ascii="Times New Roman" w:hAnsi="Times New Roman" w:eastAsia="Times New Roman" w:cs="Times New Roman"/>
+        </w:rPr>
+        <w:t xml:space="preserve"> </w:t>
+      </w:r>
+      <w:r>
+        <w:rPr>
+          <w:rFonts w:ascii="Times New Roman" w:hAnsi="Times New Roman" w:eastAsia="Times New Roman" w:cs="Times New Roman"/>
+          <w:b/>
+          <w:bCs/>
+        </w:rPr>
+        <w:t xml:space="preserve">17.</w:t>
+      </w:r>
+      <w:r>
+        <w:rPr>
+          <w:rFonts w:ascii="Times New Roman" w:hAnsi="Times New Roman" w:eastAsia="Times New Roman" w:cs="Times New Roman"/>
+        </w:rPr>
+        <w:t xml:space="preserve"> </w:t>
+      </w:r>
       <w:r>
         <w:rPr>
           <w:rFonts w:hint="eastAsia" w:ascii="Times New Roman" w:hAnsi="Times New Roman" w:eastAsia="FangSong" w:cs="Times New Roman"/>
@@ -29652,15 +30113,26 @@
         </w:rPr>
         <w:t>。</w:t>
       </w:r>
-    </w:p>
-    <w:p>
-      <w:pPr>
-        <w:pStyle w:val="Compact"/>
-        <w:numPr>
-          <w:ilvl w:val="0"/>
-          <w:numId w:val="1019"/>
-        </w:numPr>
-      </w:pPr>
+      <w:r>
+        <w:rPr>
+          <w:rFonts w:ascii="Times New Roman" w:hAnsi="Times New Roman" w:eastAsia="Times New Roman" w:cs="Times New Roman"/>
+        </w:rPr>
+        <w:t xml:space="preserve"> </w:t>
+      </w:r>
+      <w:r>
+        <w:rPr>
+          <w:rFonts w:ascii="Times New Roman" w:hAnsi="Times New Roman" w:eastAsia="Times New Roman" w:cs="Times New Roman"/>
+          <w:b/>
+          <w:bCs/>
+        </w:rPr>
+        <w:t xml:space="preserve">18.</w:t>
+      </w:r>
+      <w:r>
+        <w:rPr>
+          <w:rFonts w:ascii="Times New Roman" w:hAnsi="Times New Roman" w:eastAsia="Times New Roman" w:cs="Times New Roman"/>
+        </w:rPr>
+        <w:t xml:space="preserve"> </w:t>
+      </w:r>
       <w:r>
         <w:rPr>
           <w:rFonts w:hint="eastAsia" w:ascii="Times New Roman" w:hAnsi="Times New Roman" w:eastAsia="FangSong" w:cs="Times New Roman"/>
@@ -29757,15 +30229,26 @@
         </w:rPr>
         <w:t>。</w:t>
       </w:r>
-    </w:p>
-    <w:p>
-      <w:pPr>
-        <w:pStyle w:val="Compact"/>
-        <w:numPr>
-          <w:ilvl w:val="0"/>
-          <w:numId w:val="1019"/>
-        </w:numPr>
-      </w:pPr>
+      <w:r>
+        <w:rPr>
+          <w:rFonts w:ascii="Times New Roman" w:hAnsi="Times New Roman" w:eastAsia="Times New Roman" w:cs="Times New Roman"/>
+        </w:rPr>
+        <w:t xml:space="preserve"> </w:t>
+      </w:r>
+      <w:r>
+        <w:rPr>
+          <w:rFonts w:ascii="Times New Roman" w:hAnsi="Times New Roman" w:eastAsia="Times New Roman" w:cs="Times New Roman"/>
+          <w:b/>
+          <w:bCs/>
+        </w:rPr>
+        <w:t xml:space="preserve">19.</w:t>
+      </w:r>
+      <w:r>
+        <w:rPr>
+          <w:rFonts w:ascii="Times New Roman" w:hAnsi="Times New Roman" w:eastAsia="Times New Roman" w:cs="Times New Roman"/>
+        </w:rPr>
+        <w:t xml:space="preserve"> </w:t>
+      </w:r>
       <m:oMath>
         <m:oMathPr>
           <m:ctrlPr>
@@ -30082,15 +30565,26 @@
         </w:rPr>
         <w:t>）。</w:t>
       </w:r>
-    </w:p>
-    <w:p>
-      <w:pPr>
-        <w:pStyle w:val="Compact"/>
-        <w:numPr>
-          <w:ilvl w:val="0"/>
-          <w:numId w:val="1019"/>
-        </w:numPr>
-      </w:pPr>
+      <w:r>
+        <w:rPr>
+          <w:rFonts w:ascii="Times New Roman" w:hAnsi="Times New Roman" w:eastAsia="Times New Roman" w:cs="Times New Roman"/>
+        </w:rPr>
+        <w:t xml:space="preserve"> </w:t>
+      </w:r>
+      <w:r>
+        <w:rPr>
+          <w:rFonts w:ascii="Times New Roman" w:hAnsi="Times New Roman" w:eastAsia="Times New Roman" w:cs="Times New Roman"/>
+          <w:b/>
+          <w:bCs/>
+        </w:rPr>
+        <w:t xml:space="preserve">20.</w:t>
+      </w:r>
+      <w:r>
+        <w:rPr>
+          <w:rFonts w:ascii="Times New Roman" w:hAnsi="Times New Roman" w:eastAsia="Times New Roman" w:cs="Times New Roman"/>
+        </w:rPr>
+        <w:t xml:space="preserve"> </w:t>
+      </w:r>
       <w:r>
         <w:rPr>
           <w:rFonts w:hint="eastAsia" w:ascii="Times New Roman" w:hAnsi="Times New Roman" w:eastAsia="FangSong" w:cs="Times New Roman"/>
@@ -30268,15 +30762,26 @@
         </w:rPr>
         <w:t>。</w:t>
       </w:r>
-    </w:p>
-    <w:p>
-      <w:pPr>
-        <w:pStyle w:val="Compact"/>
-        <w:numPr>
-          <w:ilvl w:val="0"/>
-          <w:numId w:val="1019"/>
-        </w:numPr>
-      </w:pPr>
+      <w:r>
+        <w:rPr>
+          <w:rFonts w:ascii="Times New Roman" w:hAnsi="Times New Roman" w:eastAsia="Times New Roman" w:cs="Times New Roman"/>
+        </w:rPr>
+        <w:t xml:space="preserve"> </w:t>
+      </w:r>
+      <w:r>
+        <w:rPr>
+          <w:rFonts w:ascii="Times New Roman" w:hAnsi="Times New Roman" w:eastAsia="Times New Roman" w:cs="Times New Roman"/>
+          <w:b/>
+          <w:bCs/>
+        </w:rPr>
+        <w:t xml:space="preserve">21.</w:t>
+      </w:r>
+      <w:r>
+        <w:rPr>
+          <w:rFonts w:ascii="Times New Roman" w:hAnsi="Times New Roman" w:eastAsia="Times New Roman" w:cs="Times New Roman"/>
+        </w:rPr>
+        <w:t xml:space="preserve"> </w:t>
+      </w:r>
       <m:oMath>
         <m:oMathPr>
           <m:ctrlPr>
@@ -30773,15 +31278,26 @@
         </w:rPr>
         <w:t xml:space="preserve">。</w:t>
       </w:r>
-    </w:p>
-    <w:p>
-      <w:pPr>
-        <w:pStyle w:val="Compact"/>
-        <w:numPr>
-          <w:ilvl w:val="0"/>
-          <w:numId w:val="1019"/>
-        </w:numPr>
-      </w:pPr>
+      <w:r>
+        <w:rPr>
+          <w:rFonts w:ascii="Times New Roman" w:hAnsi="Times New Roman" w:eastAsia="Times New Roman" w:cs="Times New Roman"/>
+        </w:rPr>
+        <w:t xml:space="preserve"> </w:t>
+      </w:r>
+      <w:r>
+        <w:rPr>
+          <w:rFonts w:ascii="Times New Roman" w:hAnsi="Times New Roman" w:eastAsia="Times New Roman" w:cs="Times New Roman"/>
+          <w:b/>
+          <w:bCs/>
+        </w:rPr>
+        <w:t xml:space="preserve">22.</w:t>
+      </w:r>
+      <w:r>
+        <w:rPr>
+          <w:rFonts w:ascii="Times New Roman" w:hAnsi="Times New Roman" w:eastAsia="Times New Roman" w:cs="Times New Roman"/>
+        </w:rPr>
+        <w:t xml:space="preserve"> </w:t>
+      </w:r>
       <w:r>
         <w:rPr>
           <w:rFonts w:hint="eastAsia" w:ascii="Times New Roman" w:hAnsi="Times New Roman" w:eastAsia="Times New Roman" w:cs="Times New Roman"/>
@@ -31214,15 +31730,26 @@
         </w:rPr>
         <w:t xml:space="preserve">。</w:t>
       </w:r>
-    </w:p>
-    <w:p>
-      <w:pPr>
-        <w:pStyle w:val="Compact"/>
-        <w:numPr>
-          <w:ilvl w:val="0"/>
-          <w:numId w:val="1019"/>
-        </w:numPr>
-      </w:pPr>
+      <w:r>
+        <w:rPr>
+          <w:rFonts w:ascii="Times New Roman" w:hAnsi="Times New Roman" w:eastAsia="Times New Roman" w:cs="Times New Roman"/>
+        </w:rPr>
+        <w:t xml:space="preserve"> </w:t>
+      </w:r>
+      <w:r>
+        <w:rPr>
+          <w:rFonts w:ascii="Times New Roman" w:hAnsi="Times New Roman" w:eastAsia="Times New Roman" w:cs="Times New Roman"/>
+          <w:b/>
+          <w:bCs/>
+        </w:rPr>
+        <w:t xml:space="preserve">23.</w:t>
+      </w:r>
+      <w:r>
+        <w:rPr>
+          <w:rFonts w:ascii="Times New Roman" w:hAnsi="Times New Roman" w:eastAsia="Times New Roman" w:cs="Times New Roman"/>
+        </w:rPr>
+        <w:t xml:space="preserve"> </w:t>
+      </w:r>
       <w:r>
         <w:rPr>
           <w:rFonts w:hint="eastAsia" w:ascii="Times New Roman" w:hAnsi="Times New Roman" w:eastAsia="FangSong" w:cs="Times New Roman"/>
@@ -31691,15 +32218,26 @@
         </w:rPr>
         <w:t xml:space="preserve">。</w:t>
       </w:r>
-    </w:p>
-    <w:p>
-      <w:pPr>
-        <w:pStyle w:val="Compact"/>
-        <w:numPr>
-          <w:ilvl w:val="0"/>
-          <w:numId w:val="1019"/>
-        </w:numPr>
-      </w:pPr>
+      <w:r>
+        <w:rPr>
+          <w:rFonts w:ascii="Times New Roman" w:hAnsi="Times New Roman" w:eastAsia="Times New Roman" w:cs="Times New Roman"/>
+        </w:rPr>
+        <w:t xml:space="preserve"> </w:t>
+      </w:r>
+      <w:r>
+        <w:rPr>
+          <w:rFonts w:ascii="Times New Roman" w:hAnsi="Times New Roman" w:eastAsia="Times New Roman" w:cs="Times New Roman"/>
+          <w:b/>
+          <w:bCs/>
+        </w:rPr>
+        <w:t xml:space="preserve">24.</w:t>
+      </w:r>
+      <w:r>
+        <w:rPr>
+          <w:rFonts w:ascii="Times New Roman" w:hAnsi="Times New Roman" w:eastAsia="Times New Roman" w:cs="Times New Roman"/>
+        </w:rPr>
+        <w:t xml:space="preserve"> </w:t>
+      </w:r>
       <w:r>
         <w:rPr>
           <w:rFonts w:ascii="Times New Roman" w:hAnsi="Times New Roman" w:eastAsia="Times New Roman" w:cs="Times New Roman"/>
@@ -31902,15 +32440,26 @@
         </w:rPr>
         <w:t>。</w:t>
       </w:r>
-    </w:p>
-    <w:p>
-      <w:pPr>
-        <w:pStyle w:val="Compact"/>
-        <w:numPr>
-          <w:ilvl w:val="0"/>
-          <w:numId w:val="1019"/>
-        </w:numPr>
-      </w:pPr>
+      <w:r>
+        <w:rPr>
+          <w:rFonts w:ascii="Times New Roman" w:hAnsi="Times New Roman" w:eastAsia="Times New Roman" w:cs="Times New Roman"/>
+        </w:rPr>
+        <w:t xml:space="preserve"> </w:t>
+      </w:r>
+      <w:r>
+        <w:rPr>
+          <w:rFonts w:ascii="Times New Roman" w:hAnsi="Times New Roman" w:eastAsia="Times New Roman" w:cs="Times New Roman"/>
+          <w:b/>
+          <w:bCs/>
+        </w:rPr>
+        <w:t xml:space="preserve">25.</w:t>
+      </w:r>
+      <w:r>
+        <w:rPr>
+          <w:rFonts w:ascii="Times New Roman" w:hAnsi="Times New Roman" w:eastAsia="Times New Roman" w:cs="Times New Roman"/>
+        </w:rPr>
+        <w:t xml:space="preserve"> </w:t>
+      </w:r>
       <w:r>
         <w:rPr>
           <w:rFonts w:hint="eastAsia" w:ascii="Times New Roman" w:hAnsi="Times New Roman" w:eastAsia="FangSong" w:cs="Times New Roman"/>
@@ -32534,7 +33083,7 @@
         <w:pStyle w:val="Compact"/>
         <w:numPr>
           <w:ilvl w:val="0"/>
-          <w:numId w:val="1020"/>
+          <w:numId w:val="1016"/>
         </w:numPr>
       </w:pPr>
       <w:r>
@@ -32611,7 +33160,7 @@
         <w:pStyle w:val="Compact"/>
         <w:numPr>
           <w:ilvl w:val="0"/>
-          <w:numId w:val="1020"/>
+          <w:numId w:val="1016"/>
         </w:numPr>
       </w:pPr>
       <w:r>
@@ -32705,7 +33254,7 @@
         <w:pStyle w:val="Compact"/>
         <w:numPr>
           <w:ilvl w:val="0"/>
-          <w:numId w:val="1020"/>
+          <w:numId w:val="1016"/>
         </w:numPr>
       </w:pPr>
       <w:r>
@@ -32792,7 +33341,7 @@
         <w:pStyle w:val="Compact"/>
         <w:numPr>
           <w:ilvl w:val="0"/>
-          <w:numId w:val="1020"/>
+          <w:numId w:val="1016"/>
         </w:numPr>
       </w:pPr>
       <w:r>
@@ -32897,7 +33446,7 @@
         <w:pStyle w:val="Compact"/>
         <w:numPr>
           <w:ilvl w:val="0"/>
-          <w:numId w:val="1020"/>
+          <w:numId w:val="1016"/>
         </w:numPr>
       </w:pPr>
       <w:r>
@@ -32980,7 +33529,7 @@
         <w:pStyle w:val="Compact"/>
         <w:numPr>
           <w:ilvl w:val="0"/>
-          <w:numId w:val="1020"/>
+          <w:numId w:val="1016"/>
         </w:numPr>
       </w:pPr>
       <w:r>
@@ -33099,7 +33648,7 @@
         <w:pStyle w:val="Compact"/>
         <w:numPr>
           <w:ilvl w:val="0"/>
-          <w:numId w:val="1020"/>
+          <w:numId w:val="1016"/>
         </w:numPr>
       </w:pPr>
       <w:r>
@@ -33186,7 +33735,7 @@
         <w:pStyle w:val="Compact"/>
         <w:numPr>
           <w:ilvl w:val="0"/>
-          <w:numId w:val="1020"/>
+          <w:numId w:val="1016"/>
         </w:numPr>
       </w:pPr>
       <w:r>
@@ -33306,7 +33855,7 @@
         <w:pStyle w:val="Compact"/>
         <w:numPr>
           <w:ilvl w:val="0"/>
-          <w:numId w:val="1021"/>
+          <w:numId w:val="1017"/>
         </w:numPr>
       </w:pPr>
       <w:r>
@@ -33435,7 +33984,7 @@
         <w:pStyle w:val="Compact"/>
         <w:numPr>
           <w:ilvl w:val="0"/>
-          <w:numId w:val="1021"/>
+          <w:numId w:val="1017"/>
         </w:numPr>
       </w:pPr>
       <w:r>
@@ -33632,7 +34181,7 @@
         <w:pStyle w:val="Compact"/>
         <w:numPr>
           <w:ilvl w:val="0"/>
-          <w:numId w:val="1021"/>
+          <w:numId w:val="1017"/>
         </w:numPr>
       </w:pPr>
       <w:r>
@@ -33731,7 +34280,7 @@
         <w:pStyle w:val="Compact"/>
         <w:numPr>
           <w:ilvl w:val="0"/>
-          <w:numId w:val="1021"/>
+          <w:numId w:val="1017"/>
         </w:numPr>
       </w:pPr>
       <w:r>
@@ -33872,7 +34421,7 @@
         <w:pStyle w:val="Compact"/>
         <w:numPr>
           <w:ilvl w:val="0"/>
-          <w:numId w:val="1021"/>
+          <w:numId w:val="1017"/>
         </w:numPr>
       </w:pPr>
       <w:r>
@@ -33941,7 +34490,7 @@
         <w:pStyle w:val="Compact"/>
         <w:numPr>
           <w:ilvl w:val="0"/>
-          <w:numId w:val="1021"/>
+          <w:numId w:val="1017"/>
         </w:numPr>
       </w:pPr>
       <w:r>
@@ -34572,7 +35121,7 @@
         <w:pStyle w:val="Compact"/>
         <w:numPr>
           <w:ilvl w:val="0"/>
-          <w:numId w:val="1022"/>
+          <w:numId w:val="1018"/>
         </w:numPr>
       </w:pPr>
       <w:r>
@@ -34643,7 +35192,7 @@
         <w:pStyle w:val="Compact"/>
         <w:numPr>
           <w:ilvl w:val="0"/>
-          <w:numId w:val="1022"/>
+          <w:numId w:val="1018"/>
         </w:numPr>
       </w:pPr>
       <w:r>
@@ -35257,176 +35806,6 @@
       </w:pPr>
     </w:lvl>
   </w:abstractNum>
-  <w:abstractNum w:abstractNumId="994111">
-    <w:nsid w:val="0A994111"/>
-    <w:multiLevelType w:val="multilevel"/>
-    <w:lvl w:ilvl="0">
-      <w:start w:val="11"/>
-      <w:numFmt w:val="decimal"/>
-      <w:lvlText w:val="%1."/>
-      <w:lvlJc w:val="left"/>
-      <w:pPr>
-        <w:ind w:left="720" w:hanging="360"/>
-      </w:pPr>
-    </w:lvl>
-    <w:lvl w:ilvl="1">
-      <w:start w:val="11"/>
-      <w:numFmt w:val="decimal"/>
-      <w:lvlText w:val="%2."/>
-      <w:lvlJc w:val="left"/>
-      <w:pPr>
-        <w:ind w:left="1440" w:hanging="360"/>
-      </w:pPr>
-    </w:lvl>
-    <w:lvl w:ilvl="2">
-      <w:start w:val="11"/>
-      <w:numFmt w:val="decimal"/>
-      <w:lvlText w:val="%3."/>
-      <w:lvlJc w:val="left"/>
-      <w:pPr>
-        <w:ind w:left="2160" w:hanging="360"/>
-      </w:pPr>
-    </w:lvl>
-    <w:lvl w:ilvl="3">
-      <w:start w:val="11"/>
-      <w:numFmt w:val="decimal"/>
-      <w:lvlText w:val="%4."/>
-      <w:lvlJc w:val="left"/>
-      <w:pPr>
-        <w:ind w:left="2880" w:hanging="360"/>
-      </w:pPr>
-    </w:lvl>
-    <w:lvl w:ilvl="4">
-      <w:start w:val="11"/>
-      <w:numFmt w:val="decimal"/>
-      <w:lvlText w:val="%5."/>
-      <w:lvlJc w:val="left"/>
-      <w:pPr>
-        <w:ind w:left="3600" w:hanging="360"/>
-      </w:pPr>
-    </w:lvl>
-    <w:lvl w:ilvl="5">
-      <w:start w:val="11"/>
-      <w:numFmt w:val="decimal"/>
-      <w:lvlText w:val="%6."/>
-      <w:lvlJc w:val="left"/>
-      <w:pPr>
-        <w:ind w:left="4320" w:hanging="360"/>
-      </w:pPr>
-    </w:lvl>
-    <w:lvl w:ilvl="6">
-      <w:start w:val="11"/>
-      <w:numFmt w:val="decimal"/>
-      <w:lvlText w:val="%7."/>
-      <w:lvlJc w:val="left"/>
-      <w:pPr>
-        <w:ind w:left="5040" w:hanging="360"/>
-      </w:pPr>
-    </w:lvl>
-    <w:lvl w:ilvl="7">
-      <w:start w:val="11"/>
-      <w:numFmt w:val="decimal"/>
-      <w:lvlText w:val="%8."/>
-      <w:lvlJc w:val="left"/>
-      <w:pPr>
-        <w:ind w:left="5760" w:hanging="360"/>
-      </w:pPr>
-    </w:lvl>
-    <w:lvl w:ilvl="8">
-      <w:start w:val="11"/>
-      <w:numFmt w:val="decimal"/>
-      <w:lvlText w:val="%9."/>
-      <w:lvlJc w:val="left"/>
-      <w:pPr>
-        <w:ind w:left="6480" w:hanging="360"/>
-      </w:pPr>
-    </w:lvl>
-  </w:abstractNum>
-  <w:abstractNum w:abstractNumId="994120">
-    <w:nsid w:val="0A994120"/>
-    <w:multiLevelType w:val="multilevel"/>
-    <w:lvl w:ilvl="0">
-      <w:start w:val="20"/>
-      <w:numFmt w:val="decimal"/>
-      <w:lvlText w:val="%1."/>
-      <w:lvlJc w:val="left"/>
-      <w:pPr>
-        <w:ind w:left="720" w:hanging="360"/>
-      </w:pPr>
-    </w:lvl>
-    <w:lvl w:ilvl="1">
-      <w:start w:val="20"/>
-      <w:numFmt w:val="decimal"/>
-      <w:lvlText w:val="%2."/>
-      <w:lvlJc w:val="left"/>
-      <w:pPr>
-        <w:ind w:left="1440" w:hanging="360"/>
-      </w:pPr>
-    </w:lvl>
-    <w:lvl w:ilvl="2">
-      <w:start w:val="20"/>
-      <w:numFmt w:val="decimal"/>
-      <w:lvlText w:val="%3."/>
-      <w:lvlJc w:val="left"/>
-      <w:pPr>
-        <w:ind w:left="2160" w:hanging="360"/>
-      </w:pPr>
-    </w:lvl>
-    <w:lvl w:ilvl="3">
-      <w:start w:val="20"/>
-      <w:numFmt w:val="decimal"/>
-      <w:lvlText w:val="%4."/>
-      <w:lvlJc w:val="left"/>
-      <w:pPr>
-        <w:ind w:left="2880" w:hanging="360"/>
-      </w:pPr>
-    </w:lvl>
-    <w:lvl w:ilvl="4">
-      <w:start w:val="20"/>
-      <w:numFmt w:val="decimal"/>
-      <w:lvlText w:val="%5."/>
-      <w:lvlJc w:val="left"/>
-      <w:pPr>
-        <w:ind w:left="3600" w:hanging="360"/>
-      </w:pPr>
-    </w:lvl>
-    <w:lvl w:ilvl="5">
-      <w:start w:val="20"/>
-      <w:numFmt w:val="decimal"/>
-      <w:lvlText w:val="%6."/>
-      <w:lvlJc w:val="left"/>
-      <w:pPr>
-        <w:ind w:left="4320" w:hanging="360"/>
-      </w:pPr>
-    </w:lvl>
-    <w:lvl w:ilvl="6">
-      <w:start w:val="20"/>
-      <w:numFmt w:val="decimal"/>
-      <w:lvlText w:val="%7."/>
-      <w:lvlJc w:val="left"/>
-      <w:pPr>
-        <w:ind w:left="5040" w:hanging="360"/>
-      </w:pPr>
-    </w:lvl>
-    <w:lvl w:ilvl="7">
-      <w:start w:val="20"/>
-      <w:numFmt w:val="decimal"/>
-      <w:lvlText w:val="%8."/>
-      <w:lvlJc w:val="left"/>
-      <w:pPr>
-        <w:ind w:left="5760" w:hanging="360"/>
-      </w:pPr>
-    </w:lvl>
-    <w:lvl w:ilvl="8">
-      <w:start w:val="20"/>
-      <w:numFmt w:val="decimal"/>
-      <w:lvlText w:val="%9."/>
-      <w:lvlJc w:val="left"/>
-      <w:pPr>
-        <w:ind w:left="6480" w:hanging="360"/>
-      </w:pPr>
-    </w:lvl>
-  </w:abstractNum>
   <w:num w:numId="1000">
     <w:abstractNumId w:val="990"/>
   </w:num>
@@ -35587,129 +35966,9 @@
     </w:lvlOverride>
   </w:num>
   <w:num w:numId="1017">
-    <w:abstractNumId w:val="994111"/>
-    <w:lvlOverride w:ilvl="0">
-      <w:startOverride w:val="11"/>
-    </w:lvlOverride>
-    <w:lvlOverride w:ilvl="1">
-      <w:startOverride w:val="11"/>
-    </w:lvlOverride>
-    <w:lvlOverride w:ilvl="2">
-      <w:startOverride w:val="11"/>
-    </w:lvlOverride>
-    <w:lvlOverride w:ilvl="3">
-      <w:startOverride w:val="11"/>
-    </w:lvlOverride>
-    <w:lvlOverride w:ilvl="4">
-      <w:startOverride w:val="11"/>
-    </w:lvlOverride>
-    <w:lvlOverride w:ilvl="5">
-      <w:startOverride w:val="11"/>
-    </w:lvlOverride>
-    <w:lvlOverride w:ilvl="6">
-      <w:startOverride w:val="11"/>
-    </w:lvlOverride>
-    <w:lvlOverride w:ilvl="7">
-      <w:startOverride w:val="11"/>
-    </w:lvlOverride>
-    <w:lvlOverride w:ilvl="8">
-      <w:startOverride w:val="11"/>
-    </w:lvlOverride>
+    <w:abstractNumId w:val="991"/>
   </w:num>
   <w:num w:numId="1018">
-    <w:abstractNumId w:val="994120"/>
-    <w:lvlOverride w:ilvl="0">
-      <w:startOverride w:val="20"/>
-    </w:lvlOverride>
-    <w:lvlOverride w:ilvl="1">
-      <w:startOverride w:val="20"/>
-    </w:lvlOverride>
-    <w:lvlOverride w:ilvl="2">
-      <w:startOverride w:val="20"/>
-    </w:lvlOverride>
-    <w:lvlOverride w:ilvl="3">
-      <w:startOverride w:val="20"/>
-    </w:lvlOverride>
-    <w:lvlOverride w:ilvl="4">
-      <w:startOverride w:val="20"/>
-    </w:lvlOverride>
-    <w:lvlOverride w:ilvl="5">
-      <w:startOverride w:val="20"/>
-    </w:lvlOverride>
-    <w:lvlOverride w:ilvl="6">
-      <w:startOverride w:val="20"/>
-    </w:lvlOverride>
-    <w:lvlOverride w:ilvl="7">
-      <w:startOverride w:val="20"/>
-    </w:lvlOverride>
-    <w:lvlOverride w:ilvl="8">
-      <w:startOverride w:val="20"/>
-    </w:lvlOverride>
-  </w:num>
-  <w:num w:numId="1019">
-    <w:abstractNumId w:val="99411"/>
-    <w:lvlOverride w:ilvl="0">
-      <w:startOverride w:val="1"/>
-    </w:lvlOverride>
-    <w:lvlOverride w:ilvl="1">
-      <w:startOverride w:val="1"/>
-    </w:lvlOverride>
-    <w:lvlOverride w:ilvl="2">
-      <w:startOverride w:val="1"/>
-    </w:lvlOverride>
-    <w:lvlOverride w:ilvl="3">
-      <w:startOverride w:val="1"/>
-    </w:lvlOverride>
-    <w:lvlOverride w:ilvl="4">
-      <w:startOverride w:val="1"/>
-    </w:lvlOverride>
-    <w:lvlOverride w:ilvl="5">
-      <w:startOverride w:val="1"/>
-    </w:lvlOverride>
-    <w:lvlOverride w:ilvl="6">
-      <w:startOverride w:val="1"/>
-    </w:lvlOverride>
-    <w:lvlOverride w:ilvl="7">
-      <w:startOverride w:val="1"/>
-    </w:lvlOverride>
-    <w:lvlOverride w:ilvl="8">
-      <w:startOverride w:val="1"/>
-    </w:lvlOverride>
-  </w:num>
-  <w:num w:numId="1020">
-    <w:abstractNumId w:val="99411"/>
-    <w:lvlOverride w:ilvl="0">
-      <w:startOverride w:val="1"/>
-    </w:lvlOverride>
-    <w:lvlOverride w:ilvl="1">
-      <w:startOverride w:val="1"/>
-    </w:lvlOverride>
-    <w:lvlOverride w:ilvl="2">
-      <w:startOverride w:val="1"/>
-    </w:lvlOverride>
-    <w:lvlOverride w:ilvl="3">
-      <w:startOverride w:val="1"/>
-    </w:lvlOverride>
-    <w:lvlOverride w:ilvl="4">
-      <w:startOverride w:val="1"/>
-    </w:lvlOverride>
-    <w:lvlOverride w:ilvl="5">
-      <w:startOverride w:val="1"/>
-    </w:lvlOverride>
-    <w:lvlOverride w:ilvl="6">
-      <w:startOverride w:val="1"/>
-    </w:lvlOverride>
-    <w:lvlOverride w:ilvl="7">
-      <w:startOverride w:val="1"/>
-    </w:lvlOverride>
-    <w:lvlOverride w:ilvl="8">
-      <w:startOverride w:val="1"/>
-    </w:lvlOverride>
-  </w:num>
-  <w:num w:numId="1021">
-    <w:abstractNumId w:val="991"/>
-  </w:num>
-  <w:num w:numId="1022">
     <w:abstractNumId w:val="991"/>
   </w:num>
 </w:numbering>

--- a/06-学生侧材料/讲义/2-结构化学/结构表征与波谱桥-超级充实版（自学完整）.docx
+++ b/06-学生侧材料/讲义/2-结构化学/结构表征与波谱桥-超级充实版（自学完整）.docx
@@ -43,335 +43,409 @@
     </w:p>
     <w:p>
       <w:pPr>
-        <w:pStyle w:val="Compact"/>
-        <w:numPr>
-          <w:ilvl w:val="0"/>
-          <w:numId w:val="1001"/>
-        </w:numPr>
+        <w:pStyle w:val="BlockText"/>
+        <w:spacing w:after="80"/>
       </w:pPr>
       <w:r>
         <w:rPr>
           <w:rFonts w:hint="eastAsia" w:ascii="Times New Roman" w:hAnsi="Times New Roman" w:eastAsia="FangSong" w:cs="Times New Roman"/>
         </w:rPr>
-        <w:t xml:space="preserve">能说清</w:t>
-      </w:r>
-      <w:r>
-        <w:rPr>
-          <w:rFonts w:hint="eastAsia" w:ascii="Times New Roman" w:hAnsi="Times New Roman" w:eastAsia="FangSong" w:cs="Times New Roman"/>
-          <w:b/>
-          <w:bCs/>
-        </w:rPr>
-        <w:t xml:space="preserve">衍射技术</w:t>
-      </w:r>
-      <w:r>
-        <w:rPr>
-          <w:rFonts w:hint="eastAsia" w:ascii="Times New Roman" w:hAnsi="Times New Roman" w:eastAsia="FangSong" w:cs="Times New Roman"/>
-        </w:rPr>
-        <w:t xml:space="preserve">与</w:t>
-      </w:r>
-      <w:r>
-        <w:rPr>
-          <w:rFonts w:hint="eastAsia" w:ascii="Times New Roman" w:hAnsi="Times New Roman" w:eastAsia="FangSong" w:cs="Times New Roman"/>
-          <w:b/>
-          <w:bCs/>
-        </w:rPr>
-        <w:t xml:space="preserve">振动光谱判据</w:t>
-      </w:r>
-      <w:r>
-        <w:rPr>
-          <w:rFonts w:hint="eastAsia" w:ascii="Times New Roman" w:hAnsi="Times New Roman" w:eastAsia="FangSong" w:cs="Times New Roman"/>
-        </w:rPr>
-        <w:t xml:space="preserve">之间为什么需要</w:t>
-      </w:r>
-      <w:r>
-        <w:rPr>
-          <w:rFonts w:hint="eastAsia" w:ascii="Times New Roman" w:hAnsi="Times New Roman" w:eastAsia="FangSong" w:cs="Times New Roman"/>
-          <w:b/>
-          <w:bCs/>
+        <w:t>对齐考纲</w:t>
+      </w:r>
+      <w:r>
+        <w:rPr>
+          <w:rFonts w:hint="eastAsia" w:ascii="Times New Roman" w:hAnsi="Times New Roman" w:eastAsia="Times New Roman" w:cs="Times New Roman"/>
+        </w:rPr>
+        <w:t>：§14</w:t>
+      </w:r>
+      <w:r>
+        <w:rPr>
+          <w:rFonts w:ascii="Times New Roman" w:hAnsi="Times New Roman" w:eastAsia="Times New Roman" w:cs="Times New Roman"/>
+        </w:rPr>
+        <w:t xml:space="preserve"> </w:t>
+      </w:r>
+      <w:r>
+        <w:rPr>
+          <w:rFonts w:hint="eastAsia" w:ascii="Times New Roman" w:hAnsi="Times New Roman" w:eastAsia="FangSong" w:cs="Times New Roman"/>
         </w:rPr>
         <w:t xml:space="preserve">对称性</w:t>
       </w:r>
-      <w:r>
-        <w:rPr>
-          <w:rFonts w:hint="eastAsia" w:ascii="Times New Roman" w:hAnsi="Times New Roman" w:eastAsia="FangSong" w:cs="Times New Roman"/>
-        </w:rPr>
-        <w:t xml:space="preserve">作为共同语言</w:t>
-      </w:r>
     </w:p>
+    <w:tbl>
+      <w:tblPr>
+        <w:tblStyle w:val="Table"/>
+        <w:tblW w:type="pct" w:w="5000"/>
+        <w:tblLayout w:type="fixed"/>
+        <w:tblLook w:firstRow="1" w:lastRow="0" w:firstColumn="0" w:lastColumn="0" w:noHBand="0" w:noVBand="0" w:val="0020"/>
+      </w:tblPr>
+      <w:tblGrid>
+        <w:gridCol w:w="3960"/>
+        <w:gridCol w:w="3960"/>
+      </w:tblGrid>
+      <w:tr>
+        <w:trPr>
+          <w:tblHeader w:val="on"/>
+        </w:trPr>
+        <w:tc>
+          <w:tcPr/>
+          <w:p>
+            <w:pPr>
+              <w:pStyle w:val="Compact"/>
+              <w:jc w:val="center"/>
+            </w:pPr>
+            <w:r>
+              <w:rPr>
+                <w:rFonts w:hint="eastAsia" w:ascii="Times New Roman" w:hAnsi="Times New Roman" w:eastAsia="SimHei" w:cs="Times New Roman"/>
+                <w:b/>
+              </w:rPr>
+              <w:t xml:space="preserve">考纲条目</w:t>
+            </w:r>
+          </w:p>
+        </w:tc>
+        <w:tc>
+          <w:tcPr/>
+          <w:p>
+            <w:pPr>
+              <w:pStyle w:val="Compact"/>
+              <w:jc w:val="center"/>
+            </w:pPr>
+            <w:r>
+              <w:rPr>
+                <w:rFonts w:hint="eastAsia" w:ascii="Times New Roman" w:hAnsi="Times New Roman" w:eastAsia="SimHei" w:cs="Times New Roman"/>
+                <w:b/>
+              </w:rPr>
+              <w:t xml:space="preserve">学完本讲你应能</w:t>
+            </w:r>
+          </w:p>
+        </w:tc>
+      </w:tr>
+      <w:tr>
+        <w:tc>
+          <w:tcPr/>
+          <w:p>
+            <w:pPr>
+              <w:pStyle w:val="Compact"/>
+              <w:jc w:val="center"/>
+            </w:pPr>
+            <w:r>
+              <w:rPr>
+                <w:rFonts w:ascii="Times New Roman" w:hAnsi="Times New Roman" w:eastAsia="Times New Roman" w:cs="Times New Roman"/>
+              </w:rPr>
+              <w:t xml:space="preserve">§14 </w:t>
+            </w:r>
+            <w:r>
+              <w:rPr>
+                <w:rFonts w:hint="eastAsia" w:ascii="Times New Roman" w:hAnsi="Times New Roman" w:eastAsia="FangSong" w:cs="Times New Roman"/>
+              </w:rPr>
+              <w:t xml:space="preserve">对称性</w:t>
+            </w:r>
+            <w:r>
+              <w:rPr>
+                <w:rFonts w:ascii="Times New Roman" w:hAnsi="Times New Roman" w:eastAsia="Times New Roman" w:cs="Times New Roman"/>
+              </w:rPr>
+              <w:t xml:space="preserve"> · </w:t>
+            </w:r>
+            <w:r>
+              <w:rPr>
+                <w:rFonts w:hint="eastAsia" w:ascii="Times New Roman" w:hAnsi="Times New Roman" w:eastAsia="FangSong" w:cs="Times New Roman"/>
+              </w:rPr>
+              <w:t xml:space="preserve">特征标表实操</w:t>
+            </w:r>
+          </w:p>
+        </w:tc>
+        <w:tc>
+          <w:tcPr/>
+          <w:p>
+            <w:pPr>
+              <w:pStyle w:val="Compact"/>
+              <w:jc w:val="center"/>
+            </w:pPr>
+            <w:r>
+              <w:rPr>
+                <w:rFonts w:hint="eastAsia" w:ascii="Times New Roman" w:hAnsi="Times New Roman" w:eastAsia="FangSong" w:cs="Times New Roman"/>
+              </w:rPr>
+              <w:t>能从特征标表直接判断某个振动模式是否红外活性</w:t>
+            </w:r>
+            <w:r>
+              <w:rPr>
+                <w:rFonts w:hint="eastAsia" w:ascii="Times New Roman" w:hAnsi="Times New Roman" w:eastAsia="Times New Roman" w:cs="Times New Roman"/>
+              </w:rPr>
+              <w:t>、</w:t>
+            </w:r>
+            <w:r>
+              <w:rPr>
+                <w:rFonts w:hint="eastAsia" w:ascii="Times New Roman" w:hAnsi="Times New Roman" w:eastAsia="FangSong" w:cs="Times New Roman"/>
+              </w:rPr>
+              <w:t>是否拉曼活性</w:t>
+            </w:r>
+            <w:r>
+              <w:rPr>
+                <w:rFonts w:hint="eastAsia" w:ascii="Times New Roman" w:hAnsi="Times New Roman" w:eastAsia="Times New Roman" w:cs="Times New Roman"/>
+              </w:rPr>
+              <w:t>（</w:t>
+            </w:r>
+            <w:r>
+              <w:rPr>
+                <w:rFonts w:hint="eastAsia" w:ascii="Times New Roman" w:hAnsi="Times New Roman" w:eastAsia="FangSong" w:cs="Times New Roman"/>
+              </w:rPr>
+              <w:t>查表四步法</w:t>
+            </w:r>
+            <w:r>
+              <w:rPr>
+                <w:rFonts w:hint="eastAsia" w:ascii="Times New Roman" w:hAnsi="Times New Roman" w:eastAsia="Times New Roman" w:cs="Times New Roman"/>
+              </w:rPr>
+              <w:t>）；</w:t>
+            </w:r>
+            <w:r>
+              <w:rPr>
+                <w:rFonts w:hint="eastAsia" w:ascii="Times New Roman" w:hAnsi="Times New Roman" w:eastAsia="FangSong" w:cs="Times New Roman"/>
+              </w:rPr>
+              <w:t>能正确陈述互斥规则</w:t>
+            </w:r>
+            <w:r>
+              <w:rPr>
+                <w:rFonts w:hint="eastAsia" w:ascii="Times New Roman" w:hAnsi="Times New Roman" w:eastAsia="Times New Roman" w:cs="Times New Roman"/>
+              </w:rPr>
+              <w:t>，</w:t>
+            </w:r>
+            <w:r>
+              <w:rPr>
+                <w:rFonts w:hint="eastAsia" w:ascii="Times New Roman" w:hAnsi="Times New Roman" w:eastAsia="FangSong" w:cs="Times New Roman"/>
+              </w:rPr>
+              <w:t>并判断它适用于哪些点群</w:t>
+            </w:r>
+            <w:r>
+              <w:rPr>
+                <w:rFonts w:hint="eastAsia" w:ascii="Times New Roman" w:hAnsi="Times New Roman" w:eastAsia="Times New Roman" w:cs="Times New Roman"/>
+              </w:rPr>
+              <w:t>、</w:t>
+            </w:r>
+            <w:r>
+              <w:rPr>
+                <w:rFonts w:hint="eastAsia" w:ascii="Times New Roman" w:hAnsi="Times New Roman" w:eastAsia="FangSong" w:cs="Times New Roman"/>
+              </w:rPr>
+              <w:t>不适用于哪些点群</w:t>
+            </w:r>
+            <w:r>
+              <w:rPr>
+                <w:rFonts w:hint="eastAsia" w:ascii="Times New Roman" w:hAnsi="Times New Roman" w:eastAsia="Times New Roman" w:cs="Times New Roman"/>
+              </w:rPr>
+              <w:t>；</w:t>
+            </w:r>
+            <w:r>
+              <w:rPr>
+                <w:rFonts w:hint="eastAsia" w:ascii="Times New Roman" w:hAnsi="Times New Roman" w:eastAsia="FangSong" w:cs="Times New Roman"/>
+              </w:rPr>
+              <w:t>能完整处理一个振动活性分析的算例</w:t>
+            </w:r>
+            <w:r>
+              <w:rPr>
+                <w:rFonts w:hint="eastAsia" w:ascii="Times New Roman" w:hAnsi="Times New Roman" w:eastAsia="Times New Roman" w:cs="Times New Roman"/>
+              </w:rPr>
+              <w:t>（</w:t>
+            </w:r>
+            <w:r>
+              <w:rPr>
+                <w:rFonts w:hint="eastAsia" w:ascii="Times New Roman" w:hAnsi="Times New Roman" w:eastAsia="FangSong" w:cs="Times New Roman"/>
+              </w:rPr>
+              <w:t>如</w:t>
+            </w:r>
+            <w:r>
+              <w:rPr>
+                <w:rFonts w:ascii="Times New Roman" w:hAnsi="Times New Roman" w:eastAsia="Times New Roman" w:cs="Times New Roman"/>
+              </w:rPr>
+              <w:t xml:space="preserve"> CO</w:t>
+            </w:r>
+            <w:r>
+              <w:rPr>
+                <w:rFonts w:ascii="Times New Roman" w:hAnsi="Times New Roman" w:eastAsia="Times New Roman" w:cs="Times New Roman"/>
+                <w:vertAlign w:val="subscript"/>
+              </w:rPr>
+              <w:t>3</w:t>
+            </w:r>
+            <w:r>
+              <w:rPr>
+                <w:rFonts w:ascii="Times New Roman" w:hAnsi="Times New Roman" w:eastAsia="Times New Roman" w:cs="Times New Roman"/>
+                <w:vertAlign w:val="superscript"/>
+              </w:rPr>
+              <w:t>2-</w:t>
+            </w:r>
+            <w:r>
+              <w:rPr>
+                <w:rFonts w:ascii="Times New Roman" w:hAnsi="Times New Roman" w:eastAsia="Times New Roman" w:cs="Times New Roman"/>
+              </w:rPr>
+              <w:t xml:space="preserve"> </w:t>
+            </w:r>
+            <w:r>
+              <w:rPr>
+                <w:rFonts w:hint="eastAsia" w:ascii="Times New Roman" w:hAnsi="Times New Roman" w:eastAsia="FangSong" w:cs="Times New Roman"/>
+              </w:rPr>
+              <w:t>的四条振动带归属</w:t>
+            </w:r>
+            <w:r>
+              <w:rPr>
+                <w:rFonts w:hint="eastAsia" w:ascii="Times New Roman" w:hAnsi="Times New Roman" w:eastAsia="Times New Roman" w:cs="Times New Roman"/>
+              </w:rPr>
+              <w:t>）</w:t>
+            </w:r>
+          </w:p>
+        </w:tc>
+      </w:tr>
+      <w:tr>
+        <w:tc>
+          <w:tcPr/>
+          <w:p>
+            <w:pPr>
+              <w:pStyle w:val="Compact"/>
+              <w:jc w:val="center"/>
+            </w:pPr>
+            <w:r>
+              <w:rPr>
+                <w:rFonts w:ascii="Times New Roman" w:hAnsi="Times New Roman" w:eastAsia="Times New Roman" w:cs="Times New Roman"/>
+              </w:rPr>
+              <w:t xml:space="preserve">§14 </w:t>
+            </w:r>
+            <w:r>
+              <w:rPr>
+                <w:rFonts w:hint="eastAsia" w:ascii="Times New Roman" w:hAnsi="Times New Roman" w:eastAsia="FangSong" w:cs="Times New Roman"/>
+              </w:rPr>
+              <w:t xml:space="preserve">对称性</w:t>
+            </w:r>
+            <w:r>
+              <w:rPr>
+                <w:rFonts w:ascii="Times New Roman" w:hAnsi="Times New Roman" w:eastAsia="Times New Roman" w:cs="Times New Roman"/>
+              </w:rPr>
+              <w:t xml:space="preserve"> · </w:t>
+            </w:r>
+            <w:r>
+              <w:rPr>
+                <w:rFonts w:hint="eastAsia" w:ascii="Times New Roman" w:hAnsi="Times New Roman" w:eastAsia="FangSong" w:cs="Times New Roman"/>
+              </w:rPr>
+              <w:t xml:space="preserve">光谱判据与应用</w:t>
+            </w:r>
+          </w:p>
+        </w:tc>
+        <w:tc>
+          <w:tcPr/>
+          <w:p>
+            <w:pPr>
+              <w:pStyle w:val="Compact"/>
+              <w:jc w:val="center"/>
+            </w:pPr>
+            <w:r>
+              <w:rPr>
+                <w:rFonts w:hint="eastAsia" w:ascii="Times New Roman" w:hAnsi="Times New Roman" w:eastAsia="FangSong" w:cs="Times New Roman"/>
+              </w:rPr>
+              <w:t>能说清衍射技术与振动光谱判据之间为什么需要对称性作为共同语言</w:t>
+            </w:r>
+            <w:r>
+              <w:rPr>
+                <w:rFonts w:hint="eastAsia" w:ascii="Times New Roman" w:hAnsi="Times New Roman" w:eastAsia="Times New Roman" w:cs="Times New Roman"/>
+              </w:rPr>
+              <w:t>；</w:t>
+            </w:r>
+            <w:r>
+              <w:rPr>
+                <w:rFonts w:hint="eastAsia" w:ascii="Times New Roman" w:hAnsi="Times New Roman" w:eastAsia="FangSong" w:cs="Times New Roman"/>
+              </w:rPr>
+              <w:t>能用对称性解释为什么吸收有强有弱</w:t>
+            </w:r>
+            <w:r>
+              <w:rPr>
+                <w:rFonts w:hint="eastAsia" w:ascii="Times New Roman" w:hAnsi="Times New Roman" w:eastAsia="Times New Roman" w:cs="Times New Roman"/>
+              </w:rPr>
+              <w:t>（</w:t>
+            </w:r>
+            <w:r>
+              <w:rPr>
+                <w:rFonts w:hint="eastAsia" w:ascii="Times New Roman" w:hAnsi="Times New Roman" w:eastAsia="FangSong" w:cs="Times New Roman"/>
+              </w:rPr>
+              <w:t>三类跃迁的强度差异来源</w:t>
+            </w:r>
+            <w:r>
+              <w:rPr>
+                <w:rFonts w:hint="eastAsia" w:ascii="Times New Roman" w:hAnsi="Times New Roman" w:eastAsia="Times New Roman" w:cs="Times New Roman"/>
+              </w:rPr>
+              <w:t>）；</w:t>
+            </w:r>
+            <w:r>
+              <w:rPr>
+                <w:rFonts w:hint="eastAsia" w:ascii="Times New Roman" w:hAnsi="Times New Roman" w:eastAsia="FangSong" w:cs="Times New Roman"/>
+              </w:rPr>
+              <w:t>能判断什么时候该用红外</w:t>
+            </w:r>
+            <w:r>
+              <w:rPr>
+                <w:rFonts w:hint="eastAsia" w:ascii="Times New Roman" w:hAnsi="Times New Roman" w:eastAsia="Times New Roman" w:cs="Times New Roman"/>
+              </w:rPr>
+              <w:t>、</w:t>
+            </w:r>
+            <w:r>
+              <w:rPr>
+                <w:rFonts w:hint="eastAsia" w:ascii="Times New Roman" w:hAnsi="Times New Roman" w:eastAsia="FangSong" w:cs="Times New Roman"/>
+              </w:rPr>
+              <w:t>什么时候该用拉曼</w:t>
+            </w:r>
+            <w:r>
+              <w:rPr>
+                <w:rFonts w:hint="eastAsia" w:ascii="Times New Roman" w:hAnsi="Times New Roman" w:eastAsia="Times New Roman" w:cs="Times New Roman"/>
+              </w:rPr>
+              <w:t>、</w:t>
+            </w:r>
+            <w:r>
+              <w:rPr>
+                <w:rFonts w:hint="eastAsia" w:ascii="Times New Roman" w:hAnsi="Times New Roman" w:eastAsia="FangSong" w:cs="Times New Roman"/>
+              </w:rPr>
+              <w:t>什么时候必须联用</w:t>
+            </w:r>
+            <w:r>
+              <w:rPr>
+                <w:rFonts w:hint="eastAsia" w:ascii="Times New Roman" w:hAnsi="Times New Roman" w:eastAsia="Times New Roman" w:cs="Times New Roman"/>
+              </w:rPr>
+              <w:t>；</w:t>
+            </w:r>
+            <w:r>
+              <w:rPr>
+                <w:rFonts w:hint="eastAsia" w:ascii="Times New Roman" w:hAnsi="Times New Roman" w:eastAsia="FangSong" w:cs="Times New Roman"/>
+              </w:rPr>
+              <w:t>能把这些工具接回结构表征题</w:t>
+            </w:r>
+            <w:r>
+              <w:rPr>
+                <w:rFonts w:hint="eastAsia" w:ascii="Times New Roman" w:hAnsi="Times New Roman" w:eastAsia="Times New Roman" w:cs="Times New Roman"/>
+              </w:rPr>
+              <w:t>，</w:t>
+            </w:r>
+            <w:r>
+              <w:rPr>
+                <w:rFonts w:hint="eastAsia" w:ascii="Times New Roman" w:hAnsi="Times New Roman" w:eastAsia="FangSong" w:cs="Times New Roman"/>
+              </w:rPr>
+              <w:t>包括顺反异构与</w:t>
+            </w:r>
+            <w:r>
+              <w:rPr>
+                <w:rFonts w:ascii="Times New Roman" w:hAnsi="Times New Roman" w:eastAsia="Times New Roman" w:cs="Times New Roman"/>
+              </w:rPr>
+              <w:t xml:space="preserve"> fac/mer </w:t>
+            </w:r>
+            <w:r>
+              <w:rPr>
+                <w:rFonts w:hint="eastAsia" w:ascii="Times New Roman" w:hAnsi="Times New Roman" w:eastAsia="FangSong" w:cs="Times New Roman"/>
+              </w:rPr>
+              <w:t xml:space="preserve">的判别</w:t>
+            </w:r>
+          </w:p>
+        </w:tc>
+      </w:tr>
+    </w:tbl>
     <w:p>
       <w:pPr>
-        <w:pStyle w:val="Compact"/>
-        <w:numPr>
-          <w:ilvl w:val="0"/>
-          <w:numId w:val="1001"/>
-        </w:numPr>
+        <w:spacing w:before="160" w:after="80"/>
       </w:pPr>
       <w:r>
-        <w:rPr>
-          <w:rFonts w:hint="eastAsia" w:ascii="Times New Roman" w:hAnsi="Times New Roman" w:eastAsia="FangSong" w:cs="Times New Roman"/>
-        </w:rPr>
-        <w:t>能从特征标表直接判断某个振动模式是否红外活性</w:t>
-      </w:r>
-      <w:r>
-        <w:rPr>
-          <w:rFonts w:hint="eastAsia" w:ascii="Times New Roman" w:hAnsi="Times New Roman" w:eastAsia="Times New Roman" w:cs="Times New Roman"/>
-        </w:rPr>
-        <w:t>、</w:t>
-      </w:r>
-      <w:r>
-        <w:rPr>
-          <w:rFonts w:hint="eastAsia" w:ascii="Times New Roman" w:hAnsi="Times New Roman" w:eastAsia="FangSong" w:cs="Times New Roman"/>
-        </w:rPr>
-        <w:t>是否拉曼活性</w:t>
-      </w:r>
-      <w:r>
-        <w:rPr>
-          <w:rFonts w:hint="eastAsia" w:ascii="Times New Roman" w:hAnsi="Times New Roman" w:eastAsia="Times New Roman" w:cs="Times New Roman"/>
-        </w:rPr>
-        <w:t>（</w:t>
-      </w:r>
-      <w:r>
-        <w:rPr>
-          <w:rFonts w:hint="eastAsia" w:ascii="Times New Roman" w:hAnsi="Times New Roman" w:eastAsia="FangSong" w:cs="Times New Roman"/>
-        </w:rPr>
-        <w:t>查表四步法</w:t>
-      </w:r>
-      <w:r>
-        <w:rPr>
-          <w:rFonts w:hint="eastAsia" w:ascii="Times New Roman" w:hAnsi="Times New Roman" w:eastAsia="Times New Roman" w:cs="Times New Roman"/>
-        </w:rPr>
-        <w:t>）</w:t>
-      </w:r>
-    </w:p>
-    <w:p>
-      <w:pPr>
-        <w:pStyle w:val="Compact"/>
-        <w:numPr>
-          <w:ilvl w:val="0"/>
-          <w:numId w:val="1001"/>
-        </w:numPr>
-      </w:pPr>
-      <w:r>
-        <w:rPr>
-          <w:rFonts w:hint="eastAsia" w:ascii="Times New Roman" w:hAnsi="Times New Roman" w:eastAsia="FangSong" w:cs="Times New Roman"/>
-        </w:rPr>
-        <w:t xml:space="preserve">能正确陈述</w:t>
-      </w:r>
-      <w:r>
-        <w:rPr>
-          <w:rFonts w:hint="eastAsia" w:ascii="Times New Roman" w:hAnsi="Times New Roman" w:eastAsia="FangSong" w:cs="Times New Roman"/>
-          <w:b/>
-          <w:bCs/>
-        </w:rPr>
-        <w:t xml:space="preserve">互斥规则</w:t>
-      </w:r>
-      <w:r>
-        <w:rPr>
-          <w:rFonts w:hint="eastAsia" w:ascii="Times New Roman" w:hAnsi="Times New Roman" w:eastAsia="Times New Roman" w:cs="Times New Roman"/>
-        </w:rPr>
-        <w:t>，</w:t>
-      </w:r>
-      <w:r>
-        <w:rPr>
-          <w:rFonts w:hint="eastAsia" w:ascii="Times New Roman" w:hAnsi="Times New Roman" w:eastAsia="FangSong" w:cs="Times New Roman"/>
-        </w:rPr>
-        <w:t>并判断它适用于哪些点群</w:t>
-      </w:r>
-      <w:r>
-        <w:rPr>
-          <w:rFonts w:hint="eastAsia" w:ascii="Times New Roman" w:hAnsi="Times New Roman" w:eastAsia="Times New Roman" w:cs="Times New Roman"/>
-        </w:rPr>
-        <w:t>、</w:t>
-      </w:r>
-      <w:r>
-        <w:rPr>
-          <w:rFonts w:hint="eastAsia" w:ascii="Times New Roman" w:hAnsi="Times New Roman" w:eastAsia="FangSong" w:cs="Times New Roman"/>
-        </w:rPr>
-        <w:t>不适用于哪些点群</w:t>
-      </w:r>
-    </w:p>
-    <w:p>
-      <w:pPr>
-        <w:pStyle w:val="Compact"/>
-        <w:numPr>
-          <w:ilvl w:val="0"/>
-          <w:numId w:val="1001"/>
-        </w:numPr>
-      </w:pPr>
-      <w:r>
-        <w:rPr>
-          <w:rFonts w:hint="eastAsia" w:ascii="Times New Roman" w:hAnsi="Times New Roman" w:eastAsia="FangSong" w:cs="Times New Roman"/>
-        </w:rPr>
-        <w:t xml:space="preserve">能用对称性解释</w:t>
-      </w:r>
-      <w:r>
-        <w:rPr>
-          <w:rFonts w:hint="eastAsia" w:ascii="Times New Roman" w:hAnsi="Times New Roman" w:eastAsia="FangSong" w:cs="Times New Roman"/>
-          <w:b/>
-          <w:bCs/>
-        </w:rPr>
-        <w:t xml:space="preserve">为什么吸收有强有弱</w:t>
-      </w:r>
-      <w:r>
-        <w:rPr>
-          <w:rFonts w:hint="eastAsia" w:ascii="Times New Roman" w:hAnsi="Times New Roman" w:eastAsia="Times New Roman" w:cs="Times New Roman"/>
-        </w:rPr>
-        <w:t>（</w:t>
-      </w:r>
-      <w:r>
-        <w:rPr>
-          <w:rFonts w:hint="eastAsia" w:ascii="Times New Roman" w:hAnsi="Times New Roman" w:eastAsia="FangSong" w:cs="Times New Roman"/>
-        </w:rPr>
-        <w:t>三类跃迁的强度差异来源</w:t>
-      </w:r>
-      <w:r>
-        <w:rPr>
-          <w:rFonts w:hint="eastAsia" w:ascii="Times New Roman" w:hAnsi="Times New Roman" w:eastAsia="Times New Roman" w:cs="Times New Roman"/>
-        </w:rPr>
-        <w:t>）</w:t>
-      </w:r>
-    </w:p>
-    <w:p>
-      <w:pPr>
-        <w:pStyle w:val="Compact"/>
-        <w:numPr>
-          <w:ilvl w:val="0"/>
-          <w:numId w:val="1001"/>
-        </w:numPr>
-      </w:pPr>
-      <w:r>
-        <w:rPr>
-          <w:rFonts w:hint="eastAsia" w:ascii="Times New Roman" w:hAnsi="Times New Roman" w:eastAsia="FangSong" w:cs="Times New Roman"/>
-        </w:rPr>
-        <w:t>能完整处理一个振动活性分析的算例</w:t>
-      </w:r>
-      <w:r>
-        <w:rPr>
-          <w:rFonts w:hint="eastAsia" w:ascii="Times New Roman" w:hAnsi="Times New Roman" w:eastAsia="Times New Roman" w:cs="Times New Roman"/>
-        </w:rPr>
-        <w:t>（</w:t>
-      </w:r>
-      <w:r>
-        <w:rPr>
-          <w:rFonts w:hint="eastAsia" w:ascii="Times New Roman" w:hAnsi="Times New Roman" w:eastAsia="FangSong" w:cs="Times New Roman"/>
-        </w:rPr>
-        <w:t>如</w:t>
-      </w:r>
-      <w:r>
-        <w:rPr>
-          <w:rFonts w:ascii="Times New Roman" w:hAnsi="Times New Roman" w:eastAsia="Times New Roman" w:cs="Times New Roman"/>
-        </w:rPr>
-        <w:t xml:space="preserve"> CO</w:t>
-      </w:r>
-      <w:r>
-        <w:rPr>
-          <w:rFonts w:ascii="Times New Roman" w:hAnsi="Times New Roman" w:eastAsia="Times New Roman" w:cs="Times New Roman"/>
-          <w:vertAlign w:val="subscript"/>
-        </w:rPr>
-        <w:t>3</w:t>
-      </w:r>
-      <w:r>
-        <w:rPr>
-          <w:rFonts w:ascii="Times New Roman" w:hAnsi="Times New Roman" w:eastAsia="Times New Roman" w:cs="Times New Roman"/>
-          <w:vertAlign w:val="superscript"/>
-        </w:rPr>
-        <w:t>2-</w:t>
-      </w:r>
-      <w:r>
-        <w:rPr>
-          <w:rFonts w:ascii="Times New Roman" w:hAnsi="Times New Roman" w:eastAsia="Times New Roman" w:cs="Times New Roman"/>
-        </w:rPr>
-        <w:t xml:space="preserve"> </w:t>
-      </w:r>
-      <w:r>
-        <w:rPr>
-          <w:rFonts w:hint="eastAsia" w:ascii="Times New Roman" w:hAnsi="Times New Roman" w:eastAsia="FangSong" w:cs="Times New Roman"/>
-        </w:rPr>
-        <w:t>的四条振动带归属</w:t>
-      </w:r>
-      <w:r>
-        <w:rPr>
-          <w:rFonts w:hint="eastAsia" w:ascii="Times New Roman" w:hAnsi="Times New Roman" w:eastAsia="Times New Roman" w:cs="Times New Roman"/>
-        </w:rPr>
-        <w:t>）</w:t>
-      </w:r>
-    </w:p>
-    <w:p>
-      <w:pPr>
-        <w:pStyle w:val="Compact"/>
-        <w:numPr>
-          <w:ilvl w:val="0"/>
-          <w:numId w:val="1001"/>
-        </w:numPr>
-      </w:pPr>
-      <w:r>
-        <w:rPr>
-          <w:rFonts w:hint="eastAsia" w:ascii="Times New Roman" w:hAnsi="Times New Roman" w:eastAsia="FangSong" w:cs="Times New Roman"/>
-        </w:rPr>
-        <w:t>能判断什么时候该用红外</w:t>
-      </w:r>
-      <w:r>
-        <w:rPr>
-          <w:rFonts w:hint="eastAsia" w:ascii="Times New Roman" w:hAnsi="Times New Roman" w:eastAsia="Times New Roman" w:cs="Times New Roman"/>
-        </w:rPr>
-        <w:t>、</w:t>
-      </w:r>
-      <w:r>
-        <w:rPr>
-          <w:rFonts w:hint="eastAsia" w:ascii="Times New Roman" w:hAnsi="Times New Roman" w:eastAsia="FangSong" w:cs="Times New Roman"/>
-        </w:rPr>
-        <w:t>什么时候该用拉曼</w:t>
-      </w:r>
-      <w:r>
-        <w:rPr>
-          <w:rFonts w:hint="eastAsia" w:ascii="Times New Roman" w:hAnsi="Times New Roman" w:eastAsia="Times New Roman" w:cs="Times New Roman"/>
-        </w:rPr>
-        <w:t>、</w:t>
-      </w:r>
-      <w:r>
-        <w:rPr>
-          <w:rFonts w:hint="eastAsia" w:ascii="Times New Roman" w:hAnsi="Times New Roman" w:eastAsia="FangSong" w:cs="Times New Roman"/>
-        </w:rPr>
-        <w:t>什么时候必须联用</w:t>
-      </w:r>
-    </w:p>
-    <w:p>
-      <w:pPr>
-        <w:pStyle w:val="Compact"/>
-        <w:numPr>
-          <w:ilvl w:val="0"/>
-          <w:numId w:val="1001"/>
-        </w:numPr>
-      </w:pPr>
-      <w:r>
-        <w:rPr>
-          <w:rFonts w:hint="eastAsia" w:ascii="Times New Roman" w:hAnsi="Times New Roman" w:eastAsia="FangSong" w:cs="Times New Roman"/>
-        </w:rPr>
-        <w:t>能把这些工具接回结构表征题</w:t>
-      </w:r>
-      <w:r>
-        <w:rPr>
-          <w:rFonts w:hint="eastAsia" w:ascii="Times New Roman" w:hAnsi="Times New Roman" w:eastAsia="Times New Roman" w:cs="Times New Roman"/>
-        </w:rPr>
-        <w:t>，</w:t>
-      </w:r>
-      <w:r>
-        <w:rPr>
-          <w:rFonts w:hint="eastAsia" w:ascii="Times New Roman" w:hAnsi="Times New Roman" w:eastAsia="FangSong" w:cs="Times New Roman"/>
-        </w:rPr>
-        <w:t>包括顺反异构与</w:t>
-      </w:r>
-      <w:r>
-        <w:rPr>
-          <w:rFonts w:ascii="Times New Roman" w:hAnsi="Times New Roman" w:eastAsia="Times New Roman" w:cs="Times New Roman"/>
-        </w:rPr>
-        <w:t xml:space="preserve"> fac/mer </w:t>
-      </w:r>
-      <w:r>
-        <w:rPr>
-          <w:rFonts w:hint="eastAsia" w:ascii="Times New Roman" w:hAnsi="Times New Roman" w:eastAsia="FangSong" w:cs="Times New Roman"/>
-        </w:rPr>
-        <w:t xml:space="preserve">的判别</w:t>
+        <w:pict>
+          <v:rect style="width:0;height:1.5pt" o:hralign="center" o:hrstd="t" o:hr="t"/>
+        </w:pict>
       </w:r>
     </w:p>
     <w:bookmarkEnd w:id="9"/>
@@ -3899,7 +3973,7 @@
         <w:pStyle w:val="Compact"/>
         <w:numPr>
           <w:ilvl w:val="0"/>
-          <w:numId w:val="1002"/>
+          <w:numId w:val="1001"/>
         </w:numPr>
       </w:pPr>
       <w:r>
@@ -3914,7 +3988,7 @@
         <w:pStyle w:val="Compact"/>
         <w:numPr>
           <w:ilvl w:val="0"/>
-          <w:numId w:val="1002"/>
+          <w:numId w:val="1001"/>
         </w:numPr>
       </w:pPr>
       <w:r>
@@ -3955,7 +4029,7 @@
         <w:pStyle w:val="Compact"/>
         <w:numPr>
           <w:ilvl w:val="0"/>
-          <w:numId w:val="1002"/>
+          <w:numId w:val="1001"/>
         </w:numPr>
       </w:pPr>
       <w:r>
@@ -3982,7 +4056,7 @@
         <w:pStyle w:val="Compact"/>
         <w:numPr>
           <w:ilvl w:val="0"/>
-          <w:numId w:val="1002"/>
+          <w:numId w:val="1001"/>
         </w:numPr>
       </w:pPr>
       <w:r>
@@ -5872,7 +5946,7 @@
         <w:pStyle w:val="Compact"/>
         <w:numPr>
           <w:ilvl w:val="0"/>
-          <w:numId w:val="1003"/>
+          <w:numId w:val="1002"/>
         </w:numPr>
       </w:pPr>
       <w:r>
@@ -5887,7 +5961,7 @@
         <w:pStyle w:val="Compact"/>
         <w:numPr>
           <w:ilvl w:val="0"/>
-          <w:numId w:val="1003"/>
+          <w:numId w:val="1002"/>
         </w:numPr>
       </w:pPr>
       <w:r>
@@ -7496,7 +7570,7 @@
         <w:pStyle w:val="Compact"/>
         <w:numPr>
           <w:ilvl w:val="0"/>
-          <w:numId w:val="1004"/>
+          <w:numId w:val="1003"/>
         </w:numPr>
       </w:pPr>
       <w:r>
@@ -7573,7 +7647,7 @@
         <w:pStyle w:val="Compact"/>
         <w:numPr>
           <w:ilvl w:val="0"/>
-          <w:numId w:val="1004"/>
+          <w:numId w:val="1003"/>
         </w:numPr>
       </w:pPr>
       <w:r>
@@ -7747,7 +7821,7 @@
         <w:pStyle w:val="Compact"/>
         <w:numPr>
           <w:ilvl w:val="0"/>
-          <w:numId w:val="1004"/>
+          <w:numId w:val="1003"/>
         </w:numPr>
       </w:pPr>
       <w:r>
@@ -7842,7 +7916,7 @@
         <w:pStyle w:val="Compact"/>
         <w:numPr>
           <w:ilvl w:val="0"/>
-          <w:numId w:val="1005"/>
+          <w:numId w:val="1004"/>
         </w:numPr>
       </w:pPr>
       <w:r>
@@ -7922,7 +7996,7 @@
         <w:pStyle w:val="Compact"/>
         <w:numPr>
           <w:ilvl w:val="0"/>
-          <w:numId w:val="1005"/>
+          <w:numId w:val="1004"/>
         </w:numPr>
       </w:pPr>
       <w:r>
@@ -7957,7 +8031,7 @@
         <w:pStyle w:val="Compact"/>
         <w:numPr>
           <w:ilvl w:val="0"/>
-          <w:numId w:val="1005"/>
+          <w:numId w:val="1004"/>
         </w:numPr>
       </w:pPr>
       <w:r>
@@ -7992,7 +8066,7 @@
         <w:pStyle w:val="Compact"/>
         <w:numPr>
           <w:ilvl w:val="0"/>
-          <w:numId w:val="1005"/>
+          <w:numId w:val="1004"/>
         </w:numPr>
       </w:pPr>
       <w:r>
@@ -11343,7 +11417,7 @@
         <w:pStyle w:val="Compact"/>
         <w:numPr>
           <w:ilvl w:val="0"/>
-          <w:numId w:val="1006"/>
+          <w:numId w:val="1005"/>
         </w:numPr>
       </w:pPr>
       <m:oMath>
@@ -11529,7 +11603,7 @@
         <w:pStyle w:val="Compact"/>
         <w:numPr>
           <w:ilvl w:val="0"/>
-          <w:numId w:val="1006"/>
+          <w:numId w:val="1005"/>
         </w:numPr>
       </w:pPr>
       <m:oMath>
@@ -12704,7 +12778,7 @@
         <w:pStyle w:val="Compact"/>
         <w:numPr>
           <w:ilvl w:val="0"/>
-          <w:numId w:val="1007"/>
+          <w:numId w:val="1006"/>
         </w:numPr>
       </w:pPr>
       <m:oMath>
@@ -12817,6 +12891,1657 @@
           <w:rFonts w:hint="eastAsia" w:ascii="Times New Roman" w:hAnsi="Times New Roman" w:eastAsia="Times New Roman" w:cs="Times New Roman"/>
         </w:rPr>
         <w:t>）</w:t>
+      </w:r>
+    </w:p>
+    <w:p>
+      <w:pPr>
+        <w:pStyle w:val="Compact"/>
+        <w:numPr>
+          <w:ilvl w:val="0"/>
+          <w:numId w:val="1006"/>
+        </w:numPr>
+      </w:pPr>
+      <w:r>
+        <w:rPr>
+          <w:rFonts w:hint="eastAsia" w:ascii="Times New Roman" w:hAnsi="Times New Roman" w:eastAsia="FangSong" w:cs="Times New Roman"/>
+        </w:rPr>
+        <w:t xml:space="preserve">六个二次函数在</w:t>
+      </w:r>
+      <w:r>
+        <w:rPr>
+          <w:rFonts w:ascii="Times New Roman" w:hAnsi="Times New Roman" w:eastAsia="Times New Roman" w:cs="Times New Roman"/>
+        </w:rPr>
+        <w:t xml:space="preserve"> </w:t>
+      </w:r>
+      <m:oMath>
+        <m:r>
+          <m:t>i</m:t>
+        </m:r>
+      </m:oMath>
+      <w:r>
+        <w:rPr>
+          <w:rFonts w:ascii="Times New Roman" w:hAnsi="Times New Roman" w:eastAsia="Times New Roman" w:cs="Times New Roman"/>
+        </w:rPr>
+        <w:t xml:space="preserve"> </w:t>
+      </w:r>
+      <w:r>
+        <w:rPr>
+          <w:rFonts w:hint="eastAsia" w:ascii="Times New Roman" w:hAnsi="Times New Roman" w:eastAsia="FangSong" w:cs="Times New Roman"/>
+        </w:rPr>
+        <w:t xml:space="preserve">下</w:t>
+      </w:r>
+      <w:r>
+        <w:rPr>
+          <w:rFonts w:hint="eastAsia" w:ascii="Times New Roman" w:hAnsi="Times New Roman" w:eastAsia="FangSong" w:cs="Times New Roman"/>
+          <w:b/>
+          <w:bCs/>
+        </w:rPr>
+        <w:t xml:space="preserve">不变</w:t>
+      </w:r>
+      <w:r>
+        <w:rPr>
+          <w:rFonts w:hint="eastAsia" w:ascii="Times New Roman" w:hAnsi="Times New Roman" w:eastAsia="Times New Roman" w:cs="Times New Roman"/>
+        </w:rPr>
+        <w:t>（</w:t>
+      </w:r>
+      <w:r>
+        <w:rPr>
+          <w:rFonts w:hint="eastAsia" w:ascii="Times New Roman" w:hAnsi="Times New Roman" w:eastAsia="FangSong" w:cs="Times New Roman"/>
+        </w:rPr>
+        <w:t>属</w:t>
+      </w:r>
+      <w:r>
+        <w:rPr>
+          <w:rFonts w:ascii="Times New Roman" w:hAnsi="Times New Roman" w:eastAsia="Times New Roman" w:cs="Times New Roman"/>
+        </w:rPr>
+        <w:t xml:space="preserve"> </w:t>
+      </w:r>
+      <m:oMath>
+        <m:r>
+          <m:t>g</m:t>
+        </m:r>
+      </m:oMath>
+      <w:r>
+        <w:rPr>
+          <w:rFonts w:ascii="Times New Roman" w:hAnsi="Times New Roman" w:eastAsia="Times New Roman" w:cs="Times New Roman"/>
+        </w:rPr>
+        <w:t xml:space="preserve"> </w:t>
+      </w:r>
+      <w:r>
+        <w:rPr>
+          <w:rFonts w:hint="eastAsia" w:ascii="Times New Roman" w:hAnsi="Times New Roman" w:eastAsia="FangSong" w:cs="Times New Roman"/>
+        </w:rPr>
+        <w:t>宇称</w:t>
+      </w:r>
+      <w:r>
+        <w:rPr>
+          <w:rFonts w:hint="eastAsia" w:ascii="Times New Roman" w:hAnsi="Times New Roman" w:eastAsia="Times New Roman" w:cs="Times New Roman"/>
+        </w:rPr>
+        <w:t>）</w:t>
+      </w:r>
+    </w:p>
+    <w:p>
+      <w:pPr>
+        <w:pStyle w:val="Compact"/>
+        <w:numPr>
+          <w:ilvl w:val="0"/>
+          <w:numId w:val="1006"/>
+        </w:numPr>
+      </w:pPr>
+      <w:r>
+        <w:rPr>
+          <w:rFonts w:hint="eastAsia" w:ascii="Times New Roman" w:hAnsi="Times New Roman" w:eastAsia="FangSong" w:cs="Times New Roman"/>
+        </w:rPr>
+        <w:t xml:space="preserve">因此</w:t>
+      </w:r>
+      <w:r>
+        <w:rPr>
+          <w:rFonts w:ascii="Times New Roman" w:hAnsi="Times New Roman" w:eastAsia="Times New Roman" w:cs="Times New Roman"/>
+        </w:rPr>
+        <w:t xml:space="preserve"> </w:t>
+      </w:r>
+      <m:oMath>
+        <m:r>
+          <m:t>u</m:t>
+        </m:r>
+      </m:oMath>
+      <w:r>
+        <w:rPr>
+          <w:rFonts w:ascii="Times New Roman" w:hAnsi="Times New Roman" w:eastAsia="Times New Roman" w:cs="Times New Roman"/>
+        </w:rPr>
+        <w:t xml:space="preserve"> </w:t>
+      </w:r>
+      <w:r>
+        <w:rPr>
+          <w:rFonts w:hint="eastAsia" w:ascii="Times New Roman" w:hAnsi="Times New Roman" w:eastAsia="FangSong" w:cs="Times New Roman"/>
+        </w:rPr>
+        <w:t>型振动可以与坐标耦合</w:t>
+      </w:r>
+      <w:r>
+        <w:rPr>
+          <w:rFonts w:hint="eastAsia" w:ascii="Times New Roman" w:hAnsi="Times New Roman" w:eastAsia="Times New Roman" w:cs="Times New Roman"/>
+        </w:rPr>
+        <w:t>（</w:t>
+      </w:r>
+      <w:r>
+        <w:rPr>
+          <w:rFonts w:hint="eastAsia" w:ascii="Times New Roman" w:hAnsi="Times New Roman" w:eastAsia="FangSong" w:cs="Times New Roman"/>
+        </w:rPr>
+        <w:t>红外活性</w:t>
+      </w:r>
+      <w:r>
+        <w:rPr>
+          <w:rFonts w:hint="eastAsia" w:ascii="Times New Roman" w:hAnsi="Times New Roman" w:eastAsia="Times New Roman" w:cs="Times New Roman"/>
+        </w:rPr>
+        <w:t>），</w:t>
+      </w:r>
+      <m:oMath>
+        <m:r>
+          <m:t>g</m:t>
+        </m:r>
+      </m:oMath>
+      <w:r>
+        <w:rPr>
+          <w:rFonts w:ascii="Times New Roman" w:hAnsi="Times New Roman" w:eastAsia="Times New Roman" w:cs="Times New Roman"/>
+        </w:rPr>
+        <w:t xml:space="preserve"> </w:t>
+      </w:r>
+      <w:r>
+        <w:rPr>
+          <w:rFonts w:hint="eastAsia" w:ascii="Times New Roman" w:hAnsi="Times New Roman" w:eastAsia="FangSong" w:cs="Times New Roman"/>
+        </w:rPr>
+        <w:t>型振动可以与二次函数耦合</w:t>
+      </w:r>
+      <w:r>
+        <w:rPr>
+          <w:rFonts w:hint="eastAsia" w:ascii="Times New Roman" w:hAnsi="Times New Roman" w:eastAsia="Times New Roman" w:cs="Times New Roman"/>
+        </w:rPr>
+        <w:t>（</w:t>
+      </w:r>
+      <w:r>
+        <w:rPr>
+          <w:rFonts w:hint="eastAsia" w:ascii="Times New Roman" w:hAnsi="Times New Roman" w:eastAsia="FangSong" w:cs="Times New Roman"/>
+        </w:rPr>
+        <w:t>拉曼活性</w:t>
+      </w:r>
+      <w:r>
+        <w:rPr>
+          <w:rFonts w:hint="eastAsia" w:ascii="Times New Roman" w:hAnsi="Times New Roman" w:eastAsia="Times New Roman" w:cs="Times New Roman"/>
+        </w:rPr>
+        <w:t>）</w:t>
+      </w:r>
+    </w:p>
+    <w:p>
+      <w:pPr>
+        <w:pStyle w:val="Compact"/>
+        <w:numPr>
+          <w:ilvl w:val="0"/>
+          <w:numId w:val="1006"/>
+        </w:numPr>
+      </w:pPr>
+      <w:r>
+        <w:rPr>
+          <w:rFonts w:hint="eastAsia" w:ascii="Times New Roman" w:hAnsi="Times New Roman" w:eastAsia="FangSong" w:cs="Times New Roman"/>
+        </w:rPr>
+        <w:t xml:space="preserve">两者不能同时成立</w:t>
+      </w:r>
+      <w:r>
+        <w:rPr>
+          <w:rFonts w:ascii="Times New Roman" w:hAnsi="Times New Roman" w:eastAsia="Times New Roman" w:cs="Times New Roman"/>
+        </w:rPr>
+        <w:t xml:space="preserve"> →</w:t>
+      </w:r>
+      <w:r>
+        <w:rPr>
+          <w:rFonts w:ascii="Times New Roman" w:hAnsi="Times New Roman" w:eastAsia="Times New Roman" w:cs="Times New Roman"/>
+        </w:rPr>
+        <w:t xml:space="preserve"> </w:t>
+      </w:r>
+      <w:r>
+        <w:rPr>
+          <w:rFonts w:hint="eastAsia" w:ascii="Times New Roman" w:hAnsi="Times New Roman" w:eastAsia="FangSong" w:cs="Times New Roman"/>
+          <w:b/>
+          <w:bCs/>
+        </w:rPr>
+        <w:t xml:space="preserve">互斥</w:t>
+      </w:r>
+    </w:p>
+    <w:p>
+      <w:pPr>
+        <w:pStyle w:val="MethodologyBlock"/>
+      </w:pPr>
+      <w:r>
+        <w:rPr>
+          <w:rFonts w:hint="eastAsia" w:ascii="Times New Roman" w:hAnsi="Times New Roman" w:eastAsia="FangSong" w:cs="Times New Roman"/>
+        </w:rPr>
+        <w:t xml:space="preserve">一个立即可用的判据</w:t>
+      </w:r>
+      <w:r>
+        <w:rPr>
+          <w:rFonts w:ascii="Times New Roman" w:hAnsi="Times New Roman" w:eastAsia="Times New Roman" w:cs="Times New Roman"/>
+        </w:rPr>
+        <w:t xml:space="preserve"> </w:t>
+      </w:r>
+      <w:r>
+        <w:rPr>
+          <w:rFonts w:hint="eastAsia" w:ascii="Times New Roman" w:hAnsi="Times New Roman" w:eastAsia="FangSong" w:cs="Times New Roman"/>
+        </w:rPr>
+        <w:t xml:space="preserve">看到</w:t>
+      </w:r>
+      <w:r>
+        <w:rPr>
+          <w:rFonts w:ascii="Times New Roman" w:hAnsi="Times New Roman" w:eastAsia="Times New Roman" w:cs="Times New Roman"/>
+        </w:rPr>
+        <w:t xml:space="preserve"> </w:t>
+      </w:r>
+      <m:oMath>
+        <m:sSub>
+          <m:e>
+            <m:r>
+              <m:t>O</m:t>
+            </m:r>
+          </m:e>
+          <m:sub>
+            <m:r>
+              <m:t>h</m:t>
+            </m:r>
+          </m:sub>
+        </m:sSub>
+      </m:oMath>
+      <w:r>
+        <w:rPr>
+          <w:rFonts w:hint="eastAsia" w:ascii="Times New Roman" w:hAnsi="Times New Roman" w:eastAsia="Times New Roman" w:cs="Times New Roman"/>
+        </w:rPr>
+        <w:t>（</w:t>
+      </w:r>
+      <w:r>
+        <w:rPr>
+          <w:rFonts w:hint="eastAsia" w:ascii="Times New Roman" w:hAnsi="Times New Roman" w:eastAsia="FangSong" w:cs="Times New Roman"/>
+        </w:rPr>
+        <w:t>如</w:t>
+      </w:r>
+      <w:r>
+        <w:rPr>
+          <w:rFonts w:ascii="Times New Roman" w:hAnsi="Times New Roman" w:eastAsia="Times New Roman" w:cs="Times New Roman"/>
+        </w:rPr>
+        <w:t xml:space="preserve"> </w:t>
+      </w:r>
+      <w:r>
+        <w:rPr>
+          <w:rFonts w:hint="eastAsia" w:ascii="Times New Roman" w:hAnsi="Times New Roman" w:eastAsia="Times New Roman" w:cs="Times New Roman"/>
+        </w:rPr>
+        <w:t>SF</w:t>
+      </w:r>
+      <w:r>
+        <w:rPr>
+          <w:rFonts w:hint="eastAsia" w:ascii="Times New Roman" w:hAnsi="Times New Roman" w:eastAsia="Times New Roman" w:cs="Times New Roman"/>
+          <w:vertAlign w:val="subscript"/>
+        </w:rPr>
+        <w:t>6</w:t>
+      </w:r>
+      <w:r>
+        <w:rPr>
+          <w:rFonts w:hint="eastAsia" w:ascii="Times New Roman" w:hAnsi="Times New Roman" w:eastAsia="Times New Roman" w:cs="Times New Roman"/>
+        </w:rPr>
+        <w:t>）、</w:t>
+      </w:r>
+      <m:oMath>
+        <m:sSub>
+          <m:e>
+            <m:r>
+              <m:t>D</m:t>
+            </m:r>
+          </m:e>
+          <m:sub>
+            <m:r>
+              <m:t>4</m:t>
+            </m:r>
+            <m:r>
+              <m:t>h</m:t>
+            </m:r>
+          </m:sub>
+        </m:sSub>
+      </m:oMath>
+      <w:r>
+        <w:rPr>
+          <w:rFonts w:hint="eastAsia" w:ascii="Times New Roman" w:hAnsi="Times New Roman" w:eastAsia="Times New Roman" w:cs="Times New Roman"/>
+        </w:rPr>
+        <w:t>（</w:t>
+      </w:r>
+      <w:r>
+        <w:rPr>
+          <w:rFonts w:hint="eastAsia" w:ascii="Times New Roman" w:hAnsi="Times New Roman" w:eastAsia="FangSong" w:cs="Times New Roman"/>
+        </w:rPr>
+        <w:t>如平面四方</w:t>
+      </w:r>
+      <w:r>
+        <w:rPr>
+          <w:rFonts w:ascii="Times New Roman" w:hAnsi="Times New Roman" w:eastAsia="Times New Roman" w:cs="Times New Roman"/>
+        </w:rPr>
+        <w:t xml:space="preserve"> </w:t>
+      </w:r>
+      <w:r>
+        <w:rPr>
+          <w:rFonts w:hint="eastAsia" w:ascii="Times New Roman" w:hAnsi="Times New Roman" w:eastAsia="Times New Roman" w:cs="Times New Roman"/>
+        </w:rPr>
+        <w:t>PtCl</w:t>
+      </w:r>
+      <w:r>
+        <w:rPr>
+          <w:rFonts w:hint="eastAsia" w:ascii="Times New Roman" w:hAnsi="Times New Roman" w:eastAsia="Times New Roman" w:cs="Times New Roman"/>
+          <w:vertAlign w:val="subscript"/>
+        </w:rPr>
+        <w:t>4</w:t>
+      </w:r>
+      <w:r>
+        <w:rPr>
+          <w:rFonts w:hint="eastAsia" w:ascii="Times New Roman" w:hAnsi="Times New Roman" w:eastAsia="Times New Roman" w:cs="Times New Roman"/>
+          <w:vertAlign w:val="superscript"/>
+        </w:rPr>
+        <w:t>2-</w:t>
+      </w:r>
+      <w:r>
+        <w:rPr>
+          <w:rFonts w:hint="eastAsia" w:ascii="Times New Roman" w:hAnsi="Times New Roman" w:eastAsia="Times New Roman" w:cs="Times New Roman"/>
+        </w:rPr>
+        <w:t>），</w:t>
+      </w:r>
+      <w:r>
+        <w:rPr>
+          <w:rFonts w:hint="eastAsia" w:ascii="Times New Roman" w:hAnsi="Times New Roman" w:eastAsia="FangSong" w:cs="Times New Roman"/>
+          <w:b/>
+          <w:bCs/>
+        </w:rPr>
+        <w:t xml:space="preserve">直接判互斥</w:t>
+      </w:r>
+      <w:r>
+        <w:rPr>
+          <w:rFonts w:hint="eastAsia" w:ascii="Times New Roman" w:hAnsi="Times New Roman" w:eastAsia="Times New Roman" w:cs="Times New Roman"/>
+        </w:rPr>
+        <w:t>；</w:t>
+      </w:r>
+      <w:r>
+        <w:rPr>
+          <w:rFonts w:hint="eastAsia" w:ascii="Times New Roman" w:hAnsi="Times New Roman" w:eastAsia="FangSong" w:cs="Times New Roman"/>
+        </w:rPr>
+        <w:t>看到</w:t>
+      </w:r>
+      <w:r>
+        <w:rPr>
+          <w:rFonts w:ascii="Times New Roman" w:hAnsi="Times New Roman" w:eastAsia="Times New Roman" w:cs="Times New Roman"/>
+        </w:rPr>
+        <w:t xml:space="preserve"> </w:t>
+      </w:r>
+      <m:oMath>
+        <m:sSub>
+          <m:e>
+            <m:r>
+              <m:t>T</m:t>
+            </m:r>
+          </m:e>
+          <m:sub>
+            <m:r>
+              <m:t>d</m:t>
+            </m:r>
+          </m:sub>
+        </m:sSub>
+      </m:oMath>
+      <w:r>
+        <w:rPr>
+          <w:rFonts w:hint="eastAsia" w:ascii="Times New Roman" w:hAnsi="Times New Roman" w:eastAsia="Times New Roman" w:cs="Times New Roman"/>
+        </w:rPr>
+        <w:t>（</w:t>
+      </w:r>
+      <w:r>
+        <w:rPr>
+          <w:rFonts w:hint="eastAsia" w:ascii="Times New Roman" w:hAnsi="Times New Roman" w:eastAsia="FangSong" w:cs="Times New Roman"/>
+        </w:rPr>
+        <w:t>如</w:t>
+      </w:r>
+      <w:r>
+        <w:rPr>
+          <w:rFonts w:ascii="Times New Roman" w:hAnsi="Times New Roman" w:eastAsia="Times New Roman" w:cs="Times New Roman"/>
+        </w:rPr>
+        <w:t xml:space="preserve"> </w:t>
+      </w:r>
+      <w:r>
+        <w:rPr>
+          <w:rFonts w:hint="eastAsia" w:ascii="Times New Roman" w:hAnsi="Times New Roman" w:eastAsia="Times New Roman" w:cs="Times New Roman"/>
+        </w:rPr>
+        <w:t>CH</w:t>
+      </w:r>
+      <w:r>
+        <w:rPr>
+          <w:rFonts w:hint="eastAsia" w:ascii="Times New Roman" w:hAnsi="Times New Roman" w:eastAsia="Times New Roman" w:cs="Times New Roman"/>
+          <w:vertAlign w:val="subscript"/>
+        </w:rPr>
+        <w:t>4</w:t>
+      </w:r>
+      <w:r>
+        <w:rPr>
+          <w:rFonts w:hint="eastAsia" w:ascii="Times New Roman" w:hAnsi="Times New Roman" w:eastAsia="Times New Roman" w:cs="Times New Roman"/>
+        </w:rPr>
+        <w:t>）、</w:t>
+      </w:r>
+      <m:oMath>
+        <m:sSub>
+          <m:e>
+            <m:r>
+              <m:t>C</m:t>
+            </m:r>
+          </m:e>
+          <m:sub>
+            <m:r>
+              <m:t>2</m:t>
+            </m:r>
+            <m:r>
+              <m:t>v</m:t>
+            </m:r>
+          </m:sub>
+        </m:sSub>
+      </m:oMath>
+      <w:r>
+        <w:rPr>
+          <w:rFonts w:hint="eastAsia" w:ascii="Times New Roman" w:hAnsi="Times New Roman" w:eastAsia="Times New Roman" w:cs="Times New Roman"/>
+        </w:rPr>
+        <w:t>（</w:t>
+      </w:r>
+      <w:r>
+        <w:rPr>
+          <w:rFonts w:hint="eastAsia" w:ascii="Times New Roman" w:hAnsi="Times New Roman" w:eastAsia="FangSong" w:cs="Times New Roman"/>
+        </w:rPr>
+        <w:t>如</w:t>
+      </w:r>
+      <w:r>
+        <w:rPr>
+          <w:rFonts w:ascii="Times New Roman" w:hAnsi="Times New Roman" w:eastAsia="Times New Roman" w:cs="Times New Roman"/>
+        </w:rPr>
+        <w:t xml:space="preserve"> </w:t>
+      </w:r>
+      <w:r>
+        <w:rPr>
+          <w:rFonts w:hint="eastAsia" w:ascii="Times New Roman" w:hAnsi="Times New Roman" w:eastAsia="Times New Roman" w:cs="Times New Roman"/>
+        </w:rPr>
+        <w:t>SO</w:t>
+      </w:r>
+      <w:r>
+        <w:rPr>
+          <w:rFonts w:hint="eastAsia" w:ascii="Times New Roman" w:hAnsi="Times New Roman" w:eastAsia="Times New Roman" w:cs="Times New Roman"/>
+          <w:vertAlign w:val="subscript"/>
+        </w:rPr>
+        <w:t>2</w:t>
+      </w:r>
+      <w:r>
+        <w:rPr>
+          <w:rFonts w:hint="eastAsia" w:ascii="Times New Roman" w:hAnsi="Times New Roman" w:eastAsia="Times New Roman" w:cs="Times New Roman"/>
+        </w:rPr>
+        <w:t>）、</w:t>
+      </w:r>
+      <m:oMath>
+        <m:sSub>
+          <m:e>
+            <m:r>
+              <m:t>C</m:t>
+            </m:r>
+          </m:e>
+          <m:sub>
+            <m:r>
+              <m:t>3</m:t>
+            </m:r>
+            <m:r>
+              <m:t>v</m:t>
+            </m:r>
+          </m:sub>
+        </m:sSub>
+      </m:oMath>
+      <w:r>
+        <w:rPr>
+          <w:rFonts w:hint="eastAsia" w:ascii="Times New Roman" w:hAnsi="Times New Roman" w:eastAsia="Times New Roman" w:cs="Times New Roman"/>
+        </w:rPr>
+        <w:t>（</w:t>
+      </w:r>
+      <w:r>
+        <w:rPr>
+          <w:rFonts w:hint="eastAsia" w:ascii="Times New Roman" w:hAnsi="Times New Roman" w:eastAsia="FangSong" w:cs="Times New Roman"/>
+        </w:rPr>
+        <w:t>如</w:t>
+      </w:r>
+      <w:r>
+        <w:rPr>
+          <w:rFonts w:ascii="Times New Roman" w:hAnsi="Times New Roman" w:eastAsia="Times New Roman" w:cs="Times New Roman"/>
+        </w:rPr>
+        <w:t xml:space="preserve"> </w:t>
+      </w:r>
+      <w:r>
+        <w:rPr>
+          <w:rFonts w:hint="eastAsia" w:ascii="Times New Roman" w:hAnsi="Times New Roman" w:eastAsia="Times New Roman" w:cs="Times New Roman"/>
+        </w:rPr>
+        <w:t>NH</w:t>
+      </w:r>
+      <w:r>
+        <w:rPr>
+          <w:rFonts w:hint="eastAsia" w:ascii="Times New Roman" w:hAnsi="Times New Roman" w:eastAsia="Times New Roman" w:cs="Times New Roman"/>
+          <w:vertAlign w:val="subscript"/>
+        </w:rPr>
+        <w:t>3</w:t>
+      </w:r>
+      <w:r>
+        <w:rPr>
+          <w:rFonts w:hint="eastAsia" w:ascii="Times New Roman" w:hAnsi="Times New Roman" w:eastAsia="Times New Roman" w:cs="Times New Roman"/>
+        </w:rPr>
+        <w:t>），</w:t>
+      </w:r>
+      <w:r>
+        <w:rPr>
+          <w:rFonts w:hint="eastAsia" w:ascii="Times New Roman" w:hAnsi="Times New Roman" w:eastAsia="FangSong" w:cs="Times New Roman"/>
+          <w:b/>
+          <w:bCs/>
+        </w:rPr>
+        <w:t xml:space="preserve">不判互斥</w:t>
+      </w:r>
+      <w:r>
+        <w:rPr>
+          <w:rFonts w:hint="eastAsia" w:ascii="Times New Roman" w:hAnsi="Times New Roman" w:eastAsia="Times New Roman" w:cs="Times New Roman"/>
+        </w:rPr>
+        <w:t>，</w:t>
+      </w:r>
+      <w:r>
+        <w:rPr>
+          <w:rFonts w:hint="eastAsia" w:ascii="Times New Roman" w:hAnsi="Times New Roman" w:eastAsia="FangSong" w:cs="Times New Roman"/>
+        </w:rPr>
+        <w:t>活性可以重叠</w:t>
+      </w:r>
+      <w:r>
+        <w:rPr>
+          <w:rFonts w:hint="eastAsia" w:ascii="Times New Roman" w:hAnsi="Times New Roman" w:eastAsia="Times New Roman" w:cs="Times New Roman"/>
+        </w:rPr>
+        <w:t>。</w:t>
+      </w:r>
+      <w:r>
+        <w:rPr>
+          <w:rFonts w:hint="eastAsia" w:ascii="Times New Roman" w:hAnsi="Times New Roman" w:eastAsia="FangSong" w:cs="Times New Roman"/>
+        </w:rPr>
+        <w:t>这一步可以在不知道任何振动模式具体对称种类的情况下先完成</w:t>
+      </w:r>
+      <w:r>
+        <w:rPr>
+          <w:rFonts w:hint="eastAsia" w:ascii="Times New Roman" w:hAnsi="Times New Roman" w:eastAsia="Times New Roman" w:cs="Times New Roman"/>
+        </w:rPr>
+        <w:t>。</w:t>
+      </w:r>
+    </w:p>
+    <w:bookmarkEnd w:id="27"/>
+    <w:bookmarkStart w:id="28" w:name="三个标准例题"/>
+    <w:p>
+      <w:pPr>
+        <w:pStyle w:val="Heading3"/>
+        <w:spacing w:before="280" w:after="120"/>
+      </w:pPr>
+      <w:r>
+        <w:rPr>
+          <w:rFonts w:ascii="Times New Roman" w:hAnsi="Times New Roman" w:eastAsia="Times New Roman" w:cs="Times New Roman"/>
+        </w:rPr>
+        <w:t xml:space="preserve">5.5 </w:t>
+      </w:r>
+      <w:r>
+        <w:rPr>
+          <w:rFonts w:hint="eastAsia" w:ascii="Times New Roman" w:hAnsi="Times New Roman" w:eastAsia="SimHei" w:cs="Times New Roman"/>
+        </w:rPr>
+        <w:t xml:space="preserve">三个标准例题</w:t>
+      </w:r>
+    </w:p>
+    <w:p>
+      <w:pPr>
+        <w:pStyle w:val="FirstParagraph"/>
+      </w:pPr>
+      <w:r>
+        <w:rPr>
+          <w:rFonts w:hint="eastAsia" w:ascii="Times New Roman" w:hAnsi="Times New Roman" w:eastAsia="FangSong" w:cs="Times New Roman"/>
+          <w:b/>
+          <w:bCs/>
+        </w:rPr>
+        <w:t xml:space="preserve">例</w:t>
+      </w:r>
+      <w:r>
+        <w:rPr>
+          <w:rFonts w:ascii="Times New Roman" w:hAnsi="Times New Roman" w:eastAsia="Times New Roman" w:cs="Times New Roman"/>
+          <w:b/>
+          <w:bCs/>
+        </w:rPr>
+        <w:t xml:space="preserve"> </w:t>
+      </w:r>
+      <w:r>
+        <w:rPr>
+          <w:rFonts w:hint="eastAsia" w:ascii="Times New Roman" w:hAnsi="Times New Roman" w:eastAsia="Times New Roman" w:cs="Times New Roman"/>
+          <w:b/>
+          <w:bCs/>
+        </w:rPr>
+        <w:t>1：SF</w:t>
+      </w:r>
+      <w:r>
+        <w:rPr>
+          <w:rFonts w:hint="eastAsia" w:ascii="Times New Roman" w:hAnsi="Times New Roman" w:eastAsia="Times New Roman" w:cs="Times New Roman"/>
+          <w:b/>
+          <w:bCs/>
+          <w:vertAlign w:val="subscript"/>
+        </w:rPr>
+        <w:t>6</w:t>
+      </w:r>
+      <w:r>
+        <w:rPr>
+          <w:rFonts w:hint="eastAsia" w:ascii="Times New Roman" w:hAnsi="Times New Roman" w:eastAsia="Times New Roman" w:cs="Times New Roman"/>
+          <w:b/>
+          <w:bCs/>
+        </w:rPr>
+        <w:t>（</w:t>
+      </w:r>
+      <m:oMath>
+        <m:sSub>
+          <m:e>
+            <m:r>
+              <m:t>O</m:t>
+            </m:r>
+          </m:e>
+          <m:sub>
+            <m:r>
+              <m:t>h</m:t>
+            </m:r>
+          </m:sub>
+        </m:sSub>
+      </m:oMath>
+      <w:r>
+        <w:rPr>
+          <w:rFonts w:hint="eastAsia" w:ascii="Times New Roman" w:hAnsi="Times New Roman" w:eastAsia="Times New Roman" w:cs="Times New Roman"/>
+          <w:b/>
+          <w:bCs/>
+        </w:rPr>
+        <w:t>，</w:t>
+      </w:r>
+      <w:r>
+        <w:rPr>
+          <w:rFonts w:hint="eastAsia" w:ascii="Times New Roman" w:hAnsi="Times New Roman" w:eastAsia="FangSong" w:cs="Times New Roman"/>
+          <w:b/>
+          <w:bCs/>
+        </w:rPr>
+        <w:t>含</w:t>
+      </w:r>
+      <w:r>
+        <w:rPr>
+          <w:rFonts w:ascii="Times New Roman" w:hAnsi="Times New Roman" w:eastAsia="Times New Roman" w:cs="Times New Roman"/>
+          <w:b/>
+          <w:bCs/>
+        </w:rPr>
+        <w:t xml:space="preserve"> </w:t>
+      </w:r>
+      <m:oMath>
+        <m:r>
+          <m:t>i</m:t>
+        </m:r>
+      </m:oMath>
+      <w:r>
+        <w:rPr>
+          <w:rFonts w:hint="eastAsia" w:ascii="Times New Roman" w:hAnsi="Times New Roman" w:eastAsia="Times New Roman" w:cs="Times New Roman"/>
+          <w:b/>
+          <w:bCs/>
+        </w:rPr>
+        <w:t xml:space="preserve">）。</w:t>
+      </w:r>
+    </w:p>
+    <w:p>
+      <w:pPr>
+        <w:pStyle w:val="BodyText"/>
+      </w:pPr>
+      <m:oMath>
+        <m:sSub>
+          <m:e>
+            <m:r>
+              <m:t>O</m:t>
+            </m:r>
+          </m:e>
+          <m:sub>
+            <m:r>
+              <m:t>h</m:t>
+            </m:r>
+          </m:sub>
+        </m:sSub>
+      </m:oMath>
+      <w:r>
+        <w:rPr>
+          <w:rFonts w:ascii="Times New Roman" w:hAnsi="Times New Roman" w:eastAsia="Times New Roman" w:cs="Times New Roman"/>
+        </w:rPr>
+        <w:t xml:space="preserve"> </w:t>
+      </w:r>
+      <w:r>
+        <w:rPr>
+          <w:rFonts w:hint="eastAsia" w:ascii="Times New Roman" w:hAnsi="Times New Roman" w:eastAsia="FangSong" w:cs="Times New Roman"/>
+        </w:rPr>
+        <w:t xml:space="preserve">含对称中心</w:t>
+      </w:r>
+      <w:r>
+        <w:rPr>
+          <w:rFonts w:ascii="Times New Roman" w:hAnsi="Times New Roman" w:eastAsia="Times New Roman" w:cs="Times New Roman"/>
+        </w:rPr>
+        <w:t xml:space="preserve"> →</w:t>
+      </w:r>
+      <w:r>
+        <w:rPr>
+          <w:rFonts w:ascii="Times New Roman" w:hAnsi="Times New Roman" w:eastAsia="Times New Roman" w:cs="Times New Roman"/>
+        </w:rPr>
+        <w:t xml:space="preserve"> </w:t>
+      </w:r>
+      <w:r>
+        <w:rPr>
+          <w:rFonts w:hint="eastAsia" w:ascii="Times New Roman" w:hAnsi="Times New Roman" w:eastAsia="FangSong" w:cs="Times New Roman"/>
+          <w:b/>
+          <w:bCs/>
+        </w:rPr>
+        <w:t xml:space="preserve">互斥规则适用</w:t>
+      </w:r>
+      <w:r>
+        <w:rPr>
+          <w:rFonts w:hint="eastAsia" w:ascii="Times New Roman" w:hAnsi="Times New Roman" w:eastAsia="Times New Roman" w:cs="Times New Roman"/>
+        </w:rPr>
+        <w:t>。</w:t>
+      </w:r>
+      <w:r>
+        <w:rPr>
+          <w:rFonts w:hint="eastAsia" w:ascii="Times New Roman" w:hAnsi="Times New Roman" w:eastAsia="FangSong" w:cs="Times New Roman"/>
+        </w:rPr>
+        <w:t>因此任何一条红外活性的带在拉曼中必不出现</w:t>
+      </w:r>
+      <w:r>
+        <w:rPr>
+          <w:rFonts w:hint="eastAsia" w:ascii="Times New Roman" w:hAnsi="Times New Roman" w:eastAsia="Times New Roman" w:cs="Times New Roman"/>
+        </w:rPr>
+        <w:t>，</w:t>
+      </w:r>
+      <w:r>
+        <w:rPr>
+          <w:rFonts w:hint="eastAsia" w:ascii="Times New Roman" w:hAnsi="Times New Roman" w:eastAsia="FangSong" w:cs="Times New Roman"/>
+        </w:rPr>
+        <w:t>反之亦然</w:t>
+      </w:r>
+      <w:r>
+        <w:rPr>
+          <w:rFonts w:hint="eastAsia" w:ascii="Times New Roman" w:hAnsi="Times New Roman" w:eastAsia="Times New Roman" w:cs="Times New Roman"/>
+        </w:rPr>
+        <w:t>。</w:t>
+      </w:r>
+      <w:r>
+        <w:rPr>
+          <w:rFonts w:hint="eastAsia" w:ascii="Times New Roman" w:hAnsi="Times New Roman" w:eastAsia="FangSong" w:cs="Times New Roman"/>
+        </w:rPr>
+        <w:t>这个特点使</w:t>
+      </w:r>
+      <w:r>
+        <w:rPr>
+          <w:rFonts w:ascii="Times New Roman" w:hAnsi="Times New Roman" w:eastAsia="Times New Roman" w:cs="Times New Roman"/>
+        </w:rPr>
+        <w:t xml:space="preserve"> SF</w:t>
+      </w:r>
+      <w:r>
+        <w:rPr>
+          <w:rFonts w:ascii="Times New Roman" w:hAnsi="Times New Roman" w:eastAsia="Times New Roman" w:cs="Times New Roman"/>
+          <w:vertAlign w:val="subscript"/>
+        </w:rPr>
+        <w:t>6</w:t>
+      </w:r>
+      <w:r>
+        <w:rPr>
+          <w:rFonts w:ascii="Times New Roman" w:hAnsi="Times New Roman" w:eastAsia="Times New Roman" w:cs="Times New Roman"/>
+        </w:rPr>
+        <w:t xml:space="preserve"> </w:t>
+      </w:r>
+      <w:r>
+        <w:rPr>
+          <w:rFonts w:hint="eastAsia" w:ascii="Times New Roman" w:hAnsi="Times New Roman" w:eastAsia="FangSong" w:cs="Times New Roman"/>
+        </w:rPr>
+        <w:t xml:space="preserve">的红外与拉曼谱</w:t>
+      </w:r>
+      <w:r>
+        <w:rPr>
+          <w:rFonts w:hint="eastAsia" w:ascii="Times New Roman" w:hAnsi="Times New Roman" w:eastAsia="FangSong" w:cs="Times New Roman"/>
+          <w:b/>
+          <w:bCs/>
+        </w:rPr>
+        <w:t xml:space="preserve">完全不重叠</w:t>
+      </w:r>
+      <w:r>
+        <w:rPr>
+          <w:rFonts w:hint="eastAsia" w:ascii="Times New Roman" w:hAnsi="Times New Roman" w:eastAsia="Times New Roman" w:cs="Times New Roman"/>
+        </w:rPr>
+        <w:t>，</w:t>
+      </w:r>
+      <w:r>
+        <w:rPr>
+          <w:rFonts w:hint="eastAsia" w:ascii="Times New Roman" w:hAnsi="Times New Roman" w:eastAsia="FangSong" w:cs="Times New Roman"/>
+        </w:rPr>
+        <w:t>是八面体配合物判定的重要依据</w:t>
+      </w:r>
+      <w:r>
+        <w:rPr>
+          <w:rFonts w:hint="eastAsia" w:ascii="Times New Roman" w:hAnsi="Times New Roman" w:eastAsia="Times New Roman" w:cs="Times New Roman"/>
+        </w:rPr>
+        <w:t>。</w:t>
+      </w:r>
+    </w:p>
+    <w:p>
+      <w:pPr>
+        <w:pStyle w:val="BodyText"/>
+      </w:pPr>
+      <w:r>
+        <w:rPr>
+          <w:rFonts w:hint="eastAsia" w:ascii="Times New Roman" w:hAnsi="Times New Roman" w:eastAsia="FangSong" w:cs="Times New Roman"/>
+          <w:b/>
+          <w:bCs/>
+        </w:rPr>
+        <w:t xml:space="preserve">例</w:t>
+      </w:r>
+      <w:r>
+        <w:rPr>
+          <w:rFonts w:ascii="Times New Roman" w:hAnsi="Times New Roman" w:eastAsia="Times New Roman" w:cs="Times New Roman"/>
+          <w:b/>
+          <w:bCs/>
+        </w:rPr>
+        <w:t xml:space="preserve"> </w:t>
+      </w:r>
+      <w:r>
+        <w:rPr>
+          <w:rFonts w:hint="eastAsia" w:ascii="Times New Roman" w:hAnsi="Times New Roman" w:eastAsia="Times New Roman" w:cs="Times New Roman"/>
+          <w:b/>
+          <w:bCs/>
+        </w:rPr>
+        <w:t>2：SO</w:t>
+      </w:r>
+      <w:r>
+        <w:rPr>
+          <w:rFonts w:hint="eastAsia" w:ascii="Times New Roman" w:hAnsi="Times New Roman" w:eastAsia="Times New Roman" w:cs="Times New Roman"/>
+          <w:b/>
+          <w:bCs/>
+          <w:vertAlign w:val="subscript"/>
+        </w:rPr>
+        <w:t>2</w:t>
+      </w:r>
+      <w:r>
+        <w:rPr>
+          <w:rFonts w:hint="eastAsia" w:ascii="Times New Roman" w:hAnsi="Times New Roman" w:eastAsia="Times New Roman" w:cs="Times New Roman"/>
+          <w:b/>
+          <w:bCs/>
+        </w:rPr>
+        <w:t>（</w:t>
+      </w:r>
+      <m:oMath>
+        <m:sSub>
+          <m:e>
+            <m:r>
+              <m:t>C</m:t>
+            </m:r>
+          </m:e>
+          <m:sub>
+            <m:r>
+              <m:t>2</m:t>
+            </m:r>
+            <m:r>
+              <m:t>v</m:t>
+            </m:r>
+          </m:sub>
+        </m:sSub>
+      </m:oMath>
+      <w:r>
+        <w:rPr>
+          <w:rFonts w:hint="eastAsia" w:ascii="Times New Roman" w:hAnsi="Times New Roman" w:eastAsia="Times New Roman" w:cs="Times New Roman"/>
+          <w:b/>
+          <w:bCs/>
+        </w:rPr>
+        <w:t>，</w:t>
+      </w:r>
+      <w:r>
+        <w:rPr>
+          <w:rFonts w:hint="eastAsia" w:ascii="Times New Roman" w:hAnsi="Times New Roman" w:eastAsia="FangSong" w:cs="Times New Roman"/>
+          <w:b/>
+          <w:bCs/>
+        </w:rPr>
+        <w:t>不含</w:t>
+      </w:r>
+      <w:r>
+        <w:rPr>
+          <w:rFonts w:ascii="Times New Roman" w:hAnsi="Times New Roman" w:eastAsia="Times New Roman" w:cs="Times New Roman"/>
+          <w:b/>
+          <w:bCs/>
+        </w:rPr>
+        <w:t xml:space="preserve"> </w:t>
+      </w:r>
+      <m:oMath>
+        <m:r>
+          <m:t>i</m:t>
+        </m:r>
+      </m:oMath>
+      <w:r>
+        <w:rPr>
+          <w:rFonts w:hint="eastAsia" w:ascii="Times New Roman" w:hAnsi="Times New Roman" w:eastAsia="Times New Roman" w:cs="Times New Roman"/>
+          <w:b/>
+          <w:bCs/>
+        </w:rPr>
+        <w:t xml:space="preserve">）。</w:t>
+      </w:r>
+    </w:p>
+    <w:p>
+      <w:pPr>
+        <w:pStyle w:val="BodyText"/>
+      </w:pPr>
+      <m:oMath>
+        <m:sSub>
+          <m:e>
+            <m:r>
+              <m:t>C</m:t>
+            </m:r>
+          </m:e>
+          <m:sub>
+            <m:r>
+              <m:t>2</m:t>
+            </m:r>
+            <m:r>
+              <m:t>v</m:t>
+            </m:r>
+          </m:sub>
+        </m:sSub>
+      </m:oMath>
+      <w:r>
+        <w:rPr>
+          <w:rFonts w:ascii="Times New Roman" w:hAnsi="Times New Roman" w:eastAsia="Times New Roman" w:cs="Times New Roman"/>
+        </w:rPr>
+        <w:t xml:space="preserve"> </w:t>
+      </w:r>
+      <w:r>
+        <w:rPr>
+          <w:rFonts w:hint="eastAsia" w:ascii="Times New Roman" w:hAnsi="Times New Roman" w:eastAsia="FangSong" w:cs="Times New Roman"/>
+        </w:rPr>
+        <w:t xml:space="preserve">不含</w:t>
+      </w:r>
+      <w:r>
+        <w:rPr>
+          <w:rFonts w:ascii="Times New Roman" w:hAnsi="Times New Roman" w:eastAsia="Times New Roman" w:cs="Times New Roman"/>
+        </w:rPr>
+        <w:t xml:space="preserve"> </w:t>
+      </w:r>
+      <m:oMath>
+        <m:r>
+          <m:t>i</m:t>
+        </m:r>
+      </m:oMath>
+      <w:r>
+        <w:rPr>
+          <w:rFonts w:ascii="Times New Roman" w:hAnsi="Times New Roman" w:eastAsia="Times New Roman" w:cs="Times New Roman"/>
+        </w:rPr>
+        <w:t xml:space="preserve"> </w:t>
+      </w:r>
+      <w:r>
+        <w:rPr>
+          <w:rFonts w:ascii="Times New Roman" w:hAnsi="Times New Roman" w:eastAsia="Times New Roman" w:cs="Times New Roman"/>
+        </w:rPr>
+        <w:t xml:space="preserve">→</w:t>
+      </w:r>
+      <w:r>
+        <w:rPr>
+          <w:rFonts w:ascii="Times New Roman" w:hAnsi="Times New Roman" w:eastAsia="Times New Roman" w:cs="Times New Roman"/>
+        </w:rPr>
+        <w:t xml:space="preserve"> </w:t>
+      </w:r>
+      <w:r>
+        <w:rPr>
+          <w:rFonts w:hint="eastAsia" w:ascii="Times New Roman" w:hAnsi="Times New Roman" w:eastAsia="FangSong" w:cs="Times New Roman"/>
+          <w:b/>
+          <w:bCs/>
+        </w:rPr>
+        <w:t xml:space="preserve">互斥不适用</w:t>
+      </w:r>
+      <w:r>
+        <w:rPr>
+          <w:rFonts w:hint="eastAsia" w:ascii="Times New Roman" w:hAnsi="Times New Roman" w:eastAsia="Times New Roman" w:cs="Times New Roman"/>
+        </w:rPr>
+        <w:t>。</w:t>
+      </w:r>
+      <w:r>
+        <w:rPr>
+          <w:rFonts w:hint="eastAsia" w:ascii="Times New Roman" w:hAnsi="Times New Roman" w:eastAsia="FangSong" w:cs="Times New Roman"/>
+        </w:rPr>
+        <w:t>由</w:t>
+      </w:r>
+      <w:r>
+        <w:rPr>
+          <w:rFonts w:ascii="Times New Roman" w:hAnsi="Times New Roman" w:eastAsia="Times New Roman" w:cs="Times New Roman"/>
+        </w:rPr>
+        <w:t xml:space="preserve"> §4.3 </w:t>
+      </w:r>
+      <w:r>
+        <w:rPr>
+          <w:rFonts w:hint="eastAsia" w:ascii="Times New Roman" w:hAnsi="Times New Roman" w:eastAsia="FangSong" w:cs="Times New Roman"/>
+        </w:rPr>
+        <w:t>的表可知</w:t>
+      </w:r>
+      <w:r>
+        <w:rPr>
+          <w:rFonts w:hint="eastAsia" w:ascii="Times New Roman" w:hAnsi="Times New Roman" w:eastAsia="Times New Roman" w:cs="Times New Roman"/>
+        </w:rPr>
+        <w:t>，</w:t>
+      </w:r>
+      <m:oMath>
+        <m:sSub>
+          <m:e>
+            <m:r>
+              <m:t>C</m:t>
+            </m:r>
+          </m:e>
+          <m:sub>
+            <m:r>
+              <m:t>2</m:t>
+            </m:r>
+            <m:r>
+              <m:t>v</m:t>
+            </m:r>
+          </m:sub>
+        </m:sSub>
+      </m:oMath>
+      <w:r>
+        <w:rPr>
+          <w:rFonts w:ascii="Times New Roman" w:hAnsi="Times New Roman" w:eastAsia="Times New Roman" w:cs="Times New Roman"/>
+        </w:rPr>
+        <w:t xml:space="preserve"> </w:t>
+      </w:r>
+      <w:r>
+        <w:rPr>
+          <w:rFonts w:hint="eastAsia" w:ascii="Times New Roman" w:hAnsi="Times New Roman" w:eastAsia="FangSong" w:cs="Times New Roman"/>
+        </w:rPr>
+        <w:t>的四个不可约表示行里</w:t>
+      </w:r>
+      <w:r>
+        <w:rPr>
+          <w:rFonts w:hint="eastAsia" w:ascii="Times New Roman" w:hAnsi="Times New Roman" w:eastAsia="Times New Roman" w:cs="Times New Roman"/>
+        </w:rPr>
+        <w:t>，</w:t>
+      </w:r>
+      <m:oMath>
+        <m:sSub>
+          <m:e>
+            <m:r>
+              <m:t>A</m:t>
+            </m:r>
+          </m:e>
+          <m:sub>
+            <m:r>
+              <m:t>1</m:t>
+            </m:r>
+          </m:sub>
+        </m:sSub>
+      </m:oMath>
+      <w:r>
+        <w:rPr>
+          <w:rFonts w:ascii="Times New Roman" w:hAnsi="Times New Roman" w:eastAsia="Times New Roman" w:cs="Times New Roman"/>
+        </w:rPr>
+        <w:t xml:space="preserve">/</w:t>
+      </w:r>
+      <m:oMath>
+        <m:sSub>
+          <m:e>
+            <m:r>
+              <m:t>B</m:t>
+            </m:r>
+          </m:e>
+          <m:sub>
+            <m:r>
+              <m:t>1</m:t>
+            </m:r>
+          </m:sub>
+        </m:sSub>
+      </m:oMath>
+      <w:r>
+        <w:rPr>
+          <w:rFonts w:ascii="Times New Roman" w:hAnsi="Times New Roman" w:eastAsia="Times New Roman" w:cs="Times New Roman"/>
+        </w:rPr>
+        <w:t xml:space="preserve">/</w:t>
+      </w:r>
+      <m:oMath>
+        <m:sSub>
+          <m:e>
+            <m:r>
+              <m:t>B</m:t>
+            </m:r>
+          </m:e>
+          <m:sub>
+            <m:r>
+              <m:t>2</m:t>
+            </m:r>
+          </m:sub>
+        </m:sSub>
+      </m:oMath>
+      <w:r>
+        <w:rPr>
+          <w:rFonts w:ascii="Times New Roman" w:hAnsi="Times New Roman" w:eastAsia="Times New Roman" w:cs="Times New Roman"/>
+        </w:rPr>
+        <w:t xml:space="preserve"> </w:t>
+      </w:r>
+      <w:r>
+        <w:rPr>
+          <w:rFonts w:hint="eastAsia" w:ascii="Times New Roman" w:hAnsi="Times New Roman" w:eastAsia="FangSong" w:cs="Times New Roman"/>
+        </w:rPr>
+        <w:t xml:space="preserve">三行都有</w:t>
+      </w:r>
+      <w:r>
+        <w:rPr>
+          <w:rFonts w:ascii="Times New Roman" w:hAnsi="Times New Roman" w:eastAsia="Times New Roman" w:cs="Times New Roman"/>
+        </w:rPr>
+        <w:t xml:space="preserve"> </w:t>
+      </w:r>
+      <m:oMath>
+        <m:r>
+          <m:t>x</m:t>
+        </m:r>
+      </m:oMath>
+      <w:r>
+        <w:rPr>
+          <w:rFonts w:ascii="Times New Roman" w:hAnsi="Times New Roman" w:eastAsia="Times New Roman" w:cs="Times New Roman"/>
+        </w:rPr>
+        <w:t xml:space="preserve">/</w:t>
+      </w:r>
+      <m:oMath>
+        <m:r>
+          <m:t>y</m:t>
+        </m:r>
+      </m:oMath>
+      <w:r>
+        <w:rPr>
+          <w:rFonts w:ascii="Times New Roman" w:hAnsi="Times New Roman" w:eastAsia="Times New Roman" w:cs="Times New Roman"/>
+        </w:rPr>
+        <w:t xml:space="preserve">/</w:t>
+      </w:r>
+      <m:oMath>
+        <m:r>
+          <m:t>z</m:t>
+        </m:r>
+      </m:oMath>
+      <w:r>
+        <w:rPr>
+          <w:rFonts w:hint="eastAsia" w:ascii="Times New Roman" w:hAnsi="Times New Roman" w:eastAsia="Times New Roman" w:cs="Times New Roman"/>
+        </w:rPr>
+        <w:t>，</w:t>
+      </w:r>
+      <w:r>
+        <w:rPr>
+          <w:rFonts w:hint="eastAsia" w:ascii="Times New Roman" w:hAnsi="Times New Roman" w:eastAsia="FangSong" w:cs="Times New Roman"/>
+        </w:rPr>
+        <w:t>其中</w:t>
+      </w:r>
+      <w:r>
+        <w:rPr>
+          <w:rFonts w:ascii="Times New Roman" w:hAnsi="Times New Roman" w:eastAsia="Times New Roman" w:cs="Times New Roman"/>
+        </w:rPr>
+        <w:t xml:space="preserve"> </w:t>
+      </w:r>
+      <m:oMath>
+        <m:sSub>
+          <m:e>
+            <m:r>
+              <m:t>A</m:t>
+            </m:r>
+          </m:e>
+          <m:sub>
+            <m:r>
+              <m:t>1</m:t>
+            </m:r>
+          </m:sub>
+        </m:sSub>
+      </m:oMath>
+      <w:r>
+        <w:rPr>
+          <w:rFonts w:ascii="Times New Roman" w:hAnsi="Times New Roman" w:eastAsia="Times New Roman" w:cs="Times New Roman"/>
+        </w:rPr>
+        <w:t xml:space="preserve">/</w:t>
+      </w:r>
+      <m:oMath>
+        <m:sSub>
+          <m:e>
+            <m:r>
+              <m:t>B</m:t>
+            </m:r>
+          </m:e>
+          <m:sub>
+            <m:r>
+              <m:t>1</m:t>
+            </m:r>
+          </m:sub>
+        </m:sSub>
+      </m:oMath>
+      <w:r>
+        <w:rPr>
+          <w:rFonts w:ascii="Times New Roman" w:hAnsi="Times New Roman" w:eastAsia="Times New Roman" w:cs="Times New Roman"/>
+        </w:rPr>
+        <w:t xml:space="preserve">/</w:t>
+      </w:r>
+      <m:oMath>
+        <m:sSub>
+          <m:e>
+            <m:r>
+              <m:t>B</m:t>
+            </m:r>
+          </m:e>
+          <m:sub>
+            <m:r>
+              <m:t>2</m:t>
+            </m:r>
+          </m:sub>
+        </m:sSub>
+      </m:oMath>
+      <w:r>
+        <w:rPr>
+          <w:rFonts w:ascii="Times New Roman" w:hAnsi="Times New Roman" w:eastAsia="Times New Roman" w:cs="Times New Roman"/>
+        </w:rPr>
+        <w:t xml:space="preserve"> </w:t>
+      </w:r>
+      <w:r>
+        <w:rPr>
+          <w:rFonts w:hint="eastAsia" w:ascii="Times New Roman" w:hAnsi="Times New Roman" w:eastAsia="FangSong" w:cs="Times New Roman"/>
+        </w:rPr>
+        <w:t xml:space="preserve">也都有二次函数</w:t>
+      </w:r>
+      <w:r>
+        <w:rPr>
+          <w:rFonts w:ascii="Times New Roman" w:hAnsi="Times New Roman" w:eastAsia="Times New Roman" w:cs="Times New Roman"/>
+        </w:rPr>
+        <w:t xml:space="preserve"> →</w:t>
+      </w:r>
+      <w:r>
+        <w:rPr>
+          <w:rFonts w:ascii="Times New Roman" w:hAnsi="Times New Roman" w:eastAsia="Times New Roman" w:cs="Times New Roman"/>
+        </w:rPr>
+        <w:t xml:space="preserve"> </w:t>
+      </w:r>
+      <w:r>
+        <w:rPr>
+          <w:rFonts w:hint="eastAsia" w:ascii="Times New Roman" w:hAnsi="Times New Roman" w:eastAsia="FangSong" w:cs="Times New Roman"/>
+          <w:b/>
+          <w:bCs/>
+        </w:rPr>
+        <w:t xml:space="preserve">三个模式全为红外</w:t>
+      </w:r>
+      <w:r>
+        <w:rPr>
+          <w:rFonts w:ascii="Times New Roman" w:hAnsi="Times New Roman" w:eastAsia="Times New Roman" w:cs="Times New Roman"/>
+          <w:b/>
+          <w:bCs/>
+        </w:rPr>
+        <w:t xml:space="preserve"> + </w:t>
+      </w:r>
+      <w:r>
+        <w:rPr>
+          <w:rFonts w:hint="eastAsia" w:ascii="Times New Roman" w:hAnsi="Times New Roman" w:eastAsia="FangSong" w:cs="Times New Roman"/>
+          <w:b/>
+          <w:bCs/>
+        </w:rPr>
+        <w:t xml:space="preserve">拉曼双活性</w:t>
+      </w:r>
+      <w:r>
+        <w:rPr>
+          <w:rFonts w:hint="eastAsia" w:ascii="Times New Roman" w:hAnsi="Times New Roman" w:eastAsia="Times New Roman" w:cs="Times New Roman"/>
+        </w:rPr>
+        <w:t>；</w:t>
+      </w:r>
+      <w:r>
+        <w:rPr>
+          <w:rFonts w:hint="eastAsia" w:ascii="Times New Roman" w:hAnsi="Times New Roman" w:eastAsia="FangSong" w:cs="Times New Roman"/>
+        </w:rPr>
+        <w:t>只有</w:t>
+      </w:r>
+      <w:r>
+        <w:rPr>
+          <w:rFonts w:ascii="Times New Roman" w:hAnsi="Times New Roman" w:eastAsia="Times New Roman" w:cs="Times New Roman"/>
+        </w:rPr>
+        <w:t xml:space="preserve"> </w:t>
+      </w:r>
+      <m:oMath>
+        <m:sSub>
+          <m:e>
+            <m:r>
+              <m:t>A</m:t>
+            </m:r>
+          </m:e>
+          <m:sub>
+            <m:r>
+              <m:t>2</m:t>
+            </m:r>
+          </m:sub>
+        </m:sSub>
+      </m:oMath>
+      <w:r>
+        <w:rPr>
+          <w:rFonts w:ascii="Times New Roman" w:hAnsi="Times New Roman" w:eastAsia="Times New Roman" w:cs="Times New Roman"/>
+        </w:rPr>
+        <w:t xml:space="preserve"> </w:t>
+      </w:r>
+      <w:r>
+        <w:rPr>
+          <w:rFonts w:hint="eastAsia" w:ascii="Times New Roman" w:hAnsi="Times New Roman" w:eastAsia="FangSong" w:cs="Times New Roman"/>
+        </w:rPr>
+        <w:t>型振动红外禁阻但拉曼活性</w:t>
+      </w:r>
+      <w:r>
+        <w:rPr>
+          <w:rFonts w:hint="eastAsia" w:ascii="Times New Roman" w:hAnsi="Times New Roman" w:eastAsia="Times New Roman" w:cs="Times New Roman"/>
+        </w:rPr>
+        <w:t>。</w:t>
+      </w:r>
+    </w:p>
+    <w:p>
+      <w:pPr>
+        <w:pStyle w:val="BodyText"/>
+      </w:pPr>
+      <w:r>
+        <w:rPr>
+          <w:rFonts w:hint="eastAsia" w:ascii="Times New Roman" w:hAnsi="Times New Roman" w:eastAsia="FangSong" w:cs="Times New Roman"/>
+          <w:b/>
+          <w:bCs/>
+        </w:rPr>
+        <w:t xml:space="preserve">例</w:t>
+      </w:r>
+      <w:r>
+        <w:rPr>
+          <w:rFonts w:ascii="Times New Roman" w:hAnsi="Times New Roman" w:eastAsia="Times New Roman" w:cs="Times New Roman"/>
+          <w:b/>
+          <w:bCs/>
+        </w:rPr>
+        <w:t xml:space="preserve"> </w:t>
+      </w:r>
+      <w:r>
+        <w:rPr>
+          <w:rFonts w:hint="eastAsia" w:ascii="Times New Roman" w:hAnsi="Times New Roman" w:eastAsia="Times New Roman" w:cs="Times New Roman"/>
+          <w:b/>
+          <w:bCs/>
+        </w:rPr>
+        <w:t>3：</w:t>
+      </w:r>
+      <w:r>
+        <w:rPr>
+          <w:rFonts w:hint="eastAsia" w:ascii="Times New Roman" w:hAnsi="Times New Roman" w:eastAsia="FangSong" w:cs="Times New Roman"/>
+          <w:b/>
+          <w:bCs/>
+        </w:rPr>
+        <w:t>反</w:t>
+      </w:r>
+      <w:r>
+        <w:rPr>
+          <w:rFonts w:hint="eastAsia" w:ascii="Times New Roman" w:hAnsi="Times New Roman" w:eastAsia="Times New Roman" w:cs="Times New Roman"/>
+          <w:b/>
+          <w:bCs/>
+        </w:rPr>
+        <w:t>-Pt(NH</w:t>
+      </w:r>
+      <w:r>
+        <w:rPr>
+          <w:rFonts w:hint="eastAsia" w:ascii="Times New Roman" w:hAnsi="Times New Roman" w:eastAsia="Times New Roman" w:cs="Times New Roman"/>
+          <w:b/>
+          <w:bCs/>
+          <w:vertAlign w:val="subscript"/>
+        </w:rPr>
+        <w:t>3</w:t>
+      </w:r>
+      <w:r>
+        <w:rPr>
+          <w:rFonts w:hint="eastAsia" w:ascii="Times New Roman" w:hAnsi="Times New Roman" w:eastAsia="Times New Roman" w:cs="Times New Roman"/>
+          <w:b/>
+          <w:bCs/>
+        </w:rPr>
+        <w:t>)</w:t>
+      </w:r>
+      <w:r>
+        <w:rPr>
+          <w:rFonts w:hint="eastAsia" w:ascii="Times New Roman" w:hAnsi="Times New Roman" w:eastAsia="Times New Roman" w:cs="Times New Roman"/>
+          <w:b/>
+          <w:bCs/>
+          <w:vertAlign w:val="subscript"/>
+        </w:rPr>
+        <w:t>2</w:t>
+      </w:r>
+      <w:r>
+        <w:rPr>
+          <w:rFonts w:hint="eastAsia" w:ascii="Times New Roman" w:hAnsi="Times New Roman" w:eastAsia="Times New Roman" w:cs="Times New Roman"/>
+          <w:b/>
+          <w:bCs/>
+        </w:rPr>
+        <w:t>Cl</w:t>
+      </w:r>
+      <w:r>
+        <w:rPr>
+          <w:rFonts w:hint="eastAsia" w:ascii="Times New Roman" w:hAnsi="Times New Roman" w:eastAsia="Times New Roman" w:cs="Times New Roman"/>
+          <w:b/>
+          <w:bCs/>
+          <w:vertAlign w:val="subscript"/>
+        </w:rPr>
+        <w:t>2</w:t>
+      </w:r>
+      <w:r>
+        <w:rPr>
+          <w:rFonts w:hint="eastAsia" w:ascii="Times New Roman" w:hAnsi="Times New Roman" w:eastAsia="Times New Roman" w:cs="Times New Roman"/>
+          <w:b/>
+          <w:bCs/>
+        </w:rPr>
+        <w:t>（</w:t>
+      </w:r>
+      <m:oMath>
+        <m:sSub>
+          <m:e>
+            <m:r>
+              <m:t>D</m:t>
+            </m:r>
+          </m:e>
+          <m:sub>
+            <m:r>
+              <m:t>4</m:t>
+            </m:r>
+            <m:r>
+              <m:t>h</m:t>
+            </m:r>
+          </m:sub>
+        </m:sSub>
+      </m:oMath>
+      <w:r>
+        <w:rPr>
+          <w:rFonts w:hint="eastAsia" w:ascii="Times New Roman" w:hAnsi="Times New Roman" w:eastAsia="Times New Roman" w:cs="Times New Roman"/>
+          <w:b/>
+          <w:bCs/>
+        </w:rPr>
+        <w:t>）</w:t>
+      </w:r>
+      <w:r>
+        <w:rPr>
+          <w:rFonts w:hint="eastAsia" w:ascii="Times New Roman" w:hAnsi="Times New Roman" w:eastAsia="FangSong" w:cs="Times New Roman"/>
+          <w:b/>
+          <w:bCs/>
+        </w:rPr>
+        <w:t>与顺</w:t>
+      </w:r>
+      <w:r>
+        <w:rPr>
+          <w:rFonts w:hint="eastAsia" w:ascii="Times New Roman" w:hAnsi="Times New Roman" w:eastAsia="Times New Roman" w:cs="Times New Roman"/>
+          <w:b/>
+          <w:bCs/>
+        </w:rPr>
+        <w:t>-Pt(NH</w:t>
+      </w:r>
+      <w:r>
+        <w:rPr>
+          <w:rFonts w:hint="eastAsia" w:ascii="Times New Roman" w:hAnsi="Times New Roman" w:eastAsia="Times New Roman" w:cs="Times New Roman"/>
+          <w:b/>
+          <w:bCs/>
+          <w:vertAlign w:val="subscript"/>
+        </w:rPr>
+        <w:t>3</w:t>
+      </w:r>
+      <w:r>
+        <w:rPr>
+          <w:rFonts w:hint="eastAsia" w:ascii="Times New Roman" w:hAnsi="Times New Roman" w:eastAsia="Times New Roman" w:cs="Times New Roman"/>
+          <w:b/>
+          <w:bCs/>
+        </w:rPr>
+        <w:t>)</w:t>
+      </w:r>
+      <w:r>
+        <w:rPr>
+          <w:rFonts w:hint="eastAsia" w:ascii="Times New Roman" w:hAnsi="Times New Roman" w:eastAsia="Times New Roman" w:cs="Times New Roman"/>
+          <w:b/>
+          <w:bCs/>
+          <w:vertAlign w:val="subscript"/>
+        </w:rPr>
+        <w:t>2</w:t>
+      </w:r>
+      <w:r>
+        <w:rPr>
+          <w:rFonts w:hint="eastAsia" w:ascii="Times New Roman" w:hAnsi="Times New Roman" w:eastAsia="Times New Roman" w:cs="Times New Roman"/>
+          <w:b/>
+          <w:bCs/>
+        </w:rPr>
+        <w:t>Cl</w:t>
+      </w:r>
+      <w:r>
+        <w:rPr>
+          <w:rFonts w:hint="eastAsia" w:ascii="Times New Roman" w:hAnsi="Times New Roman" w:eastAsia="Times New Roman" w:cs="Times New Roman"/>
+          <w:b/>
+          <w:bCs/>
+          <w:vertAlign w:val="subscript"/>
+        </w:rPr>
+        <w:t>2</w:t>
+      </w:r>
+      <w:r>
+        <w:rPr>
+          <w:rFonts w:hint="eastAsia" w:ascii="Times New Roman" w:hAnsi="Times New Roman" w:eastAsia="Times New Roman" w:cs="Times New Roman"/>
+          <w:b/>
+          <w:bCs/>
+        </w:rPr>
+        <w:t>（</w:t>
+      </w:r>
+      <m:oMath>
+        <m:sSub>
+          <m:e>
+            <m:r>
+              <m:t>C</m:t>
+            </m:r>
+          </m:e>
+          <m:sub>
+            <m:r>
+              <m:t>2</m:t>
+            </m:r>
+            <m:r>
+              <m:t>v</m:t>
+            </m:r>
+          </m:sub>
+        </m:sSub>
+      </m:oMath>
+      <w:r>
+        <w:rPr>
+          <w:rFonts w:hint="eastAsia" w:ascii="Times New Roman" w:hAnsi="Times New Roman" w:eastAsia="Times New Roman" w:cs="Times New Roman"/>
+          <w:b/>
+          <w:bCs/>
+        </w:rPr>
+        <w:t xml:space="preserve">）。</w:t>
+      </w:r>
+    </w:p>
+    <w:p>
+      <w:pPr>
+        <w:pStyle w:val="BodyText"/>
+      </w:pPr>
+      <w:r>
+        <w:rPr>
+          <w:rFonts w:hint="eastAsia" w:ascii="Times New Roman" w:hAnsi="Times New Roman" w:eastAsia="FangSong" w:cs="Times New Roman"/>
+        </w:rPr>
+        <w:t xml:space="preserve">两者点群不同</w:t>
+      </w:r>
+      <w:r>
+        <w:rPr>
+          <w:rFonts w:ascii="Times New Roman" w:hAnsi="Times New Roman" w:eastAsia="Times New Roman" w:cs="Times New Roman"/>
+        </w:rPr>
+        <w:t xml:space="preserve"> → </w:t>
+      </w:r>
+      <w:r>
+        <w:rPr>
+          <w:rFonts w:hint="eastAsia" w:ascii="Times New Roman" w:hAnsi="Times New Roman" w:eastAsia="FangSong" w:cs="Times New Roman"/>
+        </w:rPr>
+        <w:t xml:space="preserve">振动模式数目与活性分布不同</w:t>
+      </w:r>
+      <w:r>
+        <w:rPr>
+          <w:rFonts w:ascii="Times New Roman" w:hAnsi="Times New Roman" w:eastAsia="Times New Roman" w:cs="Times New Roman"/>
+        </w:rPr>
+        <w:t xml:space="preserve"> →</w:t>
+      </w:r>
+      <w:r>
+        <w:rPr>
+          <w:rFonts w:ascii="Times New Roman" w:hAnsi="Times New Roman" w:eastAsia="Times New Roman" w:cs="Times New Roman"/>
+        </w:rPr>
+        <w:t xml:space="preserve"> </w:t>
+      </w:r>
+      <w:r>
+        <w:rPr>
+          <w:rFonts w:hint="eastAsia" w:ascii="Times New Roman" w:hAnsi="Times New Roman" w:eastAsia="FangSong" w:cs="Times New Roman"/>
+          <w:b/>
+          <w:bCs/>
+        </w:rPr>
+        <w:t>可用红外</w:t>
+      </w:r>
+      <w:r>
+        <w:rPr>
+          <w:rFonts w:hint="eastAsia" w:ascii="Times New Roman" w:hAnsi="Times New Roman" w:eastAsia="Times New Roman" w:cs="Times New Roman"/>
+          <w:b/>
+          <w:bCs/>
+        </w:rPr>
+        <w:t>/</w:t>
+      </w:r>
+      <w:r>
+        <w:rPr>
+          <w:rFonts w:hint="eastAsia" w:ascii="Times New Roman" w:hAnsi="Times New Roman" w:eastAsia="FangSong" w:cs="Times New Roman"/>
+          <w:b/>
+          <w:bCs/>
+        </w:rPr>
+        <w:t>拉曼带数区分顺反异构体</w:t>
+      </w:r>
+      <w:r>
+        <w:rPr>
+          <w:rFonts w:hint="eastAsia" w:ascii="Times New Roman" w:hAnsi="Times New Roman" w:eastAsia="Times New Roman" w:cs="Times New Roman"/>
+        </w:rPr>
+        <w:t>。</w:t>
+      </w:r>
+      <w:r>
+        <w:rPr>
+          <w:rFonts w:hint="eastAsia" w:ascii="Times New Roman" w:hAnsi="Times New Roman" w:eastAsia="FangSong" w:cs="Times New Roman"/>
+        </w:rPr>
+        <w:t>这是</w:t>
+      </w:r>
+      <w:r>
+        <w:rPr>
+          <w:rFonts w:hint="eastAsia" w:ascii="Times New Roman" w:hAnsi="Times New Roman" w:eastAsia="Times New Roman" w:cs="Times New Roman"/>
+        </w:rPr>
+        <w:t>”</w:t>
+      </w:r>
+      <w:r>
+        <w:rPr>
+          <w:rFonts w:hint="eastAsia" w:ascii="Times New Roman" w:hAnsi="Times New Roman" w:eastAsia="FangSong" w:cs="Times New Roman"/>
+        </w:rPr>
+        <w:t>用光谱判异构</w:t>
+      </w:r>
+      <w:r>
+        <w:rPr>
+          <w:rFonts w:hint="eastAsia" w:ascii="Times New Roman" w:hAnsi="Times New Roman" w:eastAsia="Times New Roman" w:cs="Times New Roman"/>
+        </w:rPr>
+        <w:t>”</w:t>
+      </w:r>
+      <w:r>
+        <w:rPr>
+          <w:rFonts w:hint="eastAsia" w:ascii="Times New Roman" w:hAnsi="Times New Roman" w:eastAsia="FangSong" w:cs="Times New Roman"/>
+        </w:rPr>
+        <w:t>这类题目的核心思路</w:t>
+      </w:r>
+      <w:r>
+        <w:rPr>
+          <w:rFonts w:hint="eastAsia" w:ascii="Times New Roman" w:hAnsi="Times New Roman" w:eastAsia="Times New Roman" w:cs="Times New Roman"/>
+        </w:rPr>
+        <w:t>：</w:t>
       </w:r>
     </w:p>
     <w:p>
@@ -12831,7 +14556,7 @@
         <w:rPr>
           <w:rFonts w:hint="eastAsia" w:ascii="Times New Roman" w:hAnsi="Times New Roman" w:eastAsia="FangSong" w:cs="Times New Roman"/>
         </w:rPr>
-        <w:t xml:space="preserve">六个二次函数在</w:t>
+        <w:t xml:space="preserve">若分子含</w:t>
       </w:r>
       <w:r>
         <w:rPr>
@@ -12846,26 +14571,6 @@
       </m:oMath>
       <w:r>
         <w:rPr>
-          <w:rFonts w:ascii="Times New Roman" w:hAnsi="Times New Roman" w:eastAsia="Times New Roman" w:cs="Times New Roman"/>
-        </w:rPr>
-        <w:t xml:space="preserve"> </w:t>
-      </w:r>
-      <w:r>
-        <w:rPr>
-          <w:rFonts w:hint="eastAsia" w:ascii="Times New Roman" w:hAnsi="Times New Roman" w:eastAsia="FangSong" w:cs="Times New Roman"/>
-        </w:rPr>
-        <w:t xml:space="preserve">下</w:t>
-      </w:r>
-      <w:r>
-        <w:rPr>
-          <w:rFonts w:hint="eastAsia" w:ascii="Times New Roman" w:hAnsi="Times New Roman" w:eastAsia="FangSong" w:cs="Times New Roman"/>
-          <w:b/>
-          <w:bCs/>
-        </w:rPr>
-        <w:t xml:space="preserve">不变</w:t>
-      </w:r>
-      <w:r>
-        <w:rPr>
           <w:rFonts w:hint="eastAsia" w:ascii="Times New Roman" w:hAnsi="Times New Roman" w:eastAsia="Times New Roman" w:cs="Times New Roman"/>
         </w:rPr>
         <w:t>（</w:t>
@@ -12874,36 +14579,61 @@
         <w:rPr>
           <w:rFonts w:hint="eastAsia" w:ascii="Times New Roman" w:hAnsi="Times New Roman" w:eastAsia="FangSong" w:cs="Times New Roman"/>
         </w:rPr>
-        <w:t>属</w:t>
-      </w:r>
-      <w:r>
-        <w:rPr>
-          <w:rFonts w:ascii="Times New Roman" w:hAnsi="Times New Roman" w:eastAsia="Times New Roman" w:cs="Times New Roman"/>
-        </w:rPr>
-        <w:t xml:space="preserve"> </w:t>
-      </w:r>
-      <m:oMath>
-        <m:r>
-          <m:t>g</m:t>
-        </m:r>
-      </m:oMath>
-      <w:r>
-        <w:rPr>
-          <w:rFonts w:ascii="Times New Roman" w:hAnsi="Times New Roman" w:eastAsia="Times New Roman" w:cs="Times New Roman"/>
-        </w:rPr>
-        <w:t xml:space="preserve"> </w:t>
-      </w:r>
-      <w:r>
-        <w:rPr>
-          <w:rFonts w:hint="eastAsia" w:ascii="Times New Roman" w:hAnsi="Times New Roman" w:eastAsia="FangSong" w:cs="Times New Roman"/>
-        </w:rPr>
-        <w:t>宇称</w:t>
-      </w:r>
-      <w:r>
-        <w:rPr>
-          <w:rFonts w:hint="eastAsia" w:ascii="Times New Roman" w:hAnsi="Times New Roman" w:eastAsia="Times New Roman" w:cs="Times New Roman"/>
-        </w:rPr>
-        <w:t>）</w:t>
+        <w:t>反式</w:t>
+      </w:r>
+      <w:r>
+        <w:rPr>
+          <w:rFonts w:hint="eastAsia" w:ascii="Times New Roman" w:hAnsi="Times New Roman" w:eastAsia="Times New Roman" w:cs="Times New Roman"/>
+        </w:rPr>
+        <w:t>），</w:t>
+      </w:r>
+      <w:r>
+        <w:rPr>
+          <w:rFonts w:hint="eastAsia" w:ascii="Times New Roman" w:hAnsi="Times New Roman" w:eastAsia="FangSong" w:cs="Times New Roman"/>
+        </w:rPr>
+        <w:t>互斥适用</w:t>
+      </w:r>
+      <w:r>
+        <w:rPr>
+          <w:rFonts w:hint="eastAsia" w:ascii="Times New Roman" w:hAnsi="Times New Roman" w:eastAsia="Times New Roman" w:cs="Times New Roman"/>
+        </w:rPr>
+        <w:t>，</w:t>
+      </w:r>
+      <w:r>
+        <w:rPr>
+          <w:rFonts w:hint="eastAsia" w:ascii="Times New Roman" w:hAnsi="Times New Roman" w:eastAsia="FangSong" w:cs="Times New Roman"/>
+        </w:rPr>
+        <w:t>红外与拉曼带不重叠</w:t>
+      </w:r>
+      <w:r>
+        <w:rPr>
+          <w:rFonts w:hint="eastAsia" w:ascii="Times New Roman" w:hAnsi="Times New Roman" w:eastAsia="Times New Roman" w:cs="Times New Roman"/>
+        </w:rPr>
+        <w:t>，</w:t>
+      </w:r>
+      <w:r>
+        <w:rPr>
+          <w:rFonts w:hint="eastAsia" w:ascii="Times New Roman" w:hAnsi="Times New Roman" w:eastAsia="FangSong" w:cs="Times New Roman"/>
+        </w:rPr>
+        <w:t>谱图较</w:t>
+      </w:r>
+      <w:r>
+        <w:rPr>
+          <w:rFonts w:hint="eastAsia" w:ascii="Times New Roman" w:hAnsi="Times New Roman" w:eastAsia="Times New Roman" w:cs="Times New Roman"/>
+        </w:rPr>
+        <w:t>”</w:t>
+      </w:r>
+      <w:r>
+        <w:rPr>
+          <w:rFonts w:hint="eastAsia" w:ascii="Times New Roman" w:hAnsi="Times New Roman" w:eastAsia="FangSong" w:cs="Times New Roman"/>
+        </w:rPr>
+        <w:t>干净</w:t>
+      </w:r>
+      <w:r>
+        <w:rPr>
+          <w:rFonts w:hint="eastAsia" w:ascii="Times New Roman" w:hAnsi="Times New Roman" w:eastAsia="Times New Roman" w:cs="Times New Roman"/>
+        </w:rPr>
+        <w:t>”</w:t>
       </w:r>
     </w:p>
     <w:p>
@@ -12912,1662 +14642,6 @@
         <w:numPr>
           <w:ilvl w:val="0"/>
           <w:numId w:val="1007"/>
-        </w:numPr>
-      </w:pPr>
-      <w:r>
-        <w:rPr>
-          <w:rFonts w:hint="eastAsia" w:ascii="Times New Roman" w:hAnsi="Times New Roman" w:eastAsia="FangSong" w:cs="Times New Roman"/>
-        </w:rPr>
-        <w:t xml:space="preserve">因此</w:t>
-      </w:r>
-      <w:r>
-        <w:rPr>
-          <w:rFonts w:ascii="Times New Roman" w:hAnsi="Times New Roman" w:eastAsia="Times New Roman" w:cs="Times New Roman"/>
-        </w:rPr>
-        <w:t xml:space="preserve"> </w:t>
-      </w:r>
-      <m:oMath>
-        <m:r>
-          <m:t>u</m:t>
-        </m:r>
-      </m:oMath>
-      <w:r>
-        <w:rPr>
-          <w:rFonts w:ascii="Times New Roman" w:hAnsi="Times New Roman" w:eastAsia="Times New Roman" w:cs="Times New Roman"/>
-        </w:rPr>
-        <w:t xml:space="preserve"> </w:t>
-      </w:r>
-      <w:r>
-        <w:rPr>
-          <w:rFonts w:hint="eastAsia" w:ascii="Times New Roman" w:hAnsi="Times New Roman" w:eastAsia="FangSong" w:cs="Times New Roman"/>
-        </w:rPr>
-        <w:t>型振动可以与坐标耦合</w:t>
-      </w:r>
-      <w:r>
-        <w:rPr>
-          <w:rFonts w:hint="eastAsia" w:ascii="Times New Roman" w:hAnsi="Times New Roman" w:eastAsia="Times New Roman" w:cs="Times New Roman"/>
-        </w:rPr>
-        <w:t>（</w:t>
-      </w:r>
-      <w:r>
-        <w:rPr>
-          <w:rFonts w:hint="eastAsia" w:ascii="Times New Roman" w:hAnsi="Times New Roman" w:eastAsia="FangSong" w:cs="Times New Roman"/>
-        </w:rPr>
-        <w:t>红外活性</w:t>
-      </w:r>
-      <w:r>
-        <w:rPr>
-          <w:rFonts w:hint="eastAsia" w:ascii="Times New Roman" w:hAnsi="Times New Roman" w:eastAsia="Times New Roman" w:cs="Times New Roman"/>
-        </w:rPr>
-        <w:t>），</w:t>
-      </w:r>
-      <m:oMath>
-        <m:r>
-          <m:t>g</m:t>
-        </m:r>
-      </m:oMath>
-      <w:r>
-        <w:rPr>
-          <w:rFonts w:ascii="Times New Roman" w:hAnsi="Times New Roman" w:eastAsia="Times New Roman" w:cs="Times New Roman"/>
-        </w:rPr>
-        <w:t xml:space="preserve"> </w:t>
-      </w:r>
-      <w:r>
-        <w:rPr>
-          <w:rFonts w:hint="eastAsia" w:ascii="Times New Roman" w:hAnsi="Times New Roman" w:eastAsia="FangSong" w:cs="Times New Roman"/>
-        </w:rPr>
-        <w:t>型振动可以与二次函数耦合</w:t>
-      </w:r>
-      <w:r>
-        <w:rPr>
-          <w:rFonts w:hint="eastAsia" w:ascii="Times New Roman" w:hAnsi="Times New Roman" w:eastAsia="Times New Roman" w:cs="Times New Roman"/>
-        </w:rPr>
-        <w:t>（</w:t>
-      </w:r>
-      <w:r>
-        <w:rPr>
-          <w:rFonts w:hint="eastAsia" w:ascii="Times New Roman" w:hAnsi="Times New Roman" w:eastAsia="FangSong" w:cs="Times New Roman"/>
-        </w:rPr>
-        <w:t>拉曼活性</w:t>
-      </w:r>
-      <w:r>
-        <w:rPr>
-          <w:rFonts w:hint="eastAsia" w:ascii="Times New Roman" w:hAnsi="Times New Roman" w:eastAsia="Times New Roman" w:cs="Times New Roman"/>
-        </w:rPr>
-        <w:t>）</w:t>
-      </w:r>
-    </w:p>
-    <w:p>
-      <w:pPr>
-        <w:pStyle w:val="Compact"/>
-        <w:numPr>
-          <w:ilvl w:val="0"/>
-          <w:numId w:val="1007"/>
-        </w:numPr>
-      </w:pPr>
-      <w:r>
-        <w:rPr>
-          <w:rFonts w:hint="eastAsia" w:ascii="Times New Roman" w:hAnsi="Times New Roman" w:eastAsia="FangSong" w:cs="Times New Roman"/>
-        </w:rPr>
-        <w:t xml:space="preserve">两者不能同时成立</w:t>
-      </w:r>
-      <w:r>
-        <w:rPr>
-          <w:rFonts w:ascii="Times New Roman" w:hAnsi="Times New Roman" w:eastAsia="Times New Roman" w:cs="Times New Roman"/>
-        </w:rPr>
-        <w:t xml:space="preserve"> →</w:t>
-      </w:r>
-      <w:r>
-        <w:rPr>
-          <w:rFonts w:ascii="Times New Roman" w:hAnsi="Times New Roman" w:eastAsia="Times New Roman" w:cs="Times New Roman"/>
-        </w:rPr>
-        <w:t xml:space="preserve"> </w:t>
-      </w:r>
-      <w:r>
-        <w:rPr>
-          <w:rFonts w:hint="eastAsia" w:ascii="Times New Roman" w:hAnsi="Times New Roman" w:eastAsia="FangSong" w:cs="Times New Roman"/>
-          <w:b/>
-          <w:bCs/>
-        </w:rPr>
-        <w:t xml:space="preserve">互斥</w:t>
-      </w:r>
-    </w:p>
-    <w:p>
-      <w:pPr>
-        <w:pStyle w:val="MethodologyBlock"/>
-      </w:pPr>
-      <w:r>
-        <w:rPr>
-          <w:rFonts w:hint="eastAsia" w:ascii="Times New Roman" w:hAnsi="Times New Roman" w:eastAsia="FangSong" w:cs="Times New Roman"/>
-        </w:rPr>
-        <w:t xml:space="preserve">一个立即可用的判据</w:t>
-      </w:r>
-      <w:r>
-        <w:rPr>
-          <w:rFonts w:ascii="Times New Roman" w:hAnsi="Times New Roman" w:eastAsia="Times New Roman" w:cs="Times New Roman"/>
-        </w:rPr>
-        <w:t xml:space="preserve"> </w:t>
-      </w:r>
-      <w:r>
-        <w:rPr>
-          <w:rFonts w:hint="eastAsia" w:ascii="Times New Roman" w:hAnsi="Times New Roman" w:eastAsia="FangSong" w:cs="Times New Roman"/>
-        </w:rPr>
-        <w:t xml:space="preserve">看到</w:t>
-      </w:r>
-      <w:r>
-        <w:rPr>
-          <w:rFonts w:ascii="Times New Roman" w:hAnsi="Times New Roman" w:eastAsia="Times New Roman" w:cs="Times New Roman"/>
-        </w:rPr>
-        <w:t xml:space="preserve"> </w:t>
-      </w:r>
-      <m:oMath>
-        <m:sSub>
-          <m:e>
-            <m:r>
-              <m:t>O</m:t>
-            </m:r>
-          </m:e>
-          <m:sub>
-            <m:r>
-              <m:t>h</m:t>
-            </m:r>
-          </m:sub>
-        </m:sSub>
-      </m:oMath>
-      <w:r>
-        <w:rPr>
-          <w:rFonts w:hint="eastAsia" w:ascii="Times New Roman" w:hAnsi="Times New Roman" w:eastAsia="Times New Roman" w:cs="Times New Roman"/>
-        </w:rPr>
-        <w:t>（</w:t>
-      </w:r>
-      <w:r>
-        <w:rPr>
-          <w:rFonts w:hint="eastAsia" w:ascii="Times New Roman" w:hAnsi="Times New Roman" w:eastAsia="FangSong" w:cs="Times New Roman"/>
-        </w:rPr>
-        <w:t>如</w:t>
-      </w:r>
-      <w:r>
-        <w:rPr>
-          <w:rFonts w:ascii="Times New Roman" w:hAnsi="Times New Roman" w:eastAsia="Times New Roman" w:cs="Times New Roman"/>
-        </w:rPr>
-        <w:t xml:space="preserve"> </w:t>
-      </w:r>
-      <w:r>
-        <w:rPr>
-          <w:rFonts w:hint="eastAsia" w:ascii="Times New Roman" w:hAnsi="Times New Roman" w:eastAsia="Times New Roman" w:cs="Times New Roman"/>
-        </w:rPr>
-        <w:t>SF</w:t>
-      </w:r>
-      <w:r>
-        <w:rPr>
-          <w:rFonts w:hint="eastAsia" w:ascii="Times New Roman" w:hAnsi="Times New Roman" w:eastAsia="Times New Roman" w:cs="Times New Roman"/>
-          <w:vertAlign w:val="subscript"/>
-        </w:rPr>
-        <w:t>6</w:t>
-      </w:r>
-      <w:r>
-        <w:rPr>
-          <w:rFonts w:hint="eastAsia" w:ascii="Times New Roman" w:hAnsi="Times New Roman" w:eastAsia="Times New Roman" w:cs="Times New Roman"/>
-        </w:rPr>
-        <w:t>）、</w:t>
-      </w:r>
-      <m:oMath>
-        <m:sSub>
-          <m:e>
-            <m:r>
-              <m:t>D</m:t>
-            </m:r>
-          </m:e>
-          <m:sub>
-            <m:r>
-              <m:t>4</m:t>
-            </m:r>
-            <m:r>
-              <m:t>h</m:t>
-            </m:r>
-          </m:sub>
-        </m:sSub>
-      </m:oMath>
-      <w:r>
-        <w:rPr>
-          <w:rFonts w:hint="eastAsia" w:ascii="Times New Roman" w:hAnsi="Times New Roman" w:eastAsia="Times New Roman" w:cs="Times New Roman"/>
-        </w:rPr>
-        <w:t>（</w:t>
-      </w:r>
-      <w:r>
-        <w:rPr>
-          <w:rFonts w:hint="eastAsia" w:ascii="Times New Roman" w:hAnsi="Times New Roman" w:eastAsia="FangSong" w:cs="Times New Roman"/>
-        </w:rPr>
-        <w:t>如平面四方</w:t>
-      </w:r>
-      <w:r>
-        <w:rPr>
-          <w:rFonts w:ascii="Times New Roman" w:hAnsi="Times New Roman" w:eastAsia="Times New Roman" w:cs="Times New Roman"/>
-        </w:rPr>
-        <w:t xml:space="preserve"> </w:t>
-      </w:r>
-      <w:r>
-        <w:rPr>
-          <w:rFonts w:hint="eastAsia" w:ascii="Times New Roman" w:hAnsi="Times New Roman" w:eastAsia="Times New Roman" w:cs="Times New Roman"/>
-        </w:rPr>
-        <w:t>PtCl</w:t>
-      </w:r>
-      <w:r>
-        <w:rPr>
-          <w:rFonts w:hint="eastAsia" w:ascii="Times New Roman" w:hAnsi="Times New Roman" w:eastAsia="Times New Roman" w:cs="Times New Roman"/>
-          <w:vertAlign w:val="subscript"/>
-        </w:rPr>
-        <w:t>4</w:t>
-      </w:r>
-      <w:r>
-        <w:rPr>
-          <w:rFonts w:hint="eastAsia" w:ascii="Times New Roman" w:hAnsi="Times New Roman" w:eastAsia="Times New Roman" w:cs="Times New Roman"/>
-          <w:vertAlign w:val="superscript"/>
-        </w:rPr>
-        <w:t>2-</w:t>
-      </w:r>
-      <w:r>
-        <w:rPr>
-          <w:rFonts w:hint="eastAsia" w:ascii="Times New Roman" w:hAnsi="Times New Roman" w:eastAsia="Times New Roman" w:cs="Times New Roman"/>
-        </w:rPr>
-        <w:t>），</w:t>
-      </w:r>
-      <w:r>
-        <w:rPr>
-          <w:rFonts w:hint="eastAsia" w:ascii="Times New Roman" w:hAnsi="Times New Roman" w:eastAsia="FangSong" w:cs="Times New Roman"/>
-          <w:b/>
-          <w:bCs/>
-        </w:rPr>
-        <w:t xml:space="preserve">直接判互斥</w:t>
-      </w:r>
-      <w:r>
-        <w:rPr>
-          <w:rFonts w:hint="eastAsia" w:ascii="Times New Roman" w:hAnsi="Times New Roman" w:eastAsia="Times New Roman" w:cs="Times New Roman"/>
-        </w:rPr>
-        <w:t>；</w:t>
-      </w:r>
-      <w:r>
-        <w:rPr>
-          <w:rFonts w:hint="eastAsia" w:ascii="Times New Roman" w:hAnsi="Times New Roman" w:eastAsia="FangSong" w:cs="Times New Roman"/>
-        </w:rPr>
-        <w:t>看到</w:t>
-      </w:r>
-      <w:r>
-        <w:rPr>
-          <w:rFonts w:ascii="Times New Roman" w:hAnsi="Times New Roman" w:eastAsia="Times New Roman" w:cs="Times New Roman"/>
-        </w:rPr>
-        <w:t xml:space="preserve"> </w:t>
-      </w:r>
-      <m:oMath>
-        <m:sSub>
-          <m:e>
-            <m:r>
-              <m:t>T</m:t>
-            </m:r>
-          </m:e>
-          <m:sub>
-            <m:r>
-              <m:t>d</m:t>
-            </m:r>
-          </m:sub>
-        </m:sSub>
-      </m:oMath>
-      <w:r>
-        <w:rPr>
-          <w:rFonts w:hint="eastAsia" w:ascii="Times New Roman" w:hAnsi="Times New Roman" w:eastAsia="Times New Roman" w:cs="Times New Roman"/>
-        </w:rPr>
-        <w:t>（</w:t>
-      </w:r>
-      <w:r>
-        <w:rPr>
-          <w:rFonts w:hint="eastAsia" w:ascii="Times New Roman" w:hAnsi="Times New Roman" w:eastAsia="FangSong" w:cs="Times New Roman"/>
-        </w:rPr>
-        <w:t>如</w:t>
-      </w:r>
-      <w:r>
-        <w:rPr>
-          <w:rFonts w:ascii="Times New Roman" w:hAnsi="Times New Roman" w:eastAsia="Times New Roman" w:cs="Times New Roman"/>
-        </w:rPr>
-        <w:t xml:space="preserve"> </w:t>
-      </w:r>
-      <w:r>
-        <w:rPr>
-          <w:rFonts w:hint="eastAsia" w:ascii="Times New Roman" w:hAnsi="Times New Roman" w:eastAsia="Times New Roman" w:cs="Times New Roman"/>
-        </w:rPr>
-        <w:t>CH</w:t>
-      </w:r>
-      <w:r>
-        <w:rPr>
-          <w:rFonts w:hint="eastAsia" w:ascii="Times New Roman" w:hAnsi="Times New Roman" w:eastAsia="Times New Roman" w:cs="Times New Roman"/>
-          <w:vertAlign w:val="subscript"/>
-        </w:rPr>
-        <w:t>4</w:t>
-      </w:r>
-      <w:r>
-        <w:rPr>
-          <w:rFonts w:hint="eastAsia" w:ascii="Times New Roman" w:hAnsi="Times New Roman" w:eastAsia="Times New Roman" w:cs="Times New Roman"/>
-        </w:rPr>
-        <w:t>）、</w:t>
-      </w:r>
-      <m:oMath>
-        <m:sSub>
-          <m:e>
-            <m:r>
-              <m:t>C</m:t>
-            </m:r>
-          </m:e>
-          <m:sub>
-            <m:r>
-              <m:t>2</m:t>
-            </m:r>
-            <m:r>
-              <m:t>v</m:t>
-            </m:r>
-          </m:sub>
-        </m:sSub>
-      </m:oMath>
-      <w:r>
-        <w:rPr>
-          <w:rFonts w:hint="eastAsia" w:ascii="Times New Roman" w:hAnsi="Times New Roman" w:eastAsia="Times New Roman" w:cs="Times New Roman"/>
-        </w:rPr>
-        <w:t>（</w:t>
-      </w:r>
-      <w:r>
-        <w:rPr>
-          <w:rFonts w:hint="eastAsia" w:ascii="Times New Roman" w:hAnsi="Times New Roman" w:eastAsia="FangSong" w:cs="Times New Roman"/>
-        </w:rPr>
-        <w:t>如</w:t>
-      </w:r>
-      <w:r>
-        <w:rPr>
-          <w:rFonts w:ascii="Times New Roman" w:hAnsi="Times New Roman" w:eastAsia="Times New Roman" w:cs="Times New Roman"/>
-        </w:rPr>
-        <w:t xml:space="preserve"> </w:t>
-      </w:r>
-      <w:r>
-        <w:rPr>
-          <w:rFonts w:hint="eastAsia" w:ascii="Times New Roman" w:hAnsi="Times New Roman" w:eastAsia="Times New Roman" w:cs="Times New Roman"/>
-        </w:rPr>
-        <w:t>SO</w:t>
-      </w:r>
-      <w:r>
-        <w:rPr>
-          <w:rFonts w:hint="eastAsia" w:ascii="Times New Roman" w:hAnsi="Times New Roman" w:eastAsia="Times New Roman" w:cs="Times New Roman"/>
-          <w:vertAlign w:val="subscript"/>
-        </w:rPr>
-        <w:t>2</w:t>
-      </w:r>
-      <w:r>
-        <w:rPr>
-          <w:rFonts w:hint="eastAsia" w:ascii="Times New Roman" w:hAnsi="Times New Roman" w:eastAsia="Times New Roman" w:cs="Times New Roman"/>
-        </w:rPr>
-        <w:t>）、</w:t>
-      </w:r>
-      <m:oMath>
-        <m:sSub>
-          <m:e>
-            <m:r>
-              <m:t>C</m:t>
-            </m:r>
-          </m:e>
-          <m:sub>
-            <m:r>
-              <m:t>3</m:t>
-            </m:r>
-            <m:r>
-              <m:t>v</m:t>
-            </m:r>
-          </m:sub>
-        </m:sSub>
-      </m:oMath>
-      <w:r>
-        <w:rPr>
-          <w:rFonts w:hint="eastAsia" w:ascii="Times New Roman" w:hAnsi="Times New Roman" w:eastAsia="Times New Roman" w:cs="Times New Roman"/>
-        </w:rPr>
-        <w:t>（</w:t>
-      </w:r>
-      <w:r>
-        <w:rPr>
-          <w:rFonts w:hint="eastAsia" w:ascii="Times New Roman" w:hAnsi="Times New Roman" w:eastAsia="FangSong" w:cs="Times New Roman"/>
-        </w:rPr>
-        <w:t>如</w:t>
-      </w:r>
-      <w:r>
-        <w:rPr>
-          <w:rFonts w:ascii="Times New Roman" w:hAnsi="Times New Roman" w:eastAsia="Times New Roman" w:cs="Times New Roman"/>
-        </w:rPr>
-        <w:t xml:space="preserve"> </w:t>
-      </w:r>
-      <w:r>
-        <w:rPr>
-          <w:rFonts w:hint="eastAsia" w:ascii="Times New Roman" w:hAnsi="Times New Roman" w:eastAsia="Times New Roman" w:cs="Times New Roman"/>
-        </w:rPr>
-        <w:t>NH</w:t>
-      </w:r>
-      <w:r>
-        <w:rPr>
-          <w:rFonts w:hint="eastAsia" w:ascii="Times New Roman" w:hAnsi="Times New Roman" w:eastAsia="Times New Roman" w:cs="Times New Roman"/>
-          <w:vertAlign w:val="subscript"/>
-        </w:rPr>
-        <w:t>3</w:t>
-      </w:r>
-      <w:r>
-        <w:rPr>
-          <w:rFonts w:hint="eastAsia" w:ascii="Times New Roman" w:hAnsi="Times New Roman" w:eastAsia="Times New Roman" w:cs="Times New Roman"/>
-        </w:rPr>
-        <w:t>），</w:t>
-      </w:r>
-      <w:r>
-        <w:rPr>
-          <w:rFonts w:hint="eastAsia" w:ascii="Times New Roman" w:hAnsi="Times New Roman" w:eastAsia="FangSong" w:cs="Times New Roman"/>
-          <w:b/>
-          <w:bCs/>
-        </w:rPr>
-        <w:t xml:space="preserve">不判互斥</w:t>
-      </w:r>
-      <w:r>
-        <w:rPr>
-          <w:rFonts w:hint="eastAsia" w:ascii="Times New Roman" w:hAnsi="Times New Roman" w:eastAsia="Times New Roman" w:cs="Times New Roman"/>
-        </w:rPr>
-        <w:t>，</w:t>
-      </w:r>
-      <w:r>
-        <w:rPr>
-          <w:rFonts w:hint="eastAsia" w:ascii="Times New Roman" w:hAnsi="Times New Roman" w:eastAsia="FangSong" w:cs="Times New Roman"/>
-        </w:rPr>
-        <w:t>活性可以重叠</w:t>
-      </w:r>
-      <w:r>
-        <w:rPr>
-          <w:rFonts w:hint="eastAsia" w:ascii="Times New Roman" w:hAnsi="Times New Roman" w:eastAsia="Times New Roman" w:cs="Times New Roman"/>
-        </w:rPr>
-        <w:t>。</w:t>
-      </w:r>
-      <w:r>
-        <w:rPr>
-          <w:rFonts w:hint="eastAsia" w:ascii="Times New Roman" w:hAnsi="Times New Roman" w:eastAsia="FangSong" w:cs="Times New Roman"/>
-        </w:rPr>
-        <w:t>这一步可以在不知道任何振动模式具体对称种类的情况下先完成</w:t>
-      </w:r>
-      <w:r>
-        <w:rPr>
-          <w:rFonts w:hint="eastAsia" w:ascii="Times New Roman" w:hAnsi="Times New Roman" w:eastAsia="Times New Roman" w:cs="Times New Roman"/>
-        </w:rPr>
-        <w:t>。</w:t>
-      </w:r>
-    </w:p>
-    <w:bookmarkEnd w:id="27"/>
-    <w:bookmarkStart w:id="28" w:name="三个标准例题"/>
-    <w:p>
-      <w:pPr>
-        <w:pStyle w:val="Heading3"/>
-        <w:spacing w:before="280" w:after="120"/>
-      </w:pPr>
-      <w:r>
-        <w:rPr>
-          <w:rFonts w:ascii="Times New Roman" w:hAnsi="Times New Roman" w:eastAsia="Times New Roman" w:cs="Times New Roman"/>
-        </w:rPr>
-        <w:t xml:space="preserve">5.5 </w:t>
-      </w:r>
-      <w:r>
-        <w:rPr>
-          <w:rFonts w:hint="eastAsia" w:ascii="Times New Roman" w:hAnsi="Times New Roman" w:eastAsia="SimHei" w:cs="Times New Roman"/>
-        </w:rPr>
-        <w:t xml:space="preserve">三个标准例题</w:t>
-      </w:r>
-    </w:p>
-    <w:p>
-      <w:pPr>
-        <w:pStyle w:val="FirstParagraph"/>
-      </w:pPr>
-      <w:r>
-        <w:rPr>
-          <w:rFonts w:hint="eastAsia" w:ascii="Times New Roman" w:hAnsi="Times New Roman" w:eastAsia="FangSong" w:cs="Times New Roman"/>
-          <w:b/>
-          <w:bCs/>
-        </w:rPr>
-        <w:t xml:space="preserve">例</w:t>
-      </w:r>
-      <w:r>
-        <w:rPr>
-          <w:rFonts w:ascii="Times New Roman" w:hAnsi="Times New Roman" w:eastAsia="Times New Roman" w:cs="Times New Roman"/>
-          <w:b/>
-          <w:bCs/>
-        </w:rPr>
-        <w:t xml:space="preserve"> </w:t>
-      </w:r>
-      <w:r>
-        <w:rPr>
-          <w:rFonts w:hint="eastAsia" w:ascii="Times New Roman" w:hAnsi="Times New Roman" w:eastAsia="Times New Roman" w:cs="Times New Roman"/>
-          <w:b/>
-          <w:bCs/>
-        </w:rPr>
-        <w:t>1：SF</w:t>
-      </w:r>
-      <w:r>
-        <w:rPr>
-          <w:rFonts w:hint="eastAsia" w:ascii="Times New Roman" w:hAnsi="Times New Roman" w:eastAsia="Times New Roman" w:cs="Times New Roman"/>
-          <w:b/>
-          <w:bCs/>
-          <w:vertAlign w:val="subscript"/>
-        </w:rPr>
-        <w:t>6</w:t>
-      </w:r>
-      <w:r>
-        <w:rPr>
-          <w:rFonts w:hint="eastAsia" w:ascii="Times New Roman" w:hAnsi="Times New Roman" w:eastAsia="Times New Roman" w:cs="Times New Roman"/>
-          <w:b/>
-          <w:bCs/>
-        </w:rPr>
-        <w:t>（</w:t>
-      </w:r>
-      <m:oMath>
-        <m:sSub>
-          <m:e>
-            <m:r>
-              <m:t>O</m:t>
-            </m:r>
-          </m:e>
-          <m:sub>
-            <m:r>
-              <m:t>h</m:t>
-            </m:r>
-          </m:sub>
-        </m:sSub>
-      </m:oMath>
-      <w:r>
-        <w:rPr>
-          <w:rFonts w:hint="eastAsia" w:ascii="Times New Roman" w:hAnsi="Times New Roman" w:eastAsia="Times New Roman" w:cs="Times New Roman"/>
-          <w:b/>
-          <w:bCs/>
-        </w:rPr>
-        <w:t>，</w:t>
-      </w:r>
-      <w:r>
-        <w:rPr>
-          <w:rFonts w:hint="eastAsia" w:ascii="Times New Roman" w:hAnsi="Times New Roman" w:eastAsia="FangSong" w:cs="Times New Roman"/>
-          <w:b/>
-          <w:bCs/>
-        </w:rPr>
-        <w:t>含</w:t>
-      </w:r>
-      <w:r>
-        <w:rPr>
-          <w:rFonts w:ascii="Times New Roman" w:hAnsi="Times New Roman" w:eastAsia="Times New Roman" w:cs="Times New Roman"/>
-          <w:b/>
-          <w:bCs/>
-        </w:rPr>
-        <w:t xml:space="preserve"> </w:t>
-      </w:r>
-      <m:oMath>
-        <m:r>
-          <m:t>i</m:t>
-        </m:r>
-      </m:oMath>
-      <w:r>
-        <w:rPr>
-          <w:rFonts w:hint="eastAsia" w:ascii="Times New Roman" w:hAnsi="Times New Roman" w:eastAsia="Times New Roman" w:cs="Times New Roman"/>
-          <w:b/>
-          <w:bCs/>
-        </w:rPr>
-        <w:t xml:space="preserve">）。</w:t>
-      </w:r>
-    </w:p>
-    <w:p>
-      <w:pPr>
-        <w:pStyle w:val="BodyText"/>
-      </w:pPr>
-      <m:oMath>
-        <m:sSub>
-          <m:e>
-            <m:r>
-              <m:t>O</m:t>
-            </m:r>
-          </m:e>
-          <m:sub>
-            <m:r>
-              <m:t>h</m:t>
-            </m:r>
-          </m:sub>
-        </m:sSub>
-      </m:oMath>
-      <w:r>
-        <w:rPr>
-          <w:rFonts w:ascii="Times New Roman" w:hAnsi="Times New Roman" w:eastAsia="Times New Roman" w:cs="Times New Roman"/>
-        </w:rPr>
-        <w:t xml:space="preserve"> </w:t>
-      </w:r>
-      <w:r>
-        <w:rPr>
-          <w:rFonts w:hint="eastAsia" w:ascii="Times New Roman" w:hAnsi="Times New Roman" w:eastAsia="FangSong" w:cs="Times New Roman"/>
-        </w:rPr>
-        <w:t xml:space="preserve">含对称中心</w:t>
-      </w:r>
-      <w:r>
-        <w:rPr>
-          <w:rFonts w:ascii="Times New Roman" w:hAnsi="Times New Roman" w:eastAsia="Times New Roman" w:cs="Times New Roman"/>
-        </w:rPr>
-        <w:t xml:space="preserve"> →</w:t>
-      </w:r>
-      <w:r>
-        <w:rPr>
-          <w:rFonts w:ascii="Times New Roman" w:hAnsi="Times New Roman" w:eastAsia="Times New Roman" w:cs="Times New Roman"/>
-        </w:rPr>
-        <w:t xml:space="preserve"> </w:t>
-      </w:r>
-      <w:r>
-        <w:rPr>
-          <w:rFonts w:hint="eastAsia" w:ascii="Times New Roman" w:hAnsi="Times New Roman" w:eastAsia="FangSong" w:cs="Times New Roman"/>
-          <w:b/>
-          <w:bCs/>
-        </w:rPr>
-        <w:t xml:space="preserve">互斥规则适用</w:t>
-      </w:r>
-      <w:r>
-        <w:rPr>
-          <w:rFonts w:hint="eastAsia" w:ascii="Times New Roman" w:hAnsi="Times New Roman" w:eastAsia="Times New Roman" w:cs="Times New Roman"/>
-        </w:rPr>
-        <w:t>。</w:t>
-      </w:r>
-      <w:r>
-        <w:rPr>
-          <w:rFonts w:hint="eastAsia" w:ascii="Times New Roman" w:hAnsi="Times New Roman" w:eastAsia="FangSong" w:cs="Times New Roman"/>
-        </w:rPr>
-        <w:t>因此任何一条红外活性的带在拉曼中必不出现</w:t>
-      </w:r>
-      <w:r>
-        <w:rPr>
-          <w:rFonts w:hint="eastAsia" w:ascii="Times New Roman" w:hAnsi="Times New Roman" w:eastAsia="Times New Roman" w:cs="Times New Roman"/>
-        </w:rPr>
-        <w:t>，</w:t>
-      </w:r>
-      <w:r>
-        <w:rPr>
-          <w:rFonts w:hint="eastAsia" w:ascii="Times New Roman" w:hAnsi="Times New Roman" w:eastAsia="FangSong" w:cs="Times New Roman"/>
-        </w:rPr>
-        <w:t>反之亦然</w:t>
-      </w:r>
-      <w:r>
-        <w:rPr>
-          <w:rFonts w:hint="eastAsia" w:ascii="Times New Roman" w:hAnsi="Times New Roman" w:eastAsia="Times New Roman" w:cs="Times New Roman"/>
-        </w:rPr>
-        <w:t>。</w:t>
-      </w:r>
-      <w:r>
-        <w:rPr>
-          <w:rFonts w:hint="eastAsia" w:ascii="Times New Roman" w:hAnsi="Times New Roman" w:eastAsia="FangSong" w:cs="Times New Roman"/>
-        </w:rPr>
-        <w:t>这个特点使</w:t>
-      </w:r>
-      <w:r>
-        <w:rPr>
-          <w:rFonts w:ascii="Times New Roman" w:hAnsi="Times New Roman" w:eastAsia="Times New Roman" w:cs="Times New Roman"/>
-        </w:rPr>
-        <w:t xml:space="preserve"> SF</w:t>
-      </w:r>
-      <w:r>
-        <w:rPr>
-          <w:rFonts w:ascii="Times New Roman" w:hAnsi="Times New Roman" w:eastAsia="Times New Roman" w:cs="Times New Roman"/>
-          <w:vertAlign w:val="subscript"/>
-        </w:rPr>
-        <w:t>6</w:t>
-      </w:r>
-      <w:r>
-        <w:rPr>
-          <w:rFonts w:ascii="Times New Roman" w:hAnsi="Times New Roman" w:eastAsia="Times New Roman" w:cs="Times New Roman"/>
-        </w:rPr>
-        <w:t xml:space="preserve"> </w:t>
-      </w:r>
-      <w:r>
-        <w:rPr>
-          <w:rFonts w:hint="eastAsia" w:ascii="Times New Roman" w:hAnsi="Times New Roman" w:eastAsia="FangSong" w:cs="Times New Roman"/>
-        </w:rPr>
-        <w:t xml:space="preserve">的红外与拉曼谱</w:t>
-      </w:r>
-      <w:r>
-        <w:rPr>
-          <w:rFonts w:hint="eastAsia" w:ascii="Times New Roman" w:hAnsi="Times New Roman" w:eastAsia="FangSong" w:cs="Times New Roman"/>
-          <w:b/>
-          <w:bCs/>
-        </w:rPr>
-        <w:t xml:space="preserve">完全不重叠</w:t>
-      </w:r>
-      <w:r>
-        <w:rPr>
-          <w:rFonts w:hint="eastAsia" w:ascii="Times New Roman" w:hAnsi="Times New Roman" w:eastAsia="Times New Roman" w:cs="Times New Roman"/>
-        </w:rPr>
-        <w:t>，</w:t>
-      </w:r>
-      <w:r>
-        <w:rPr>
-          <w:rFonts w:hint="eastAsia" w:ascii="Times New Roman" w:hAnsi="Times New Roman" w:eastAsia="FangSong" w:cs="Times New Roman"/>
-        </w:rPr>
-        <w:t>是八面体配合物判定的重要依据</w:t>
-      </w:r>
-      <w:r>
-        <w:rPr>
-          <w:rFonts w:hint="eastAsia" w:ascii="Times New Roman" w:hAnsi="Times New Roman" w:eastAsia="Times New Roman" w:cs="Times New Roman"/>
-        </w:rPr>
-        <w:t>。</w:t>
-      </w:r>
-    </w:p>
-    <w:p>
-      <w:pPr>
-        <w:pStyle w:val="BodyText"/>
-      </w:pPr>
-      <w:r>
-        <w:rPr>
-          <w:rFonts w:hint="eastAsia" w:ascii="Times New Roman" w:hAnsi="Times New Roman" w:eastAsia="FangSong" w:cs="Times New Roman"/>
-          <w:b/>
-          <w:bCs/>
-        </w:rPr>
-        <w:t xml:space="preserve">例</w:t>
-      </w:r>
-      <w:r>
-        <w:rPr>
-          <w:rFonts w:ascii="Times New Roman" w:hAnsi="Times New Roman" w:eastAsia="Times New Roman" w:cs="Times New Roman"/>
-          <w:b/>
-          <w:bCs/>
-        </w:rPr>
-        <w:t xml:space="preserve"> </w:t>
-      </w:r>
-      <w:r>
-        <w:rPr>
-          <w:rFonts w:hint="eastAsia" w:ascii="Times New Roman" w:hAnsi="Times New Roman" w:eastAsia="Times New Roman" w:cs="Times New Roman"/>
-          <w:b/>
-          <w:bCs/>
-        </w:rPr>
-        <w:t>2：SO</w:t>
-      </w:r>
-      <w:r>
-        <w:rPr>
-          <w:rFonts w:hint="eastAsia" w:ascii="Times New Roman" w:hAnsi="Times New Roman" w:eastAsia="Times New Roman" w:cs="Times New Roman"/>
-          <w:b/>
-          <w:bCs/>
-          <w:vertAlign w:val="subscript"/>
-        </w:rPr>
-        <w:t>2</w:t>
-      </w:r>
-      <w:r>
-        <w:rPr>
-          <w:rFonts w:hint="eastAsia" w:ascii="Times New Roman" w:hAnsi="Times New Roman" w:eastAsia="Times New Roman" w:cs="Times New Roman"/>
-          <w:b/>
-          <w:bCs/>
-        </w:rPr>
-        <w:t>（</w:t>
-      </w:r>
-      <m:oMath>
-        <m:sSub>
-          <m:e>
-            <m:r>
-              <m:t>C</m:t>
-            </m:r>
-          </m:e>
-          <m:sub>
-            <m:r>
-              <m:t>2</m:t>
-            </m:r>
-            <m:r>
-              <m:t>v</m:t>
-            </m:r>
-          </m:sub>
-        </m:sSub>
-      </m:oMath>
-      <w:r>
-        <w:rPr>
-          <w:rFonts w:hint="eastAsia" w:ascii="Times New Roman" w:hAnsi="Times New Roman" w:eastAsia="Times New Roman" w:cs="Times New Roman"/>
-          <w:b/>
-          <w:bCs/>
-        </w:rPr>
-        <w:t>，</w:t>
-      </w:r>
-      <w:r>
-        <w:rPr>
-          <w:rFonts w:hint="eastAsia" w:ascii="Times New Roman" w:hAnsi="Times New Roman" w:eastAsia="FangSong" w:cs="Times New Roman"/>
-          <w:b/>
-          <w:bCs/>
-        </w:rPr>
-        <w:t>不含</w:t>
-      </w:r>
-      <w:r>
-        <w:rPr>
-          <w:rFonts w:ascii="Times New Roman" w:hAnsi="Times New Roman" w:eastAsia="Times New Roman" w:cs="Times New Roman"/>
-          <w:b/>
-          <w:bCs/>
-        </w:rPr>
-        <w:t xml:space="preserve"> </w:t>
-      </w:r>
-      <m:oMath>
-        <m:r>
-          <m:t>i</m:t>
-        </m:r>
-      </m:oMath>
-      <w:r>
-        <w:rPr>
-          <w:rFonts w:hint="eastAsia" w:ascii="Times New Roman" w:hAnsi="Times New Roman" w:eastAsia="Times New Roman" w:cs="Times New Roman"/>
-          <w:b/>
-          <w:bCs/>
-        </w:rPr>
-        <w:t xml:space="preserve">）。</w:t>
-      </w:r>
-    </w:p>
-    <w:p>
-      <w:pPr>
-        <w:pStyle w:val="BodyText"/>
-      </w:pPr>
-      <m:oMath>
-        <m:sSub>
-          <m:e>
-            <m:r>
-              <m:t>C</m:t>
-            </m:r>
-          </m:e>
-          <m:sub>
-            <m:r>
-              <m:t>2</m:t>
-            </m:r>
-            <m:r>
-              <m:t>v</m:t>
-            </m:r>
-          </m:sub>
-        </m:sSub>
-      </m:oMath>
-      <w:r>
-        <w:rPr>
-          <w:rFonts w:ascii="Times New Roman" w:hAnsi="Times New Roman" w:eastAsia="Times New Roman" w:cs="Times New Roman"/>
-        </w:rPr>
-        <w:t xml:space="preserve"> </w:t>
-      </w:r>
-      <w:r>
-        <w:rPr>
-          <w:rFonts w:hint="eastAsia" w:ascii="Times New Roman" w:hAnsi="Times New Roman" w:eastAsia="FangSong" w:cs="Times New Roman"/>
-        </w:rPr>
-        <w:t xml:space="preserve">不含</w:t>
-      </w:r>
-      <w:r>
-        <w:rPr>
-          <w:rFonts w:ascii="Times New Roman" w:hAnsi="Times New Roman" w:eastAsia="Times New Roman" w:cs="Times New Roman"/>
-        </w:rPr>
-        <w:t xml:space="preserve"> </w:t>
-      </w:r>
-      <m:oMath>
-        <m:r>
-          <m:t>i</m:t>
-        </m:r>
-      </m:oMath>
-      <w:r>
-        <w:rPr>
-          <w:rFonts w:ascii="Times New Roman" w:hAnsi="Times New Roman" w:eastAsia="Times New Roman" w:cs="Times New Roman"/>
-        </w:rPr>
-        <w:t xml:space="preserve"> </w:t>
-      </w:r>
-      <w:r>
-        <w:rPr>
-          <w:rFonts w:ascii="Times New Roman" w:hAnsi="Times New Roman" w:eastAsia="Times New Roman" w:cs="Times New Roman"/>
-        </w:rPr>
-        <w:t xml:space="preserve">→</w:t>
-      </w:r>
-      <w:r>
-        <w:rPr>
-          <w:rFonts w:ascii="Times New Roman" w:hAnsi="Times New Roman" w:eastAsia="Times New Roman" w:cs="Times New Roman"/>
-        </w:rPr>
-        <w:t xml:space="preserve"> </w:t>
-      </w:r>
-      <w:r>
-        <w:rPr>
-          <w:rFonts w:hint="eastAsia" w:ascii="Times New Roman" w:hAnsi="Times New Roman" w:eastAsia="FangSong" w:cs="Times New Roman"/>
-          <w:b/>
-          <w:bCs/>
-        </w:rPr>
-        <w:t xml:space="preserve">互斥不适用</w:t>
-      </w:r>
-      <w:r>
-        <w:rPr>
-          <w:rFonts w:hint="eastAsia" w:ascii="Times New Roman" w:hAnsi="Times New Roman" w:eastAsia="Times New Roman" w:cs="Times New Roman"/>
-        </w:rPr>
-        <w:t>。</w:t>
-      </w:r>
-      <w:r>
-        <w:rPr>
-          <w:rFonts w:hint="eastAsia" w:ascii="Times New Roman" w:hAnsi="Times New Roman" w:eastAsia="FangSong" w:cs="Times New Roman"/>
-        </w:rPr>
-        <w:t>由</w:t>
-      </w:r>
-      <w:r>
-        <w:rPr>
-          <w:rFonts w:ascii="Times New Roman" w:hAnsi="Times New Roman" w:eastAsia="Times New Roman" w:cs="Times New Roman"/>
-        </w:rPr>
-        <w:t xml:space="preserve"> §4.3 </w:t>
-      </w:r>
-      <w:r>
-        <w:rPr>
-          <w:rFonts w:hint="eastAsia" w:ascii="Times New Roman" w:hAnsi="Times New Roman" w:eastAsia="FangSong" w:cs="Times New Roman"/>
-        </w:rPr>
-        <w:t>的表可知</w:t>
-      </w:r>
-      <w:r>
-        <w:rPr>
-          <w:rFonts w:hint="eastAsia" w:ascii="Times New Roman" w:hAnsi="Times New Roman" w:eastAsia="Times New Roman" w:cs="Times New Roman"/>
-        </w:rPr>
-        <w:t>，</w:t>
-      </w:r>
-      <m:oMath>
-        <m:sSub>
-          <m:e>
-            <m:r>
-              <m:t>C</m:t>
-            </m:r>
-          </m:e>
-          <m:sub>
-            <m:r>
-              <m:t>2</m:t>
-            </m:r>
-            <m:r>
-              <m:t>v</m:t>
-            </m:r>
-          </m:sub>
-        </m:sSub>
-      </m:oMath>
-      <w:r>
-        <w:rPr>
-          <w:rFonts w:ascii="Times New Roman" w:hAnsi="Times New Roman" w:eastAsia="Times New Roman" w:cs="Times New Roman"/>
-        </w:rPr>
-        <w:t xml:space="preserve"> </w:t>
-      </w:r>
-      <w:r>
-        <w:rPr>
-          <w:rFonts w:hint="eastAsia" w:ascii="Times New Roman" w:hAnsi="Times New Roman" w:eastAsia="FangSong" w:cs="Times New Roman"/>
-        </w:rPr>
-        <w:t>的四个不可约表示行里</w:t>
-      </w:r>
-      <w:r>
-        <w:rPr>
-          <w:rFonts w:hint="eastAsia" w:ascii="Times New Roman" w:hAnsi="Times New Roman" w:eastAsia="Times New Roman" w:cs="Times New Roman"/>
-        </w:rPr>
-        <w:t>，</w:t>
-      </w:r>
-      <m:oMath>
-        <m:sSub>
-          <m:e>
-            <m:r>
-              <m:t>A</m:t>
-            </m:r>
-          </m:e>
-          <m:sub>
-            <m:r>
-              <m:t>1</m:t>
-            </m:r>
-          </m:sub>
-        </m:sSub>
-      </m:oMath>
-      <w:r>
-        <w:rPr>
-          <w:rFonts w:ascii="Times New Roman" w:hAnsi="Times New Roman" w:eastAsia="Times New Roman" w:cs="Times New Roman"/>
-        </w:rPr>
-        <w:t xml:space="preserve">/</w:t>
-      </w:r>
-      <m:oMath>
-        <m:sSub>
-          <m:e>
-            <m:r>
-              <m:t>B</m:t>
-            </m:r>
-          </m:e>
-          <m:sub>
-            <m:r>
-              <m:t>1</m:t>
-            </m:r>
-          </m:sub>
-        </m:sSub>
-      </m:oMath>
-      <w:r>
-        <w:rPr>
-          <w:rFonts w:ascii="Times New Roman" w:hAnsi="Times New Roman" w:eastAsia="Times New Roman" w:cs="Times New Roman"/>
-        </w:rPr>
-        <w:t xml:space="preserve">/</w:t>
-      </w:r>
-      <m:oMath>
-        <m:sSub>
-          <m:e>
-            <m:r>
-              <m:t>B</m:t>
-            </m:r>
-          </m:e>
-          <m:sub>
-            <m:r>
-              <m:t>2</m:t>
-            </m:r>
-          </m:sub>
-        </m:sSub>
-      </m:oMath>
-      <w:r>
-        <w:rPr>
-          <w:rFonts w:ascii="Times New Roman" w:hAnsi="Times New Roman" w:eastAsia="Times New Roman" w:cs="Times New Roman"/>
-        </w:rPr>
-        <w:t xml:space="preserve"> </w:t>
-      </w:r>
-      <w:r>
-        <w:rPr>
-          <w:rFonts w:hint="eastAsia" w:ascii="Times New Roman" w:hAnsi="Times New Roman" w:eastAsia="FangSong" w:cs="Times New Roman"/>
-        </w:rPr>
-        <w:t xml:space="preserve">三行都有</w:t>
-      </w:r>
-      <w:r>
-        <w:rPr>
-          <w:rFonts w:ascii="Times New Roman" w:hAnsi="Times New Roman" w:eastAsia="Times New Roman" w:cs="Times New Roman"/>
-        </w:rPr>
-        <w:t xml:space="preserve"> </w:t>
-      </w:r>
-      <m:oMath>
-        <m:r>
-          <m:t>x</m:t>
-        </m:r>
-      </m:oMath>
-      <w:r>
-        <w:rPr>
-          <w:rFonts w:ascii="Times New Roman" w:hAnsi="Times New Roman" w:eastAsia="Times New Roman" w:cs="Times New Roman"/>
-        </w:rPr>
-        <w:t xml:space="preserve">/</w:t>
-      </w:r>
-      <m:oMath>
-        <m:r>
-          <m:t>y</m:t>
-        </m:r>
-      </m:oMath>
-      <w:r>
-        <w:rPr>
-          <w:rFonts w:ascii="Times New Roman" w:hAnsi="Times New Roman" w:eastAsia="Times New Roman" w:cs="Times New Roman"/>
-        </w:rPr>
-        <w:t xml:space="preserve">/</w:t>
-      </w:r>
-      <m:oMath>
-        <m:r>
-          <m:t>z</m:t>
-        </m:r>
-      </m:oMath>
-      <w:r>
-        <w:rPr>
-          <w:rFonts w:hint="eastAsia" w:ascii="Times New Roman" w:hAnsi="Times New Roman" w:eastAsia="Times New Roman" w:cs="Times New Roman"/>
-        </w:rPr>
-        <w:t>，</w:t>
-      </w:r>
-      <w:r>
-        <w:rPr>
-          <w:rFonts w:hint="eastAsia" w:ascii="Times New Roman" w:hAnsi="Times New Roman" w:eastAsia="FangSong" w:cs="Times New Roman"/>
-        </w:rPr>
-        <w:t>其中</w:t>
-      </w:r>
-      <w:r>
-        <w:rPr>
-          <w:rFonts w:ascii="Times New Roman" w:hAnsi="Times New Roman" w:eastAsia="Times New Roman" w:cs="Times New Roman"/>
-        </w:rPr>
-        <w:t xml:space="preserve"> </w:t>
-      </w:r>
-      <m:oMath>
-        <m:sSub>
-          <m:e>
-            <m:r>
-              <m:t>A</m:t>
-            </m:r>
-          </m:e>
-          <m:sub>
-            <m:r>
-              <m:t>1</m:t>
-            </m:r>
-          </m:sub>
-        </m:sSub>
-      </m:oMath>
-      <w:r>
-        <w:rPr>
-          <w:rFonts w:ascii="Times New Roman" w:hAnsi="Times New Roman" w:eastAsia="Times New Roman" w:cs="Times New Roman"/>
-        </w:rPr>
-        <w:t xml:space="preserve">/</w:t>
-      </w:r>
-      <m:oMath>
-        <m:sSub>
-          <m:e>
-            <m:r>
-              <m:t>B</m:t>
-            </m:r>
-          </m:e>
-          <m:sub>
-            <m:r>
-              <m:t>1</m:t>
-            </m:r>
-          </m:sub>
-        </m:sSub>
-      </m:oMath>
-      <w:r>
-        <w:rPr>
-          <w:rFonts w:ascii="Times New Roman" w:hAnsi="Times New Roman" w:eastAsia="Times New Roman" w:cs="Times New Roman"/>
-        </w:rPr>
-        <w:t xml:space="preserve">/</w:t>
-      </w:r>
-      <m:oMath>
-        <m:sSub>
-          <m:e>
-            <m:r>
-              <m:t>B</m:t>
-            </m:r>
-          </m:e>
-          <m:sub>
-            <m:r>
-              <m:t>2</m:t>
-            </m:r>
-          </m:sub>
-        </m:sSub>
-      </m:oMath>
-      <w:r>
-        <w:rPr>
-          <w:rFonts w:ascii="Times New Roman" w:hAnsi="Times New Roman" w:eastAsia="Times New Roman" w:cs="Times New Roman"/>
-        </w:rPr>
-        <w:t xml:space="preserve"> </w:t>
-      </w:r>
-      <w:r>
-        <w:rPr>
-          <w:rFonts w:hint="eastAsia" w:ascii="Times New Roman" w:hAnsi="Times New Roman" w:eastAsia="FangSong" w:cs="Times New Roman"/>
-        </w:rPr>
-        <w:t xml:space="preserve">也都有二次函数</w:t>
-      </w:r>
-      <w:r>
-        <w:rPr>
-          <w:rFonts w:ascii="Times New Roman" w:hAnsi="Times New Roman" w:eastAsia="Times New Roman" w:cs="Times New Roman"/>
-        </w:rPr>
-        <w:t xml:space="preserve"> →</w:t>
-      </w:r>
-      <w:r>
-        <w:rPr>
-          <w:rFonts w:ascii="Times New Roman" w:hAnsi="Times New Roman" w:eastAsia="Times New Roman" w:cs="Times New Roman"/>
-        </w:rPr>
-        <w:t xml:space="preserve"> </w:t>
-      </w:r>
-      <w:r>
-        <w:rPr>
-          <w:rFonts w:hint="eastAsia" w:ascii="Times New Roman" w:hAnsi="Times New Roman" w:eastAsia="FangSong" w:cs="Times New Roman"/>
-          <w:b/>
-          <w:bCs/>
-        </w:rPr>
-        <w:t xml:space="preserve">三个模式全为红外</w:t>
-      </w:r>
-      <w:r>
-        <w:rPr>
-          <w:rFonts w:ascii="Times New Roman" w:hAnsi="Times New Roman" w:eastAsia="Times New Roman" w:cs="Times New Roman"/>
-          <w:b/>
-          <w:bCs/>
-        </w:rPr>
-        <w:t xml:space="preserve"> + </w:t>
-      </w:r>
-      <w:r>
-        <w:rPr>
-          <w:rFonts w:hint="eastAsia" w:ascii="Times New Roman" w:hAnsi="Times New Roman" w:eastAsia="FangSong" w:cs="Times New Roman"/>
-          <w:b/>
-          <w:bCs/>
-        </w:rPr>
-        <w:t xml:space="preserve">拉曼双活性</w:t>
-      </w:r>
-      <w:r>
-        <w:rPr>
-          <w:rFonts w:hint="eastAsia" w:ascii="Times New Roman" w:hAnsi="Times New Roman" w:eastAsia="Times New Roman" w:cs="Times New Roman"/>
-        </w:rPr>
-        <w:t>；</w:t>
-      </w:r>
-      <w:r>
-        <w:rPr>
-          <w:rFonts w:hint="eastAsia" w:ascii="Times New Roman" w:hAnsi="Times New Roman" w:eastAsia="FangSong" w:cs="Times New Roman"/>
-        </w:rPr>
-        <w:t>只有</w:t>
-      </w:r>
-      <w:r>
-        <w:rPr>
-          <w:rFonts w:ascii="Times New Roman" w:hAnsi="Times New Roman" w:eastAsia="Times New Roman" w:cs="Times New Roman"/>
-        </w:rPr>
-        <w:t xml:space="preserve"> </w:t>
-      </w:r>
-      <m:oMath>
-        <m:sSub>
-          <m:e>
-            <m:r>
-              <m:t>A</m:t>
-            </m:r>
-          </m:e>
-          <m:sub>
-            <m:r>
-              <m:t>2</m:t>
-            </m:r>
-          </m:sub>
-        </m:sSub>
-      </m:oMath>
-      <w:r>
-        <w:rPr>
-          <w:rFonts w:ascii="Times New Roman" w:hAnsi="Times New Roman" w:eastAsia="Times New Roman" w:cs="Times New Roman"/>
-        </w:rPr>
-        <w:t xml:space="preserve"> </w:t>
-      </w:r>
-      <w:r>
-        <w:rPr>
-          <w:rFonts w:hint="eastAsia" w:ascii="Times New Roman" w:hAnsi="Times New Roman" w:eastAsia="FangSong" w:cs="Times New Roman"/>
-        </w:rPr>
-        <w:t>型振动红外禁阻但拉曼活性</w:t>
-      </w:r>
-      <w:r>
-        <w:rPr>
-          <w:rFonts w:hint="eastAsia" w:ascii="Times New Roman" w:hAnsi="Times New Roman" w:eastAsia="Times New Roman" w:cs="Times New Roman"/>
-        </w:rPr>
-        <w:t>。</w:t>
-      </w:r>
-    </w:p>
-    <w:p>
-      <w:pPr>
-        <w:pStyle w:val="BodyText"/>
-      </w:pPr>
-      <w:r>
-        <w:rPr>
-          <w:rFonts w:hint="eastAsia" w:ascii="Times New Roman" w:hAnsi="Times New Roman" w:eastAsia="FangSong" w:cs="Times New Roman"/>
-          <w:b/>
-          <w:bCs/>
-        </w:rPr>
-        <w:t xml:space="preserve">例</w:t>
-      </w:r>
-      <w:r>
-        <w:rPr>
-          <w:rFonts w:ascii="Times New Roman" w:hAnsi="Times New Roman" w:eastAsia="Times New Roman" w:cs="Times New Roman"/>
-          <w:b/>
-          <w:bCs/>
-        </w:rPr>
-        <w:t xml:space="preserve"> </w:t>
-      </w:r>
-      <w:r>
-        <w:rPr>
-          <w:rFonts w:hint="eastAsia" w:ascii="Times New Roman" w:hAnsi="Times New Roman" w:eastAsia="Times New Roman" w:cs="Times New Roman"/>
-          <w:b/>
-          <w:bCs/>
-        </w:rPr>
-        <w:t>3：</w:t>
-      </w:r>
-      <w:r>
-        <w:rPr>
-          <w:rFonts w:hint="eastAsia" w:ascii="Times New Roman" w:hAnsi="Times New Roman" w:eastAsia="FangSong" w:cs="Times New Roman"/>
-          <w:b/>
-          <w:bCs/>
-        </w:rPr>
-        <w:t>反</w:t>
-      </w:r>
-      <w:r>
-        <w:rPr>
-          <w:rFonts w:hint="eastAsia" w:ascii="Times New Roman" w:hAnsi="Times New Roman" w:eastAsia="Times New Roman" w:cs="Times New Roman"/>
-          <w:b/>
-          <w:bCs/>
-        </w:rPr>
-        <w:t>-Pt(NH</w:t>
-      </w:r>
-      <w:r>
-        <w:rPr>
-          <w:rFonts w:hint="eastAsia" w:ascii="Times New Roman" w:hAnsi="Times New Roman" w:eastAsia="Times New Roman" w:cs="Times New Roman"/>
-          <w:b/>
-          <w:bCs/>
-          <w:vertAlign w:val="subscript"/>
-        </w:rPr>
-        <w:t>3</w:t>
-      </w:r>
-      <w:r>
-        <w:rPr>
-          <w:rFonts w:hint="eastAsia" w:ascii="Times New Roman" w:hAnsi="Times New Roman" w:eastAsia="Times New Roman" w:cs="Times New Roman"/>
-          <w:b/>
-          <w:bCs/>
-        </w:rPr>
-        <w:t>)</w:t>
-      </w:r>
-      <w:r>
-        <w:rPr>
-          <w:rFonts w:hint="eastAsia" w:ascii="Times New Roman" w:hAnsi="Times New Roman" w:eastAsia="Times New Roman" w:cs="Times New Roman"/>
-          <w:b/>
-          <w:bCs/>
-          <w:vertAlign w:val="subscript"/>
-        </w:rPr>
-        <w:t>2</w:t>
-      </w:r>
-      <w:r>
-        <w:rPr>
-          <w:rFonts w:hint="eastAsia" w:ascii="Times New Roman" w:hAnsi="Times New Roman" w:eastAsia="Times New Roman" w:cs="Times New Roman"/>
-          <w:b/>
-          <w:bCs/>
-        </w:rPr>
-        <w:t>Cl</w:t>
-      </w:r>
-      <w:r>
-        <w:rPr>
-          <w:rFonts w:hint="eastAsia" w:ascii="Times New Roman" w:hAnsi="Times New Roman" w:eastAsia="Times New Roman" w:cs="Times New Roman"/>
-          <w:b/>
-          <w:bCs/>
-          <w:vertAlign w:val="subscript"/>
-        </w:rPr>
-        <w:t>2</w:t>
-      </w:r>
-      <w:r>
-        <w:rPr>
-          <w:rFonts w:hint="eastAsia" w:ascii="Times New Roman" w:hAnsi="Times New Roman" w:eastAsia="Times New Roman" w:cs="Times New Roman"/>
-          <w:b/>
-          <w:bCs/>
-        </w:rPr>
-        <w:t>（</w:t>
-      </w:r>
-      <m:oMath>
-        <m:sSub>
-          <m:e>
-            <m:r>
-              <m:t>D</m:t>
-            </m:r>
-          </m:e>
-          <m:sub>
-            <m:r>
-              <m:t>4</m:t>
-            </m:r>
-            <m:r>
-              <m:t>h</m:t>
-            </m:r>
-          </m:sub>
-        </m:sSub>
-      </m:oMath>
-      <w:r>
-        <w:rPr>
-          <w:rFonts w:hint="eastAsia" w:ascii="Times New Roman" w:hAnsi="Times New Roman" w:eastAsia="Times New Roman" w:cs="Times New Roman"/>
-          <w:b/>
-          <w:bCs/>
-        </w:rPr>
-        <w:t>）</w:t>
-      </w:r>
-      <w:r>
-        <w:rPr>
-          <w:rFonts w:hint="eastAsia" w:ascii="Times New Roman" w:hAnsi="Times New Roman" w:eastAsia="FangSong" w:cs="Times New Roman"/>
-          <w:b/>
-          <w:bCs/>
-        </w:rPr>
-        <w:t>与顺</w:t>
-      </w:r>
-      <w:r>
-        <w:rPr>
-          <w:rFonts w:hint="eastAsia" w:ascii="Times New Roman" w:hAnsi="Times New Roman" w:eastAsia="Times New Roman" w:cs="Times New Roman"/>
-          <w:b/>
-          <w:bCs/>
-        </w:rPr>
-        <w:t>-Pt(NH</w:t>
-      </w:r>
-      <w:r>
-        <w:rPr>
-          <w:rFonts w:hint="eastAsia" w:ascii="Times New Roman" w:hAnsi="Times New Roman" w:eastAsia="Times New Roman" w:cs="Times New Roman"/>
-          <w:b/>
-          <w:bCs/>
-          <w:vertAlign w:val="subscript"/>
-        </w:rPr>
-        <w:t>3</w:t>
-      </w:r>
-      <w:r>
-        <w:rPr>
-          <w:rFonts w:hint="eastAsia" w:ascii="Times New Roman" w:hAnsi="Times New Roman" w:eastAsia="Times New Roman" w:cs="Times New Roman"/>
-          <w:b/>
-          <w:bCs/>
-        </w:rPr>
-        <w:t>)</w:t>
-      </w:r>
-      <w:r>
-        <w:rPr>
-          <w:rFonts w:hint="eastAsia" w:ascii="Times New Roman" w:hAnsi="Times New Roman" w:eastAsia="Times New Roman" w:cs="Times New Roman"/>
-          <w:b/>
-          <w:bCs/>
-          <w:vertAlign w:val="subscript"/>
-        </w:rPr>
-        <w:t>2</w:t>
-      </w:r>
-      <w:r>
-        <w:rPr>
-          <w:rFonts w:hint="eastAsia" w:ascii="Times New Roman" w:hAnsi="Times New Roman" w:eastAsia="Times New Roman" w:cs="Times New Roman"/>
-          <w:b/>
-          <w:bCs/>
-        </w:rPr>
-        <w:t>Cl</w:t>
-      </w:r>
-      <w:r>
-        <w:rPr>
-          <w:rFonts w:hint="eastAsia" w:ascii="Times New Roman" w:hAnsi="Times New Roman" w:eastAsia="Times New Roman" w:cs="Times New Roman"/>
-          <w:b/>
-          <w:bCs/>
-          <w:vertAlign w:val="subscript"/>
-        </w:rPr>
-        <w:t>2</w:t>
-      </w:r>
-      <w:r>
-        <w:rPr>
-          <w:rFonts w:hint="eastAsia" w:ascii="Times New Roman" w:hAnsi="Times New Roman" w:eastAsia="Times New Roman" w:cs="Times New Roman"/>
-          <w:b/>
-          <w:bCs/>
-        </w:rPr>
-        <w:t>（</w:t>
-      </w:r>
-      <m:oMath>
-        <m:sSub>
-          <m:e>
-            <m:r>
-              <m:t>C</m:t>
-            </m:r>
-          </m:e>
-          <m:sub>
-            <m:r>
-              <m:t>2</m:t>
-            </m:r>
-            <m:r>
-              <m:t>v</m:t>
-            </m:r>
-          </m:sub>
-        </m:sSub>
-      </m:oMath>
-      <w:r>
-        <w:rPr>
-          <w:rFonts w:hint="eastAsia" w:ascii="Times New Roman" w:hAnsi="Times New Roman" w:eastAsia="Times New Roman" w:cs="Times New Roman"/>
-          <w:b/>
-          <w:bCs/>
-        </w:rPr>
-        <w:t xml:space="preserve">）。</w:t>
-      </w:r>
-    </w:p>
-    <w:p>
-      <w:pPr>
-        <w:pStyle w:val="BodyText"/>
-      </w:pPr>
-      <w:r>
-        <w:rPr>
-          <w:rFonts w:hint="eastAsia" w:ascii="Times New Roman" w:hAnsi="Times New Roman" w:eastAsia="FangSong" w:cs="Times New Roman"/>
-        </w:rPr>
-        <w:t xml:space="preserve">两者点群不同</w:t>
-      </w:r>
-      <w:r>
-        <w:rPr>
-          <w:rFonts w:ascii="Times New Roman" w:hAnsi="Times New Roman" w:eastAsia="Times New Roman" w:cs="Times New Roman"/>
-        </w:rPr>
-        <w:t xml:space="preserve"> → </w:t>
-      </w:r>
-      <w:r>
-        <w:rPr>
-          <w:rFonts w:hint="eastAsia" w:ascii="Times New Roman" w:hAnsi="Times New Roman" w:eastAsia="FangSong" w:cs="Times New Roman"/>
-        </w:rPr>
-        <w:t xml:space="preserve">振动模式数目与活性分布不同</w:t>
-      </w:r>
-      <w:r>
-        <w:rPr>
-          <w:rFonts w:ascii="Times New Roman" w:hAnsi="Times New Roman" w:eastAsia="Times New Roman" w:cs="Times New Roman"/>
-        </w:rPr>
-        <w:t xml:space="preserve"> →</w:t>
-      </w:r>
-      <w:r>
-        <w:rPr>
-          <w:rFonts w:ascii="Times New Roman" w:hAnsi="Times New Roman" w:eastAsia="Times New Roman" w:cs="Times New Roman"/>
-        </w:rPr>
-        <w:t xml:space="preserve"> </w:t>
-      </w:r>
-      <w:r>
-        <w:rPr>
-          <w:rFonts w:hint="eastAsia" w:ascii="Times New Roman" w:hAnsi="Times New Roman" w:eastAsia="FangSong" w:cs="Times New Roman"/>
-          <w:b/>
-          <w:bCs/>
-        </w:rPr>
-        <w:t>可用红外</w:t>
-      </w:r>
-      <w:r>
-        <w:rPr>
-          <w:rFonts w:hint="eastAsia" w:ascii="Times New Roman" w:hAnsi="Times New Roman" w:eastAsia="Times New Roman" w:cs="Times New Roman"/>
-          <w:b/>
-          <w:bCs/>
-        </w:rPr>
-        <w:t>/</w:t>
-      </w:r>
-      <w:r>
-        <w:rPr>
-          <w:rFonts w:hint="eastAsia" w:ascii="Times New Roman" w:hAnsi="Times New Roman" w:eastAsia="FangSong" w:cs="Times New Roman"/>
-          <w:b/>
-          <w:bCs/>
-        </w:rPr>
-        <w:t>拉曼带数区分顺反异构体</w:t>
-      </w:r>
-      <w:r>
-        <w:rPr>
-          <w:rFonts w:hint="eastAsia" w:ascii="Times New Roman" w:hAnsi="Times New Roman" w:eastAsia="Times New Roman" w:cs="Times New Roman"/>
-        </w:rPr>
-        <w:t>。</w:t>
-      </w:r>
-      <w:r>
-        <w:rPr>
-          <w:rFonts w:hint="eastAsia" w:ascii="Times New Roman" w:hAnsi="Times New Roman" w:eastAsia="FangSong" w:cs="Times New Roman"/>
-        </w:rPr>
-        <w:t>这是</w:t>
-      </w:r>
-      <w:r>
-        <w:rPr>
-          <w:rFonts w:hint="eastAsia" w:ascii="Times New Roman" w:hAnsi="Times New Roman" w:eastAsia="Times New Roman" w:cs="Times New Roman"/>
-        </w:rPr>
-        <w:t>”</w:t>
-      </w:r>
-      <w:r>
-        <w:rPr>
-          <w:rFonts w:hint="eastAsia" w:ascii="Times New Roman" w:hAnsi="Times New Roman" w:eastAsia="FangSong" w:cs="Times New Roman"/>
-        </w:rPr>
-        <w:t>用光谱判异构</w:t>
-      </w:r>
-      <w:r>
-        <w:rPr>
-          <w:rFonts w:hint="eastAsia" w:ascii="Times New Roman" w:hAnsi="Times New Roman" w:eastAsia="Times New Roman" w:cs="Times New Roman"/>
-        </w:rPr>
-        <w:t>”</w:t>
-      </w:r>
-      <w:r>
-        <w:rPr>
-          <w:rFonts w:hint="eastAsia" w:ascii="Times New Roman" w:hAnsi="Times New Roman" w:eastAsia="FangSong" w:cs="Times New Roman"/>
-        </w:rPr>
-        <w:t>这类题目的核心思路</w:t>
-      </w:r>
-      <w:r>
-        <w:rPr>
-          <w:rFonts w:hint="eastAsia" w:ascii="Times New Roman" w:hAnsi="Times New Roman" w:eastAsia="Times New Roman" w:cs="Times New Roman"/>
-        </w:rPr>
-        <w:t>：</w:t>
-      </w:r>
-    </w:p>
-    <w:p>
-      <w:pPr>
-        <w:pStyle w:val="Compact"/>
-        <w:numPr>
-          <w:ilvl w:val="0"/>
-          <w:numId w:val="1008"/>
-        </w:numPr>
-      </w:pPr>
-      <w:r>
-        <w:rPr>
-          <w:rFonts w:hint="eastAsia" w:ascii="Times New Roman" w:hAnsi="Times New Roman" w:eastAsia="FangSong" w:cs="Times New Roman"/>
-        </w:rPr>
-        <w:t xml:space="preserve">若分子含</w:t>
-      </w:r>
-      <w:r>
-        <w:rPr>
-          <w:rFonts w:ascii="Times New Roman" w:hAnsi="Times New Roman" w:eastAsia="Times New Roman" w:cs="Times New Roman"/>
-        </w:rPr>
-        <w:t xml:space="preserve"> </w:t>
-      </w:r>
-      <m:oMath>
-        <m:r>
-          <m:t>i</m:t>
-        </m:r>
-      </m:oMath>
-      <w:r>
-        <w:rPr>
-          <w:rFonts w:hint="eastAsia" w:ascii="Times New Roman" w:hAnsi="Times New Roman" w:eastAsia="Times New Roman" w:cs="Times New Roman"/>
-        </w:rPr>
-        <w:t>（</w:t>
-      </w:r>
-      <w:r>
-        <w:rPr>
-          <w:rFonts w:hint="eastAsia" w:ascii="Times New Roman" w:hAnsi="Times New Roman" w:eastAsia="FangSong" w:cs="Times New Roman"/>
-        </w:rPr>
-        <w:t>反式</w:t>
-      </w:r>
-      <w:r>
-        <w:rPr>
-          <w:rFonts w:hint="eastAsia" w:ascii="Times New Roman" w:hAnsi="Times New Roman" w:eastAsia="Times New Roman" w:cs="Times New Roman"/>
-        </w:rPr>
-        <w:t>），</w:t>
-      </w:r>
-      <w:r>
-        <w:rPr>
-          <w:rFonts w:hint="eastAsia" w:ascii="Times New Roman" w:hAnsi="Times New Roman" w:eastAsia="FangSong" w:cs="Times New Roman"/>
-        </w:rPr>
-        <w:t>互斥适用</w:t>
-      </w:r>
-      <w:r>
-        <w:rPr>
-          <w:rFonts w:hint="eastAsia" w:ascii="Times New Roman" w:hAnsi="Times New Roman" w:eastAsia="Times New Roman" w:cs="Times New Roman"/>
-        </w:rPr>
-        <w:t>，</w:t>
-      </w:r>
-      <w:r>
-        <w:rPr>
-          <w:rFonts w:hint="eastAsia" w:ascii="Times New Roman" w:hAnsi="Times New Roman" w:eastAsia="FangSong" w:cs="Times New Roman"/>
-        </w:rPr>
-        <w:t>红外与拉曼带不重叠</w:t>
-      </w:r>
-      <w:r>
-        <w:rPr>
-          <w:rFonts w:hint="eastAsia" w:ascii="Times New Roman" w:hAnsi="Times New Roman" w:eastAsia="Times New Roman" w:cs="Times New Roman"/>
-        </w:rPr>
-        <w:t>，</w:t>
-      </w:r>
-      <w:r>
-        <w:rPr>
-          <w:rFonts w:hint="eastAsia" w:ascii="Times New Roman" w:hAnsi="Times New Roman" w:eastAsia="FangSong" w:cs="Times New Roman"/>
-        </w:rPr>
-        <w:t>谱图较</w:t>
-      </w:r>
-      <w:r>
-        <w:rPr>
-          <w:rFonts w:hint="eastAsia" w:ascii="Times New Roman" w:hAnsi="Times New Roman" w:eastAsia="Times New Roman" w:cs="Times New Roman"/>
-        </w:rPr>
-        <w:t>”</w:t>
-      </w:r>
-      <w:r>
-        <w:rPr>
-          <w:rFonts w:hint="eastAsia" w:ascii="Times New Roman" w:hAnsi="Times New Roman" w:eastAsia="FangSong" w:cs="Times New Roman"/>
-        </w:rPr>
-        <w:t>干净</w:t>
-      </w:r>
-      <w:r>
-        <w:rPr>
-          <w:rFonts w:hint="eastAsia" w:ascii="Times New Roman" w:hAnsi="Times New Roman" w:eastAsia="Times New Roman" w:cs="Times New Roman"/>
-        </w:rPr>
-        <w:t>”</w:t>
-      </w:r>
-    </w:p>
-    <w:p>
-      <w:pPr>
-        <w:pStyle w:val="Compact"/>
-        <w:numPr>
-          <w:ilvl w:val="0"/>
-          <w:numId w:val="1008"/>
         </w:numPr>
       </w:pPr>
       <w:r>
@@ -16072,7 +16146,7 @@
         <w:pStyle w:val="Compact"/>
         <w:numPr>
           <w:ilvl w:val="0"/>
-          <w:numId w:val="1009"/>
+          <w:numId w:val="1008"/>
         </w:numPr>
       </w:pPr>
       <w:r>
@@ -16125,7 +16199,7 @@
         <w:pStyle w:val="Compact"/>
         <w:numPr>
           <w:ilvl w:val="0"/>
-          <w:numId w:val="1009"/>
+          <w:numId w:val="1008"/>
         </w:numPr>
       </w:pPr>
       <w:r>
@@ -17929,7 +18003,7 @@
         <w:pStyle w:val="Compact"/>
         <w:numPr>
           <w:ilvl w:val="0"/>
-          <w:numId w:val="1010"/>
+          <w:numId w:val="1009"/>
         </w:numPr>
       </w:pPr>
       <m:oMath>
@@ -17992,6 +18066,214 @@
           <w:rFonts w:hint="eastAsia" w:ascii="Times New Roman" w:hAnsi="Times New Roman" w:eastAsia="Times New Roman" w:cs="Times New Roman"/>
         </w:rPr>
         <w:t>）</w:t>
+      </w:r>
+    </w:p>
+    <w:p>
+      <w:pPr>
+        <w:pStyle w:val="Compact"/>
+        <w:numPr>
+          <w:ilvl w:val="0"/>
+          <w:numId w:val="1009"/>
+        </w:numPr>
+      </w:pPr>
+      <m:oMath>
+        <m:r>
+          <m:t>ε</m:t>
+        </m:r>
+        <m:r>
+          <m:rPr>
+            <m:sty m:val="p"/>
+          </m:rPr>
+          <m:t>∼</m:t>
+        </m:r>
+        <m:sSup>
+          <m:e>
+            <m:r>
+              <m:t>10</m:t>
+            </m:r>
+          </m:e>
+          <m:sup>
+            <m:r>
+              <m:t>3</m:t>
+            </m:r>
+          </m:sup>
+        </m:sSup>
+      </m:oMath>
+      <w:r>
+        <w:rPr>
+          <w:rFonts w:ascii="Times New Roman" w:hAnsi="Times New Roman" w:eastAsia="Times New Roman" w:cs="Times New Roman"/>
+        </w:rPr>
+        <w:t xml:space="preserve"> </w:t>
+      </w:r>
+      <w:r>
+        <w:rPr>
+          <w:rFonts w:hint="eastAsia" w:ascii="Times New Roman" w:hAnsi="Times New Roman" w:eastAsia="FangSong" w:cs="Times New Roman"/>
+        </w:rPr>
+        <w:t>以上</w:t>
+      </w:r>
+      <w:r>
+        <w:rPr>
+          <w:rFonts w:hint="eastAsia" w:ascii="Times New Roman" w:hAnsi="Times New Roman" w:eastAsia="Times New Roman" w:cs="Times New Roman"/>
+        </w:rPr>
+        <w:t>：</w:t>
+      </w:r>
+      <w:r>
+        <w:rPr>
+          <w:rFonts w:hint="eastAsia" w:ascii="Times New Roman" w:hAnsi="Times New Roman" w:eastAsia="FangSong" w:cs="Times New Roman"/>
+        </w:rPr>
+        <w:t>电荷迁移</w:t>
+      </w:r>
+      <w:r>
+        <w:rPr>
+          <w:rFonts w:hint="eastAsia" w:ascii="Times New Roman" w:hAnsi="Times New Roman" w:eastAsia="Times New Roman" w:cs="Times New Roman"/>
+        </w:rPr>
+        <w:t>（</w:t>
+      </w:r>
+      <w:r>
+        <w:rPr>
+          <w:rFonts w:hint="eastAsia" w:ascii="Times New Roman" w:hAnsi="Times New Roman" w:eastAsia="FangSong" w:cs="Times New Roman"/>
+        </w:rPr>
+        <w:t>允许</w:t>
+      </w:r>
+      <w:r>
+        <w:rPr>
+          <w:rFonts w:hint="eastAsia" w:ascii="Times New Roman" w:hAnsi="Times New Roman" w:eastAsia="Times New Roman" w:cs="Times New Roman"/>
+        </w:rPr>
+        <w:t>）</w:t>
+      </w:r>
+    </w:p>
+    <w:p>
+      <w:pPr>
+        <w:pStyle w:val="FirstParagraph"/>
+      </w:pPr>
+      <w:r>
+        <w:rPr>
+          <w:rFonts w:hint="eastAsia" w:ascii="Times New Roman" w:hAnsi="Times New Roman" w:eastAsia="FangSong" w:cs="Times New Roman"/>
+          <w:b/>
+          <w:bCs/>
+        </w:rPr>
+        <w:t xml:space="preserve">这是区分两类跃迁最快捷的手段</w:t>
+      </w:r>
+      <w:r>
+        <w:rPr>
+          <w:rFonts w:hint="eastAsia" w:ascii="Times New Roman" w:hAnsi="Times New Roman" w:eastAsia="Times New Roman" w:cs="Times New Roman"/>
+        </w:rPr>
+        <w:t>，</w:t>
+      </w:r>
+      <w:r>
+        <w:rPr>
+          <w:rFonts w:hint="eastAsia" w:ascii="Times New Roman" w:hAnsi="Times New Roman" w:eastAsia="FangSong" w:cs="Times New Roman"/>
+        </w:rPr>
+        <w:t>比分析对称性更快</w:t>
+      </w:r>
+      <w:r>
+        <w:rPr>
+          <w:rFonts w:hint="eastAsia" w:ascii="Times New Roman" w:hAnsi="Times New Roman" w:eastAsia="Times New Roman" w:cs="Times New Roman"/>
+        </w:rPr>
+        <w:t>。</w:t>
+      </w:r>
+      <w:r>
+        <w:rPr>
+          <w:rFonts w:hint="eastAsia" w:ascii="Times New Roman" w:hAnsi="Times New Roman" w:eastAsia="FangSong" w:cs="Times New Roman"/>
+        </w:rPr>
+        <w:t>拿到数据先看强度</w:t>
+      </w:r>
+      <w:r>
+        <w:rPr>
+          <w:rFonts w:hint="eastAsia" w:ascii="Times New Roman" w:hAnsi="Times New Roman" w:eastAsia="Times New Roman" w:cs="Times New Roman"/>
+        </w:rPr>
+        <w:t>，</w:t>
+      </w:r>
+      <w:r>
+        <w:rPr>
+          <w:rFonts w:hint="eastAsia" w:ascii="Times New Roman" w:hAnsi="Times New Roman" w:eastAsia="FangSong" w:cs="Times New Roman"/>
+        </w:rPr>
+        <w:t>再谈归属</w:t>
+      </w:r>
+      <w:r>
+        <w:rPr>
+          <w:rFonts w:hint="eastAsia" w:ascii="Times New Roman" w:hAnsi="Times New Roman" w:eastAsia="Times New Roman" w:cs="Times New Roman"/>
+        </w:rPr>
+        <w:t>。</w:t>
+      </w:r>
+    </w:p>
+    <w:bookmarkEnd w:id="36"/>
+    <w:bookmarkStart w:id="37" w:name="振动判据与电子判据的分工"/>
+    <w:p>
+      <w:pPr>
+        <w:pStyle w:val="Heading3"/>
+        <w:spacing w:before="280" w:after="120"/>
+      </w:pPr>
+      <w:r>
+        <w:rPr>
+          <w:rFonts w:ascii="Times New Roman" w:hAnsi="Times New Roman" w:eastAsia="Times New Roman" w:cs="Times New Roman"/>
+        </w:rPr>
+        <w:t xml:space="preserve">7.3 </w:t>
+      </w:r>
+      <w:r>
+        <w:rPr>
+          <w:rFonts w:hint="eastAsia" w:ascii="Times New Roman" w:hAnsi="Times New Roman" w:eastAsia="SimHei" w:cs="Times New Roman"/>
+        </w:rPr>
+        <w:t xml:space="preserve">振动判据与电子判据的分工</w:t>
+      </w:r>
+    </w:p>
+    <w:p>
+      <w:pPr>
+        <w:pStyle w:val="FirstParagraph"/>
+      </w:pPr>
+      <w:r>
+        <w:rPr>
+          <w:rFonts w:hint="eastAsia" w:ascii="Times New Roman" w:hAnsi="Times New Roman" w:eastAsia="FangSong" w:cs="Times New Roman"/>
+        </w:rPr>
+        <w:t>振动活性有两层判据</w:t>
+      </w:r>
+      <w:r>
+        <w:rPr>
+          <w:rFonts w:hint="eastAsia" w:ascii="Times New Roman" w:hAnsi="Times New Roman" w:eastAsia="Times New Roman" w:cs="Times New Roman"/>
+        </w:rPr>
+        <w:t>，</w:t>
+      </w:r>
+      <w:r>
+        <w:rPr>
+          <w:rFonts w:hint="eastAsia" w:ascii="Times New Roman" w:hAnsi="Times New Roman" w:eastAsia="FangSong" w:cs="Times New Roman"/>
+        </w:rPr>
+        <w:t>本节的与</w:t>
+      </w:r>
+      <w:r>
+        <w:rPr>
+          <w:rFonts w:ascii="Times New Roman" w:hAnsi="Times New Roman" w:eastAsia="Times New Roman" w:cs="Times New Roman"/>
+        </w:rPr>
+        <w:t xml:space="preserve"> </w:t>
+      </w:r>
+      <w:r>
+        <w:rPr>
+          <w:rFonts w:hint="eastAsia" w:ascii="Times New Roman" w:hAnsi="Times New Roman" w:eastAsia="Times New Roman" w:cs="Times New Roman"/>
+        </w:rPr>
+        <w:t>§</w:t>
+      </w:r>
+      <w:r>
+        <w:rPr>
+          <w:rFonts w:hint="eastAsia" w:ascii="Times New Roman" w:hAnsi="Times New Roman" w:eastAsia="FangSong" w:cs="Times New Roman"/>
+        </w:rPr>
+        <w:t>五</w:t>
+      </w:r>
+      <w:r>
+        <w:rPr>
+          <w:rFonts w:ascii="Times New Roman" w:hAnsi="Times New Roman" w:eastAsia="Times New Roman" w:cs="Times New Roman"/>
+        </w:rPr>
+        <w:t xml:space="preserve"> </w:t>
+      </w:r>
+      <w:r>
+        <w:rPr>
+          <w:rFonts w:hint="eastAsia" w:ascii="Times New Roman" w:hAnsi="Times New Roman" w:eastAsia="FangSong" w:cs="Times New Roman"/>
+        </w:rPr>
+        <w:t>的不同</w:t>
+      </w:r>
+      <w:r>
+        <w:rPr>
+          <w:rFonts w:hint="eastAsia" w:ascii="Times New Roman" w:hAnsi="Times New Roman" w:eastAsia="Times New Roman" w:cs="Times New Roman"/>
+        </w:rPr>
+        <w:t>：</w:t>
       </w:r>
     </w:p>
     <w:p>
@@ -18002,52 +18284,55 @@
           <w:numId w:val="1010"/>
         </w:numPr>
       </w:pPr>
-      <m:oMath>
-        <m:r>
-          <m:t>ε</m:t>
-        </m:r>
-        <m:r>
-          <m:rPr>
-            <m:sty m:val="p"/>
-          </m:rPr>
-          <m:t>∼</m:t>
-        </m:r>
-        <m:sSup>
-          <m:e>
-            <m:r>
-              <m:t>10</m:t>
-            </m:r>
-          </m:e>
-          <m:sup>
-            <m:r>
-              <m:t>3</m:t>
-            </m:r>
-          </m:sup>
-        </m:sSup>
-      </m:oMath>
-      <w:r>
-        <w:rPr>
-          <w:rFonts w:ascii="Times New Roman" w:hAnsi="Times New Roman" w:eastAsia="Times New Roman" w:cs="Times New Roman"/>
-        </w:rPr>
-        <w:t xml:space="preserve"> </w:t>
-      </w:r>
-      <w:r>
-        <w:rPr>
-          <w:rFonts w:hint="eastAsia" w:ascii="Times New Roman" w:hAnsi="Times New Roman" w:eastAsia="FangSong" w:cs="Times New Roman"/>
-        </w:rPr>
-        <w:t>以上</w:t>
-      </w:r>
-      <w:r>
-        <w:rPr>
-          <w:rFonts w:hint="eastAsia" w:ascii="Times New Roman" w:hAnsi="Times New Roman" w:eastAsia="Times New Roman" w:cs="Times New Roman"/>
-        </w:rPr>
-        <w:t>：</w:t>
-      </w:r>
-      <w:r>
-        <w:rPr>
-          <w:rFonts w:hint="eastAsia" w:ascii="Times New Roman" w:hAnsi="Times New Roman" w:eastAsia="FangSong" w:cs="Times New Roman"/>
-        </w:rPr>
-        <w:t>电荷迁移</w:t>
+      <w:r>
+        <w:rPr>
+          <w:rFonts w:hint="eastAsia" w:ascii="Times New Roman" w:hAnsi="Times New Roman" w:eastAsia="Times New Roman" w:cs="Times New Roman"/>
+        </w:rPr>
+        <w:t>§</w:t>
+      </w:r>
+      <w:r>
+        <w:rPr>
+          <w:rFonts w:hint="eastAsia" w:ascii="Times New Roman" w:hAnsi="Times New Roman" w:eastAsia="FangSong" w:cs="Times New Roman"/>
+        </w:rPr>
+        <w:t>五</w:t>
+      </w:r>
+      <w:r>
+        <w:rPr>
+          <w:rFonts w:ascii="Times New Roman" w:hAnsi="Times New Roman" w:eastAsia="Times New Roman" w:cs="Times New Roman"/>
+        </w:rPr>
+        <w:t xml:space="preserve"> </w:t>
+      </w:r>
+      <w:r>
+        <w:rPr>
+          <w:rFonts w:hint="eastAsia" w:ascii="Times New Roman" w:hAnsi="Times New Roman" w:eastAsia="FangSong" w:cs="Times New Roman"/>
+        </w:rPr>
+        <w:t xml:space="preserve">判的是</w:t>
+      </w:r>
+      <w:r>
+        <w:rPr>
+          <w:rFonts w:hint="eastAsia" w:ascii="Times New Roman" w:hAnsi="Times New Roman" w:eastAsia="FangSong" w:cs="Times New Roman"/>
+          <w:b/>
+          <w:bCs/>
+        </w:rPr>
+        <w:t xml:space="preserve">振动模式</w:t>
+      </w:r>
+      <w:r>
+        <w:rPr>
+          <w:rFonts w:hint="eastAsia" w:ascii="Times New Roman" w:hAnsi="Times New Roman" w:eastAsia="FangSong" w:cs="Times New Roman"/>
+        </w:rPr>
+        <w:t>是否有红外</w:t>
+      </w:r>
+      <w:r>
+        <w:rPr>
+          <w:rFonts w:hint="eastAsia" w:ascii="Times New Roman" w:hAnsi="Times New Roman" w:eastAsia="Times New Roman" w:cs="Times New Roman"/>
+        </w:rPr>
+        <w:t>/</w:t>
+      </w:r>
+      <w:r>
+        <w:rPr>
+          <w:rFonts w:hint="eastAsia" w:ascii="Times New Roman" w:hAnsi="Times New Roman" w:eastAsia="FangSong" w:cs="Times New Roman"/>
+        </w:rPr>
+        <w:t>拉曼活性</w:t>
       </w:r>
       <w:r>
         <w:rPr>
@@ -18059,147 +18344,13 @@
         <w:rPr>
           <w:rFonts w:hint="eastAsia" w:ascii="Times New Roman" w:hAnsi="Times New Roman" w:eastAsia="FangSong" w:cs="Times New Roman"/>
         </w:rPr>
-        <w:t>允许</w:t>
+        <w:t>分子振动层次</w:t>
       </w:r>
       <w:r>
         <w:rPr>
           <w:rFonts w:hint="eastAsia" w:ascii="Times New Roman" w:hAnsi="Times New Roman" w:eastAsia="Times New Roman" w:cs="Times New Roman"/>
         </w:rPr>
         <w:t>）</w:t>
-      </w:r>
-    </w:p>
-    <w:p>
-      <w:pPr>
-        <w:pStyle w:val="FirstParagraph"/>
-      </w:pPr>
-      <w:r>
-        <w:rPr>
-          <w:rFonts w:hint="eastAsia" w:ascii="Times New Roman" w:hAnsi="Times New Roman" w:eastAsia="FangSong" w:cs="Times New Roman"/>
-          <w:b/>
-          <w:bCs/>
-        </w:rPr>
-        <w:t xml:space="preserve">这是区分两类跃迁最快捷的手段</w:t>
-      </w:r>
-      <w:r>
-        <w:rPr>
-          <w:rFonts w:hint="eastAsia" w:ascii="Times New Roman" w:hAnsi="Times New Roman" w:eastAsia="Times New Roman" w:cs="Times New Roman"/>
-        </w:rPr>
-        <w:t>，</w:t>
-      </w:r>
-      <w:r>
-        <w:rPr>
-          <w:rFonts w:hint="eastAsia" w:ascii="Times New Roman" w:hAnsi="Times New Roman" w:eastAsia="FangSong" w:cs="Times New Roman"/>
-        </w:rPr>
-        <w:t>比分析对称性更快</w:t>
-      </w:r>
-      <w:r>
-        <w:rPr>
-          <w:rFonts w:hint="eastAsia" w:ascii="Times New Roman" w:hAnsi="Times New Roman" w:eastAsia="Times New Roman" w:cs="Times New Roman"/>
-        </w:rPr>
-        <w:t>。</w:t>
-      </w:r>
-      <w:r>
-        <w:rPr>
-          <w:rFonts w:hint="eastAsia" w:ascii="Times New Roman" w:hAnsi="Times New Roman" w:eastAsia="FangSong" w:cs="Times New Roman"/>
-        </w:rPr>
-        <w:t>拿到数据先看强度</w:t>
-      </w:r>
-      <w:r>
-        <w:rPr>
-          <w:rFonts w:hint="eastAsia" w:ascii="Times New Roman" w:hAnsi="Times New Roman" w:eastAsia="Times New Roman" w:cs="Times New Roman"/>
-        </w:rPr>
-        <w:t>，</w:t>
-      </w:r>
-      <w:r>
-        <w:rPr>
-          <w:rFonts w:hint="eastAsia" w:ascii="Times New Roman" w:hAnsi="Times New Roman" w:eastAsia="FangSong" w:cs="Times New Roman"/>
-        </w:rPr>
-        <w:t>再谈归属</w:t>
-      </w:r>
-      <w:r>
-        <w:rPr>
-          <w:rFonts w:hint="eastAsia" w:ascii="Times New Roman" w:hAnsi="Times New Roman" w:eastAsia="Times New Roman" w:cs="Times New Roman"/>
-        </w:rPr>
-        <w:t>。</w:t>
-      </w:r>
-    </w:p>
-    <w:bookmarkEnd w:id="36"/>
-    <w:bookmarkStart w:id="37" w:name="振动判据与电子判据的分工"/>
-    <w:p>
-      <w:pPr>
-        <w:pStyle w:val="Heading3"/>
-        <w:spacing w:before="280" w:after="120"/>
-      </w:pPr>
-      <w:r>
-        <w:rPr>
-          <w:rFonts w:ascii="Times New Roman" w:hAnsi="Times New Roman" w:eastAsia="Times New Roman" w:cs="Times New Roman"/>
-        </w:rPr>
-        <w:t xml:space="preserve">7.3 </w:t>
-      </w:r>
-      <w:r>
-        <w:rPr>
-          <w:rFonts w:hint="eastAsia" w:ascii="Times New Roman" w:hAnsi="Times New Roman" w:eastAsia="SimHei" w:cs="Times New Roman"/>
-        </w:rPr>
-        <w:t xml:space="preserve">振动判据与电子判据的分工</w:t>
-      </w:r>
-    </w:p>
-    <w:p>
-      <w:pPr>
-        <w:pStyle w:val="FirstParagraph"/>
-      </w:pPr>
-      <w:r>
-        <w:rPr>
-          <w:rFonts w:hint="eastAsia" w:ascii="Times New Roman" w:hAnsi="Times New Roman" w:eastAsia="FangSong" w:cs="Times New Roman"/>
-        </w:rPr>
-        <w:t>振动活性有两层判据</w:t>
-      </w:r>
-      <w:r>
-        <w:rPr>
-          <w:rFonts w:hint="eastAsia" w:ascii="Times New Roman" w:hAnsi="Times New Roman" w:eastAsia="Times New Roman" w:cs="Times New Roman"/>
-        </w:rPr>
-        <w:t>，</w:t>
-      </w:r>
-      <w:r>
-        <w:rPr>
-          <w:rFonts w:hint="eastAsia" w:ascii="Times New Roman" w:hAnsi="Times New Roman" w:eastAsia="FangSong" w:cs="Times New Roman"/>
-        </w:rPr>
-        <w:t>本节的与</w:t>
-      </w:r>
-      <w:r>
-        <w:rPr>
-          <w:rFonts w:ascii="Times New Roman" w:hAnsi="Times New Roman" w:eastAsia="Times New Roman" w:cs="Times New Roman"/>
-        </w:rPr>
-        <w:t xml:space="preserve"> </w:t>
-      </w:r>
-      <w:r>
-        <w:rPr>
-          <w:rFonts w:hint="eastAsia" w:ascii="Times New Roman" w:hAnsi="Times New Roman" w:eastAsia="Times New Roman" w:cs="Times New Roman"/>
-        </w:rPr>
-        <w:t>§</w:t>
-      </w:r>
-      <w:r>
-        <w:rPr>
-          <w:rFonts w:hint="eastAsia" w:ascii="Times New Roman" w:hAnsi="Times New Roman" w:eastAsia="FangSong" w:cs="Times New Roman"/>
-        </w:rPr>
-        <w:t>五</w:t>
-      </w:r>
-      <w:r>
-        <w:rPr>
-          <w:rFonts w:ascii="Times New Roman" w:hAnsi="Times New Roman" w:eastAsia="Times New Roman" w:cs="Times New Roman"/>
-        </w:rPr>
-        <w:t xml:space="preserve"> </w:t>
-      </w:r>
-      <w:r>
-        <w:rPr>
-          <w:rFonts w:hint="eastAsia" w:ascii="Times New Roman" w:hAnsi="Times New Roman" w:eastAsia="FangSong" w:cs="Times New Roman"/>
-        </w:rPr>
-        <w:t>的不同</w:t>
-      </w:r>
-      <w:r>
-        <w:rPr>
-          <w:rFonts w:hint="eastAsia" w:ascii="Times New Roman" w:hAnsi="Times New Roman" w:eastAsia="Times New Roman" w:cs="Times New Roman"/>
-        </w:rPr>
-        <w:t>：</w:t>
       </w:r>
     </w:p>
     <w:p>
@@ -18207,84 +18358,7 @@
         <w:pStyle w:val="Compact"/>
         <w:numPr>
           <w:ilvl w:val="0"/>
-          <w:numId w:val="1011"/>
-        </w:numPr>
-      </w:pPr>
-      <w:r>
-        <w:rPr>
-          <w:rFonts w:hint="eastAsia" w:ascii="Times New Roman" w:hAnsi="Times New Roman" w:eastAsia="Times New Roman" w:cs="Times New Roman"/>
-        </w:rPr>
-        <w:t>§</w:t>
-      </w:r>
-      <w:r>
-        <w:rPr>
-          <w:rFonts w:hint="eastAsia" w:ascii="Times New Roman" w:hAnsi="Times New Roman" w:eastAsia="FangSong" w:cs="Times New Roman"/>
-        </w:rPr>
-        <w:t>五</w:t>
-      </w:r>
-      <w:r>
-        <w:rPr>
-          <w:rFonts w:ascii="Times New Roman" w:hAnsi="Times New Roman" w:eastAsia="Times New Roman" w:cs="Times New Roman"/>
-        </w:rPr>
-        <w:t xml:space="preserve"> </w:t>
-      </w:r>
-      <w:r>
-        <w:rPr>
-          <w:rFonts w:hint="eastAsia" w:ascii="Times New Roman" w:hAnsi="Times New Roman" w:eastAsia="FangSong" w:cs="Times New Roman"/>
-        </w:rPr>
-        <w:t xml:space="preserve">判的是</w:t>
-      </w:r>
-      <w:r>
-        <w:rPr>
-          <w:rFonts w:hint="eastAsia" w:ascii="Times New Roman" w:hAnsi="Times New Roman" w:eastAsia="FangSong" w:cs="Times New Roman"/>
-          <w:b/>
-          <w:bCs/>
-        </w:rPr>
-        <w:t xml:space="preserve">振动模式</w:t>
-      </w:r>
-      <w:r>
-        <w:rPr>
-          <w:rFonts w:hint="eastAsia" w:ascii="Times New Roman" w:hAnsi="Times New Roman" w:eastAsia="FangSong" w:cs="Times New Roman"/>
-        </w:rPr>
-        <w:t>是否有红外</w:t>
-      </w:r>
-      <w:r>
-        <w:rPr>
-          <w:rFonts w:hint="eastAsia" w:ascii="Times New Roman" w:hAnsi="Times New Roman" w:eastAsia="Times New Roman" w:cs="Times New Roman"/>
-        </w:rPr>
-        <w:t>/</w:t>
-      </w:r>
-      <w:r>
-        <w:rPr>
-          <w:rFonts w:hint="eastAsia" w:ascii="Times New Roman" w:hAnsi="Times New Roman" w:eastAsia="FangSong" w:cs="Times New Roman"/>
-        </w:rPr>
-        <w:t>拉曼活性</w:t>
-      </w:r>
-      <w:r>
-        <w:rPr>
-          <w:rFonts w:hint="eastAsia" w:ascii="Times New Roman" w:hAnsi="Times New Roman" w:eastAsia="Times New Roman" w:cs="Times New Roman"/>
-        </w:rPr>
-        <w:t>（</w:t>
-      </w:r>
-      <w:r>
-        <w:rPr>
-          <w:rFonts w:hint="eastAsia" w:ascii="Times New Roman" w:hAnsi="Times New Roman" w:eastAsia="FangSong" w:cs="Times New Roman"/>
-        </w:rPr>
-        <w:t>分子振动层次</w:t>
-      </w:r>
-      <w:r>
-        <w:rPr>
-          <w:rFonts w:hint="eastAsia" w:ascii="Times New Roman" w:hAnsi="Times New Roman" w:eastAsia="Times New Roman" w:cs="Times New Roman"/>
-        </w:rPr>
-        <w:t>）</w:t>
-      </w:r>
-    </w:p>
-    <w:p>
-      <w:pPr>
-        <w:pStyle w:val="Compact"/>
-        <w:numPr>
-          <w:ilvl w:val="0"/>
-          <w:numId w:val="1011"/>
+          <w:numId w:val="1010"/>
         </w:numPr>
       </w:pPr>
       <w:r>
@@ -19123,7 +19197,7 @@
         <w:pStyle w:val="Compact"/>
         <w:numPr>
           <w:ilvl w:val="0"/>
-          <w:numId w:val="1012"/>
+          <w:numId w:val="1011"/>
         </w:numPr>
       </w:pPr>
       <w:r>
@@ -19156,7 +19230,7 @@
         <w:pStyle w:val="Compact"/>
         <w:numPr>
           <w:ilvl w:val="0"/>
-          <w:numId w:val="1012"/>
+          <w:numId w:val="1011"/>
         </w:numPr>
       </w:pPr>
       <w:r>
@@ -20047,7 +20121,7 @@
         <w:pStyle w:val="Compact"/>
         <w:numPr>
           <w:ilvl w:val="0"/>
-          <w:numId w:val="1013"/>
+          <w:numId w:val="1012"/>
         </w:numPr>
       </w:pPr>
       <w:r>
@@ -20100,7 +20174,7 @@
         <w:pStyle w:val="Compact"/>
         <w:numPr>
           <w:ilvl w:val="0"/>
-          <w:numId w:val="1013"/>
+          <w:numId w:val="1012"/>
         </w:numPr>
       </w:pPr>
       <w:r>
@@ -20165,7 +20239,7 @@
         <w:pStyle w:val="Compact"/>
         <w:numPr>
           <w:ilvl w:val="0"/>
-          <w:numId w:val="1013"/>
+          <w:numId w:val="1012"/>
         </w:numPr>
       </w:pPr>
       <w:r>
@@ -20200,7 +20274,7 @@
         <w:pStyle w:val="Compact"/>
         <w:numPr>
           <w:ilvl w:val="0"/>
-          <w:numId w:val="1013"/>
+          <w:numId w:val="1012"/>
         </w:numPr>
       </w:pPr>
       <w:r>
@@ -20371,7 +20445,7 @@
         <w:pStyle w:val="Compact"/>
         <w:numPr>
           <w:ilvl w:val="0"/>
-          <w:numId w:val="1014"/>
+          <w:numId w:val="1013"/>
         </w:numPr>
       </w:pPr>
       <w:r>
@@ -20418,7 +20492,7 @@
         <w:pStyle w:val="Compact"/>
         <w:numPr>
           <w:ilvl w:val="0"/>
-          <w:numId w:val="1014"/>
+          <w:numId w:val="1013"/>
         </w:numPr>
       </w:pPr>
       <w:r>
@@ -20482,7 +20556,7 @@
         <w:pStyle w:val="Compact"/>
         <w:numPr>
           <w:ilvl w:val="0"/>
-          <w:numId w:val="1014"/>
+          <w:numId w:val="1013"/>
         </w:numPr>
       </w:pPr>
       <w:r>
@@ -20588,7 +20662,7 @@
         <w:pStyle w:val="Compact"/>
         <w:numPr>
           <w:ilvl w:val="0"/>
-          <w:numId w:val="1014"/>
+          <w:numId w:val="1013"/>
         </w:numPr>
       </w:pPr>
       <w:r>
@@ -21813,7 +21887,7 @@
         <w:pStyle w:val="Compact"/>
         <w:numPr>
           <w:ilvl w:val="0"/>
-          <w:numId w:val="1015"/>
+          <w:numId w:val="1014"/>
         </w:numPr>
       </w:pPr>
       <w:r>
@@ -21854,7 +21928,7 @@
         <w:pStyle w:val="Compact"/>
         <w:numPr>
           <w:ilvl w:val="0"/>
-          <w:numId w:val="1015"/>
+          <w:numId w:val="1014"/>
         </w:numPr>
       </w:pPr>
       <w:r>
@@ -21924,7 +21998,7 @@
         <w:pStyle w:val="Compact"/>
         <w:numPr>
           <w:ilvl w:val="0"/>
-          <w:numId w:val="1015"/>
+          <w:numId w:val="1014"/>
         </w:numPr>
       </w:pPr>
       <w:r>
@@ -22019,7 +22093,7 @@
         <w:pStyle w:val="Compact"/>
         <w:numPr>
           <w:ilvl w:val="0"/>
-          <w:numId w:val="1015"/>
+          <w:numId w:val="1014"/>
         </w:numPr>
       </w:pPr>
       <w:r>
@@ -33083,7 +33157,7 @@
         <w:pStyle w:val="Compact"/>
         <w:numPr>
           <w:ilvl w:val="0"/>
-          <w:numId w:val="1016"/>
+          <w:numId w:val="1015"/>
         </w:numPr>
       </w:pPr>
       <w:r>
@@ -33153,6 +33227,701 @@
           <w:rFonts w:ascii="Times New Roman" w:hAnsi="Times New Roman" w:eastAsia="Times New Roman" w:cs="Times New Roman"/>
         </w:rPr>
         <w:t xml:space="preserve">。</w:t>
+      </w:r>
+    </w:p>
+    <w:p>
+      <w:pPr>
+        <w:pStyle w:val="Compact"/>
+        <w:numPr>
+          <w:ilvl w:val="0"/>
+          <w:numId w:val="1015"/>
+        </w:numPr>
+      </w:pPr>
+      <w:r>
+        <w:rPr>
+          <w:rFonts w:hint="eastAsia" w:ascii="Times New Roman" w:hAnsi="Times New Roman" w:eastAsia="FangSong" w:cs="Times New Roman"/>
+          <w:b/>
+          <w:bCs/>
+        </w:rPr>
+        <w:t xml:space="preserve">红外看</w:t>
+      </w:r>
+      <w:r>
+        <w:rPr>
+          <w:rFonts w:ascii="Times New Roman" w:hAnsi="Times New Roman" w:eastAsia="Times New Roman" w:cs="Times New Roman"/>
+          <w:b/>
+          <w:bCs/>
+        </w:rPr>
+        <w:t xml:space="preserve"> </w:t>
+      </w:r>
+      <m:oMath>
+        <m:r>
+          <m:t>x</m:t>
+        </m:r>
+        <m:r>
+          <m:rPr>
+            <m:sty m:val="p"/>
+          </m:rPr>
+          <m:t>,</m:t>
+        </m:r>
+        <m:r>
+          <m:t>y</m:t>
+        </m:r>
+        <m:r>
+          <m:rPr>
+            <m:sty m:val="p"/>
+          </m:rPr>
+          <m:t>,</m:t>
+        </m:r>
+        <m:r>
+          <m:t>z</m:t>
+        </m:r>
+      </m:oMath>
+      <w:r>
+        <w:rPr>
+          <w:rFonts w:hint="eastAsia" w:ascii="Times New Roman" w:hAnsi="Times New Roman" w:eastAsia="Times New Roman" w:cs="Times New Roman"/>
+          <w:b/>
+          <w:bCs/>
+        </w:rPr>
+        <w:t>，</w:t>
+      </w:r>
+      <w:r>
+        <w:rPr>
+          <w:rFonts w:hint="eastAsia" w:ascii="Times New Roman" w:hAnsi="Times New Roman" w:eastAsia="FangSong" w:cs="Times New Roman"/>
+          <w:b/>
+          <w:bCs/>
+        </w:rPr>
+        <w:t>拉曼看二次函数</w:t>
+      </w:r>
+      <w:r>
+        <w:rPr>
+          <w:rFonts w:hint="eastAsia" w:ascii="Times New Roman" w:hAnsi="Times New Roman" w:eastAsia="Times New Roman" w:cs="Times New Roman"/>
+        </w:rPr>
+        <w:t>——</w:t>
+      </w:r>
+      <w:r>
+        <w:rPr>
+          <w:rFonts w:hint="eastAsia" w:ascii="Times New Roman" w:hAnsi="Times New Roman" w:eastAsia="FangSong" w:cs="Times New Roman"/>
+        </w:rPr>
+        <w:t>一条判据</w:t>
+      </w:r>
+      <w:r>
+        <w:rPr>
+          <w:rFonts w:hint="eastAsia" w:ascii="Times New Roman" w:hAnsi="Times New Roman" w:eastAsia="Times New Roman" w:cs="Times New Roman"/>
+        </w:rPr>
+        <w:t>，</w:t>
+      </w:r>
+      <w:r>
+        <w:rPr>
+          <w:rFonts w:hint="eastAsia" w:ascii="Times New Roman" w:hAnsi="Times New Roman" w:eastAsia="FangSong" w:cs="Times New Roman"/>
+        </w:rPr>
+        <w:t>查特征标表基函数栏即可</w:t>
+      </w:r>
+      <w:r>
+        <w:rPr>
+          <w:rFonts w:hint="eastAsia" w:ascii="Times New Roman" w:hAnsi="Times New Roman" w:eastAsia="Times New Roman" w:cs="Times New Roman"/>
+        </w:rPr>
+        <w:t>。</w:t>
+      </w:r>
+    </w:p>
+    <w:p>
+      <w:pPr>
+        <w:pStyle w:val="Compact"/>
+        <w:numPr>
+          <w:ilvl w:val="0"/>
+          <w:numId w:val="1015"/>
+        </w:numPr>
+      </w:pPr>
+      <w:r>
+        <w:rPr>
+          <w:rFonts w:hint="eastAsia" w:ascii="Times New Roman" w:hAnsi="Times New Roman" w:eastAsia="FangSong" w:cs="Times New Roman"/>
+          <w:b/>
+          <w:bCs/>
+        </w:rPr>
+        <w:t xml:space="preserve">互斥规则只适用于含对称中心</w:t>
+      </w:r>
+      <w:r>
+        <w:rPr>
+          <w:rFonts w:ascii="Times New Roman" w:hAnsi="Times New Roman" w:eastAsia="Times New Roman" w:cs="Times New Roman"/>
+          <w:b/>
+          <w:bCs/>
+        </w:rPr>
+        <w:t xml:space="preserve"> </w:t>
+      </w:r>
+      <m:oMath>
+        <m:r>
+          <m:t>i</m:t>
+        </m:r>
+      </m:oMath>
+      <w:r>
+        <w:rPr>
+          <w:rFonts w:ascii="Times New Roman" w:hAnsi="Times New Roman" w:eastAsia="Times New Roman" w:cs="Times New Roman"/>
+          <w:b/>
+          <w:bCs/>
+        </w:rPr>
+        <w:t xml:space="preserve"> </w:t>
+      </w:r>
+      <w:r>
+        <w:rPr>
+          <w:rFonts w:hint="eastAsia" w:ascii="Times New Roman" w:hAnsi="Times New Roman" w:eastAsia="FangSong" w:cs="Times New Roman"/>
+          <w:b/>
+          <w:bCs/>
+        </w:rPr>
+        <w:t xml:space="preserve">的分子</w:t>
+      </w:r>
+      <w:r>
+        <w:rPr>
+          <w:rFonts w:hint="eastAsia" w:ascii="Times New Roman" w:hAnsi="Times New Roman" w:eastAsia="Times New Roman" w:cs="Times New Roman"/>
+        </w:rPr>
+        <w:t>；</w:t>
+      </w:r>
+      <w:r>
+        <w:rPr>
+          <w:rFonts w:hint="eastAsia" w:ascii="Times New Roman" w:hAnsi="Times New Roman" w:eastAsia="FangSong" w:cs="Times New Roman"/>
+        </w:rPr>
+        <w:t>不含</w:t>
+      </w:r>
+      <w:r>
+        <w:rPr>
+          <w:rFonts w:ascii="Times New Roman" w:hAnsi="Times New Roman" w:eastAsia="Times New Roman" w:cs="Times New Roman"/>
+        </w:rPr>
+        <w:t xml:space="preserve"> </w:t>
+      </w:r>
+      <m:oMath>
+        <m:r>
+          <m:t>i</m:t>
+        </m:r>
+      </m:oMath>
+      <w:r>
+        <w:rPr>
+          <w:rFonts w:ascii="Times New Roman" w:hAnsi="Times New Roman" w:eastAsia="Times New Roman" w:cs="Times New Roman"/>
+        </w:rPr>
+        <w:t xml:space="preserve"> </w:t>
+      </w:r>
+      <w:r>
+        <w:rPr>
+          <w:rFonts w:hint="eastAsia" w:ascii="Times New Roman" w:hAnsi="Times New Roman" w:eastAsia="FangSong" w:cs="Times New Roman"/>
+        </w:rPr>
+        <w:t>时活性可以重叠</w:t>
+      </w:r>
+      <w:r>
+        <w:rPr>
+          <w:rFonts w:hint="eastAsia" w:ascii="Times New Roman" w:hAnsi="Times New Roman" w:eastAsia="Times New Roman" w:cs="Times New Roman"/>
+        </w:rPr>
+        <w:t>。</w:t>
+      </w:r>
+    </w:p>
+    <w:p>
+      <w:pPr>
+        <w:pStyle w:val="Compact"/>
+        <w:numPr>
+          <w:ilvl w:val="0"/>
+          <w:numId w:val="1015"/>
+        </w:numPr>
+      </w:pPr>
+      <w:r>
+        <w:rPr>
+          <w:rFonts w:hint="eastAsia" w:ascii="Times New Roman" w:hAnsi="Times New Roman" w:eastAsia="Times New Roman" w:cs="Times New Roman"/>
+        </w:rPr>
+        <w:t>“</w:t>
+      </w:r>
+      <w:r>
+        <w:rPr>
+          <w:rFonts w:hint="eastAsia" w:ascii="Times New Roman" w:hAnsi="Times New Roman" w:eastAsia="FangSong" w:cs="Times New Roman"/>
+        </w:rPr>
+        <w:t>某振动不红外</w:t>
+      </w:r>
+      <w:r>
+        <w:rPr>
+          <w:rFonts w:hint="eastAsia" w:ascii="Times New Roman" w:hAnsi="Times New Roman" w:eastAsia="Times New Roman" w:cs="Times New Roman"/>
+        </w:rPr>
+        <w:t>”</w:t>
+      </w:r>
+      <w:r>
+        <w:rPr>
+          <w:rFonts w:hint="eastAsia" w:ascii="Times New Roman" w:hAnsi="Times New Roman" w:eastAsia="FangSong" w:cs="Times New Roman"/>
+          <w:b/>
+          <w:bCs/>
+        </w:rPr>
+        <w:t xml:space="preserve">不一定</w:t>
+      </w:r>
+      <w:r>
+        <w:rPr>
+          <w:rFonts w:hint="eastAsia" w:ascii="Times New Roman" w:hAnsi="Times New Roman" w:eastAsia="FangSong" w:cs="Times New Roman"/>
+        </w:rPr>
+        <w:t>是互斥造成的</w:t>
+      </w:r>
+      <w:r>
+        <w:rPr>
+          <w:rFonts w:hint="eastAsia" w:ascii="Times New Roman" w:hAnsi="Times New Roman" w:eastAsia="Times New Roman" w:cs="Times New Roman"/>
+        </w:rPr>
+        <w:t>——</w:t>
+      </w:r>
+      <w:r>
+        <w:rPr>
+          <w:rFonts w:hint="eastAsia" w:ascii="Times New Roman" w:hAnsi="Times New Roman" w:eastAsia="FangSong" w:cs="Times New Roman"/>
+        </w:rPr>
+        <w:t>先查有无</w:t>
+      </w:r>
+      <w:r>
+        <w:rPr>
+          <w:rFonts w:ascii="Times New Roman" w:hAnsi="Times New Roman" w:eastAsia="Times New Roman" w:cs="Times New Roman"/>
+        </w:rPr>
+        <w:t xml:space="preserve"> </w:t>
+      </w:r>
+      <m:oMath>
+        <m:r>
+          <m:t>i</m:t>
+        </m:r>
+      </m:oMath>
+      <w:r>
+        <w:rPr>
+          <w:rFonts w:hint="eastAsia" w:ascii="Times New Roman" w:hAnsi="Times New Roman" w:eastAsia="Times New Roman" w:cs="Times New Roman"/>
+        </w:rPr>
+        <w:t>，</w:t>
+      </w:r>
+      <w:r>
+        <w:rPr>
+          <w:rFonts w:hint="eastAsia" w:ascii="Times New Roman" w:hAnsi="Times New Roman" w:eastAsia="FangSong" w:cs="Times New Roman"/>
+        </w:rPr>
+        <w:t>无</w:t>
+      </w:r>
+      <w:r>
+        <w:rPr>
+          <w:rFonts w:ascii="Times New Roman" w:hAnsi="Times New Roman" w:eastAsia="Times New Roman" w:cs="Times New Roman"/>
+        </w:rPr>
+        <w:t xml:space="preserve"> </w:t>
+      </w:r>
+      <m:oMath>
+        <m:r>
+          <m:t>i</m:t>
+        </m:r>
+      </m:oMath>
+      <w:r>
+        <w:rPr>
+          <w:rFonts w:ascii="Times New Roman" w:hAnsi="Times New Roman" w:eastAsia="Times New Roman" w:cs="Times New Roman"/>
+        </w:rPr>
+        <w:t xml:space="preserve"> </w:t>
+      </w:r>
+      <w:r>
+        <w:rPr>
+          <w:rFonts w:hint="eastAsia" w:ascii="Times New Roman" w:hAnsi="Times New Roman" w:eastAsia="FangSong" w:cs="Times New Roman"/>
+        </w:rPr>
+        <w:t>时看基函数栏本来就无匹配</w:t>
+      </w:r>
+      <w:r>
+        <w:rPr>
+          <w:rFonts w:hint="eastAsia" w:ascii="Times New Roman" w:hAnsi="Times New Roman" w:eastAsia="Times New Roman" w:cs="Times New Roman"/>
+        </w:rPr>
+        <w:t>。</w:t>
+      </w:r>
+    </w:p>
+    <w:p>
+      <w:pPr>
+        <w:pStyle w:val="Compact"/>
+        <w:numPr>
+          <w:ilvl w:val="0"/>
+          <w:numId w:val="1015"/>
+        </w:numPr>
+      </w:pPr>
+      <w:r>
+        <w:rPr>
+          <w:rFonts w:ascii="Times New Roman" w:hAnsi="Times New Roman" w:eastAsia="Times New Roman" w:cs="Times New Roman"/>
+        </w:rPr>
+        <w:t>CO</w:t>
+      </w:r>
+      <w:r>
+        <w:rPr>
+          <w:rFonts w:ascii="Times New Roman" w:hAnsi="Times New Roman" w:eastAsia="Times New Roman" w:cs="Times New Roman"/>
+          <w:vertAlign w:val="subscript"/>
+        </w:rPr>
+        <w:t>3</w:t>
+      </w:r>
+      <w:r>
+        <w:rPr>
+          <w:rFonts w:ascii="Times New Roman" w:hAnsi="Times New Roman" w:eastAsia="Times New Roman" w:cs="Times New Roman"/>
+          <w:vertAlign w:val="superscript"/>
+        </w:rPr>
+        <w:t>2-</w:t>
+      </w:r>
+      <w:r>
+        <w:rPr>
+          <w:rFonts w:ascii="Times New Roman" w:hAnsi="Times New Roman" w:eastAsia="Times New Roman" w:cs="Times New Roman"/>
+        </w:rPr>
+        <w:t xml:space="preserve"> </w:t>
+      </w:r>
+      <w:r>
+        <w:rPr>
+          <w:rFonts w:hint="eastAsia" w:ascii="Times New Roman" w:hAnsi="Times New Roman" w:eastAsia="FangSong" w:cs="Times New Roman"/>
+        </w:rPr>
+        <w:t xml:space="preserve">的</w:t>
+      </w:r>
+      <w:r>
+        <w:rPr>
+          <w:rFonts w:hint="eastAsia" w:ascii="Times New Roman" w:hAnsi="Times New Roman" w:eastAsia="FangSong" w:cs="Times New Roman"/>
+          <w:b/>
+          <w:bCs/>
+        </w:rPr>
+        <w:t>对称伸缩只拉曼</w:t>
+      </w:r>
+      <w:r>
+        <w:rPr>
+          <w:rFonts w:hint="eastAsia" w:ascii="Times New Roman" w:hAnsi="Times New Roman" w:eastAsia="Times New Roman" w:cs="Times New Roman"/>
+          <w:b/>
+          <w:bCs/>
+        </w:rPr>
+        <w:t>、</w:t>
+      </w:r>
+      <w:r>
+        <w:rPr>
+          <w:rFonts w:hint="eastAsia" w:ascii="Times New Roman" w:hAnsi="Times New Roman" w:eastAsia="FangSong" w:cs="Times New Roman"/>
+          <w:b/>
+          <w:bCs/>
+        </w:rPr>
+        <w:t>面外弯曲只红外</w:t>
+      </w:r>
+      <w:r>
+        <w:rPr>
+          <w:rFonts w:hint="eastAsia" w:ascii="Times New Roman" w:hAnsi="Times New Roman" w:eastAsia="Times New Roman" w:cs="Times New Roman"/>
+        </w:rPr>
+        <w:t>，</w:t>
+      </w:r>
+      <w:r>
+        <w:rPr>
+          <w:rFonts w:hint="eastAsia" w:ascii="Times New Roman" w:hAnsi="Times New Roman" w:eastAsia="FangSong" w:cs="Times New Roman"/>
+        </w:rPr>
+        <w:t>是平面三角形配离子的指纹特征</w:t>
+      </w:r>
+      <w:r>
+        <w:rPr>
+          <w:rFonts w:hint="eastAsia" w:ascii="Times New Roman" w:hAnsi="Times New Roman" w:eastAsia="Times New Roman" w:cs="Times New Roman"/>
+        </w:rPr>
+        <w:t>。</w:t>
+      </w:r>
+    </w:p>
+    <w:p>
+      <w:pPr>
+        <w:pStyle w:val="Compact"/>
+        <w:numPr>
+          <w:ilvl w:val="0"/>
+          <w:numId w:val="1015"/>
+        </w:numPr>
+      </w:pPr>
+      <w:r>
+        <w:rPr>
+          <w:rFonts w:hint="eastAsia" w:ascii="Times New Roman" w:hAnsi="Times New Roman" w:eastAsia="FangSong" w:cs="Times New Roman"/>
+        </w:rPr>
+        <w:t xml:space="preserve">判断跃迁类型最快的办法是看</w:t>
+      </w:r>
+      <w:r>
+        <w:rPr>
+          <w:rFonts w:hint="eastAsia" w:ascii="Times New Roman" w:hAnsi="Times New Roman" w:eastAsia="FangSong" w:cs="Times New Roman"/>
+          <w:b/>
+          <w:bCs/>
+        </w:rPr>
+        <w:t xml:space="preserve">强度量级</w:t>
+      </w:r>
+      <w:r>
+        <w:rPr>
+          <w:rFonts w:hint="eastAsia" w:ascii="Times New Roman" w:hAnsi="Times New Roman" w:eastAsia="Times New Roman" w:cs="Times New Roman"/>
+        </w:rPr>
+        <w:t xml:space="preserve">：</w:t>
+      </w:r>
+      <m:oMath>
+        <m:r>
+          <m:t>ε</m:t>
+        </m:r>
+        <m:r>
+          <m:rPr>
+            <m:sty m:val="p"/>
+          </m:rPr>
+          <m:t>∼</m:t>
+        </m:r>
+        <m:r>
+          <m:t>1</m:t>
+        </m:r>
+      </m:oMath>
+      <w:r>
+        <w:rPr>
+          <w:rFonts w:ascii="Times New Roman" w:hAnsi="Times New Roman" w:eastAsia="Times New Roman" w:cs="Times New Roman"/>
+        </w:rPr>
+        <w:t xml:space="preserve">-</w:t>
+      </w:r>
+      <m:oMath>
+        <m:r>
+          <m:t>10</m:t>
+        </m:r>
+      </m:oMath>
+      <w:r>
+        <w:rPr>
+          <w:rFonts w:ascii="Times New Roman" w:hAnsi="Times New Roman" w:eastAsia="Times New Roman" w:cs="Times New Roman"/>
+        </w:rPr>
+        <w:t xml:space="preserve"> </w:t>
+      </w:r>
+      <w:r>
+        <w:rPr>
+          <w:rFonts w:hint="eastAsia" w:ascii="Times New Roman" w:hAnsi="Times New Roman" w:eastAsia="FangSong" w:cs="Times New Roman"/>
+        </w:rPr>
+        <w:t xml:space="preserve">是</w:t>
+      </w:r>
+      <w:r>
+        <w:rPr>
+          <w:rFonts w:ascii="Times New Roman" w:hAnsi="Times New Roman" w:eastAsia="Times New Roman" w:cs="Times New Roman"/>
+        </w:rPr>
+        <w:t xml:space="preserve"> </w:t>
+      </w:r>
+      <w:r>
+        <w:rPr>
+          <w:rFonts w:hint="eastAsia" w:ascii="Times New Roman" w:hAnsi="Times New Roman" w:eastAsia="Times New Roman" w:cs="Times New Roman"/>
+        </w:rPr>
+        <w:t xml:space="preserve">d-d，</w:t>
+      </w:r>
+      <m:oMath>
+        <m:r>
+          <m:t>ε</m:t>
+        </m:r>
+        <m:r>
+          <m:rPr>
+            <m:sty m:val="p"/>
+          </m:rPr>
+          <m:t>≥</m:t>
+        </m:r>
+        <m:sSup>
+          <m:e>
+            <m:r>
+              <m:t>10</m:t>
+            </m:r>
+          </m:e>
+          <m:sup>
+            <m:r>
+              <m:t>3</m:t>
+            </m:r>
+          </m:sup>
+        </m:sSup>
+      </m:oMath>
+      <w:r>
+        <w:rPr>
+          <w:rFonts w:ascii="Times New Roman" w:hAnsi="Times New Roman" w:eastAsia="Times New Roman" w:cs="Times New Roman"/>
+        </w:rPr>
+        <w:t xml:space="preserve"> </w:t>
+      </w:r>
+      <w:r>
+        <w:rPr>
+          <w:rFonts w:hint="eastAsia" w:ascii="Times New Roman" w:hAnsi="Times New Roman" w:eastAsia="FangSong" w:cs="Times New Roman"/>
+        </w:rPr>
+        <w:t>是电荷迁移</w:t>
+      </w:r>
+      <w:r>
+        <w:rPr>
+          <w:rFonts w:hint="eastAsia" w:ascii="Times New Roman" w:hAnsi="Times New Roman" w:eastAsia="Times New Roman" w:cs="Times New Roman"/>
+        </w:rPr>
+        <w:t>。</w:t>
+      </w:r>
+    </w:p>
+    <w:p>
+      <w:pPr>
+        <w:pStyle w:val="Compact"/>
+        <w:numPr>
+          <w:ilvl w:val="0"/>
+          <w:numId w:val="1015"/>
+        </w:numPr>
+      </w:pPr>
+      <w:r>
+        <w:rPr>
+          <w:rFonts w:hint="eastAsia" w:ascii="Times New Roman" w:hAnsi="Times New Roman" w:eastAsia="FangSong" w:cs="Times New Roman"/>
+          <w:b/>
+          <w:bCs/>
+        </w:rPr>
+        <w:t xml:space="preserve">两谱完全不重叠</w:t>
+      </w:r>
+      <w:r>
+        <w:rPr>
+          <w:rFonts w:ascii="Times New Roman" w:hAnsi="Times New Roman" w:eastAsia="Times New Roman" w:cs="Times New Roman"/>
+          <w:b/>
+          <w:bCs/>
+        </w:rPr>
+        <w:t xml:space="preserve"> → </w:t>
+      </w:r>
+      <w:r>
+        <w:rPr>
+          <w:rFonts w:hint="eastAsia" w:ascii="Times New Roman" w:hAnsi="Times New Roman" w:eastAsia="FangSong" w:cs="Times New Roman"/>
+          <w:b/>
+          <w:bCs/>
+        </w:rPr>
+        <w:t xml:space="preserve">含对称中心</w:t>
+      </w:r>
+      <w:r>
+        <w:rPr>
+          <w:rFonts w:hint="eastAsia" w:ascii="Times New Roman" w:hAnsi="Times New Roman" w:eastAsia="Times New Roman" w:cs="Times New Roman"/>
+        </w:rPr>
+        <w:t>；</w:t>
+      </w:r>
+      <w:r>
+        <w:rPr>
+          <w:rFonts w:hint="eastAsia" w:ascii="Times New Roman" w:hAnsi="Times New Roman" w:eastAsia="FangSong" w:cs="Times New Roman"/>
+        </w:rPr>
+        <w:t>但反过来</w:t>
+      </w:r>
+      <w:r>
+        <w:rPr>
+          <w:rFonts w:hint="eastAsia" w:ascii="Times New Roman" w:hAnsi="Times New Roman" w:eastAsia="Times New Roman" w:cs="Times New Roman"/>
+        </w:rPr>
+        <w:t>”</w:t>
+      </w:r>
+      <w:r>
+        <w:rPr>
+          <w:rFonts w:hint="eastAsia" w:ascii="Times New Roman" w:hAnsi="Times New Roman" w:eastAsia="FangSong" w:cs="Times New Roman"/>
+        </w:rPr>
+        <w:t>有重叠</w:t>
+      </w:r>
+      <w:r>
+        <w:rPr>
+          <w:rFonts w:ascii="Times New Roman" w:hAnsi="Times New Roman" w:eastAsia="Times New Roman" w:cs="Times New Roman"/>
+        </w:rPr>
+        <w:t xml:space="preserve"> → </w:t>
+      </w:r>
+      <w:r>
+        <w:rPr>
+          <w:rFonts w:hint="eastAsia" w:ascii="Times New Roman" w:hAnsi="Times New Roman" w:eastAsia="FangSong" w:cs="Times New Roman"/>
+        </w:rPr>
+        <w:t>不含</w:t>
+      </w:r>
+      <w:r>
+        <w:rPr>
+          <w:rFonts w:hint="eastAsia" w:ascii="Times New Roman" w:hAnsi="Times New Roman" w:eastAsia="Times New Roman" w:cs="Times New Roman"/>
+        </w:rPr>
+        <w:t>”</w:t>
+      </w:r>
+      <w:r>
+        <w:rPr>
+          <w:rFonts w:hint="eastAsia" w:ascii="Times New Roman" w:hAnsi="Times New Roman" w:eastAsia="FangSong" w:cs="Times New Roman"/>
+        </w:rPr>
+        <w:t>不成立</w:t>
+      </w:r>
+      <w:r>
+        <w:rPr>
+          <w:rFonts w:hint="eastAsia" w:ascii="Times New Roman" w:hAnsi="Times New Roman" w:eastAsia="Times New Roman" w:cs="Times New Roman"/>
+        </w:rPr>
+        <w:t>。</w:t>
+      </w:r>
+    </w:p>
+    <w:p>
+      <w:pPr>
+        <w:pStyle w:val="Compact"/>
+        <w:numPr>
+          <w:ilvl w:val="0"/>
+          <w:numId w:val="1015"/>
+        </w:numPr>
+      </w:pPr>
+      <w:r>
+        <w:rPr>
+          <w:rFonts w:hint="eastAsia" w:ascii="Times New Roman" w:hAnsi="Times New Roman" w:eastAsia="FangSong" w:cs="Times New Roman"/>
+        </w:rPr>
+        <w:t>表征必须联用</w:t>
+      </w:r>
+      <w:r>
+        <w:rPr>
+          <w:rFonts w:hint="eastAsia" w:ascii="Times New Roman" w:hAnsi="Times New Roman" w:eastAsia="Times New Roman" w:cs="Times New Roman"/>
+        </w:rPr>
+        <w:t>：</w:t>
+      </w:r>
+      <w:r>
+        <w:rPr>
+          <w:rFonts w:hint="eastAsia" w:ascii="Times New Roman" w:hAnsi="Times New Roman" w:eastAsia="FangSong" w:cs="Times New Roman"/>
+        </w:rPr>
+        <w:t>衍射定空间位置</w:t>
+      </w:r>
+      <w:r>
+        <w:rPr>
+          <w:rFonts w:hint="eastAsia" w:ascii="Times New Roman" w:hAnsi="Times New Roman" w:eastAsia="Times New Roman" w:cs="Times New Roman"/>
+        </w:rPr>
+        <w:t>，</w:t>
+      </w:r>
+      <w:r>
+        <w:rPr>
+          <w:rFonts w:hint="eastAsia" w:ascii="Times New Roman" w:hAnsi="Times New Roman" w:eastAsia="FangSong" w:cs="Times New Roman"/>
+        </w:rPr>
+        <w:t>红外定极性官能团</w:t>
+      </w:r>
+      <w:r>
+        <w:rPr>
+          <w:rFonts w:hint="eastAsia" w:ascii="Times New Roman" w:hAnsi="Times New Roman" w:eastAsia="Times New Roman" w:cs="Times New Roman"/>
+        </w:rPr>
+        <w:t>，</w:t>
+      </w:r>
+      <w:r>
+        <w:rPr>
+          <w:rFonts w:hint="eastAsia" w:ascii="Times New Roman" w:hAnsi="Times New Roman" w:eastAsia="FangSong" w:cs="Times New Roman"/>
+        </w:rPr>
+        <w:t>拉曼定骨架对称性</w:t>
+      </w:r>
+      <w:r>
+        <w:rPr>
+          <w:rFonts w:hint="eastAsia" w:ascii="Times New Roman" w:hAnsi="Times New Roman" w:eastAsia="Times New Roman" w:cs="Times New Roman"/>
+        </w:rPr>
+        <w:t>，UV-Vis</w:t>
+      </w:r>
+      <w:r>
+        <w:rPr>
+          <w:rFonts w:ascii="Times New Roman" w:hAnsi="Times New Roman" w:eastAsia="Times New Roman" w:cs="Times New Roman"/>
+        </w:rPr>
+        <w:t xml:space="preserve"> </w:t>
+      </w:r>
+      <w:r>
+        <w:rPr>
+          <w:rFonts w:hint="eastAsia" w:ascii="Times New Roman" w:hAnsi="Times New Roman" w:eastAsia="FangSong" w:cs="Times New Roman"/>
+        </w:rPr>
+        <w:t>定电子结构</w:t>
+      </w:r>
+      <w:r>
+        <w:rPr>
+          <w:rFonts w:hint="eastAsia" w:ascii="Times New Roman" w:hAnsi="Times New Roman" w:eastAsia="Times New Roman" w:cs="Times New Roman"/>
+        </w:rPr>
+        <w:t>。</w:t>
+      </w:r>
+    </w:p>
+    <w:bookmarkEnd w:id="53"/>
+    <w:bookmarkStart w:id="58" w:name="十三建议回看与后续衔接"/>
+    <w:p>
+      <w:pPr>
+        <w:pStyle w:val="Heading2"/>
+        <w:spacing w:before="280" w:after="120"/>
+      </w:pPr>
+      <w:r>
+        <w:rPr>
+          <w:rFonts w:hint="eastAsia" w:ascii="Times New Roman" w:hAnsi="Times New Roman" w:eastAsia="SimHei" w:cs="Times New Roman"/>
+        </w:rPr>
+        <w:t>十三</w:t>
+      </w:r>
+      <w:r>
+        <w:rPr>
+          <w:rFonts w:hint="eastAsia" w:ascii="Times New Roman" w:hAnsi="Times New Roman" w:eastAsia="Times New Roman" w:cs="Times New Roman"/>
+        </w:rPr>
+        <w:t>、</w:t>
+      </w:r>
+      <w:r>
+        <w:rPr>
+          <w:rFonts w:hint="eastAsia" w:ascii="Times New Roman" w:hAnsi="Times New Roman" w:eastAsia="SimHei" w:cs="Times New Roman"/>
+        </w:rPr>
+        <w:t>建议回看与后续衔接</w:t>
+      </w:r>
+    </w:p>
+    <w:bookmarkStart w:id="54" w:name="按你的卡点回看"/>
+    <w:p>
+      <w:pPr>
+        <w:pStyle w:val="Heading3"/>
+        <w:spacing w:before="280" w:after="120"/>
+      </w:pPr>
+      <w:r>
+        <w:rPr>
+          <w:rFonts w:ascii="Times New Roman" w:hAnsi="Times New Roman" w:eastAsia="Times New Roman" w:cs="Times New Roman"/>
+        </w:rPr>
+        <w:t xml:space="preserve">13.1 </w:t>
+      </w:r>
+      <w:r>
+        <w:rPr>
+          <w:rFonts w:hint="eastAsia" w:ascii="Times New Roman" w:hAnsi="Times New Roman" w:eastAsia="SimHei" w:cs="Times New Roman"/>
+        </w:rPr>
+        <w:t xml:space="preserve">按你的卡点回看</w:t>
       </w:r>
     </w:p>
     <w:p>
@@ -33166,87 +33935,122 @@
       <w:r>
         <w:rPr>
           <w:rFonts w:hint="eastAsia" w:ascii="Times New Roman" w:hAnsi="Times New Roman" w:eastAsia="FangSong" w:cs="Times New Roman"/>
-          <w:b/>
-          <w:bCs/>
-        </w:rPr>
-        <w:t xml:space="preserve">红外看</w:t>
-      </w:r>
-      <w:r>
-        <w:rPr>
-          <w:rFonts w:ascii="Times New Roman" w:hAnsi="Times New Roman" w:eastAsia="Times New Roman" w:cs="Times New Roman"/>
-          <w:b/>
-          <w:bCs/>
-        </w:rPr>
-        <w:t xml:space="preserve"> </w:t>
-      </w:r>
-      <m:oMath>
-        <m:r>
-          <m:t>x</m:t>
-        </m:r>
-        <m:r>
-          <m:rPr>
-            <m:sty m:val="p"/>
-          </m:rPr>
-          <m:t>,</m:t>
-        </m:r>
-        <m:r>
-          <m:t>y</m:t>
-        </m:r>
-        <m:r>
-          <m:rPr>
-            <m:sty m:val="p"/>
-          </m:rPr>
-          <m:t>,</m:t>
-        </m:r>
-        <m:r>
-          <m:t>z</m:t>
-        </m:r>
-      </m:oMath>
-      <w:r>
-        <w:rPr>
-          <w:rFonts w:hint="eastAsia" w:ascii="Times New Roman" w:hAnsi="Times New Roman" w:eastAsia="Times New Roman" w:cs="Times New Roman"/>
-          <w:b/>
-          <w:bCs/>
-        </w:rPr>
-        <w:t>，</w:t>
-      </w:r>
-      <w:r>
-        <w:rPr>
-          <w:rFonts w:hint="eastAsia" w:ascii="Times New Roman" w:hAnsi="Times New Roman" w:eastAsia="FangSong" w:cs="Times New Roman"/>
-          <w:b/>
-          <w:bCs/>
-        </w:rPr>
-        <w:t>拉曼看二次函数</w:t>
-      </w:r>
-      <w:r>
-        <w:rPr>
-          <w:rFonts w:hint="eastAsia" w:ascii="Times New Roman" w:hAnsi="Times New Roman" w:eastAsia="Times New Roman" w:cs="Times New Roman"/>
-        </w:rPr>
-        <w:t>——</w:t>
-      </w:r>
-      <w:r>
-        <w:rPr>
-          <w:rFonts w:hint="eastAsia" w:ascii="Times New Roman" w:hAnsi="Times New Roman" w:eastAsia="FangSong" w:cs="Times New Roman"/>
-        </w:rPr>
-        <w:t>一条判据</w:t>
-      </w:r>
-      <w:r>
-        <w:rPr>
-          <w:rFonts w:hint="eastAsia" w:ascii="Times New Roman" w:hAnsi="Times New Roman" w:eastAsia="Times New Roman" w:cs="Times New Roman"/>
-        </w:rPr>
-        <w:t>，</w:t>
-      </w:r>
-      <w:r>
-        <w:rPr>
-          <w:rFonts w:hint="eastAsia" w:ascii="Times New Roman" w:hAnsi="Times New Roman" w:eastAsia="FangSong" w:cs="Times New Roman"/>
-        </w:rPr>
-        <w:t>查特征标表基函数栏即可</w:t>
-      </w:r>
-      <w:r>
-        <w:rPr>
-          <w:rFonts w:hint="eastAsia" w:ascii="Times New Roman" w:hAnsi="Times New Roman" w:eastAsia="Times New Roman" w:cs="Times New Roman"/>
-        </w:rPr>
-        <w:t>。</w:t>
+        </w:rPr>
+        <w:t>若卡在</w:t>
+      </w:r>
+      <w:r>
+        <w:rPr>
+          <w:rFonts w:hint="eastAsia" w:ascii="Times New Roman" w:hAnsi="Times New Roman" w:eastAsia="Times New Roman" w:cs="Times New Roman"/>
+        </w:rPr>
+        <w:t>”Bragg</w:t>
+      </w:r>
+      <w:r>
+        <w:rPr>
+          <w:rFonts w:ascii="Times New Roman" w:hAnsi="Times New Roman" w:eastAsia="Times New Roman" w:cs="Times New Roman"/>
+        </w:rPr>
+        <w:t xml:space="preserve"> </w:t>
+      </w:r>
+      <w:r>
+        <w:rPr>
+          <w:rFonts w:hint="eastAsia" w:ascii="Times New Roman" w:hAnsi="Times New Roman" w:eastAsia="FangSong" w:cs="Times New Roman"/>
+        </w:rPr>
+        <w:t>方程与系统消光</w:t>
+      </w:r>
+      <w:r>
+        <w:rPr>
+          <w:rFonts w:hint="eastAsia" w:ascii="Times New Roman" w:hAnsi="Times New Roman" w:eastAsia="Times New Roman" w:cs="Times New Roman"/>
+        </w:rPr>
+        <w:t>”：</w:t>
+      </w:r>
+      <w:r>
+        <w:rPr>
+          <w:rFonts w:hint="eastAsia" w:ascii="Times New Roman" w:hAnsi="Times New Roman" w:eastAsia="FangSong" w:cs="Times New Roman"/>
+        </w:rPr>
+        <w:t>回看</w:t>
+      </w:r>
+      <w:r>
+        <w:rPr>
+          <w:rFonts w:ascii="Times New Roman" w:hAnsi="Times New Roman" w:eastAsia="Times New Roman" w:cs="Times New Roman"/>
+        </w:rPr>
+        <w:t xml:space="preserve"> </w:t>
+      </w:r>
+      <w:r>
+        <w:rPr>
+          <w:rFonts w:hint="eastAsia" w:ascii="Times New Roman" w:hAnsi="Times New Roman" w:eastAsia="FangSong" w:cs="Times New Roman"/>
+        </w:rPr>
+        <w:t>晶体结构深化</w:t>
+      </w:r>
+      <w:r>
+        <w:rPr>
+          <w:rFonts w:hint="eastAsia" w:ascii="Times New Roman" w:hAnsi="Times New Roman" w:eastAsia="Times New Roman" w:cs="Times New Roman"/>
+        </w:rPr>
+        <w:t>-</w:t>
+      </w:r>
+      <w:r>
+        <w:rPr>
+          <w:rFonts w:hint="eastAsia" w:ascii="Times New Roman" w:hAnsi="Times New Roman" w:eastAsia="FangSong" w:cs="Times New Roman"/>
+        </w:rPr>
+        <w:t>超级充实版</w:t>
+      </w:r>
+      <w:r>
+        <w:rPr>
+          <w:rFonts w:hint="eastAsia" w:ascii="Times New Roman" w:hAnsi="Times New Roman" w:eastAsia="Times New Roman" w:cs="Times New Roman"/>
+        </w:rPr>
+        <w:t>（</w:t>
+      </w:r>
+      <w:r>
+        <w:rPr>
+          <w:rFonts w:hint="eastAsia" w:ascii="Times New Roman" w:hAnsi="Times New Roman" w:eastAsia="FangSong" w:cs="Times New Roman"/>
+        </w:rPr>
+        <w:t>自学完整</w:t>
+      </w:r>
+      <w:r>
+        <w:rPr>
+          <w:rFonts w:hint="eastAsia" w:ascii="Times New Roman" w:hAnsi="Times New Roman" w:eastAsia="Times New Roman" w:cs="Times New Roman"/>
+        </w:rPr>
+        <w:t>）</w:t>
+      </w:r>
+      <w:r>
+        <w:rPr>
+          <w:rFonts w:ascii="Times New Roman" w:hAnsi="Times New Roman" w:eastAsia="Times New Roman" w:cs="Times New Roman"/>
+        </w:rPr>
+        <w:t xml:space="preserve"> </w:t>
+      </w:r>
+      <w:r>
+        <w:rPr>
+          <w:rFonts w:hint="eastAsia" w:ascii="Times New Roman" w:hAnsi="Times New Roman" w:eastAsia="Times New Roman" w:cs="Times New Roman"/>
+        </w:rPr>
+        <w:t>§</w:t>
+      </w:r>
+      <w:r>
+        <w:rPr>
+          <w:rFonts w:hint="eastAsia" w:ascii="Times New Roman" w:hAnsi="Times New Roman" w:eastAsia="FangSong" w:cs="Times New Roman"/>
+        </w:rPr>
+        <w:t>四</w:t>
+      </w:r>
+      <w:r>
+        <w:rPr>
+          <w:rFonts w:hint="eastAsia" w:ascii="Times New Roman" w:hAnsi="Times New Roman" w:eastAsia="Times New Roman" w:cs="Times New Roman"/>
+        </w:rPr>
+        <w:t>（131</w:t>
+      </w:r>
+      <w:r>
+        <w:rPr>
+          <w:rFonts w:ascii="Times New Roman" w:hAnsi="Times New Roman" w:eastAsia="Times New Roman" w:cs="Times New Roman"/>
+        </w:rPr>
+        <w:t xml:space="preserve"> </w:t>
+      </w:r>
+      <w:r>
+        <w:rPr>
+          <w:rFonts w:hint="eastAsia" w:ascii="Times New Roman" w:hAnsi="Times New Roman" w:eastAsia="FangSong" w:cs="Times New Roman"/>
+        </w:rPr>
+        <w:t>行完整覆盖</w:t>
+      </w:r>
+      <w:r>
+        <w:rPr>
+          <w:rFonts w:hint="eastAsia" w:ascii="Times New Roman" w:hAnsi="Times New Roman" w:eastAsia="Times New Roman" w:cs="Times New Roman"/>
+        </w:rPr>
+        <w:t>）</w:t>
       </w:r>
     </w:p>
     <w:p>
@@ -33260,62 +34064,120 @@
       <w:r>
         <w:rPr>
           <w:rFonts w:hint="eastAsia" w:ascii="Times New Roman" w:hAnsi="Times New Roman" w:eastAsia="FangSong" w:cs="Times New Roman"/>
-          <w:b/>
-          <w:bCs/>
-        </w:rPr>
-        <w:t xml:space="preserve">互斥规则只适用于含对称中心</w:t>
-      </w:r>
-      <w:r>
-        <w:rPr>
-          <w:rFonts w:ascii="Times New Roman" w:hAnsi="Times New Roman" w:eastAsia="Times New Roman" w:cs="Times New Roman"/>
-          <w:b/>
-          <w:bCs/>
+        </w:rPr>
+        <w:t>若卡在</w:t>
+      </w:r>
+      <w:r>
+        <w:rPr>
+          <w:rFonts w:hint="eastAsia" w:ascii="Times New Roman" w:hAnsi="Times New Roman" w:eastAsia="Times New Roman" w:cs="Times New Roman"/>
+        </w:rPr>
+        <w:t>”</w:t>
+      </w:r>
+      <w:r>
+        <w:rPr>
+          <w:rFonts w:hint="eastAsia" w:ascii="Times New Roman" w:hAnsi="Times New Roman" w:eastAsia="FangSong" w:cs="Times New Roman"/>
+        </w:rPr>
+        <w:t>特征标表怎么读</w:t>
+      </w:r>
+      <w:r>
+        <w:rPr>
+          <w:rFonts w:hint="eastAsia" w:ascii="Times New Roman" w:hAnsi="Times New Roman" w:eastAsia="Times New Roman" w:cs="Times New Roman"/>
+        </w:rPr>
+        <w:t>、</w:t>
+      </w:r>
+      <w:r>
+        <w:rPr>
+          <w:rFonts w:hint="eastAsia" w:ascii="Times New Roman" w:hAnsi="Times New Roman" w:eastAsia="FangSong" w:cs="Times New Roman"/>
+        </w:rPr>
+        <w:t>基函数栏是什么</w:t>
+      </w:r>
+      <w:r>
+        <w:rPr>
+          <w:rFonts w:hint="eastAsia" w:ascii="Times New Roman" w:hAnsi="Times New Roman" w:eastAsia="Times New Roman" w:cs="Times New Roman"/>
+        </w:rPr>
+        <w:t>”：</w:t>
+      </w:r>
+      <w:r>
+        <w:rPr>
+          <w:rFonts w:hint="eastAsia" w:ascii="Times New Roman" w:hAnsi="Times New Roman" w:eastAsia="FangSong" w:cs="Times New Roman"/>
+        </w:rPr>
+        <w:t>回看</w:t>
+      </w:r>
+      <w:r>
+        <w:rPr>
+          <w:rFonts w:ascii="Times New Roman" w:hAnsi="Times New Roman" w:eastAsia="Times New Roman" w:cs="Times New Roman"/>
+        </w:rPr>
+        <w:t xml:space="preserve"> </w:t>
+      </w:r>
+      <w:r>
+        <w:rPr>
+          <w:rFonts w:hint="eastAsia" w:ascii="Times New Roman" w:hAnsi="Times New Roman" w:eastAsia="FangSong" w:cs="Times New Roman"/>
+        </w:rPr>
+        <w:t xml:space="preserve">分子对称性初步</w:t>
+      </w:r>
+      <w:r>
+        <w:rPr>
+          <w:rFonts w:ascii="Times New Roman" w:hAnsi="Times New Roman" w:eastAsia="Times New Roman" w:cs="Times New Roman"/>
+        </w:rPr>
+        <w:t xml:space="preserve"> </w:t>
+      </w:r>
+      <w:r>
+        <w:rPr>
+          <w:rFonts w:hint="eastAsia" w:ascii="Times New Roman" w:hAnsi="Times New Roman" w:eastAsia="Times New Roman" w:cs="Times New Roman"/>
+        </w:rPr>
+        <w:t>§16.3、§16.4（</w:t>
+      </w:r>
+      <w:r>
+        <w:rPr>
+          <w:rFonts w:hint="eastAsia" w:ascii="Times New Roman" w:hAnsi="Times New Roman" w:eastAsia="FangSong" w:cs="Times New Roman"/>
+        </w:rPr>
+        <w:t>含</w:t>
+      </w:r>
+      <w:r>
+        <w:rPr>
+          <w:rFonts w:ascii="Times New Roman" w:hAnsi="Times New Roman" w:eastAsia="Times New Roman" w:cs="Times New Roman"/>
         </w:rPr>
         <w:t xml:space="preserve"> </w:t>
       </w:r>
       <m:oMath>
-        <m:r>
-          <m:t>i</m:t>
-        </m:r>
+        <m:sSub>
+          <m:e>
+            <m:r>
+              <m:t>C</m:t>
+            </m:r>
+          </m:e>
+          <m:sub>
+            <m:r>
+              <m:t>2</m:t>
+            </m:r>
+            <m:r>
+              <m:t>v</m:t>
+            </m:r>
+          </m:sub>
+        </m:sSub>
       </m:oMath>
       <w:r>
         <w:rPr>
           <w:rFonts w:ascii="Times New Roman" w:hAnsi="Times New Roman" w:eastAsia="Times New Roman" w:cs="Times New Roman"/>
-          <w:b/>
-          <w:bCs/>
-        </w:rPr>
-        <w:t xml:space="preserve"> </w:t>
-      </w:r>
-      <w:r>
-        <w:rPr>
-          <w:rFonts w:hint="eastAsia" w:ascii="Times New Roman" w:hAnsi="Times New Roman" w:eastAsia="FangSong" w:cs="Times New Roman"/>
-          <w:b/>
-          <w:bCs/>
-        </w:rPr>
-        <w:t xml:space="preserve">的分子</w:t>
-      </w:r>
-      <w:r>
-        <w:rPr>
-          <w:rFonts w:hint="eastAsia" w:ascii="Times New Roman" w:hAnsi="Times New Roman" w:eastAsia="Times New Roman" w:cs="Times New Roman"/>
-        </w:rPr>
-        <w:t>；</w:t>
-      </w:r>
-      <w:r>
-        <w:rPr>
-          <w:rFonts w:hint="eastAsia" w:ascii="Times New Roman" w:hAnsi="Times New Roman" w:eastAsia="FangSong" w:cs="Times New Roman"/>
-        </w:rPr>
-        <w:t>不含</w:t>
-      </w:r>
-      <w:r>
-        <w:rPr>
-          <w:rFonts w:ascii="Times New Roman" w:hAnsi="Times New Roman" w:eastAsia="Times New Roman" w:cs="Times New Roman"/>
-        </w:rPr>
-        <w:t xml:space="preserve"> </w:t>
+        </w:rPr>
+        <w:t xml:space="preserve">/</w:t>
       </w:r>
       <m:oMath>
-        <m:r>
-          <m:t>i</m:t>
-        </m:r>
+        <m:sSub>
+          <m:e>
+            <m:r>
+              <m:t>C</m:t>
+            </m:r>
+          </m:e>
+          <m:sub>
+            <m:r>
+              <m:t>3</m:t>
+            </m:r>
+            <m:r>
+              <m:t>v</m:t>
+            </m:r>
+          </m:sub>
+        </m:sSub>
       </m:oMath>
       <w:r>
         <w:rPr>
@@ -33327,13 +34189,65 @@
         <w:rPr>
           <w:rFonts w:hint="eastAsia" w:ascii="Times New Roman" w:hAnsi="Times New Roman" w:eastAsia="FangSong" w:cs="Times New Roman"/>
         </w:rPr>
-        <w:t>时活性可以重叠</w:t>
-      </w:r>
-      <w:r>
-        <w:rPr>
-          <w:rFonts w:hint="eastAsia" w:ascii="Times New Roman" w:hAnsi="Times New Roman" w:eastAsia="Times New Roman" w:cs="Times New Roman"/>
-        </w:rPr>
-        <w:t>。</w:t>
+        <w:t>完整表</w:t>
+      </w:r>
+      <w:r>
+        <w:rPr>
+          <w:rFonts w:hint="eastAsia" w:ascii="Times New Roman" w:hAnsi="Times New Roman" w:eastAsia="Times New Roman" w:cs="Times New Roman"/>
+        </w:rPr>
+        <w:t>）、§16.6（</w:t>
+      </w:r>
+      <m:oMath>
+        <m:sSub>
+          <m:e>
+            <m:r>
+              <m:t>T</m:t>
+            </m:r>
+          </m:e>
+          <m:sub>
+            <m:r>
+              <m:t>d</m:t>
+            </m:r>
+          </m:sub>
+        </m:sSub>
+      </m:oMath>
+      <w:r>
+        <w:rPr>
+          <w:rFonts w:ascii="Times New Roman" w:hAnsi="Times New Roman" w:eastAsia="Times New Roman" w:cs="Times New Roman"/>
+        </w:rPr>
+        <w:t xml:space="preserve">/</w:t>
+      </w:r>
+      <m:oMath>
+        <m:sSub>
+          <m:e>
+            <m:r>
+              <m:t>O</m:t>
+            </m:r>
+          </m:e>
+          <m:sub>
+            <m:r>
+              <m:t>h</m:t>
+            </m:r>
+          </m:sub>
+        </m:sSub>
+      </m:oMath>
+      <w:r>
+        <w:rPr>
+          <w:rFonts w:ascii="Times New Roman" w:hAnsi="Times New Roman" w:eastAsia="Times New Roman" w:cs="Times New Roman"/>
+        </w:rPr>
+        <w:t xml:space="preserve"> </w:t>
+      </w:r>
+      <w:r>
+        <w:rPr>
+          <w:rFonts w:hint="eastAsia" w:ascii="Times New Roman" w:hAnsi="Times New Roman" w:eastAsia="FangSong" w:cs="Times New Roman"/>
+        </w:rPr>
+        <w:t>读法</w:t>
+      </w:r>
+      <w:r>
+        <w:rPr>
+          <w:rFonts w:hint="eastAsia" w:ascii="Times New Roman" w:hAnsi="Times New Roman" w:eastAsia="Times New Roman" w:cs="Times New Roman"/>
+        </w:rPr>
+        <w:t>）</w:t>
       </w:r>
     </w:p>
     <w:p>
@@ -33346,15 +34260,9 @@
       </w:pPr>
       <w:r>
         <w:rPr>
-          <w:rFonts w:hint="eastAsia" w:ascii="Times New Roman" w:hAnsi="Times New Roman" w:eastAsia="Times New Roman" w:cs="Times New Roman"/>
-        </w:rPr>
-        <w:t>“</w:t>
-      </w:r>
-      <w:r>
-        <w:rPr>
-          <w:rFonts w:hint="eastAsia" w:ascii="Times New Roman" w:hAnsi="Times New Roman" w:eastAsia="FangSong" w:cs="Times New Roman"/>
-        </w:rPr>
-        <w:t>某振动不红外</w:t>
+          <w:rFonts w:hint="eastAsia" w:ascii="Times New Roman" w:hAnsi="Times New Roman" w:eastAsia="FangSong" w:cs="Times New Roman"/>
+        </w:rPr>
+        <w:t>若卡在</w:t>
       </w:r>
       <w:r>
         <w:rPr>
@@ -33365,80 +34273,80 @@
       <w:r>
         <w:rPr>
           <w:rFonts w:hint="eastAsia" w:ascii="Times New Roman" w:hAnsi="Times New Roman" w:eastAsia="FangSong" w:cs="Times New Roman"/>
-          <w:b/>
-          <w:bCs/>
-        </w:rPr>
-        <w:t xml:space="preserve">不一定</w:t>
-      </w:r>
-      <w:r>
-        <w:rPr>
-          <w:rFonts w:hint="eastAsia" w:ascii="Times New Roman" w:hAnsi="Times New Roman" w:eastAsia="FangSong" w:cs="Times New Roman"/>
-        </w:rPr>
-        <w:t>是互斥造成的</w:t>
-      </w:r>
-      <w:r>
-        <w:rPr>
-          <w:rFonts w:hint="eastAsia" w:ascii="Times New Roman" w:hAnsi="Times New Roman" w:eastAsia="Times New Roman" w:cs="Times New Roman"/>
-        </w:rPr>
-        <w:t>——</w:t>
-      </w:r>
-      <w:r>
-        <w:rPr>
-          <w:rFonts w:hint="eastAsia" w:ascii="Times New Roman" w:hAnsi="Times New Roman" w:eastAsia="FangSong" w:cs="Times New Roman"/>
-        </w:rPr>
-        <w:t>先查有无</w:t>
-      </w:r>
-      <w:r>
-        <w:rPr>
-          <w:rFonts w:ascii="Times New Roman" w:hAnsi="Times New Roman" w:eastAsia="Times New Roman" w:cs="Times New Roman"/>
-        </w:rPr>
-        <w:t xml:space="preserve"> </w:t>
-      </w:r>
-      <m:oMath>
-        <m:r>
-          <m:t>i</m:t>
-        </m:r>
-      </m:oMath>
-      <w:r>
-        <w:rPr>
-          <w:rFonts w:hint="eastAsia" w:ascii="Times New Roman" w:hAnsi="Times New Roman" w:eastAsia="Times New Roman" w:cs="Times New Roman"/>
-        </w:rPr>
-        <w:t>，</w:t>
-      </w:r>
-      <w:r>
-        <w:rPr>
-          <w:rFonts w:hint="eastAsia" w:ascii="Times New Roman" w:hAnsi="Times New Roman" w:eastAsia="FangSong" w:cs="Times New Roman"/>
-        </w:rPr>
-        <w:t>无</w:t>
-      </w:r>
-      <w:r>
-        <w:rPr>
-          <w:rFonts w:ascii="Times New Roman" w:hAnsi="Times New Roman" w:eastAsia="Times New Roman" w:cs="Times New Roman"/>
-        </w:rPr>
-        <w:t xml:space="preserve"> </w:t>
-      </w:r>
-      <m:oMath>
-        <m:r>
-          <m:t>i</m:t>
-        </m:r>
-      </m:oMath>
-      <w:r>
-        <w:rPr>
-          <w:rFonts w:ascii="Times New Roman" w:hAnsi="Times New Roman" w:eastAsia="Times New Roman" w:cs="Times New Roman"/>
-        </w:rPr>
-        <w:t xml:space="preserve"> </w:t>
-      </w:r>
-      <w:r>
-        <w:rPr>
-          <w:rFonts w:hint="eastAsia" w:ascii="Times New Roman" w:hAnsi="Times New Roman" w:eastAsia="FangSong" w:cs="Times New Roman"/>
-        </w:rPr>
-        <w:t>时看基函数栏本来就无匹配</w:t>
-      </w:r>
-      <w:r>
-        <w:rPr>
-          <w:rFonts w:hint="eastAsia" w:ascii="Times New Roman" w:hAnsi="Times New Roman" w:eastAsia="Times New Roman" w:cs="Times New Roman"/>
-        </w:rPr>
-        <w:t>。</w:t>
+        </w:rPr>
+        <w:t>为什么同对称种类才相互作用</w:t>
+      </w:r>
+      <w:r>
+        <w:rPr>
+          <w:rFonts w:hint="eastAsia" w:ascii="Times New Roman" w:hAnsi="Times New Roman" w:eastAsia="Times New Roman" w:cs="Times New Roman"/>
+        </w:rPr>
+        <w:t>”：</w:t>
+      </w:r>
+      <w:r>
+        <w:rPr>
+          <w:rFonts w:hint="eastAsia" w:ascii="Times New Roman" w:hAnsi="Times New Roman" w:eastAsia="FangSong" w:cs="Times New Roman"/>
+        </w:rPr>
+        <w:t>回看</w:t>
+      </w:r>
+      <w:r>
+        <w:rPr>
+          <w:rFonts w:ascii="Times New Roman" w:hAnsi="Times New Roman" w:eastAsia="Times New Roman" w:cs="Times New Roman"/>
+        </w:rPr>
+        <w:t xml:space="preserve"> </w:t>
+      </w:r>
+      <w:r>
+        <w:rPr>
+          <w:rFonts w:hint="eastAsia" w:ascii="Times New Roman" w:hAnsi="Times New Roman" w:eastAsia="FangSong" w:cs="Times New Roman"/>
+        </w:rPr>
+        <w:t>配位光谱与对称性桥</w:t>
+      </w:r>
+      <w:r>
+        <w:rPr>
+          <w:rFonts w:hint="eastAsia" w:ascii="Times New Roman" w:hAnsi="Times New Roman" w:eastAsia="Times New Roman" w:cs="Times New Roman"/>
+        </w:rPr>
+        <w:t>-</w:t>
+      </w:r>
+      <w:r>
+        <w:rPr>
+          <w:rFonts w:hint="eastAsia" w:ascii="Times New Roman" w:hAnsi="Times New Roman" w:eastAsia="FangSong" w:cs="Times New Roman"/>
+        </w:rPr>
+        <w:t>超级充实版</w:t>
+      </w:r>
+      <w:r>
+        <w:rPr>
+          <w:rFonts w:hint="eastAsia" w:ascii="Times New Roman" w:hAnsi="Times New Roman" w:eastAsia="Times New Roman" w:cs="Times New Roman"/>
+        </w:rPr>
+        <w:t>（</w:t>
+      </w:r>
+      <w:r>
+        <w:rPr>
+          <w:rFonts w:hint="eastAsia" w:ascii="Times New Roman" w:hAnsi="Times New Roman" w:eastAsia="FangSong" w:cs="Times New Roman"/>
+        </w:rPr>
+        <w:t>自学完整</w:t>
+      </w:r>
+      <w:r>
+        <w:rPr>
+          <w:rFonts w:hint="eastAsia" w:ascii="Times New Roman" w:hAnsi="Times New Roman" w:eastAsia="Times New Roman" w:cs="Times New Roman"/>
+        </w:rPr>
+        <w:t>）</w:t>
+      </w:r>
+      <w:r>
+        <w:rPr>
+          <w:rFonts w:ascii="Times New Roman" w:hAnsi="Times New Roman" w:eastAsia="Times New Roman" w:cs="Times New Roman"/>
+        </w:rPr>
+        <w:t xml:space="preserve"> </w:t>
+      </w:r>
+      <w:r>
+        <w:rPr>
+          <w:rFonts w:hint="eastAsia" w:ascii="Times New Roman" w:hAnsi="Times New Roman" w:eastAsia="Times New Roman" w:cs="Times New Roman"/>
+        </w:rPr>
+        <w:t>§</w:t>
+      </w:r>
+      <w:r>
+        <w:rPr>
+          <w:rFonts w:hint="eastAsia" w:ascii="Times New Roman" w:hAnsi="Times New Roman" w:eastAsia="FangSong" w:cs="Times New Roman"/>
+        </w:rPr>
+        <w:t>四</w:t>
       </w:r>
     </w:p>
     <w:p>
@@ -33451,77 +34359,135 @@
       </w:pPr>
       <w:r>
         <w:rPr>
-          <w:rFonts w:ascii="Times New Roman" w:hAnsi="Times New Roman" w:eastAsia="Times New Roman" w:cs="Times New Roman"/>
-        </w:rPr>
-        <w:t>CO</w:t>
-      </w:r>
-      <w:r>
-        <w:rPr>
-          <w:rFonts w:ascii="Times New Roman" w:hAnsi="Times New Roman" w:eastAsia="Times New Roman" w:cs="Times New Roman"/>
-          <w:vertAlign w:val="subscript"/>
-        </w:rPr>
-        <w:t>3</w:t>
-      </w:r>
-      <w:r>
-        <w:rPr>
-          <w:rFonts w:ascii="Times New Roman" w:hAnsi="Times New Roman" w:eastAsia="Times New Roman" w:cs="Times New Roman"/>
-          <w:vertAlign w:val="superscript"/>
-        </w:rPr>
-        <w:t>2-</w:t>
-      </w:r>
-      <w:r>
-        <w:rPr>
-          <w:rFonts w:ascii="Times New Roman" w:hAnsi="Times New Roman" w:eastAsia="Times New Roman" w:cs="Times New Roman"/>
-        </w:rPr>
-        <w:t xml:space="preserve"> </w:t>
-      </w:r>
-      <w:r>
-        <w:rPr>
-          <w:rFonts w:hint="eastAsia" w:ascii="Times New Roman" w:hAnsi="Times New Roman" w:eastAsia="FangSong" w:cs="Times New Roman"/>
-        </w:rPr>
-        <w:t xml:space="preserve">的</w:t>
-      </w:r>
-      <w:r>
-        <w:rPr>
-          <w:rFonts w:hint="eastAsia" w:ascii="Times New Roman" w:hAnsi="Times New Roman" w:eastAsia="FangSong" w:cs="Times New Roman"/>
-          <w:b/>
-          <w:bCs/>
-        </w:rPr>
-        <w:t>对称伸缩只拉曼</w:t>
-      </w:r>
-      <w:r>
-        <w:rPr>
-          <w:rFonts w:hint="eastAsia" w:ascii="Times New Roman" w:hAnsi="Times New Roman" w:eastAsia="Times New Roman" w:cs="Times New Roman"/>
-          <w:b/>
-          <w:bCs/>
+          <w:rFonts w:hint="eastAsia" w:ascii="Times New Roman" w:hAnsi="Times New Roman" w:eastAsia="FangSong" w:cs="Times New Roman"/>
+        </w:rPr>
+        <w:t>若卡在</w:t>
+      </w:r>
+      <w:r>
+        <w:rPr>
+          <w:rFonts w:hint="eastAsia" w:ascii="Times New Roman" w:hAnsi="Times New Roman" w:eastAsia="Times New Roman" w:cs="Times New Roman"/>
+        </w:rPr>
+        <w:t>”</w:t>
+      </w:r>
+      <w:r>
+        <w:rPr>
+          <w:rFonts w:hint="eastAsia" w:ascii="Times New Roman" w:hAnsi="Times New Roman" w:eastAsia="FangSong" w:cs="Times New Roman"/>
+        </w:rPr>
+        <w:t>简正振动数怎么求</w:t>
+      </w:r>
+      <w:r>
+        <w:rPr>
+          <w:rFonts w:hint="eastAsia" w:ascii="Times New Roman" w:hAnsi="Times New Roman" w:eastAsia="Times New Roman" w:cs="Times New Roman"/>
         </w:rPr>
         <w:t>、</w:t>
       </w:r>
       <w:r>
         <w:rPr>
           <w:rFonts w:hint="eastAsia" w:ascii="Times New Roman" w:hAnsi="Times New Roman" w:eastAsia="FangSong" w:cs="Times New Roman"/>
-          <w:b/>
-          <w:bCs/>
-        </w:rPr>
-        <w:t>面外弯曲只红外</w:t>
-      </w:r>
-      <w:r>
-        <w:rPr>
-          <w:rFonts w:hint="eastAsia" w:ascii="Times New Roman" w:hAnsi="Times New Roman" w:eastAsia="Times New Roman" w:cs="Times New Roman"/>
-        </w:rPr>
-        <w:t>，</w:t>
-      </w:r>
-      <w:r>
-        <w:rPr>
-          <w:rFonts w:hint="eastAsia" w:ascii="Times New Roman" w:hAnsi="Times New Roman" w:eastAsia="FangSong" w:cs="Times New Roman"/>
-        </w:rPr>
-        <w:t>是平面三角形配离子的指纹特征</w:t>
-      </w:r>
-      <w:r>
-        <w:rPr>
-          <w:rFonts w:hint="eastAsia" w:ascii="Times New Roman" w:hAnsi="Times New Roman" w:eastAsia="Times New Roman" w:cs="Times New Roman"/>
-        </w:rPr>
-        <w:t>。</w:t>
+        </w:rPr>
+        <w:t>快捷法怎么用</w:t>
+      </w:r>
+      <w:r>
+        <w:rPr>
+          <w:rFonts w:hint="eastAsia" w:ascii="Times New Roman" w:hAnsi="Times New Roman" w:eastAsia="Times New Roman" w:cs="Times New Roman"/>
+        </w:rPr>
+        <w:t>”：</w:t>
+      </w:r>
+      <w:r>
+        <w:rPr>
+          <w:rFonts w:hint="eastAsia" w:ascii="Times New Roman" w:hAnsi="Times New Roman" w:eastAsia="FangSong" w:cs="Times New Roman"/>
+        </w:rPr>
+        <w:t>回看</w:t>
+      </w:r>
+      <w:r>
+        <w:rPr>
+          <w:rFonts w:ascii="Times New Roman" w:hAnsi="Times New Roman" w:eastAsia="Times New Roman" w:cs="Times New Roman"/>
+        </w:rPr>
+        <w:t xml:space="preserve"> </w:t>
+      </w:r>
+      <w:r>
+        <w:rPr>
+          <w:rFonts w:hint="eastAsia" w:ascii="Times New Roman" w:hAnsi="Times New Roman" w:eastAsia="FangSong" w:cs="Times New Roman"/>
+        </w:rPr>
+        <w:t>提炼</w:t>
+      </w:r>
+      <w:r>
+        <w:rPr>
+          <w:rFonts w:hint="eastAsia" w:ascii="Times New Roman" w:hAnsi="Times New Roman" w:eastAsia="Times New Roman" w:cs="Times New Roman"/>
+        </w:rPr>
+        <w:t>-</w:t>
+      </w:r>
+      <w:r>
+        <w:rPr>
+          <w:rFonts w:hint="eastAsia" w:ascii="Times New Roman" w:hAnsi="Times New Roman" w:eastAsia="FangSong" w:cs="Times New Roman"/>
+        </w:rPr>
+        <w:t>中级无机化学</w:t>
+      </w:r>
+      <w:r>
+        <w:rPr>
+          <w:rFonts w:hint="eastAsia" w:ascii="Times New Roman" w:hAnsi="Times New Roman" w:eastAsia="Times New Roman" w:cs="Times New Roman"/>
+        </w:rPr>
+        <w:t>-</w:t>
+      </w:r>
+      <w:r>
+        <w:rPr>
+          <w:rFonts w:hint="eastAsia" w:ascii="Times New Roman" w:hAnsi="Times New Roman" w:eastAsia="FangSong" w:cs="Times New Roman"/>
+        </w:rPr>
+        <w:t>第</w:t>
+      </w:r>
+      <w:r>
+        <w:rPr>
+          <w:rFonts w:hint="eastAsia" w:ascii="Times New Roman" w:hAnsi="Times New Roman" w:eastAsia="Times New Roman" w:cs="Times New Roman"/>
+        </w:rPr>
+        <w:t>1</w:t>
+      </w:r>
+      <w:r>
+        <w:rPr>
+          <w:rFonts w:hint="eastAsia" w:ascii="Times New Roman" w:hAnsi="Times New Roman" w:eastAsia="FangSong" w:cs="Times New Roman"/>
+        </w:rPr>
+        <w:t>章</w:t>
+      </w:r>
+      <w:r>
+        <w:rPr>
+          <w:rFonts w:hint="eastAsia" w:ascii="Times New Roman" w:hAnsi="Times New Roman" w:eastAsia="Times New Roman" w:cs="Times New Roman"/>
+        </w:rPr>
+        <w:t>-</w:t>
+      </w:r>
+      <w:r>
+        <w:rPr>
+          <w:rFonts w:hint="eastAsia" w:ascii="Times New Roman" w:hAnsi="Times New Roman" w:eastAsia="FangSong" w:cs="Times New Roman"/>
+        </w:rPr>
+        <w:t>对称性和群论初步</w:t>
+      </w:r>
+      <w:r>
+        <w:rPr>
+          <w:rFonts w:ascii="Times New Roman" w:hAnsi="Times New Roman" w:eastAsia="Times New Roman" w:cs="Times New Roman"/>
+        </w:rPr>
+        <w:t xml:space="preserve"> §1.4.2 </w:t>
+      </w:r>
+      <w:r>
+        <w:rPr>
+          <w:rFonts w:hint="eastAsia" w:ascii="Times New Roman" w:hAnsi="Times New Roman" w:eastAsia="FangSong" w:cs="Times New Roman"/>
+        </w:rPr>
+        <w:t xml:space="preserve">与</w:t>
+      </w:r>
+      <w:r>
+        <w:rPr>
+          <w:rFonts w:ascii="Times New Roman" w:hAnsi="Times New Roman" w:eastAsia="Times New Roman" w:cs="Times New Roman"/>
+        </w:rPr>
+        <w:t xml:space="preserve"> </w:t>
+      </w:r>
+      <w:r>
+        <w:rPr>
+          <w:rFonts w:hint="eastAsia" w:ascii="Times New Roman" w:hAnsi="Times New Roman" w:eastAsia="Times New Roman" w:cs="Times New Roman"/>
+        </w:rPr>
+        <w:t>§</w:t>
+      </w:r>
+      <w:r>
+        <w:rPr>
+          <w:rFonts w:hint="eastAsia" w:ascii="Times New Roman" w:hAnsi="Times New Roman" w:eastAsia="FangSong" w:cs="Times New Roman"/>
+        </w:rPr>
+        <w:t>五数据资产</w:t>
       </w:r>
     </w:p>
     <w:p>
@@ -33536,111 +34502,61 @@
         <w:rPr>
           <w:rFonts w:hint="eastAsia" w:ascii="Times New Roman" w:hAnsi="Times New Roman" w:eastAsia="FangSong" w:cs="Times New Roman"/>
         </w:rPr>
-        <w:t xml:space="preserve">判断跃迁类型最快的办法是看</w:t>
-      </w:r>
-      <w:r>
-        <w:rPr>
-          <w:rFonts w:hint="eastAsia" w:ascii="Times New Roman" w:hAnsi="Times New Roman" w:eastAsia="FangSong" w:cs="Times New Roman"/>
-          <w:b/>
-          <w:bCs/>
-        </w:rPr>
-        <w:t xml:space="preserve">强度量级</w:t>
-      </w:r>
-      <w:r>
-        <w:rPr>
-          <w:rFonts w:hint="eastAsia" w:ascii="Times New Roman" w:hAnsi="Times New Roman" w:eastAsia="Times New Roman" w:cs="Times New Roman"/>
-        </w:rPr>
-        <w:t xml:space="preserve">：</w:t>
-      </w:r>
-      <m:oMath>
-        <m:r>
-          <m:t>ε</m:t>
-        </m:r>
-        <m:r>
-          <m:rPr>
-            <m:sty m:val="p"/>
-          </m:rPr>
-          <m:t>∼</m:t>
-        </m:r>
-        <m:r>
-          <m:t>1</m:t>
-        </m:r>
-      </m:oMath>
-      <w:r>
-        <w:rPr>
-          <w:rFonts w:ascii="Times New Roman" w:hAnsi="Times New Roman" w:eastAsia="Times New Roman" w:cs="Times New Roman"/>
-        </w:rPr>
-        <w:t xml:space="preserve">-</w:t>
-      </w:r>
-      <m:oMath>
-        <m:r>
-          <m:t>10</m:t>
-        </m:r>
-      </m:oMath>
-      <w:r>
-        <w:rPr>
-          <w:rFonts w:ascii="Times New Roman" w:hAnsi="Times New Roman" w:eastAsia="Times New Roman" w:cs="Times New Roman"/>
-        </w:rPr>
-        <w:t xml:space="preserve"> </w:t>
-      </w:r>
-      <w:r>
-        <w:rPr>
-          <w:rFonts w:hint="eastAsia" w:ascii="Times New Roman" w:hAnsi="Times New Roman" w:eastAsia="FangSong" w:cs="Times New Roman"/>
-        </w:rPr>
-        <w:t xml:space="preserve">是</w:t>
-      </w:r>
-      <w:r>
-        <w:rPr>
-          <w:rFonts w:ascii="Times New Roman" w:hAnsi="Times New Roman" w:eastAsia="Times New Roman" w:cs="Times New Roman"/>
-        </w:rPr>
-        <w:t xml:space="preserve"> </w:t>
-      </w:r>
-      <w:r>
-        <w:rPr>
-          <w:rFonts w:hint="eastAsia" w:ascii="Times New Roman" w:hAnsi="Times New Roman" w:eastAsia="Times New Roman" w:cs="Times New Roman"/>
-        </w:rPr>
-        <w:t xml:space="preserve">d-d，</w:t>
-      </w:r>
-      <m:oMath>
-        <m:r>
-          <m:t>ε</m:t>
-        </m:r>
-        <m:r>
-          <m:rPr>
-            <m:sty m:val="p"/>
-          </m:rPr>
-          <m:t>≥</m:t>
-        </m:r>
-        <m:sSup>
-          <m:e>
-            <m:r>
-              <m:t>10</m:t>
-            </m:r>
-          </m:e>
-          <m:sup>
-            <m:r>
-              <m:t>3</m:t>
-            </m:r>
-          </m:sup>
-        </m:sSup>
-      </m:oMath>
-      <w:r>
-        <w:rPr>
-          <w:rFonts w:ascii="Times New Roman" w:hAnsi="Times New Roman" w:eastAsia="Times New Roman" w:cs="Times New Roman"/>
-        </w:rPr>
-        <w:t xml:space="preserve"> </w:t>
-      </w:r>
-      <w:r>
-        <w:rPr>
-          <w:rFonts w:hint="eastAsia" w:ascii="Times New Roman" w:hAnsi="Times New Roman" w:eastAsia="FangSong" w:cs="Times New Roman"/>
-        </w:rPr>
-        <w:t>是电荷迁移</w:t>
-      </w:r>
-      <w:r>
-        <w:rPr>
-          <w:rFonts w:hint="eastAsia" w:ascii="Times New Roman" w:hAnsi="Times New Roman" w:eastAsia="Times New Roman" w:cs="Times New Roman"/>
-        </w:rPr>
-        <w:t>。</w:t>
+        <w:t>若卡在</w:t>
+      </w:r>
+      <w:r>
+        <w:rPr>
+          <w:rFonts w:hint="eastAsia" w:ascii="Times New Roman" w:hAnsi="Times New Roman" w:eastAsia="Times New Roman" w:cs="Times New Roman"/>
+        </w:rPr>
+        <w:t>”</w:t>
+      </w:r>
+      <w:r>
+        <w:rPr>
+          <w:rFonts w:hint="eastAsia" w:ascii="Times New Roman" w:hAnsi="Times New Roman" w:eastAsia="FangSong" w:cs="Times New Roman"/>
+        </w:rPr>
+        <w:t>消失积分判据</w:t>
+      </w:r>
+      <w:r>
+        <w:rPr>
+          <w:rFonts w:hint="eastAsia" w:ascii="Times New Roman" w:hAnsi="Times New Roman" w:eastAsia="Times New Roman" w:cs="Times New Roman"/>
+        </w:rPr>
+        <w:t>”：</w:t>
+      </w:r>
+      <w:r>
+        <w:rPr>
+          <w:rFonts w:hint="eastAsia" w:ascii="Times New Roman" w:hAnsi="Times New Roman" w:eastAsia="FangSong" w:cs="Times New Roman"/>
+        </w:rPr>
+        <w:t>回看</w:t>
+      </w:r>
+      <w:r>
+        <w:rPr>
+          <w:rFonts w:ascii="Times New Roman" w:hAnsi="Times New Roman" w:eastAsia="Times New Roman" w:cs="Times New Roman"/>
+        </w:rPr>
+        <w:t xml:space="preserve"> </w:t>
+      </w:r>
+      <w:r>
+        <w:rPr>
+          <w:rFonts w:hint="eastAsia" w:ascii="Times New Roman" w:hAnsi="Times New Roman" w:eastAsia="FangSong" w:cs="Times New Roman"/>
+        </w:rPr>
+        <w:t xml:space="preserve">分子对称性初步</w:t>
+      </w:r>
+      <w:r>
+        <w:rPr>
+          <w:rFonts w:ascii="Times New Roman" w:hAnsi="Times New Roman" w:eastAsia="Times New Roman" w:cs="Times New Roman"/>
+        </w:rPr>
+        <w:t xml:space="preserve"> </w:t>
+      </w:r>
+      <w:r>
+        <w:rPr>
+          <w:rFonts w:hint="eastAsia" w:ascii="Times New Roman" w:hAnsi="Times New Roman" w:eastAsia="Times New Roman" w:cs="Times New Roman"/>
+        </w:rPr>
+        <w:t>§</w:t>
+      </w:r>
+      <w:r>
+        <w:rPr>
+          <w:rFonts w:hint="eastAsia" w:ascii="Times New Roman" w:hAnsi="Times New Roman" w:eastAsia="FangSong" w:cs="Times New Roman"/>
+        </w:rPr>
+        <w:t>十七</w:t>
       </w:r>
     </w:p>
     <w:p>
@@ -33649,848 +34565,6 @@
         <w:numPr>
           <w:ilvl w:val="0"/>
           <w:numId w:val="1016"/>
-        </w:numPr>
-      </w:pPr>
-      <w:r>
-        <w:rPr>
-          <w:rFonts w:hint="eastAsia" w:ascii="Times New Roman" w:hAnsi="Times New Roman" w:eastAsia="FangSong" w:cs="Times New Roman"/>
-          <w:b/>
-          <w:bCs/>
-        </w:rPr>
-        <w:t xml:space="preserve">两谱完全不重叠</w:t>
-      </w:r>
-      <w:r>
-        <w:rPr>
-          <w:rFonts w:ascii="Times New Roman" w:hAnsi="Times New Roman" w:eastAsia="Times New Roman" w:cs="Times New Roman"/>
-          <w:b/>
-          <w:bCs/>
-        </w:rPr>
-        <w:t xml:space="preserve"> → </w:t>
-      </w:r>
-      <w:r>
-        <w:rPr>
-          <w:rFonts w:hint="eastAsia" w:ascii="Times New Roman" w:hAnsi="Times New Roman" w:eastAsia="FangSong" w:cs="Times New Roman"/>
-          <w:b/>
-          <w:bCs/>
-        </w:rPr>
-        <w:t xml:space="preserve">含对称中心</w:t>
-      </w:r>
-      <w:r>
-        <w:rPr>
-          <w:rFonts w:hint="eastAsia" w:ascii="Times New Roman" w:hAnsi="Times New Roman" w:eastAsia="Times New Roman" w:cs="Times New Roman"/>
-        </w:rPr>
-        <w:t>；</w:t>
-      </w:r>
-      <w:r>
-        <w:rPr>
-          <w:rFonts w:hint="eastAsia" w:ascii="Times New Roman" w:hAnsi="Times New Roman" w:eastAsia="FangSong" w:cs="Times New Roman"/>
-        </w:rPr>
-        <w:t>但反过来</w:t>
-      </w:r>
-      <w:r>
-        <w:rPr>
-          <w:rFonts w:hint="eastAsia" w:ascii="Times New Roman" w:hAnsi="Times New Roman" w:eastAsia="Times New Roman" w:cs="Times New Roman"/>
-        </w:rPr>
-        <w:t>”</w:t>
-      </w:r>
-      <w:r>
-        <w:rPr>
-          <w:rFonts w:hint="eastAsia" w:ascii="Times New Roman" w:hAnsi="Times New Roman" w:eastAsia="FangSong" w:cs="Times New Roman"/>
-        </w:rPr>
-        <w:t>有重叠</w:t>
-      </w:r>
-      <w:r>
-        <w:rPr>
-          <w:rFonts w:ascii="Times New Roman" w:hAnsi="Times New Roman" w:eastAsia="Times New Roman" w:cs="Times New Roman"/>
-        </w:rPr>
-        <w:t xml:space="preserve"> → </w:t>
-      </w:r>
-      <w:r>
-        <w:rPr>
-          <w:rFonts w:hint="eastAsia" w:ascii="Times New Roman" w:hAnsi="Times New Roman" w:eastAsia="FangSong" w:cs="Times New Roman"/>
-        </w:rPr>
-        <w:t>不含</w:t>
-      </w:r>
-      <w:r>
-        <w:rPr>
-          <w:rFonts w:hint="eastAsia" w:ascii="Times New Roman" w:hAnsi="Times New Roman" w:eastAsia="Times New Roman" w:cs="Times New Roman"/>
-        </w:rPr>
-        <w:t>”</w:t>
-      </w:r>
-      <w:r>
-        <w:rPr>
-          <w:rFonts w:hint="eastAsia" w:ascii="Times New Roman" w:hAnsi="Times New Roman" w:eastAsia="FangSong" w:cs="Times New Roman"/>
-        </w:rPr>
-        <w:t>不成立</w:t>
-      </w:r>
-      <w:r>
-        <w:rPr>
-          <w:rFonts w:hint="eastAsia" w:ascii="Times New Roman" w:hAnsi="Times New Roman" w:eastAsia="Times New Roman" w:cs="Times New Roman"/>
-        </w:rPr>
-        <w:t>。</w:t>
-      </w:r>
-    </w:p>
-    <w:p>
-      <w:pPr>
-        <w:pStyle w:val="Compact"/>
-        <w:numPr>
-          <w:ilvl w:val="0"/>
-          <w:numId w:val="1016"/>
-        </w:numPr>
-      </w:pPr>
-      <w:r>
-        <w:rPr>
-          <w:rFonts w:hint="eastAsia" w:ascii="Times New Roman" w:hAnsi="Times New Roman" w:eastAsia="FangSong" w:cs="Times New Roman"/>
-        </w:rPr>
-        <w:t>表征必须联用</w:t>
-      </w:r>
-      <w:r>
-        <w:rPr>
-          <w:rFonts w:hint="eastAsia" w:ascii="Times New Roman" w:hAnsi="Times New Roman" w:eastAsia="Times New Roman" w:cs="Times New Roman"/>
-        </w:rPr>
-        <w:t>：</w:t>
-      </w:r>
-      <w:r>
-        <w:rPr>
-          <w:rFonts w:hint="eastAsia" w:ascii="Times New Roman" w:hAnsi="Times New Roman" w:eastAsia="FangSong" w:cs="Times New Roman"/>
-        </w:rPr>
-        <w:t>衍射定空间位置</w:t>
-      </w:r>
-      <w:r>
-        <w:rPr>
-          <w:rFonts w:hint="eastAsia" w:ascii="Times New Roman" w:hAnsi="Times New Roman" w:eastAsia="Times New Roman" w:cs="Times New Roman"/>
-        </w:rPr>
-        <w:t>，</w:t>
-      </w:r>
-      <w:r>
-        <w:rPr>
-          <w:rFonts w:hint="eastAsia" w:ascii="Times New Roman" w:hAnsi="Times New Roman" w:eastAsia="FangSong" w:cs="Times New Roman"/>
-        </w:rPr>
-        <w:t>红外定极性官能团</w:t>
-      </w:r>
-      <w:r>
-        <w:rPr>
-          <w:rFonts w:hint="eastAsia" w:ascii="Times New Roman" w:hAnsi="Times New Roman" w:eastAsia="Times New Roman" w:cs="Times New Roman"/>
-        </w:rPr>
-        <w:t>，</w:t>
-      </w:r>
-      <w:r>
-        <w:rPr>
-          <w:rFonts w:hint="eastAsia" w:ascii="Times New Roman" w:hAnsi="Times New Roman" w:eastAsia="FangSong" w:cs="Times New Roman"/>
-        </w:rPr>
-        <w:t>拉曼定骨架对称性</w:t>
-      </w:r>
-      <w:r>
-        <w:rPr>
-          <w:rFonts w:hint="eastAsia" w:ascii="Times New Roman" w:hAnsi="Times New Roman" w:eastAsia="Times New Roman" w:cs="Times New Roman"/>
-        </w:rPr>
-        <w:t>，UV-Vis</w:t>
-      </w:r>
-      <w:r>
-        <w:rPr>
-          <w:rFonts w:ascii="Times New Roman" w:hAnsi="Times New Roman" w:eastAsia="Times New Roman" w:cs="Times New Roman"/>
-        </w:rPr>
-        <w:t xml:space="preserve"> </w:t>
-      </w:r>
-      <w:r>
-        <w:rPr>
-          <w:rFonts w:hint="eastAsia" w:ascii="Times New Roman" w:hAnsi="Times New Roman" w:eastAsia="FangSong" w:cs="Times New Roman"/>
-        </w:rPr>
-        <w:t>定电子结构</w:t>
-      </w:r>
-      <w:r>
-        <w:rPr>
-          <w:rFonts w:hint="eastAsia" w:ascii="Times New Roman" w:hAnsi="Times New Roman" w:eastAsia="Times New Roman" w:cs="Times New Roman"/>
-        </w:rPr>
-        <w:t>。</w:t>
-      </w:r>
-    </w:p>
-    <w:bookmarkEnd w:id="53"/>
-    <w:bookmarkStart w:id="58" w:name="十三建议回看与后续衔接"/>
-    <w:p>
-      <w:pPr>
-        <w:pStyle w:val="Heading2"/>
-        <w:spacing w:before="280" w:after="120"/>
-      </w:pPr>
-      <w:r>
-        <w:rPr>
-          <w:rFonts w:hint="eastAsia" w:ascii="Times New Roman" w:hAnsi="Times New Roman" w:eastAsia="SimHei" w:cs="Times New Roman"/>
-        </w:rPr>
-        <w:t>十三</w:t>
-      </w:r>
-      <w:r>
-        <w:rPr>
-          <w:rFonts w:hint="eastAsia" w:ascii="Times New Roman" w:hAnsi="Times New Roman" w:eastAsia="Times New Roman" w:cs="Times New Roman"/>
-        </w:rPr>
-        <w:t>、</w:t>
-      </w:r>
-      <w:r>
-        <w:rPr>
-          <w:rFonts w:hint="eastAsia" w:ascii="Times New Roman" w:hAnsi="Times New Roman" w:eastAsia="SimHei" w:cs="Times New Roman"/>
-        </w:rPr>
-        <w:t>建议回看与后续衔接</w:t>
-      </w:r>
-    </w:p>
-    <w:bookmarkStart w:id="54" w:name="按你的卡点回看"/>
-    <w:p>
-      <w:pPr>
-        <w:pStyle w:val="Heading3"/>
-        <w:spacing w:before="280" w:after="120"/>
-      </w:pPr>
-      <w:r>
-        <w:rPr>
-          <w:rFonts w:ascii="Times New Roman" w:hAnsi="Times New Roman" w:eastAsia="Times New Roman" w:cs="Times New Roman"/>
-        </w:rPr>
-        <w:t xml:space="preserve">13.1 </w:t>
-      </w:r>
-      <w:r>
-        <w:rPr>
-          <w:rFonts w:hint="eastAsia" w:ascii="Times New Roman" w:hAnsi="Times New Roman" w:eastAsia="SimHei" w:cs="Times New Roman"/>
-        </w:rPr>
-        <w:t xml:space="preserve">按你的卡点回看</w:t>
-      </w:r>
-    </w:p>
-    <w:p>
-      <w:pPr>
-        <w:pStyle w:val="Compact"/>
-        <w:numPr>
-          <w:ilvl w:val="0"/>
-          <w:numId w:val="1017"/>
-        </w:numPr>
-      </w:pPr>
-      <w:r>
-        <w:rPr>
-          <w:rFonts w:hint="eastAsia" w:ascii="Times New Roman" w:hAnsi="Times New Roman" w:eastAsia="FangSong" w:cs="Times New Roman"/>
-        </w:rPr>
-        <w:t>若卡在</w:t>
-      </w:r>
-      <w:r>
-        <w:rPr>
-          <w:rFonts w:hint="eastAsia" w:ascii="Times New Roman" w:hAnsi="Times New Roman" w:eastAsia="Times New Roman" w:cs="Times New Roman"/>
-        </w:rPr>
-        <w:t>”Bragg</w:t>
-      </w:r>
-      <w:r>
-        <w:rPr>
-          <w:rFonts w:ascii="Times New Roman" w:hAnsi="Times New Roman" w:eastAsia="Times New Roman" w:cs="Times New Roman"/>
-        </w:rPr>
-        <w:t xml:space="preserve"> </w:t>
-      </w:r>
-      <w:r>
-        <w:rPr>
-          <w:rFonts w:hint="eastAsia" w:ascii="Times New Roman" w:hAnsi="Times New Roman" w:eastAsia="FangSong" w:cs="Times New Roman"/>
-        </w:rPr>
-        <w:t>方程与系统消光</w:t>
-      </w:r>
-      <w:r>
-        <w:rPr>
-          <w:rFonts w:hint="eastAsia" w:ascii="Times New Roman" w:hAnsi="Times New Roman" w:eastAsia="Times New Roman" w:cs="Times New Roman"/>
-        </w:rPr>
-        <w:t>”：</w:t>
-      </w:r>
-      <w:r>
-        <w:rPr>
-          <w:rFonts w:hint="eastAsia" w:ascii="Times New Roman" w:hAnsi="Times New Roman" w:eastAsia="FangSong" w:cs="Times New Roman"/>
-        </w:rPr>
-        <w:t>回看</w:t>
-      </w:r>
-      <w:r>
-        <w:rPr>
-          <w:rFonts w:ascii="Times New Roman" w:hAnsi="Times New Roman" w:eastAsia="Times New Roman" w:cs="Times New Roman"/>
-        </w:rPr>
-        <w:t xml:space="preserve"> </w:t>
-      </w:r>
-      <w:r>
-        <w:rPr>
-          <w:rFonts w:hint="eastAsia" w:ascii="Times New Roman" w:hAnsi="Times New Roman" w:eastAsia="FangSong" w:cs="Times New Roman"/>
-        </w:rPr>
-        <w:t>晶体结构深化</w:t>
-      </w:r>
-      <w:r>
-        <w:rPr>
-          <w:rFonts w:hint="eastAsia" w:ascii="Times New Roman" w:hAnsi="Times New Roman" w:eastAsia="Times New Roman" w:cs="Times New Roman"/>
-        </w:rPr>
-        <w:t>-</w:t>
-      </w:r>
-      <w:r>
-        <w:rPr>
-          <w:rFonts w:hint="eastAsia" w:ascii="Times New Roman" w:hAnsi="Times New Roman" w:eastAsia="FangSong" w:cs="Times New Roman"/>
-        </w:rPr>
-        <w:t>超级充实版</w:t>
-      </w:r>
-      <w:r>
-        <w:rPr>
-          <w:rFonts w:hint="eastAsia" w:ascii="Times New Roman" w:hAnsi="Times New Roman" w:eastAsia="Times New Roman" w:cs="Times New Roman"/>
-        </w:rPr>
-        <w:t>（</w:t>
-      </w:r>
-      <w:r>
-        <w:rPr>
-          <w:rFonts w:hint="eastAsia" w:ascii="Times New Roman" w:hAnsi="Times New Roman" w:eastAsia="FangSong" w:cs="Times New Roman"/>
-        </w:rPr>
-        <w:t>自学完整</w:t>
-      </w:r>
-      <w:r>
-        <w:rPr>
-          <w:rFonts w:hint="eastAsia" w:ascii="Times New Roman" w:hAnsi="Times New Roman" w:eastAsia="Times New Roman" w:cs="Times New Roman"/>
-        </w:rPr>
-        <w:t>）</w:t>
-      </w:r>
-      <w:r>
-        <w:rPr>
-          <w:rFonts w:ascii="Times New Roman" w:hAnsi="Times New Roman" w:eastAsia="Times New Roman" w:cs="Times New Roman"/>
-        </w:rPr>
-        <w:t xml:space="preserve"> </w:t>
-      </w:r>
-      <w:r>
-        <w:rPr>
-          <w:rFonts w:hint="eastAsia" w:ascii="Times New Roman" w:hAnsi="Times New Roman" w:eastAsia="Times New Roman" w:cs="Times New Roman"/>
-        </w:rPr>
-        <w:t>§</w:t>
-      </w:r>
-      <w:r>
-        <w:rPr>
-          <w:rFonts w:hint="eastAsia" w:ascii="Times New Roman" w:hAnsi="Times New Roman" w:eastAsia="FangSong" w:cs="Times New Roman"/>
-        </w:rPr>
-        <w:t>四</w:t>
-      </w:r>
-      <w:r>
-        <w:rPr>
-          <w:rFonts w:hint="eastAsia" w:ascii="Times New Roman" w:hAnsi="Times New Roman" w:eastAsia="Times New Roman" w:cs="Times New Roman"/>
-        </w:rPr>
-        <w:t>（131</w:t>
-      </w:r>
-      <w:r>
-        <w:rPr>
-          <w:rFonts w:ascii="Times New Roman" w:hAnsi="Times New Roman" w:eastAsia="Times New Roman" w:cs="Times New Roman"/>
-        </w:rPr>
-        <w:t xml:space="preserve"> </w:t>
-      </w:r>
-      <w:r>
-        <w:rPr>
-          <w:rFonts w:hint="eastAsia" w:ascii="Times New Roman" w:hAnsi="Times New Roman" w:eastAsia="FangSong" w:cs="Times New Roman"/>
-        </w:rPr>
-        <w:t>行完整覆盖</w:t>
-      </w:r>
-      <w:r>
-        <w:rPr>
-          <w:rFonts w:hint="eastAsia" w:ascii="Times New Roman" w:hAnsi="Times New Roman" w:eastAsia="Times New Roman" w:cs="Times New Roman"/>
-        </w:rPr>
-        <w:t>）</w:t>
-      </w:r>
-    </w:p>
-    <w:p>
-      <w:pPr>
-        <w:pStyle w:val="Compact"/>
-        <w:numPr>
-          <w:ilvl w:val="0"/>
-          <w:numId w:val="1017"/>
-        </w:numPr>
-      </w:pPr>
-      <w:r>
-        <w:rPr>
-          <w:rFonts w:hint="eastAsia" w:ascii="Times New Roman" w:hAnsi="Times New Roman" w:eastAsia="FangSong" w:cs="Times New Roman"/>
-        </w:rPr>
-        <w:t>若卡在</w:t>
-      </w:r>
-      <w:r>
-        <w:rPr>
-          <w:rFonts w:hint="eastAsia" w:ascii="Times New Roman" w:hAnsi="Times New Roman" w:eastAsia="Times New Roman" w:cs="Times New Roman"/>
-        </w:rPr>
-        <w:t>”</w:t>
-      </w:r>
-      <w:r>
-        <w:rPr>
-          <w:rFonts w:hint="eastAsia" w:ascii="Times New Roman" w:hAnsi="Times New Roman" w:eastAsia="FangSong" w:cs="Times New Roman"/>
-        </w:rPr>
-        <w:t>特征标表怎么读</w:t>
-      </w:r>
-      <w:r>
-        <w:rPr>
-          <w:rFonts w:hint="eastAsia" w:ascii="Times New Roman" w:hAnsi="Times New Roman" w:eastAsia="Times New Roman" w:cs="Times New Roman"/>
-        </w:rPr>
-        <w:t>、</w:t>
-      </w:r>
-      <w:r>
-        <w:rPr>
-          <w:rFonts w:hint="eastAsia" w:ascii="Times New Roman" w:hAnsi="Times New Roman" w:eastAsia="FangSong" w:cs="Times New Roman"/>
-        </w:rPr>
-        <w:t>基函数栏是什么</w:t>
-      </w:r>
-      <w:r>
-        <w:rPr>
-          <w:rFonts w:hint="eastAsia" w:ascii="Times New Roman" w:hAnsi="Times New Roman" w:eastAsia="Times New Roman" w:cs="Times New Roman"/>
-        </w:rPr>
-        <w:t>”：</w:t>
-      </w:r>
-      <w:r>
-        <w:rPr>
-          <w:rFonts w:hint="eastAsia" w:ascii="Times New Roman" w:hAnsi="Times New Roman" w:eastAsia="FangSong" w:cs="Times New Roman"/>
-        </w:rPr>
-        <w:t>回看</w:t>
-      </w:r>
-      <w:r>
-        <w:rPr>
-          <w:rFonts w:ascii="Times New Roman" w:hAnsi="Times New Roman" w:eastAsia="Times New Roman" w:cs="Times New Roman"/>
-        </w:rPr>
-        <w:t xml:space="preserve"> </w:t>
-      </w:r>
-      <w:r>
-        <w:rPr>
-          <w:rFonts w:hint="eastAsia" w:ascii="Times New Roman" w:hAnsi="Times New Roman" w:eastAsia="FangSong" w:cs="Times New Roman"/>
-        </w:rPr>
-        <w:t xml:space="preserve">分子对称性初步</w:t>
-      </w:r>
-      <w:r>
-        <w:rPr>
-          <w:rFonts w:ascii="Times New Roman" w:hAnsi="Times New Roman" w:eastAsia="Times New Roman" w:cs="Times New Roman"/>
-        </w:rPr>
-        <w:t xml:space="preserve"> </w:t>
-      </w:r>
-      <w:r>
-        <w:rPr>
-          <w:rFonts w:hint="eastAsia" w:ascii="Times New Roman" w:hAnsi="Times New Roman" w:eastAsia="Times New Roman" w:cs="Times New Roman"/>
-        </w:rPr>
-        <w:t>§16.3、§16.4（</w:t>
-      </w:r>
-      <w:r>
-        <w:rPr>
-          <w:rFonts w:hint="eastAsia" w:ascii="Times New Roman" w:hAnsi="Times New Roman" w:eastAsia="FangSong" w:cs="Times New Roman"/>
-        </w:rPr>
-        <w:t>含</w:t>
-      </w:r>
-      <w:r>
-        <w:rPr>
-          <w:rFonts w:ascii="Times New Roman" w:hAnsi="Times New Roman" w:eastAsia="Times New Roman" w:cs="Times New Roman"/>
-        </w:rPr>
-        <w:t xml:space="preserve"> </w:t>
-      </w:r>
-      <m:oMath>
-        <m:sSub>
-          <m:e>
-            <m:r>
-              <m:t>C</m:t>
-            </m:r>
-          </m:e>
-          <m:sub>
-            <m:r>
-              <m:t>2</m:t>
-            </m:r>
-            <m:r>
-              <m:t>v</m:t>
-            </m:r>
-          </m:sub>
-        </m:sSub>
-      </m:oMath>
-      <w:r>
-        <w:rPr>
-          <w:rFonts w:ascii="Times New Roman" w:hAnsi="Times New Roman" w:eastAsia="Times New Roman" w:cs="Times New Roman"/>
-        </w:rPr>
-        <w:t xml:space="preserve">/</w:t>
-      </w:r>
-      <m:oMath>
-        <m:sSub>
-          <m:e>
-            <m:r>
-              <m:t>C</m:t>
-            </m:r>
-          </m:e>
-          <m:sub>
-            <m:r>
-              <m:t>3</m:t>
-            </m:r>
-            <m:r>
-              <m:t>v</m:t>
-            </m:r>
-          </m:sub>
-        </m:sSub>
-      </m:oMath>
-      <w:r>
-        <w:rPr>
-          <w:rFonts w:ascii="Times New Roman" w:hAnsi="Times New Roman" w:eastAsia="Times New Roman" w:cs="Times New Roman"/>
-        </w:rPr>
-        <w:t xml:space="preserve"> </w:t>
-      </w:r>
-      <w:r>
-        <w:rPr>
-          <w:rFonts w:hint="eastAsia" w:ascii="Times New Roman" w:hAnsi="Times New Roman" w:eastAsia="FangSong" w:cs="Times New Roman"/>
-        </w:rPr>
-        <w:t>完整表</w:t>
-      </w:r>
-      <w:r>
-        <w:rPr>
-          <w:rFonts w:hint="eastAsia" w:ascii="Times New Roman" w:hAnsi="Times New Roman" w:eastAsia="Times New Roman" w:cs="Times New Roman"/>
-        </w:rPr>
-        <w:t>）、§16.6（</w:t>
-      </w:r>
-      <m:oMath>
-        <m:sSub>
-          <m:e>
-            <m:r>
-              <m:t>T</m:t>
-            </m:r>
-          </m:e>
-          <m:sub>
-            <m:r>
-              <m:t>d</m:t>
-            </m:r>
-          </m:sub>
-        </m:sSub>
-      </m:oMath>
-      <w:r>
-        <w:rPr>
-          <w:rFonts w:ascii="Times New Roman" w:hAnsi="Times New Roman" w:eastAsia="Times New Roman" w:cs="Times New Roman"/>
-        </w:rPr>
-        <w:t xml:space="preserve">/</w:t>
-      </w:r>
-      <m:oMath>
-        <m:sSub>
-          <m:e>
-            <m:r>
-              <m:t>O</m:t>
-            </m:r>
-          </m:e>
-          <m:sub>
-            <m:r>
-              <m:t>h</m:t>
-            </m:r>
-          </m:sub>
-        </m:sSub>
-      </m:oMath>
-      <w:r>
-        <w:rPr>
-          <w:rFonts w:ascii="Times New Roman" w:hAnsi="Times New Roman" w:eastAsia="Times New Roman" w:cs="Times New Roman"/>
-        </w:rPr>
-        <w:t xml:space="preserve"> </w:t>
-      </w:r>
-      <w:r>
-        <w:rPr>
-          <w:rFonts w:hint="eastAsia" w:ascii="Times New Roman" w:hAnsi="Times New Roman" w:eastAsia="FangSong" w:cs="Times New Roman"/>
-        </w:rPr>
-        <w:t>读法</w:t>
-      </w:r>
-      <w:r>
-        <w:rPr>
-          <w:rFonts w:hint="eastAsia" w:ascii="Times New Roman" w:hAnsi="Times New Roman" w:eastAsia="Times New Roman" w:cs="Times New Roman"/>
-        </w:rPr>
-        <w:t>）</w:t>
-      </w:r>
-    </w:p>
-    <w:p>
-      <w:pPr>
-        <w:pStyle w:val="Compact"/>
-        <w:numPr>
-          <w:ilvl w:val="0"/>
-          <w:numId w:val="1017"/>
-        </w:numPr>
-      </w:pPr>
-      <w:r>
-        <w:rPr>
-          <w:rFonts w:hint="eastAsia" w:ascii="Times New Roman" w:hAnsi="Times New Roman" w:eastAsia="FangSong" w:cs="Times New Roman"/>
-        </w:rPr>
-        <w:t>若卡在</w:t>
-      </w:r>
-      <w:r>
-        <w:rPr>
-          <w:rFonts w:hint="eastAsia" w:ascii="Times New Roman" w:hAnsi="Times New Roman" w:eastAsia="Times New Roman" w:cs="Times New Roman"/>
-        </w:rPr>
-        <w:t>”</w:t>
-      </w:r>
-      <w:r>
-        <w:rPr>
-          <w:rFonts w:hint="eastAsia" w:ascii="Times New Roman" w:hAnsi="Times New Roman" w:eastAsia="FangSong" w:cs="Times New Roman"/>
-        </w:rPr>
-        <w:t>为什么同对称种类才相互作用</w:t>
-      </w:r>
-      <w:r>
-        <w:rPr>
-          <w:rFonts w:hint="eastAsia" w:ascii="Times New Roman" w:hAnsi="Times New Roman" w:eastAsia="Times New Roman" w:cs="Times New Roman"/>
-        </w:rPr>
-        <w:t>”：</w:t>
-      </w:r>
-      <w:r>
-        <w:rPr>
-          <w:rFonts w:hint="eastAsia" w:ascii="Times New Roman" w:hAnsi="Times New Roman" w:eastAsia="FangSong" w:cs="Times New Roman"/>
-        </w:rPr>
-        <w:t>回看</w:t>
-      </w:r>
-      <w:r>
-        <w:rPr>
-          <w:rFonts w:ascii="Times New Roman" w:hAnsi="Times New Roman" w:eastAsia="Times New Roman" w:cs="Times New Roman"/>
-        </w:rPr>
-        <w:t xml:space="preserve"> </w:t>
-      </w:r>
-      <w:r>
-        <w:rPr>
-          <w:rFonts w:hint="eastAsia" w:ascii="Times New Roman" w:hAnsi="Times New Roman" w:eastAsia="FangSong" w:cs="Times New Roman"/>
-        </w:rPr>
-        <w:t>配位光谱与对称性桥</w:t>
-      </w:r>
-      <w:r>
-        <w:rPr>
-          <w:rFonts w:hint="eastAsia" w:ascii="Times New Roman" w:hAnsi="Times New Roman" w:eastAsia="Times New Roman" w:cs="Times New Roman"/>
-        </w:rPr>
-        <w:t>-</w:t>
-      </w:r>
-      <w:r>
-        <w:rPr>
-          <w:rFonts w:hint="eastAsia" w:ascii="Times New Roman" w:hAnsi="Times New Roman" w:eastAsia="FangSong" w:cs="Times New Roman"/>
-        </w:rPr>
-        <w:t>超级充实版</w:t>
-      </w:r>
-      <w:r>
-        <w:rPr>
-          <w:rFonts w:hint="eastAsia" w:ascii="Times New Roman" w:hAnsi="Times New Roman" w:eastAsia="Times New Roman" w:cs="Times New Roman"/>
-        </w:rPr>
-        <w:t>（</w:t>
-      </w:r>
-      <w:r>
-        <w:rPr>
-          <w:rFonts w:hint="eastAsia" w:ascii="Times New Roman" w:hAnsi="Times New Roman" w:eastAsia="FangSong" w:cs="Times New Roman"/>
-        </w:rPr>
-        <w:t>自学完整</w:t>
-      </w:r>
-      <w:r>
-        <w:rPr>
-          <w:rFonts w:hint="eastAsia" w:ascii="Times New Roman" w:hAnsi="Times New Roman" w:eastAsia="Times New Roman" w:cs="Times New Roman"/>
-        </w:rPr>
-        <w:t>）</w:t>
-      </w:r>
-      <w:r>
-        <w:rPr>
-          <w:rFonts w:ascii="Times New Roman" w:hAnsi="Times New Roman" w:eastAsia="Times New Roman" w:cs="Times New Roman"/>
-        </w:rPr>
-        <w:t xml:space="preserve"> </w:t>
-      </w:r>
-      <w:r>
-        <w:rPr>
-          <w:rFonts w:hint="eastAsia" w:ascii="Times New Roman" w:hAnsi="Times New Roman" w:eastAsia="Times New Roman" w:cs="Times New Roman"/>
-        </w:rPr>
-        <w:t>§</w:t>
-      </w:r>
-      <w:r>
-        <w:rPr>
-          <w:rFonts w:hint="eastAsia" w:ascii="Times New Roman" w:hAnsi="Times New Roman" w:eastAsia="FangSong" w:cs="Times New Roman"/>
-        </w:rPr>
-        <w:t>四</w:t>
-      </w:r>
-    </w:p>
-    <w:p>
-      <w:pPr>
-        <w:pStyle w:val="Compact"/>
-        <w:numPr>
-          <w:ilvl w:val="0"/>
-          <w:numId w:val="1017"/>
-        </w:numPr>
-      </w:pPr>
-      <w:r>
-        <w:rPr>
-          <w:rFonts w:hint="eastAsia" w:ascii="Times New Roman" w:hAnsi="Times New Roman" w:eastAsia="FangSong" w:cs="Times New Roman"/>
-        </w:rPr>
-        <w:t>若卡在</w:t>
-      </w:r>
-      <w:r>
-        <w:rPr>
-          <w:rFonts w:hint="eastAsia" w:ascii="Times New Roman" w:hAnsi="Times New Roman" w:eastAsia="Times New Roman" w:cs="Times New Roman"/>
-        </w:rPr>
-        <w:t>”</w:t>
-      </w:r>
-      <w:r>
-        <w:rPr>
-          <w:rFonts w:hint="eastAsia" w:ascii="Times New Roman" w:hAnsi="Times New Roman" w:eastAsia="FangSong" w:cs="Times New Roman"/>
-        </w:rPr>
-        <w:t>简正振动数怎么求</w:t>
-      </w:r>
-      <w:r>
-        <w:rPr>
-          <w:rFonts w:hint="eastAsia" w:ascii="Times New Roman" w:hAnsi="Times New Roman" w:eastAsia="Times New Roman" w:cs="Times New Roman"/>
-        </w:rPr>
-        <w:t>、</w:t>
-      </w:r>
-      <w:r>
-        <w:rPr>
-          <w:rFonts w:hint="eastAsia" w:ascii="Times New Roman" w:hAnsi="Times New Roman" w:eastAsia="FangSong" w:cs="Times New Roman"/>
-        </w:rPr>
-        <w:t>快捷法怎么用</w:t>
-      </w:r>
-      <w:r>
-        <w:rPr>
-          <w:rFonts w:hint="eastAsia" w:ascii="Times New Roman" w:hAnsi="Times New Roman" w:eastAsia="Times New Roman" w:cs="Times New Roman"/>
-        </w:rPr>
-        <w:t>”：</w:t>
-      </w:r>
-      <w:r>
-        <w:rPr>
-          <w:rFonts w:hint="eastAsia" w:ascii="Times New Roman" w:hAnsi="Times New Roman" w:eastAsia="FangSong" w:cs="Times New Roman"/>
-        </w:rPr>
-        <w:t>回看</w:t>
-      </w:r>
-      <w:r>
-        <w:rPr>
-          <w:rFonts w:ascii="Times New Roman" w:hAnsi="Times New Roman" w:eastAsia="Times New Roman" w:cs="Times New Roman"/>
-        </w:rPr>
-        <w:t xml:space="preserve"> </w:t>
-      </w:r>
-      <w:r>
-        <w:rPr>
-          <w:rFonts w:hint="eastAsia" w:ascii="Times New Roman" w:hAnsi="Times New Roman" w:eastAsia="FangSong" w:cs="Times New Roman"/>
-        </w:rPr>
-        <w:t>提炼</w:t>
-      </w:r>
-      <w:r>
-        <w:rPr>
-          <w:rFonts w:hint="eastAsia" w:ascii="Times New Roman" w:hAnsi="Times New Roman" w:eastAsia="Times New Roman" w:cs="Times New Roman"/>
-        </w:rPr>
-        <w:t>-</w:t>
-      </w:r>
-      <w:r>
-        <w:rPr>
-          <w:rFonts w:hint="eastAsia" w:ascii="Times New Roman" w:hAnsi="Times New Roman" w:eastAsia="FangSong" w:cs="Times New Roman"/>
-        </w:rPr>
-        <w:t>中级无机化学</w:t>
-      </w:r>
-      <w:r>
-        <w:rPr>
-          <w:rFonts w:hint="eastAsia" w:ascii="Times New Roman" w:hAnsi="Times New Roman" w:eastAsia="Times New Roman" w:cs="Times New Roman"/>
-        </w:rPr>
-        <w:t>-</w:t>
-      </w:r>
-      <w:r>
-        <w:rPr>
-          <w:rFonts w:hint="eastAsia" w:ascii="Times New Roman" w:hAnsi="Times New Roman" w:eastAsia="FangSong" w:cs="Times New Roman"/>
-        </w:rPr>
-        <w:t>第</w:t>
-      </w:r>
-      <w:r>
-        <w:rPr>
-          <w:rFonts w:hint="eastAsia" w:ascii="Times New Roman" w:hAnsi="Times New Roman" w:eastAsia="Times New Roman" w:cs="Times New Roman"/>
-        </w:rPr>
-        <w:t>1</w:t>
-      </w:r>
-      <w:r>
-        <w:rPr>
-          <w:rFonts w:hint="eastAsia" w:ascii="Times New Roman" w:hAnsi="Times New Roman" w:eastAsia="FangSong" w:cs="Times New Roman"/>
-        </w:rPr>
-        <w:t>章</w:t>
-      </w:r>
-      <w:r>
-        <w:rPr>
-          <w:rFonts w:hint="eastAsia" w:ascii="Times New Roman" w:hAnsi="Times New Roman" w:eastAsia="Times New Roman" w:cs="Times New Roman"/>
-        </w:rPr>
-        <w:t>-</w:t>
-      </w:r>
-      <w:r>
-        <w:rPr>
-          <w:rFonts w:hint="eastAsia" w:ascii="Times New Roman" w:hAnsi="Times New Roman" w:eastAsia="FangSong" w:cs="Times New Roman"/>
-        </w:rPr>
-        <w:t>对称性和群论初步</w:t>
-      </w:r>
-      <w:r>
-        <w:rPr>
-          <w:rFonts w:ascii="Times New Roman" w:hAnsi="Times New Roman" w:eastAsia="Times New Roman" w:cs="Times New Roman"/>
-        </w:rPr>
-        <w:t xml:space="preserve"> §1.4.2 </w:t>
-      </w:r>
-      <w:r>
-        <w:rPr>
-          <w:rFonts w:hint="eastAsia" w:ascii="Times New Roman" w:hAnsi="Times New Roman" w:eastAsia="FangSong" w:cs="Times New Roman"/>
-        </w:rPr>
-        <w:t xml:space="preserve">与</w:t>
-      </w:r>
-      <w:r>
-        <w:rPr>
-          <w:rFonts w:ascii="Times New Roman" w:hAnsi="Times New Roman" w:eastAsia="Times New Roman" w:cs="Times New Roman"/>
-        </w:rPr>
-        <w:t xml:space="preserve"> </w:t>
-      </w:r>
-      <w:r>
-        <w:rPr>
-          <w:rFonts w:hint="eastAsia" w:ascii="Times New Roman" w:hAnsi="Times New Roman" w:eastAsia="Times New Roman" w:cs="Times New Roman"/>
-        </w:rPr>
-        <w:t>§</w:t>
-      </w:r>
-      <w:r>
-        <w:rPr>
-          <w:rFonts w:hint="eastAsia" w:ascii="Times New Roman" w:hAnsi="Times New Roman" w:eastAsia="FangSong" w:cs="Times New Roman"/>
-        </w:rPr>
-        <w:t>五数据资产</w:t>
-      </w:r>
-    </w:p>
-    <w:p>
-      <w:pPr>
-        <w:pStyle w:val="Compact"/>
-        <w:numPr>
-          <w:ilvl w:val="0"/>
-          <w:numId w:val="1017"/>
-        </w:numPr>
-      </w:pPr>
-      <w:r>
-        <w:rPr>
-          <w:rFonts w:hint="eastAsia" w:ascii="Times New Roman" w:hAnsi="Times New Roman" w:eastAsia="FangSong" w:cs="Times New Roman"/>
-        </w:rPr>
-        <w:t>若卡在</w:t>
-      </w:r>
-      <w:r>
-        <w:rPr>
-          <w:rFonts w:hint="eastAsia" w:ascii="Times New Roman" w:hAnsi="Times New Roman" w:eastAsia="Times New Roman" w:cs="Times New Roman"/>
-        </w:rPr>
-        <w:t>”</w:t>
-      </w:r>
-      <w:r>
-        <w:rPr>
-          <w:rFonts w:hint="eastAsia" w:ascii="Times New Roman" w:hAnsi="Times New Roman" w:eastAsia="FangSong" w:cs="Times New Roman"/>
-        </w:rPr>
-        <w:t>消失积分判据</w:t>
-      </w:r>
-      <w:r>
-        <w:rPr>
-          <w:rFonts w:hint="eastAsia" w:ascii="Times New Roman" w:hAnsi="Times New Roman" w:eastAsia="Times New Roman" w:cs="Times New Roman"/>
-        </w:rPr>
-        <w:t>”：</w:t>
-      </w:r>
-      <w:r>
-        <w:rPr>
-          <w:rFonts w:hint="eastAsia" w:ascii="Times New Roman" w:hAnsi="Times New Roman" w:eastAsia="FangSong" w:cs="Times New Roman"/>
-        </w:rPr>
-        <w:t>回看</w:t>
-      </w:r>
-      <w:r>
-        <w:rPr>
-          <w:rFonts w:ascii="Times New Roman" w:hAnsi="Times New Roman" w:eastAsia="Times New Roman" w:cs="Times New Roman"/>
-        </w:rPr>
-        <w:t xml:space="preserve"> </w:t>
-      </w:r>
-      <w:r>
-        <w:rPr>
-          <w:rFonts w:hint="eastAsia" w:ascii="Times New Roman" w:hAnsi="Times New Roman" w:eastAsia="FangSong" w:cs="Times New Roman"/>
-        </w:rPr>
-        <w:t xml:space="preserve">分子对称性初步</w:t>
-      </w:r>
-      <w:r>
-        <w:rPr>
-          <w:rFonts w:ascii="Times New Roman" w:hAnsi="Times New Roman" w:eastAsia="Times New Roman" w:cs="Times New Roman"/>
-        </w:rPr>
-        <w:t xml:space="preserve"> </w:t>
-      </w:r>
-      <w:r>
-        <w:rPr>
-          <w:rFonts w:hint="eastAsia" w:ascii="Times New Roman" w:hAnsi="Times New Roman" w:eastAsia="Times New Roman" w:cs="Times New Roman"/>
-        </w:rPr>
-        <w:t>§</w:t>
-      </w:r>
-      <w:r>
-        <w:rPr>
-          <w:rFonts w:hint="eastAsia" w:ascii="Times New Roman" w:hAnsi="Times New Roman" w:eastAsia="FangSong" w:cs="Times New Roman"/>
-        </w:rPr>
-        <w:t>十七</w:t>
-      </w:r>
-    </w:p>
-    <w:p>
-      <w:pPr>
-        <w:pStyle w:val="Compact"/>
-        <w:numPr>
-          <w:ilvl w:val="0"/>
-          <w:numId w:val="1017"/>
         </w:numPr>
       </w:pPr>
       <w:r>
@@ -35121,7 +35195,7 @@
         <w:pStyle w:val="Compact"/>
         <w:numPr>
           <w:ilvl w:val="0"/>
-          <w:numId w:val="1018"/>
+          <w:numId w:val="1017"/>
         </w:numPr>
       </w:pPr>
       <w:r>
@@ -35192,7 +35266,7 @@
         <w:pStyle w:val="Compact"/>
         <w:numPr>
           <w:ilvl w:val="0"/>
-          <w:numId w:val="1018"/>
+          <w:numId w:val="1017"/>
         </w:numPr>
       </w:pPr>
       <w:r>
@@ -35813,9 +35887,6 @@
     <w:abstractNumId w:val="991"/>
   </w:num>
   <w:num w:numId="1002">
-    <w:abstractNumId w:val="991"/>
-  </w:num>
-  <w:num w:numId="1003">
     <w:abstractNumId w:val="99411"/>
     <w:lvlOverride w:ilvl="0">
       <w:startOverride w:val="1"/>
@@ -35845,6 +35916,9 @@
       <w:startOverride w:val="1"/>
     </w:lvlOverride>
   </w:num>
+  <w:num w:numId="1003">
+    <w:abstractNumId w:val="991"/>
+  </w:num>
   <w:num w:numId="1004">
     <w:abstractNumId w:val="991"/>
   </w:num>
@@ -35873,7 +35947,34 @@
     <w:abstractNumId w:val="991"/>
   </w:num>
   <w:num w:numId="1013">
-    <w:abstractNumId w:val="991"/>
+    <w:abstractNumId w:val="99411"/>
+    <w:lvlOverride w:ilvl="0">
+      <w:startOverride w:val="1"/>
+    </w:lvlOverride>
+    <w:lvlOverride w:ilvl="1">
+      <w:startOverride w:val="1"/>
+    </w:lvlOverride>
+    <w:lvlOverride w:ilvl="2">
+      <w:startOverride w:val="1"/>
+    </w:lvlOverride>
+    <w:lvlOverride w:ilvl="3">
+      <w:startOverride w:val="1"/>
+    </w:lvlOverride>
+    <w:lvlOverride w:ilvl="4">
+      <w:startOverride w:val="1"/>
+    </w:lvlOverride>
+    <w:lvlOverride w:ilvl="5">
+      <w:startOverride w:val="1"/>
+    </w:lvlOverride>
+    <w:lvlOverride w:ilvl="6">
+      <w:startOverride w:val="1"/>
+    </w:lvlOverride>
+    <w:lvlOverride w:ilvl="7">
+      <w:startOverride w:val="1"/>
+    </w:lvlOverride>
+    <w:lvlOverride w:ilvl="8">
+      <w:startOverride w:val="1"/>
+    </w:lvlOverride>
   </w:num>
   <w:num w:numId="1014">
     <w:abstractNumId w:val="99411"/>
@@ -35936,39 +36037,9 @@
     </w:lvlOverride>
   </w:num>
   <w:num w:numId="1016">
-    <w:abstractNumId w:val="99411"/>
-    <w:lvlOverride w:ilvl="0">
-      <w:startOverride w:val="1"/>
-    </w:lvlOverride>
-    <w:lvlOverride w:ilvl="1">
-      <w:startOverride w:val="1"/>
-    </w:lvlOverride>
-    <w:lvlOverride w:ilvl="2">
-      <w:startOverride w:val="1"/>
-    </w:lvlOverride>
-    <w:lvlOverride w:ilvl="3">
-      <w:startOverride w:val="1"/>
-    </w:lvlOverride>
-    <w:lvlOverride w:ilvl="4">
-      <w:startOverride w:val="1"/>
-    </w:lvlOverride>
-    <w:lvlOverride w:ilvl="5">
-      <w:startOverride w:val="1"/>
-    </w:lvlOverride>
-    <w:lvlOverride w:ilvl="6">
-      <w:startOverride w:val="1"/>
-    </w:lvlOverride>
-    <w:lvlOverride w:ilvl="7">
-      <w:startOverride w:val="1"/>
-    </w:lvlOverride>
-    <w:lvlOverride w:ilvl="8">
-      <w:startOverride w:val="1"/>
-    </w:lvlOverride>
+    <w:abstractNumId w:val="991"/>
   </w:num>
   <w:num w:numId="1017">
-    <w:abstractNumId w:val="991"/>
-  </w:num>
-  <w:num w:numId="1018">
     <w:abstractNumId w:val="991"/>
   </w:num>
 </w:numbering>

--- a/06-学生侧材料/讲义/2-结构化学/结构表征与波谱桥-超级充实版（自学完整）.docx
+++ b/06-学生侧材料/讲义/2-结构化学/结构表征与波谱桥-超级充实版（自学完整）.docx
@@ -1334,272 +1334,227 @@
       <w:pPr>
         <w:pStyle w:val="FirstParagraph"/>
       </w:pPr>
-      <w:r>
-        <w:rPr>
-          <w:rFonts w:ascii="Times New Roman" w:hAnsi="Times New Roman" w:eastAsia="Times New Roman" w:cs="Times New Roman"/>
-        </w:rPr>
-        <w:t xml:space="preserve">$$
-    </w:t>
-      </w:r>
-      <w:r>
-        <w:rPr>
-          <w:rFonts w:hint="eastAsia" w:ascii="Times New Roman" w:hAnsi="Times New Roman" w:eastAsia="Times New Roman" w:cs="Times New Roman"/>
-        </w:rPr>
-        <w:t>\underbrace{\text{</w:t>
-      </w:r>
-      <w:r>
-        <w:rPr>
-          <w:rFonts w:hint="eastAsia" w:ascii="Times New Roman" w:hAnsi="Times New Roman" w:eastAsia="FangSong" w:cs="Times New Roman"/>
-        </w:rPr>
-        <w:t>衍射</w:t>
-      </w:r>
-      <w:r>
-        <w:rPr>
-          <w:rFonts w:hint="eastAsia" w:ascii="Times New Roman" w:hAnsi="Times New Roman" w:eastAsia="Times New Roman" w:cs="Times New Roman"/>
-        </w:rPr>
-        <w:t>}}_{\S</w:t>
-      </w:r>
-      <w:r>
-        <w:rPr>
-          <w:rFonts w:ascii="Times New Roman" w:hAnsi="Times New Roman" w:eastAsia="Times New Roman" w:cs="Times New Roman"/>
-        </w:rPr>
-        <w:t xml:space="preserve"> </w:t>
-      </w:r>
-      <w:r>
-        <w:rPr>
-          <w:rFonts w:hint="eastAsia" w:ascii="Times New Roman" w:hAnsi="Times New Roman" w:eastAsia="FangSong" w:cs="Times New Roman"/>
-        </w:rPr>
-        <w:t>二</w:t>
-      </w:r>
-      <w:r>
-        <w:rPr>
-          <w:rFonts w:hint="eastAsia" w:ascii="Times New Roman" w:hAnsi="Times New Roman" w:eastAsia="Times New Roman" w:cs="Times New Roman"/>
-        </w:rPr>
-        <w:t>、\S</w:t>
-      </w:r>
-      <w:r>
-        <w:rPr>
-          <w:rFonts w:ascii="Times New Roman" w:hAnsi="Times New Roman" w:eastAsia="Times New Roman" w:cs="Times New Roman"/>
-        </w:rPr>
-        <w:t xml:space="preserve"> </w:t>
-      </w:r>
-      <w:r>
-        <w:rPr>
-          <w:rFonts w:hint="eastAsia" w:ascii="Times New Roman" w:hAnsi="Times New Roman" w:eastAsia="FangSong" w:cs="Times New Roman"/>
-        </w:rPr>
-        <w:t>三</w:t>
-      </w:r>
-      <w:r>
-        <w:rPr>
-          <w:rFonts w:hint="eastAsia" w:ascii="Times New Roman" w:hAnsi="Times New Roman" w:eastAsia="Times New Roman" w:cs="Times New Roman"/>
-        </w:rPr>
-        <w:t>}</w:t>
-      </w:r>
-      <w:r>
-        <w:rPr>
-          <w:rFonts w:ascii="Times New Roman" w:hAnsi="Times New Roman" w:eastAsia="Times New Roman" w:cs="Times New Roman"/>
-        </w:rPr>
-        <w:t xml:space="preserve"> \quad|\quad </w:t>
-      </w:r>
-      <w:r>
-        <w:rPr>
-          <w:rFonts w:hint="eastAsia" w:ascii="Times New Roman" w:hAnsi="Times New Roman" w:eastAsia="Times New Roman" w:cs="Times New Roman"/>
-        </w:rPr>
-        <w:t>\underbrace{\text{</w:t>
-      </w:r>
-      <w:r>
-        <w:rPr>
-          <w:rFonts w:hint="eastAsia" w:ascii="Times New Roman" w:hAnsi="Times New Roman" w:eastAsia="FangSong" w:cs="Times New Roman"/>
-        </w:rPr>
-        <w:t>对称性</w:t>
-      </w:r>
-      <w:r>
-        <w:rPr>
-          <w:rFonts w:hint="eastAsia" w:ascii="Times New Roman" w:hAnsi="Times New Roman" w:eastAsia="Times New Roman" w:cs="Times New Roman"/>
-        </w:rPr>
-        <w:t>}}_{\text{</w:t>
-      </w:r>
-      <w:r>
-        <w:rPr>
-          <w:rFonts w:hint="eastAsia" w:ascii="Times New Roman" w:hAnsi="Times New Roman" w:eastAsia="FangSong" w:cs="Times New Roman"/>
-        </w:rPr>
-        <w:t>上游一讲</w:t>
-      </w:r>
-      <w:r>
-        <w:rPr>
-          <w:rFonts w:hint="eastAsia" w:ascii="Times New Roman" w:hAnsi="Times New Roman" w:eastAsia="Times New Roman" w:cs="Times New Roman"/>
-        </w:rPr>
-        <w:t>}}</w:t>
-      </w:r>
-      <w:r>
-        <w:rPr>
-          <w:rFonts w:ascii="Times New Roman" w:hAnsi="Times New Roman" w:eastAsia="Times New Roman" w:cs="Times New Roman"/>
-        </w:rPr>
-        <w:t xml:space="preserve"> \quad|\quad </w:t>
-      </w:r>
-      <w:r>
-        <w:rPr>
-          <w:rFonts w:hint="eastAsia" w:ascii="Times New Roman" w:hAnsi="Times New Roman" w:eastAsia="Times New Roman" w:cs="Times New Roman"/>
-        </w:rPr>
-        <w:t>\underbrace{\text{</w:t>
-      </w:r>
-      <w:r>
-        <w:rPr>
-          <w:rFonts w:hint="eastAsia" w:ascii="Times New Roman" w:hAnsi="Times New Roman" w:eastAsia="FangSong" w:cs="Times New Roman"/>
-        </w:rPr>
-        <w:t>振动光谱</w:t>
-      </w:r>
-      <w:r>
-        <w:rPr>
-          <w:rFonts w:hint="eastAsia" w:ascii="Times New Roman" w:hAnsi="Times New Roman" w:eastAsia="Times New Roman" w:cs="Times New Roman"/>
-        </w:rPr>
-        <w:t>}}_{\S</w:t>
-      </w:r>
-      <w:r>
-        <w:rPr>
-          <w:rFonts w:ascii="Times New Roman" w:hAnsi="Times New Roman" w:eastAsia="Times New Roman" w:cs="Times New Roman"/>
-        </w:rPr>
-        <w:t xml:space="preserve"> </w:t>
-      </w:r>
-      <w:r>
-        <w:rPr>
-          <w:rFonts w:hint="eastAsia" w:ascii="Times New Roman" w:hAnsi="Times New Roman" w:eastAsia="FangSong" w:cs="Times New Roman"/>
-        </w:rPr>
-        <w:t>四</w:t>
-      </w:r>
-      <w:r>
-        <w:rPr>
-          <w:rFonts w:hint="eastAsia" w:ascii="Times New Roman" w:hAnsi="Times New Roman" w:eastAsia="Times New Roman" w:cs="Times New Roman"/>
-        </w:rPr>
-        <w:t>、\S</w:t>
-      </w:r>
-      <w:r>
-        <w:rPr>
-          <w:rFonts w:ascii="Times New Roman" w:hAnsi="Times New Roman" w:eastAsia="Times New Roman" w:cs="Times New Roman"/>
-        </w:rPr>
-        <w:t xml:space="preserve"> </w:t>
-      </w:r>
-      <w:r>
-        <w:rPr>
-          <w:rFonts w:hint="eastAsia" w:ascii="Times New Roman" w:hAnsi="Times New Roman" w:eastAsia="FangSong" w:cs="Times New Roman"/>
-        </w:rPr>
-        <w:t>五</w:t>
-      </w:r>
-      <w:r>
-        <w:rPr>
-          <w:rFonts w:hint="eastAsia" w:ascii="Times New Roman" w:hAnsi="Times New Roman" w:eastAsia="Times New Roman" w:cs="Times New Roman"/>
-        </w:rPr>
-        <w:t>}</w:t>
-      </w:r>
-      <w:r>
-        <w:rPr>
-          <w:rFonts w:ascii="Times New Roman" w:hAnsi="Times New Roman" w:eastAsia="Times New Roman" w:cs="Times New Roman"/>
-        </w:rPr>
-        <w:t xml:space="preserve"> \quad|\quad </w:t>
-      </w:r>
-      <w:r>
-        <w:rPr>
-          <w:rFonts w:hint="eastAsia" w:ascii="Times New Roman" w:hAnsi="Times New Roman" w:eastAsia="Times New Roman" w:cs="Times New Roman"/>
-        </w:rPr>
-        <w:t>\underbrace{\text{</w:t>
-      </w:r>
-      <w:r>
-        <w:rPr>
-          <w:rFonts w:hint="eastAsia" w:ascii="Times New Roman" w:hAnsi="Times New Roman" w:eastAsia="FangSong" w:cs="Times New Roman"/>
-        </w:rPr>
-        <w:t>电子光谱</w:t>
-      </w:r>
-      <w:r>
-        <w:rPr>
-          <w:rFonts w:hint="eastAsia" w:ascii="Times New Roman" w:hAnsi="Times New Roman" w:eastAsia="Times New Roman" w:cs="Times New Roman"/>
-        </w:rPr>
-        <w:t>}}_{\S</w:t>
-      </w:r>
-      <w:r>
-        <w:rPr>
-          <w:rFonts w:ascii="Times New Roman" w:hAnsi="Times New Roman" w:eastAsia="Times New Roman" w:cs="Times New Roman"/>
-        </w:rPr>
-        <w:t xml:space="preserve"> </w:t>
-      </w:r>
-      <w:r>
-        <w:rPr>
-          <w:rFonts w:hint="eastAsia" w:ascii="Times New Roman" w:hAnsi="Times New Roman" w:eastAsia="FangSong" w:cs="Times New Roman"/>
-        </w:rPr>
-        <w:t>六</w:t>
-      </w:r>
-      <w:r>
-        <w:rPr>
-          <w:rFonts w:hint="eastAsia" w:ascii="Times New Roman" w:hAnsi="Times New Roman" w:eastAsia="Times New Roman" w:cs="Times New Roman"/>
-        </w:rPr>
-        <w:t>、\S</w:t>
-      </w:r>
-      <w:r>
-        <w:rPr>
-          <w:rFonts w:ascii="Times New Roman" w:hAnsi="Times New Roman" w:eastAsia="Times New Roman" w:cs="Times New Roman"/>
-        </w:rPr>
-        <w:t xml:space="preserve"> </w:t>
-      </w:r>
-      <w:r>
-        <w:rPr>
-          <w:rFonts w:hint="eastAsia" w:ascii="Times New Roman" w:hAnsi="Times New Roman" w:eastAsia="FangSong" w:cs="Times New Roman"/>
-        </w:rPr>
-        <w:t>七</w:t>
-      </w:r>
-      <w:r>
-        <w:rPr>
-          <w:rFonts w:hint="eastAsia" w:ascii="Times New Roman" w:hAnsi="Times New Roman" w:eastAsia="Times New Roman" w:cs="Times New Roman"/>
-        </w:rPr>
-        <w:t>}</w:t>
-      </w:r>
-      <w:r>
-        <w:rPr>
-          <w:rFonts w:ascii="Times New Roman" w:hAnsi="Times New Roman" w:eastAsia="Times New Roman" w:cs="Times New Roman"/>
-        </w:rPr>
-        <w:t xml:space="preserve"> \quad|\quad </w:t>
-      </w:r>
-      <w:r>
-        <w:rPr>
-          <w:rFonts w:hint="eastAsia" w:ascii="Times New Roman" w:hAnsi="Times New Roman" w:eastAsia="Times New Roman" w:cs="Times New Roman"/>
-        </w:rPr>
-        <w:t>\underbrace{\text{</w:t>
-      </w:r>
-      <w:r>
-        <w:rPr>
-          <w:rFonts w:hint="eastAsia" w:ascii="Times New Roman" w:hAnsi="Times New Roman" w:eastAsia="FangSong" w:cs="Times New Roman"/>
-        </w:rPr>
-        <w:t>联用</w:t>
-      </w:r>
-      <w:r>
-        <w:rPr>
-          <w:rFonts w:hint="eastAsia" w:ascii="Times New Roman" w:hAnsi="Times New Roman" w:eastAsia="Times New Roman" w:cs="Times New Roman"/>
-        </w:rPr>
-        <w:t>}}_{\S</w:t>
-      </w:r>
-      <w:r>
-        <w:rPr>
-          <w:rFonts w:ascii="Times New Roman" w:hAnsi="Times New Roman" w:eastAsia="Times New Roman" w:cs="Times New Roman"/>
-        </w:rPr>
-        <w:t xml:space="preserve"> </w:t>
-      </w:r>
-      <w:r>
-        <w:rPr>
-          <w:rFonts w:hint="eastAsia" w:ascii="Times New Roman" w:hAnsi="Times New Roman" w:eastAsia="FangSong" w:cs="Times New Roman"/>
-        </w:rPr>
-        <w:t>八</w:t>
-      </w:r>
-      <w:r>
-        <w:rPr>
-          <w:rFonts w:hint="eastAsia" w:ascii="Times New Roman" w:hAnsi="Times New Roman" w:eastAsia="Times New Roman" w:cs="Times New Roman"/>
-        </w:rPr>
-        <w:t>}</w:t>
-      </w:r>
-      <w:r>
-        <w:rPr>
-          <w:rFonts w:ascii="Times New Roman" w:hAnsi="Times New Roman" w:eastAsia="Times New Roman" w:cs="Times New Roman"/>
-        </w:rPr>
-        <w:t xml:space="preserve">
-    $$</w:t>
-      </w:r>
+      <m:oMathPara>
+        <m:oMathParaPr>
+          <m:jc m:val="center"/>
+          <m:ctrlPr>
+            <w:rPr>
+              <w:sz w:val="28"/>
+              <w:szCs w:val="28"/>
+            </w:rPr>
+          </m:ctrlPr>
+        </m:oMathParaPr>
+        <m:oMath>
+          <m:limLow>
+            <m:e>
+              <m:limLow>
+                <m:e>
+                  <m:r>
+                    <m:rPr>
+                      <m:nor/>
+                      <m:sty m:val="p"/>
+                    </m:rPr>
+                    <m:t>衍射</m:t>
+                  </m:r>
+                </m:e>
+                <m:lim>
+                  <m:r>
+                    <m:rPr>
+                      <m:sty m:val="p"/>
+                    </m:rPr>
+                    <m:t>⏟</m:t>
+                  </m:r>
+                </m:lim>
+              </m:limLow>
+            </m:e>
+            <m:lim>
+              <m:r>
+                <m:rPr>
+                  <m:nor/>
+                  <m:sty m:val="p"/>
+                </m:rPr>
+                <m:t>§二、§三</m:t>
+              </m:r>
+            </m:lim>
+          </m:limLow>
+          <m:r>
+            <m:t> </m:t>
+          </m:r>
+          <m:r>
+            <m:rPr>
+              <m:sty m:val="p"/>
+            </m:rPr>
+            <m:t>|</m:t>
+          </m:r>
+          <m:r>
+            <m:t> </m:t>
+          </m:r>
+          <m:limLow>
+            <m:e>
+              <m:limLow>
+                <m:e>
+                  <m:r>
+                    <m:rPr>
+                      <m:nor/>
+                      <m:sty m:val="p"/>
+                    </m:rPr>
+                    <m:t>对称性</m:t>
+                  </m:r>
+                </m:e>
+                <m:lim>
+                  <m:r>
+                    <m:rPr>
+                      <m:sty m:val="p"/>
+                    </m:rPr>
+                    <m:t>⏟</m:t>
+                  </m:r>
+                </m:lim>
+              </m:limLow>
+            </m:e>
+            <m:lim>
+              <m:r>
+                <m:rPr>
+                  <m:nor/>
+                  <m:sty m:val="p"/>
+                </m:rPr>
+                <m:t>上游一讲</m:t>
+              </m:r>
+            </m:lim>
+          </m:limLow>
+          <m:r>
+            <m:t> </m:t>
+          </m:r>
+          <m:r>
+            <m:rPr>
+              <m:sty m:val="p"/>
+            </m:rPr>
+            <m:t>|</m:t>
+          </m:r>
+          <m:r>
+            <m:t> </m:t>
+          </m:r>
+          <m:limLow>
+            <m:e>
+              <m:limLow>
+                <m:e>
+                  <m:r>
+                    <m:rPr>
+                      <m:nor/>
+                      <m:sty m:val="p"/>
+                    </m:rPr>
+                    <m:t>振动光谱</m:t>
+                  </m:r>
+                </m:e>
+                <m:lim>
+                  <m:r>
+                    <m:rPr>
+                      <m:sty m:val="p"/>
+                    </m:rPr>
+                    <m:t>⏟</m:t>
+                  </m:r>
+                </m:lim>
+              </m:limLow>
+            </m:e>
+            <m:lim>
+              <m:r>
+                <m:rPr>
+                  <m:nor/>
+                  <m:sty m:val="p"/>
+                </m:rPr>
+                <m:t>§四、§五</m:t>
+              </m:r>
+            </m:lim>
+          </m:limLow>
+          <m:r>
+            <m:t> </m:t>
+          </m:r>
+          <m:r>
+            <m:rPr>
+              <m:sty m:val="p"/>
+            </m:rPr>
+            <m:t>|</m:t>
+          </m:r>
+          <m:r>
+            <m:t> </m:t>
+          </m:r>
+          <m:limLow>
+            <m:e>
+              <m:limLow>
+                <m:e>
+                  <m:r>
+                    <m:rPr>
+                      <m:nor/>
+                      <m:sty m:val="p"/>
+                    </m:rPr>
+                    <m:t>电子光谱</m:t>
+                  </m:r>
+                </m:e>
+                <m:lim>
+                  <m:r>
+                    <m:rPr>
+                      <m:sty m:val="p"/>
+                    </m:rPr>
+                    <m:t>⏟</m:t>
+                  </m:r>
+                </m:lim>
+              </m:limLow>
+            </m:e>
+            <m:lim>
+              <m:r>
+                <m:rPr>
+                  <m:nor/>
+                  <m:sty m:val="p"/>
+                </m:rPr>
+                <m:t>§六、§七</m:t>
+              </m:r>
+            </m:lim>
+          </m:limLow>
+          <m:r>
+            <m:t> </m:t>
+          </m:r>
+          <m:r>
+            <m:rPr>
+              <m:sty m:val="p"/>
+            </m:rPr>
+            <m:t>|</m:t>
+          </m:r>
+          <m:r>
+            <m:t> </m:t>
+          </m:r>
+          <m:limLow>
+            <m:e>
+              <m:limLow>
+                <m:e>
+                  <m:r>
+                    <m:rPr>
+                      <m:nor/>
+                      <m:sty m:val="p"/>
+                    </m:rPr>
+                    <m:t>联用</m:t>
+                  </m:r>
+                </m:e>
+                <m:lim>
+                  <m:r>
+                    <m:rPr>
+                      <m:sty m:val="p"/>
+                    </m:rPr>
+                    <m:t>⏟</m:t>
+                  </m:r>
+                </m:lim>
+              </m:limLow>
+            </m:e>
+            <m:lim>
+              <m:r>
+                <m:rPr>
+                  <m:nor/>
+                  <m:sty m:val="p"/>
+                </m:rPr>
+                <m:t>§八</m:t>
+              </m:r>
+            </m:lim>
+          </m:limLow>
+        </m:oMath>
+      </m:oMathPara>
     </w:p>
     <w:p>
       <w:pPr>

--- a/06-学生侧材料/讲义/2-结构化学/结构表征与波谱桥-超级充实版（自学完整）.docx
+++ b/06-学生侧材料/讲义/2-结构化学/结构表征与波谱桥-超级充实版（自学完整）.docx
@@ -32527,7 +32527,7 @@
           <w:b/>
           <w:bCs/>
         </w:rPr>
-        <w:t>低自旋</w:t>
+        <w:t>高自旋</w:t>
       </w:r>
       <w:r>
         <w:rPr>
@@ -32714,9 +32714,81 @@
       </m:oMath>
       <w:r>
         <w:rPr>
-          <w:rFonts w:ascii="Times New Roman" w:hAnsi="Times New Roman" w:eastAsia="Times New Roman" w:cs="Times New Roman"/>
-        </w:rPr>
-        <w:t xml:space="preserve">。</w:t>
+          <w:rFonts w:hint="eastAsia" w:ascii="Times New Roman" w:hAnsi="Times New Roman" w:eastAsia="Times New Roman" w:cs="Times New Roman"/>
+        </w:rPr>
+        <w:t>。</w:t>
+      </w:r>
+      <w:r>
+        <w:rPr>
+          <w:rFonts w:hint="eastAsia" w:ascii="Times New Roman" w:hAnsi="Times New Roman" w:eastAsia="FangSong" w:cs="Times New Roman"/>
+        </w:rPr>
+        <w:t>题面给出的那条弱带来自</w:t>
+      </w:r>
+      <w:r>
+        <w:rPr>
+          <w:rFonts w:ascii="Times New Roman" w:hAnsi="Times New Roman" w:eastAsia="Times New Roman" w:cs="Times New Roman"/>
+        </w:rPr>
+        <w:t xml:space="preserve"> d-d </w:t>
+      </w:r>
+      <w:r>
+        <w:rPr>
+          <w:rFonts w:hint="eastAsia" w:ascii="Times New Roman" w:hAnsi="Times New Roman" w:eastAsia="FangSong" w:cs="Times New Roman"/>
+        </w:rPr>
+        <w:t>跃迁</w:t>
+      </w:r>
+      <w:r>
+        <w:rPr>
+          <w:rFonts w:hint="eastAsia" w:ascii="Times New Roman" w:hAnsi="Times New Roman" w:eastAsia="Times New Roman" w:cs="Times New Roman"/>
+        </w:rPr>
+        <w:t>，</w:t>
+      </w:r>
+      <w:r>
+        <w:rPr>
+          <w:rFonts w:hint="eastAsia" w:ascii="Times New Roman" w:hAnsi="Times New Roman" w:eastAsia="FangSong" w:cs="Times New Roman"/>
+        </w:rPr>
+        <w:t>这就</w:t>
+      </w:r>
+      <w:r>
+        <w:rPr>
+          <w:rFonts w:hint="eastAsia" w:ascii="Times New Roman" w:hAnsi="Times New Roman" w:eastAsia="FangSong" w:cs="Times New Roman"/>
+          <w:b/>
+          <w:bCs/>
+        </w:rPr>
+        <w:t xml:space="preserve">要求基态中存在可激发的</w:t>
+      </w:r>
+      <w:r>
+        <w:rPr>
+          <w:rFonts w:ascii="Times New Roman" w:hAnsi="Times New Roman" w:eastAsia="Times New Roman" w:cs="Times New Roman"/>
+          <w:b/>
+          <w:bCs/>
+        </w:rPr>
+        <w:t xml:space="preserve"> d </w:t>
+      </w:r>
+      <w:r>
+        <w:rPr>
+          <w:rFonts w:hint="eastAsia" w:ascii="Times New Roman" w:hAnsi="Times New Roman" w:eastAsia="FangSong" w:cs="Times New Roman"/>
+          <w:b/>
+          <w:bCs/>
+        </w:rPr>
+        <w:t xml:space="preserve">电子</w:t>
+      </w:r>
+      <w:r>
+        <w:rPr>
+          <w:rFonts w:hint="eastAsia" w:ascii="Times New Roman" w:hAnsi="Times New Roman" w:eastAsia="Times New Roman" w:cs="Times New Roman"/>
+        </w:rPr>
+        <w:t>——</w:t>
+      </w:r>
+      <w:r>
+        <w:rPr>
+          <w:rFonts w:hint="eastAsia" w:ascii="Times New Roman" w:hAnsi="Times New Roman" w:eastAsia="FangSong" w:cs="Times New Roman"/>
+        </w:rPr>
+        <w:t>若</w:t>
+      </w:r>
+      <w:r>
+        <w:rPr>
+          <w:rFonts w:ascii="Times New Roman" w:hAnsi="Times New Roman" w:eastAsia="Times New Roman" w:cs="Times New Roman"/>
+        </w:rPr>
+        <w:t xml:space="preserve"> </w:t>
       </w:r>
       <m:oMath>
         <m:sSup>
@@ -32742,25 +32814,13 @@
         <w:rPr>
           <w:rFonts w:hint="eastAsia" w:ascii="Times New Roman" w:hAnsi="Times New Roman" w:eastAsia="FangSong" w:cs="Times New Roman"/>
         </w:rPr>
-        <w:t>配合物若为八面体且低自旋</w:t>
-      </w:r>
-      <w:r>
-        <w:rPr>
-          <w:rFonts w:hint="eastAsia" w:ascii="Times New Roman" w:hAnsi="Times New Roman" w:eastAsia="Times New Roman" w:cs="Times New Roman"/>
-        </w:rPr>
-        <w:t>，</w:t>
-      </w:r>
-      <w:r>
-        <w:rPr>
-          <w:rFonts w:hint="eastAsia" w:ascii="Times New Roman" w:hAnsi="Times New Roman" w:eastAsia="FangSong" w:cs="Times New Roman"/>
-        </w:rPr>
-        <w:t>电子排布为</w:t>
-      </w:r>
-      <w:r>
-        <w:rPr>
-          <w:rFonts w:ascii="Times New Roman" w:hAnsi="Times New Roman" w:eastAsia="Times New Roman" w:cs="Times New Roman"/>
-        </w:rPr>
-        <w:t xml:space="preserve"> </w:t>
+        <w:t>为低自旋</w:t>
+      </w:r>
+      <w:r>
+        <w:rPr>
+          <w:rFonts w:hint="eastAsia" w:ascii="Times New Roman" w:hAnsi="Times New Roman" w:eastAsia="Times New Roman" w:cs="Times New Roman"/>
+        </w:rPr>
+        <w:t>（</w:t>
       </w:r>
       <m:oMath>
         <m:sSubSup>
@@ -32788,263 +32848,220 @@
         <w:rPr>
           <w:rFonts w:hint="eastAsia" w:ascii="Times New Roman" w:hAnsi="Times New Roman" w:eastAsia="Times New Roman" w:cs="Times New Roman"/>
         </w:rPr>
-        <w:t>，</w:t>
-      </w:r>
-      <w:r>
-        <w:rPr>
-          <w:rFonts w:hint="eastAsia" w:ascii="Times New Roman" w:hAnsi="Times New Roman" w:eastAsia="FangSong" w:cs="Times New Roman"/>
-        </w:rPr>
-        <w:t>全配对</w:t>
-      </w:r>
-      <w:r>
-        <w:rPr>
-          <w:rFonts w:ascii="Times New Roman" w:hAnsi="Times New Roman" w:eastAsia="Times New Roman" w:cs="Times New Roman"/>
-        </w:rPr>
-        <w:t xml:space="preserve"> → </w:t>
-      </w:r>
-      <w:r>
-        <w:rPr>
-          <w:rFonts w:hint="eastAsia" w:ascii="Times New Roman" w:hAnsi="Times New Roman" w:eastAsia="FangSong" w:cs="Times New Roman"/>
-        </w:rPr>
-        <w:t>抗磁性</w:t>
-      </w:r>
-      <w:r>
-        <w:rPr>
-          <w:rFonts w:hint="eastAsia" w:ascii="Times New Roman" w:hAnsi="Times New Roman" w:eastAsia="Times New Roman" w:cs="Times New Roman"/>
-        </w:rPr>
-        <w:t>；</w:t>
-      </w:r>
-      <w:r>
-        <w:rPr>
-          <w:rFonts w:hint="eastAsia" w:ascii="Times New Roman" w:hAnsi="Times New Roman" w:eastAsia="FangSong" w:cs="Times New Roman"/>
-        </w:rPr>
-        <w:t>八面体大分裂</w:t>
-      </w:r>
-      <w:r>
-        <w:rPr>
-          <w:rFonts w:hint="eastAsia" w:ascii="Times New Roman" w:hAnsi="Times New Roman" w:eastAsia="Times New Roman" w:cs="Times New Roman"/>
-        </w:rPr>
-        <w:t>（</w:t>
-      </w:r>
-      <w:r>
-        <w:rPr>
-          <w:rFonts w:hint="eastAsia" w:ascii="Times New Roman" w:hAnsi="Times New Roman" w:eastAsia="FangSong" w:cs="Times New Roman"/>
-        </w:rPr>
-        <w:t>强场配体</w:t>
-      </w:r>
-      <w:r>
-        <w:rPr>
-          <w:rFonts w:hint="eastAsia" w:ascii="Times New Roman" w:hAnsi="Times New Roman" w:eastAsia="Times New Roman" w:cs="Times New Roman"/>
-        </w:rPr>
-        <w:t>）</w:t>
-      </w:r>
-      <w:r>
-        <w:rPr>
-          <w:rFonts w:hint="eastAsia" w:ascii="Times New Roman" w:hAnsi="Times New Roman" w:eastAsia="FangSong" w:cs="Times New Roman"/>
-        </w:rPr>
-        <w:t>才能实现低自旋</w:t>
-      </w:r>
-      <w:r>
-        <w:rPr>
-          <w:rFonts w:hint="eastAsia" w:ascii="Times New Roman" w:hAnsi="Times New Roman" w:eastAsia="Times New Roman" w:cs="Times New Roman"/>
-        </w:rPr>
-        <w:t>。UV-Vis</w:t>
-      </w:r>
-      <w:r>
-        <w:rPr>
-          <w:rFonts w:ascii="Times New Roman" w:hAnsi="Times New Roman" w:eastAsia="Times New Roman" w:cs="Times New Roman"/>
-        </w:rPr>
-        <w:t xml:space="preserve"> </w:t>
-      </w:r>
-      <w:r>
-        <w:rPr>
-          <w:rFonts w:hint="eastAsia" w:ascii="Times New Roman" w:hAnsi="Times New Roman" w:eastAsia="FangSong" w:cs="Times New Roman"/>
-        </w:rPr>
-        <w:t xml:space="preserve">一条弱带</w:t>
-      </w:r>
-      <w:r>
-        <w:rPr>
-          <w:rFonts w:ascii="Times New Roman" w:hAnsi="Times New Roman" w:eastAsia="Times New Roman" w:cs="Times New Roman"/>
-        </w:rPr>
-        <w:t xml:space="preserve"> → d-d </w:t>
-      </w:r>
-      <w:r>
-        <w:rPr>
-          <w:rFonts w:hint="eastAsia" w:ascii="Times New Roman" w:hAnsi="Times New Roman" w:eastAsia="FangSong" w:cs="Times New Roman"/>
-        </w:rPr>
-        <w:t>跃迁</w:t>
-      </w:r>
-      <w:r>
-        <w:rPr>
-          <w:rFonts w:hint="eastAsia" w:ascii="Times New Roman" w:hAnsi="Times New Roman" w:eastAsia="Times New Roman" w:cs="Times New Roman"/>
-        </w:rPr>
-        <w:t>（</w:t>
-      </w:r>
-      <m:oMath>
-        <m:r>
-          <m:t>i</m:t>
-        </m:r>
-      </m:oMath>
-      <w:r>
-        <w:rPr>
-          <w:rFonts w:ascii="Times New Roman" w:hAnsi="Times New Roman" w:eastAsia="Times New Roman" w:cs="Times New Roman"/>
-        </w:rPr>
-        <w:t xml:space="preserve"> </w:t>
-      </w:r>
-      <w:r>
-        <w:rPr>
-          <w:rFonts w:hint="eastAsia" w:ascii="Times New Roman" w:hAnsi="Times New Roman" w:eastAsia="FangSong" w:cs="Times New Roman"/>
-        </w:rPr>
-        <w:t xml:space="preserve">存在使</w:t>
-      </w:r>
-      <w:r>
-        <w:rPr>
-          <w:rFonts w:ascii="Times New Roman" w:hAnsi="Times New Roman" w:eastAsia="Times New Roman" w:cs="Times New Roman"/>
-        </w:rPr>
-        <w:t xml:space="preserve"> Laporte </w:t>
-      </w:r>
-      <w:r>
-        <w:rPr>
-          <w:rFonts w:hint="eastAsia" w:ascii="Times New Roman" w:hAnsi="Times New Roman" w:eastAsia="FangSong" w:cs="Times New Roman"/>
-        </w:rPr>
-        <w:t>禁阻</w:t>
-      </w:r>
-      <w:r>
-        <w:rPr>
-          <w:rFonts w:hint="eastAsia" w:ascii="Times New Roman" w:hAnsi="Times New Roman" w:eastAsia="Times New Roman" w:cs="Times New Roman"/>
-        </w:rPr>
-        <w:t>，</w:t>
-      </w:r>
-      <w:r>
-        <w:rPr>
-          <w:rFonts w:hint="eastAsia" w:ascii="Times New Roman" w:hAnsi="Times New Roman" w:eastAsia="FangSong" w:cs="Times New Roman"/>
-        </w:rPr>
-        <w:t>强度弱</w:t>
-      </w:r>
-      <w:r>
-        <w:rPr>
-          <w:rFonts w:hint="eastAsia" w:ascii="Times New Roman" w:hAnsi="Times New Roman" w:eastAsia="Times New Roman" w:cs="Times New Roman"/>
-        </w:rPr>
-        <w:t>），</w:t>
-      </w:r>
-      <w:r>
-        <w:rPr>
-          <w:rFonts w:hint="eastAsia" w:ascii="Times New Roman" w:hAnsi="Times New Roman" w:eastAsia="FangSong" w:cs="Times New Roman"/>
-        </w:rPr>
-        <w:t>与含</w:t>
-      </w:r>
-      <w:r>
-        <w:rPr>
-          <w:rFonts w:ascii="Times New Roman" w:hAnsi="Times New Roman" w:eastAsia="Times New Roman" w:cs="Times New Roman"/>
-        </w:rPr>
-        <w:t xml:space="preserve"> </w:t>
-      </w:r>
-      <m:oMath>
-        <m:r>
-          <m:t>i</m:t>
-        </m:r>
-      </m:oMath>
-      <w:r>
-        <w:rPr>
-          <w:rFonts w:ascii="Times New Roman" w:hAnsi="Times New Roman" w:eastAsia="Times New Roman" w:cs="Times New Roman"/>
-        </w:rPr>
-        <w:t xml:space="preserve"> </w:t>
-      </w:r>
-      <w:r>
-        <w:rPr>
-          <w:rFonts w:hint="eastAsia" w:ascii="Times New Roman" w:hAnsi="Times New Roman" w:eastAsia="FangSong" w:cs="Times New Roman"/>
-        </w:rPr>
-        <w:t>一致</w:t>
-      </w:r>
-      <w:r>
-        <w:rPr>
-          <w:rFonts w:hint="eastAsia" w:ascii="Times New Roman" w:hAnsi="Times New Roman" w:eastAsia="Times New Roman" w:cs="Times New Roman"/>
-        </w:rPr>
-        <w:t>。</w:t>
-      </w:r>
-      <w:r>
-        <w:rPr>
-          <w:rFonts w:hint="eastAsia" w:ascii="Times New Roman" w:hAnsi="Times New Roman" w:eastAsia="FangSong" w:cs="Times New Roman"/>
-        </w:rPr>
-        <w:t>综合</w:t>
-      </w:r>
-      <w:r>
-        <w:rPr>
-          <w:rFonts w:hint="eastAsia" w:ascii="Times New Roman" w:hAnsi="Times New Roman" w:eastAsia="Times New Roman" w:cs="Times New Roman"/>
-        </w:rPr>
-        <w:t>：</w:t>
-      </w:r>
-      <w:r>
-        <w:rPr>
-          <w:rFonts w:hint="eastAsia" w:ascii="Times New Roman" w:hAnsi="Times New Roman" w:eastAsia="FangSong" w:cs="Times New Roman"/>
-          <w:b/>
-          <w:bCs/>
-        </w:rPr>
-        <w:t>八面体</w:t>
-      </w:r>
-      <w:r>
-        <w:rPr>
-          <w:rFonts w:hint="eastAsia" w:ascii="Times New Roman" w:hAnsi="Times New Roman" w:eastAsia="Times New Roman" w:cs="Times New Roman"/>
-          <w:b/>
-          <w:bCs/>
-        </w:rPr>
-        <w:t>（</w:t>
+        <w:t xml:space="preserve">），</w:t>
       </w:r>
       <m:oMath>
         <m:sSub>
           <m:e>
             <m:r>
-              <m:t>O</m:t>
+              <m:t>t</m:t>
             </m:r>
           </m:e>
           <m:sub>
             <m:r>
-              <m:t>h</m:t>
+              <m:t>2</m:t>
+            </m:r>
+            <m:r>
+              <m:t>g</m:t>
             </m:r>
           </m:sub>
         </m:sSub>
       </m:oMath>
       <w:r>
         <w:rPr>
-          <w:rFonts w:hint="eastAsia" w:ascii="Times New Roman" w:hAnsi="Times New Roman" w:eastAsia="Times New Roman" w:cs="Times New Roman"/>
-          <w:b/>
-          <w:bCs/>
-        </w:rPr>
-        <w:t>）、</w:t>
-      </w:r>
-      <w:r>
-        <w:rPr>
-          <w:rFonts w:hint="eastAsia" w:ascii="Times New Roman" w:hAnsi="Times New Roman" w:eastAsia="FangSong" w:cs="Times New Roman"/>
-          <w:b/>
-          <w:bCs/>
-        </w:rPr>
-        <w:t>含对称中心</w:t>
-      </w:r>
-      <w:r>
-        <w:rPr>
-          <w:rFonts w:hint="eastAsia" w:ascii="Times New Roman" w:hAnsi="Times New Roman" w:eastAsia="Times New Roman" w:cs="Times New Roman"/>
-          <w:b/>
-          <w:bCs/>
+          <w:rFonts w:ascii="Times New Roman" w:hAnsi="Times New Roman" w:eastAsia="Times New Roman" w:cs="Times New Roman"/>
+        </w:rPr>
+        <w:t xml:space="preserve"> </w:t>
+      </w:r>
+      <w:r>
+        <w:rPr>
+          <w:rFonts w:hint="eastAsia" w:ascii="Times New Roman" w:hAnsi="Times New Roman" w:eastAsia="FangSong" w:cs="Times New Roman"/>
+        </w:rPr>
+        <w:t>全满</w:t>
+      </w:r>
+      <w:r>
+        <w:rPr>
+          <w:rFonts w:hint="eastAsia" w:ascii="Times New Roman" w:hAnsi="Times New Roman" w:eastAsia="Times New Roman" w:cs="Times New Roman"/>
         </w:rPr>
         <w:t>、</w:t>
       </w:r>
-      <w:r>
-        <w:rPr>
-          <w:rFonts w:hint="eastAsia" w:ascii="Times New Roman" w:hAnsi="Times New Roman" w:eastAsia="FangSong" w:cs="Times New Roman"/>
-          <w:b/>
-          <w:bCs/>
-        </w:rPr>
-        <w:t>低自旋</w:t>
-      </w:r>
-      <w:r>
-        <w:rPr>
-          <w:rFonts w:hint="eastAsia" w:ascii="Times New Roman" w:hAnsi="Times New Roman" w:eastAsia="Times New Roman" w:cs="Times New Roman"/>
-          <w:b/>
-          <w:bCs/>
-        </w:rPr>
-        <w:t>（</w:t>
-      </w:r>
       <m:oMath>
+        <m:sSub>
+          <m:e>
+            <m:r>
+              <m:t>e</m:t>
+            </m:r>
+          </m:e>
+          <m:sub>
+            <m:r>
+              <m:t>g</m:t>
+            </m:r>
+          </m:sub>
+        </m:sSub>
+      </m:oMath>
+      <w:r>
+        <w:rPr>
+          <w:rFonts w:ascii="Times New Roman" w:hAnsi="Times New Roman" w:eastAsia="Times New Roman" w:cs="Times New Roman"/>
+        </w:rPr>
+        <w:t xml:space="preserve"> </w:t>
+      </w:r>
+      <w:r>
+        <w:rPr>
+          <w:rFonts w:hint="eastAsia" w:ascii="Times New Roman" w:hAnsi="Times New Roman" w:eastAsia="FangSong" w:cs="Times New Roman"/>
+        </w:rPr>
+        <w:t>全空</w:t>
+      </w:r>
+      <w:r>
+        <w:rPr>
+          <w:rFonts w:hint="eastAsia" w:ascii="Times New Roman" w:hAnsi="Times New Roman" w:eastAsia="Times New Roman" w:cs="Times New Roman"/>
+        </w:rPr>
+        <w:t>，</w:t>
+      </w:r>
+      <w:r>
+        <w:rPr>
+          <w:rFonts w:hint="eastAsia" w:ascii="Times New Roman" w:hAnsi="Times New Roman" w:eastAsia="FangSong" w:cs="Times New Roman"/>
+        </w:rPr>
+        <w:t>是闭壳层</w:t>
+      </w:r>
+      <w:r>
+        <w:rPr>
+          <w:rFonts w:hint="eastAsia" w:ascii="Times New Roman" w:hAnsi="Times New Roman" w:eastAsia="Times New Roman" w:cs="Times New Roman"/>
+        </w:rPr>
+        <w:t>，</w:t>
+      </w:r>
+      <w:r>
+        <w:rPr>
+          <w:rFonts w:hint="eastAsia" w:ascii="Times New Roman" w:hAnsi="Times New Roman" w:eastAsia="FangSong" w:cs="Times New Roman"/>
+        </w:rPr>
+        <w:t>不会产生</w:t>
+      </w:r>
+      <w:r>
+        <w:rPr>
+          <w:rFonts w:ascii="Times New Roman" w:hAnsi="Times New Roman" w:eastAsia="Times New Roman" w:cs="Times New Roman"/>
+        </w:rPr>
+        <w:t xml:space="preserve"> d-d </w:t>
+      </w:r>
+      <w:r>
+        <w:rPr>
+          <w:rFonts w:hint="eastAsia" w:ascii="Times New Roman" w:hAnsi="Times New Roman" w:eastAsia="FangSong" w:cs="Times New Roman"/>
+        </w:rPr>
+        <w:t>跃迁</w:t>
+      </w:r>
+      <w:r>
+        <w:rPr>
+          <w:rFonts w:hint="eastAsia" w:ascii="Times New Roman" w:hAnsi="Times New Roman" w:eastAsia="Times New Roman" w:cs="Times New Roman"/>
+        </w:rPr>
+        <w:t>，</w:t>
+      </w:r>
+      <w:r>
+        <w:rPr>
+          <w:rFonts w:hint="eastAsia" w:ascii="Times New Roman" w:hAnsi="Times New Roman" w:eastAsia="FangSong" w:cs="Times New Roman"/>
+        </w:rPr>
+        <w:t>与</w:t>
+      </w:r>
+      <w:r>
+        <w:rPr>
+          <w:rFonts w:hint="eastAsia" w:ascii="Times New Roman" w:hAnsi="Times New Roman" w:eastAsia="Times New Roman" w:cs="Times New Roman"/>
+        </w:rPr>
+        <w:t>”</w:t>
+      </w:r>
+      <w:r>
+        <w:rPr>
+          <w:rFonts w:hint="eastAsia" w:ascii="Times New Roman" w:hAnsi="Times New Roman" w:eastAsia="FangSong" w:cs="Times New Roman"/>
+        </w:rPr>
+        <w:t>有一条弱带</w:t>
+      </w:r>
+      <w:r>
+        <w:rPr>
+          <w:rFonts w:hint="eastAsia" w:ascii="Times New Roman" w:hAnsi="Times New Roman" w:eastAsia="Times New Roman" w:cs="Times New Roman"/>
+        </w:rPr>
+        <w:t>”</w:t>
+      </w:r>
+      <w:r>
+        <w:rPr>
+          <w:rFonts w:hint="eastAsia" w:ascii="Times New Roman" w:hAnsi="Times New Roman" w:eastAsia="FangSong" w:cs="Times New Roman"/>
+        </w:rPr>
+        <w:t>矛盾</w:t>
+      </w:r>
+      <w:r>
+        <w:rPr>
+          <w:rFonts w:hint="eastAsia" w:ascii="Times New Roman" w:hAnsi="Times New Roman" w:eastAsia="Times New Roman" w:cs="Times New Roman"/>
+        </w:rPr>
+        <w:t>。</w:t>
+      </w:r>
+      <w:r>
+        <w:rPr>
+          <w:rFonts w:hint="eastAsia" w:ascii="Times New Roman" w:hAnsi="Times New Roman" w:eastAsia="FangSong" w:cs="Times New Roman"/>
+        </w:rPr>
+        <w:t>因此</w:t>
+      </w:r>
+      <w:r>
+        <w:rPr>
+          <w:rFonts w:ascii="Times New Roman" w:hAnsi="Times New Roman" w:eastAsia="Times New Roman" w:cs="Times New Roman"/>
+        </w:rPr>
+        <w:t xml:space="preserve"> </w:t>
+      </w:r>
+      <m:oMath>
+        <m:sSup>
+          <m:e>
+            <m:r>
+              <m:t>d</m:t>
+            </m:r>
+          </m:e>
+          <m:sup>
+            <m:r>
+              <m:t>6</m:t>
+            </m:r>
+          </m:sup>
+        </m:sSup>
+      </m:oMath>
+      <w:r>
+        <w:rPr>
+          <w:rFonts w:ascii="Times New Roman" w:hAnsi="Times New Roman" w:eastAsia="Times New Roman" w:cs="Times New Roman"/>
+        </w:rPr>
+        <w:t xml:space="preserve"> </w:t>
+      </w:r>
+      <w:r>
+        <w:rPr>
+          <w:rFonts w:hint="eastAsia" w:ascii="Times New Roman" w:hAnsi="Times New Roman" w:eastAsia="FangSong" w:cs="Times New Roman"/>
+        </w:rPr>
+        <w:t xml:space="preserve">应为</w:t>
+      </w:r>
+      <w:r>
+        <w:rPr>
+          <w:rFonts w:hint="eastAsia" w:ascii="Times New Roman" w:hAnsi="Times New Roman" w:eastAsia="FangSong" w:cs="Times New Roman"/>
+          <w:b/>
+          <w:bCs/>
+        </w:rPr>
+        <w:t xml:space="preserve">高自旋</w:t>
+      </w:r>
+      <w:r>
+        <w:rPr>
+          <w:rFonts w:hint="eastAsia" w:ascii="Times New Roman" w:hAnsi="Times New Roman" w:eastAsia="Times New Roman" w:cs="Times New Roman"/>
+        </w:rPr>
+        <w:t>，</w:t>
+      </w:r>
+      <w:r>
+        <w:rPr>
+          <w:rFonts w:hint="eastAsia" w:ascii="Times New Roman" w:hAnsi="Times New Roman" w:eastAsia="FangSong" w:cs="Times New Roman"/>
+        </w:rPr>
+        <w:t>排布</w:t>
+      </w:r>
+      <w:r>
+        <w:rPr>
+          <w:rFonts w:ascii="Times New Roman" w:hAnsi="Times New Roman" w:eastAsia="Times New Roman" w:cs="Times New Roman"/>
+        </w:rPr>
+        <w:t xml:space="preserve"> </w:t>
+      </w:r>
+      <m:oMath>
+        <m:oMathPr>
+          <m:ctrlPr>
+            <w:rPr>
+              <w:sz w:val="28"/>
+              <w:szCs w:val="28"/>
+            </w:rPr>
+          </m:ctrlPr>
+        </m:oMathPr>
         <m:sSubSup>
           <m:e>
             <m:r>
@@ -33061,7 +33078,312 @@
           </m:sub>
           <m:sup>
             <m:r>
-              <m:t>6</m:t>
+              <m:t>4</m:t>
+            </m:r>
+          </m:sup>
+        </m:sSubSup>
+        <m:sSubSup>
+          <m:e>
+            <m:r>
+              <m:t>e</m:t>
+            </m:r>
+          </m:e>
+          <m:sub>
+            <m:r>
+              <m:t>g</m:t>
+            </m:r>
+          </m:sub>
+          <m:sup>
+            <m:r>
+              <m:t>2</m:t>
+            </m:r>
+          </m:sup>
+        </m:sSubSup>
+      </m:oMath>
+      <w:r>
+        <w:rPr>
+          <w:rFonts w:hint="eastAsia" w:ascii="Times New Roman" w:hAnsi="Times New Roman" w:eastAsia="Times New Roman" w:cs="Times New Roman"/>
+        </w:rPr>
+        <w:t>，</w:t>
+      </w:r>
+      <w:r>
+        <w:rPr>
+          <w:rFonts w:hint="eastAsia" w:ascii="Times New Roman" w:hAnsi="Times New Roman" w:eastAsia="FangSong" w:cs="Times New Roman"/>
+        </w:rPr>
+        <w:t>有未成对电子</w:t>
+      </w:r>
+      <w:r>
+        <w:rPr>
+          <w:rFonts w:hint="eastAsia" w:ascii="Times New Roman" w:hAnsi="Times New Roman" w:eastAsia="Times New Roman" w:cs="Times New Roman"/>
+        </w:rPr>
+        <w:t>、</w:t>
+      </w:r>
+      <w:r>
+        <w:rPr>
+          <w:rFonts w:hint="eastAsia" w:ascii="Times New Roman" w:hAnsi="Times New Roman" w:eastAsia="FangSong" w:cs="Times New Roman"/>
+        </w:rPr>
+        <w:t>有可激发的</w:t>
+      </w:r>
+      <w:r>
+        <w:rPr>
+          <w:rFonts w:ascii="Times New Roman" w:hAnsi="Times New Roman" w:eastAsia="Times New Roman" w:cs="Times New Roman"/>
+        </w:rPr>
+        <w:t xml:space="preserve"> d </w:t>
+      </w:r>
+      <w:r>
+        <w:rPr>
+          <w:rFonts w:hint="eastAsia" w:ascii="Times New Roman" w:hAnsi="Times New Roman" w:eastAsia="FangSong" w:cs="Times New Roman"/>
+        </w:rPr>
+        <w:t>电子</w:t>
+      </w:r>
+      <w:r>
+        <w:rPr>
+          <w:rFonts w:hint="eastAsia" w:ascii="Times New Roman" w:hAnsi="Times New Roman" w:eastAsia="Times New Roman" w:cs="Times New Roman"/>
+        </w:rPr>
+        <w:t>，</w:t>
+      </w:r>
+      <w:r>
+        <w:rPr>
+          <w:rFonts w:hint="eastAsia" w:ascii="Times New Roman" w:hAnsi="Times New Roman" w:eastAsia="FangSong" w:cs="Times New Roman"/>
+        </w:rPr>
+        <w:t>弱带的出现才成立</w:t>
+      </w:r>
+      <w:r>
+        <w:rPr>
+          <w:rFonts w:hint="eastAsia" w:ascii="Times New Roman" w:hAnsi="Times New Roman" w:eastAsia="Times New Roman" w:cs="Times New Roman"/>
+        </w:rPr>
+        <w:t>。</w:t>
+      </w:r>
+      <w:r>
+        <w:rPr>
+          <w:rFonts w:hint="eastAsia" w:ascii="Times New Roman" w:hAnsi="Times New Roman" w:eastAsia="FangSong" w:cs="Times New Roman"/>
+        </w:rPr>
+        <w:t>该带强度弱是因为</w:t>
+      </w:r>
+      <w:r>
+        <w:rPr>
+          <w:rFonts w:ascii="Times New Roman" w:hAnsi="Times New Roman" w:eastAsia="Times New Roman" w:cs="Times New Roman"/>
+        </w:rPr>
+        <w:t xml:space="preserve"> </w:t>
+      </w:r>
+      <m:oMath>
+        <m:sSub>
+          <m:e>
+            <m:r>
+              <m:t>O</m:t>
+            </m:r>
+          </m:e>
+          <m:sub>
+            <m:r>
+              <m:t>h</m:t>
+            </m:r>
+          </m:sub>
+        </m:sSub>
+      </m:oMath>
+      <w:r>
+        <w:rPr>
+          <w:rFonts w:ascii="Times New Roman" w:hAnsi="Times New Roman" w:eastAsia="Times New Roman" w:cs="Times New Roman"/>
+        </w:rPr>
+        <w:t xml:space="preserve"> </w:t>
+      </w:r>
+      <w:r>
+        <w:rPr>
+          <w:rFonts w:hint="eastAsia" w:ascii="Times New Roman" w:hAnsi="Times New Roman" w:eastAsia="FangSong" w:cs="Times New Roman"/>
+        </w:rPr>
+        <w:t xml:space="preserve">含</w:t>
+      </w:r>
+      <w:r>
+        <w:rPr>
+          <w:rFonts w:ascii="Times New Roman" w:hAnsi="Times New Roman" w:eastAsia="Times New Roman" w:cs="Times New Roman"/>
+        </w:rPr>
+        <w:t xml:space="preserve"> </w:t>
+      </w:r>
+      <m:oMath>
+        <m:r>
+          <m:t>i</m:t>
+        </m:r>
+      </m:oMath>
+      <w:r>
+        <w:rPr>
+          <w:rFonts w:hint="eastAsia" w:ascii="Times New Roman" w:hAnsi="Times New Roman" w:eastAsia="Times New Roman" w:cs="Times New Roman"/>
+        </w:rPr>
+        <w:t xml:space="preserve">，d-d</w:t>
+      </w:r>
+      <w:r>
+        <w:rPr>
+          <w:rFonts w:ascii="Times New Roman" w:hAnsi="Times New Roman" w:eastAsia="Times New Roman" w:cs="Times New Roman"/>
+        </w:rPr>
+        <w:t xml:space="preserve"> </w:t>
+      </w:r>
+      <w:r>
+        <w:rPr>
+          <w:rFonts w:hint="eastAsia" w:ascii="Times New Roman" w:hAnsi="Times New Roman" w:eastAsia="FangSong" w:cs="Times New Roman"/>
+        </w:rPr>
+        <w:t xml:space="preserve">跃迁为</w:t>
+      </w:r>
+      <w:r>
+        <w:rPr>
+          <w:rFonts w:ascii="Times New Roman" w:hAnsi="Times New Roman" w:eastAsia="Times New Roman" w:cs="Times New Roman"/>
+        </w:rPr>
+        <w:t xml:space="preserve"> Laporte </w:t>
+      </w:r>
+      <w:r>
+        <w:rPr>
+          <w:rFonts w:hint="eastAsia" w:ascii="Times New Roman" w:hAnsi="Times New Roman" w:eastAsia="FangSong" w:cs="Times New Roman"/>
+        </w:rPr>
+        <w:t>禁阻</w:t>
+      </w:r>
+      <w:r>
+        <w:rPr>
+          <w:rFonts w:hint="eastAsia" w:ascii="Times New Roman" w:hAnsi="Times New Roman" w:eastAsia="Times New Roman" w:cs="Times New Roman"/>
+        </w:rPr>
+        <w:t>（</w:t>
+      </w:r>
+      <m:oMath>
+        <m:r>
+          <m:t>g</m:t>
+        </m:r>
+        <m:r>
+          <m:rPr>
+            <m:sty m:val="p"/>
+          </m:rPr>
+          <m:t>→</m:t>
+        </m:r>
+        <m:r>
+          <m:t>g</m:t>
+        </m:r>
+      </m:oMath>
+      <w:r>
+        <w:rPr>
+          <w:rFonts w:hint="eastAsia" w:ascii="Times New Roman" w:hAnsi="Times New Roman" w:eastAsia="Times New Roman" w:cs="Times New Roman"/>
+        </w:rPr>
+        <w:t>）。</w:t>
+      </w:r>
+      <w:r>
+        <w:rPr>
+          <w:rFonts w:hint="eastAsia" w:ascii="Times New Roman" w:hAnsi="Times New Roman" w:eastAsia="FangSong" w:cs="Times New Roman"/>
+        </w:rPr>
+        <w:t>综合</w:t>
+      </w:r>
+      <w:r>
+        <w:rPr>
+          <w:rFonts w:hint="eastAsia" w:ascii="Times New Roman" w:hAnsi="Times New Roman" w:eastAsia="Times New Roman" w:cs="Times New Roman"/>
+        </w:rPr>
+        <w:t>：</w:t>
+      </w:r>
+      <w:r>
+        <w:rPr>
+          <w:rFonts w:hint="eastAsia" w:ascii="Times New Roman" w:hAnsi="Times New Roman" w:eastAsia="FangSong" w:cs="Times New Roman"/>
+          <w:b/>
+          <w:bCs/>
+        </w:rPr>
+        <w:t>八面体</w:t>
+      </w:r>
+      <w:r>
+        <w:rPr>
+          <w:rFonts w:hint="eastAsia" w:ascii="Times New Roman" w:hAnsi="Times New Roman" w:eastAsia="Times New Roman" w:cs="Times New Roman"/>
+          <w:b/>
+          <w:bCs/>
+        </w:rPr>
+        <w:t>（</w:t>
+      </w:r>
+      <m:oMath>
+        <m:sSub>
+          <m:e>
+            <m:r>
+              <m:t>O</m:t>
+            </m:r>
+          </m:e>
+          <m:sub>
+            <m:r>
+              <m:t>h</m:t>
+            </m:r>
+          </m:sub>
+        </m:sSub>
+      </m:oMath>
+      <w:r>
+        <w:rPr>
+          <w:rFonts w:hint="eastAsia" w:ascii="Times New Roman" w:hAnsi="Times New Roman" w:eastAsia="Times New Roman" w:cs="Times New Roman"/>
+          <w:b/>
+          <w:bCs/>
+        </w:rPr>
+        <w:t>）、</w:t>
+      </w:r>
+      <w:r>
+        <w:rPr>
+          <w:rFonts w:hint="eastAsia" w:ascii="Times New Roman" w:hAnsi="Times New Roman" w:eastAsia="FangSong" w:cs="Times New Roman"/>
+          <w:b/>
+          <w:bCs/>
+        </w:rPr>
+        <w:t>含对称中心</w:t>
+      </w:r>
+      <w:r>
+        <w:rPr>
+          <w:rFonts w:hint="eastAsia" w:ascii="Times New Roman" w:hAnsi="Times New Roman" w:eastAsia="Times New Roman" w:cs="Times New Roman"/>
+          <w:b/>
+          <w:bCs/>
+        </w:rPr>
+        <w:t>、</w:t>
+      </w:r>
+      <w:r>
+        <w:rPr>
+          <w:rFonts w:hint="eastAsia" w:ascii="Times New Roman" w:hAnsi="Times New Roman" w:eastAsia="FangSong" w:cs="Times New Roman"/>
+          <w:b/>
+          <w:bCs/>
+        </w:rPr>
+        <w:t>高自旋</w:t>
+      </w:r>
+      <w:r>
+        <w:rPr>
+          <w:rFonts w:hint="eastAsia" w:ascii="Times New Roman" w:hAnsi="Times New Roman" w:eastAsia="Times New Roman" w:cs="Times New Roman"/>
+          <w:b/>
+          <w:bCs/>
+        </w:rPr>
+        <w:t>（</w:t>
+      </w:r>
+      <m:oMath>
+        <m:oMathPr>
+          <m:ctrlPr>
+            <w:rPr>
+              <w:sz w:val="28"/>
+              <w:szCs w:val="28"/>
+            </w:rPr>
+          </m:ctrlPr>
+        </m:oMathPr>
+        <m:sSubSup>
+          <m:e>
+            <m:r>
+              <m:t>t</m:t>
+            </m:r>
+          </m:e>
+          <m:sub>
+            <m:r>
+              <m:t>2</m:t>
+            </m:r>
+            <m:r>
+              <m:t>g</m:t>
+            </m:r>
+          </m:sub>
+          <m:sup>
+            <m:r>
+              <m:t>4</m:t>
+            </m:r>
+          </m:sup>
+        </m:sSubSup>
+        <m:sSubSup>
+          <m:e>
+            <m:r>
+              <m:t>e</m:t>
+            </m:r>
+          </m:e>
+          <m:sub>
+            <m:r>
+              <m:t>g</m:t>
+            </m:r>
+          </m:sub>
+          <m:sup>
+            <m:r>
+              <m:t>2</m:t>
             </m:r>
           </m:sup>
         </m:sSubSup>
